--- a/QLNhaXac/QuanLiNhaXac.docx
+++ b/QLNhaXac/QuanLiNhaXac.docx
@@ -1,10 +1,13 @@
 
 <file path=word/document.xml><?xml version="1.0" encoding="utf-8"?>
-<w:document xmlns:wpc="http://schemas.microsoft.com/office/word/2010/wordprocessingCanvas" xmlns:cx="http://schemas.microsoft.com/office/drawing/2014/chartex" xmlns:cx1="http://schemas.microsoft.com/office/drawing/2015/9/8/chartex" xmlns:cx2="http://schemas.microsoft.com/office/drawing/2015/10/21/chartex" xmlns:cx3="http://schemas.microsoft.com/office/drawing/2016/5/9/chartex" xmlns:cx4="http://schemas.microsoft.com/office/drawing/2016/5/10/chartex" xmlns:cx5="http://schemas.microsoft.com/office/drawing/2016/5/11/chartex" xmlns:cx6="http://schemas.microsoft.com/office/drawing/2016/5/12/chartex" xmlns:cx7="http://schemas.microsoft.com/office/drawing/2016/5/13/chartex" xmlns:cx8="http://schemas.microsoft.com/office/drawing/2016/5/14/chartex" xmlns:mc="http://schemas.openxmlformats.org/markup-compatibility/2006" xmlns:aink="http://schemas.microsoft.com/office/drawing/2016/ink" xmlns:am3d="http://schemas.microsoft.com/office/drawing/2017/model3d" xmlns:o="urn:schemas-microsoft-com:office:office" xmlns:oel="http://schemas.microsoft.com/office/2019/extlst" xmlns:r="http://schemas.openxmlformats.org/officeDocument/2006/relationships" xmlns:m="http://schemas.openxmlformats.org/officeDocument/2006/math" xmlns:v="urn:schemas-microsoft-com:vml" xmlns:wp14="http://schemas.microsoft.com/office/word/2010/wordprocessingDrawing" xmlns:wp="http://schemas.openxmlformats.org/drawingml/2006/wordprocessingDrawing" xmlns:w10="urn:schemas-microsoft-com:office:word" xmlns:w="http://schemas.openxmlformats.org/wordprocessingml/2006/main" xmlns:w14="http://schemas.microsoft.com/office/word/2010/wordml" xmlns:w15="http://schemas.microsoft.com/office/word/2012/wordml" xmlns:w16cex="http://schemas.microsoft.com/office/word/2018/wordml/cex" xmlns:w16cid="http://schemas.microsoft.com/office/word/2016/wordml/cid" xmlns:w16="http://schemas.microsoft.com/office/word/2018/wordml" xmlns:w16du="http://schemas.microsoft.com/office/word/2023/wordml/word16du" xmlns:w16sdtdh="http://schemas.microsoft.com/office/word/2020/wordml/sdtdatahash" xmlns:w16se="http://schemas.microsoft.com/office/word/2015/wordml/symex" xmlns:wpg="http://schemas.microsoft.com/office/word/2010/wordprocessingGroup" xmlns:wpi="http://schemas.microsoft.com/office/word/2010/wordprocessingInk" xmlns:wne="http://schemas.microsoft.com/office/word/2006/wordml" xmlns:wps="http://schemas.microsoft.com/office/word/2010/wordprocessingShape" mc:Ignorable="w14 w15 w16se w16cid w16 w16cex w16sdtdh w16du wp14">
+<w:document xmlns:wpc="http://schemas.microsoft.com/office/word/2010/wordprocessingCanvas" xmlns:cx="http://schemas.microsoft.com/office/drawing/2014/chartex" xmlns:cx1="http://schemas.microsoft.com/office/drawing/2015/9/8/chartex" xmlns:cx2="http://schemas.microsoft.com/office/drawing/2015/10/21/chartex" xmlns:cx3="http://schemas.microsoft.com/office/drawing/2016/5/9/chartex" xmlns:cx4="http://schemas.microsoft.com/office/drawing/2016/5/10/chartex" xmlns:cx5="http://schemas.microsoft.com/office/drawing/2016/5/11/chartex" xmlns:cx6="http://schemas.microsoft.com/office/drawing/2016/5/12/chartex" xmlns:cx7="http://schemas.microsoft.com/office/drawing/2016/5/13/chartex" xmlns:cx8="http://schemas.microsoft.com/office/drawing/2016/5/14/chartex" xmlns:mc="http://schemas.openxmlformats.org/markup-compatibility/2006" xmlns:aink="http://schemas.microsoft.com/office/drawing/2016/ink" xmlns:am3d="http://schemas.microsoft.com/office/drawing/2017/model3d" xmlns:o="urn:schemas-microsoft-com:office:office" xmlns:oel="http://schemas.microsoft.com/office/2019/extlst" xmlns:r="http://schemas.openxmlformats.org/officeDocument/2006/relationships" xmlns:m="http://schemas.openxmlformats.org/officeDocument/2006/math" xmlns:v="urn:schemas-microsoft-com:vml" xmlns:wp14="http://schemas.microsoft.com/office/word/2010/wordprocessingDrawing" xmlns:wp="http://schemas.openxmlformats.org/drawingml/2006/wordprocessingDrawing" xmlns:w10="urn:schemas-microsoft-com:office:word" xmlns:w="http://schemas.openxmlformats.org/wordprocessingml/2006/main" xmlns:w14="http://schemas.microsoft.com/office/word/2010/wordml" xmlns:w15="http://schemas.microsoft.com/office/word/2012/wordml" xmlns:w16cex="http://schemas.microsoft.com/office/word/2018/wordml/cex" xmlns:w16cid="http://schemas.microsoft.com/office/word/2016/wordml/cid" xmlns:w16="http://schemas.microsoft.com/office/word/2018/wordml" xmlns:w16du="http://schemas.microsoft.com/office/word/2023/wordml/word16du" xmlns:w16sdtdh="http://schemas.microsoft.com/office/word/2020/wordml/sdtdatahash" xmlns:w16sdtfl="http://schemas.microsoft.com/office/word/2024/wordml/sdtformatlock" xmlns:w16se="http://schemas.microsoft.com/office/word/2015/wordml/symex" xmlns:wpg="http://schemas.microsoft.com/office/word/2010/wordprocessingGroup" xmlns:wpi="http://schemas.microsoft.com/office/word/2010/wordprocessingInk" xmlns:wne="http://schemas.microsoft.com/office/word/2006/wordml" xmlns:wps="http://schemas.microsoft.com/office/word/2010/wordprocessingShape" mc:Ignorable="w14 w15 w16se w16cid w16 w16cex w16sdtdh w16sdtfl w16du wp14">
   <w:body>
     <w:p>
       <w:pPr>
         <w:shd w:val="clear" w:color="auto" w:fill="FFFFFF" w:themeFill="background1"/>
+        <w:tabs>
+          <w:tab w:val="left" w:pos="284"/>
+        </w:tabs>
         <w:spacing w:line="360" w:lineRule="auto"/>
         <w:jc w:val="center"/>
         <w:rPr>
@@ -28,6 +31,9 @@
     </w:p>
     <w:p>
       <w:pPr>
+        <w:tabs>
+          <w:tab w:val="left" w:pos="284"/>
+        </w:tabs>
         <w:spacing w:line="360" w:lineRule="auto"/>
         <w:jc w:val="center"/>
         <w:rPr>
@@ -52,6 +58,7 @@
     <w:p>
       <w:pPr>
         <w:tabs>
+          <w:tab w:val="left" w:pos="284"/>
           <w:tab w:val="center" w:pos="4985"/>
         </w:tabs>
         <w:spacing w:before="120" w:after="120" w:line="360" w:lineRule="auto"/>
@@ -123,6 +130,9 @@
     </w:p>
     <w:p>
       <w:pPr>
+        <w:tabs>
+          <w:tab w:val="left" w:pos="284"/>
+        </w:tabs>
         <w:spacing w:line="360" w:lineRule="auto"/>
         <w:jc w:val="center"/>
         <w:rPr>
@@ -188,6 +198,9 @@
     </w:p>
     <w:p>
       <w:pPr>
+        <w:tabs>
+          <w:tab w:val="left" w:pos="284"/>
+        </w:tabs>
         <w:spacing w:line="360" w:lineRule="auto"/>
         <w:jc w:val="center"/>
         <w:rPr>
@@ -199,6 +212,9 @@
     </w:p>
     <w:p>
       <w:pPr>
+        <w:tabs>
+          <w:tab w:val="left" w:pos="284"/>
+        </w:tabs>
         <w:spacing w:line="360" w:lineRule="auto"/>
         <w:jc w:val="center"/>
         <w:rPr>
@@ -225,6 +241,7 @@
         <w:pStyle w:val="Vnbnnidung40"/>
         <w:shd w:val="clear" w:color="auto" w:fill="auto"/>
         <w:tabs>
+          <w:tab w:val="left" w:pos="284"/>
           <w:tab w:val="left" w:pos="2790"/>
           <w:tab w:val="left" w:pos="3150"/>
         </w:tabs>
@@ -244,6 +261,7 @@
         <w:pStyle w:val="Vnbnnidung40"/>
         <w:shd w:val="clear" w:color="auto" w:fill="auto"/>
         <w:tabs>
+          <w:tab w:val="left" w:pos="284"/>
           <w:tab w:val="left" w:pos="2790"/>
           <w:tab w:val="left" w:pos="3150"/>
         </w:tabs>
@@ -311,6 +329,7 @@
         <w:pStyle w:val="Vnbnnidung40"/>
         <w:shd w:val="clear" w:color="auto" w:fill="auto"/>
         <w:tabs>
+          <w:tab w:val="left" w:pos="284"/>
           <w:tab w:val="left" w:pos="2790"/>
           <w:tab w:val="left" w:pos="3150"/>
         </w:tabs>
@@ -332,6 +351,9 @@
     </w:p>
     <w:p>
       <w:pPr>
+        <w:tabs>
+          <w:tab w:val="left" w:pos="284"/>
+        </w:tabs>
         <w:spacing w:after="0" w:line="240" w:lineRule="auto"/>
         <w:jc w:val="center"/>
         <w:textAlignment w:val="baseline"/>
@@ -346,6 +368,9 @@
     </w:p>
     <w:p>
       <w:pPr>
+        <w:tabs>
+          <w:tab w:val="left" w:pos="284"/>
+        </w:tabs>
         <w:spacing w:after="0" w:line="240" w:lineRule="auto"/>
         <w:jc w:val="center"/>
         <w:textAlignment w:val="baseline"/>
@@ -360,6 +385,9 @@
     </w:p>
     <w:p>
       <w:pPr>
+        <w:tabs>
+          <w:tab w:val="left" w:pos="284"/>
+        </w:tabs>
         <w:spacing w:after="0" w:line="240" w:lineRule="auto"/>
         <w:jc w:val="center"/>
         <w:textAlignment w:val="baseline"/>
@@ -374,6 +402,9 @@
     </w:p>
     <w:p>
       <w:pPr>
+        <w:tabs>
+          <w:tab w:val="left" w:pos="284"/>
+        </w:tabs>
         <w:spacing w:after="0" w:line="240" w:lineRule="auto"/>
         <w:jc w:val="center"/>
         <w:textAlignment w:val="baseline"/>
@@ -391,6 +422,7 @@
         <w:pStyle w:val="Vnbnnidung40"/>
         <w:shd w:val="clear" w:color="auto" w:fill="auto"/>
         <w:tabs>
+          <w:tab w:val="left" w:pos="284"/>
           <w:tab w:val="left" w:pos="2790"/>
           <w:tab w:val="left" w:pos="3150"/>
         </w:tabs>
@@ -419,6 +451,7 @@
         <w:pStyle w:val="Vnbnnidung40"/>
         <w:shd w:val="clear" w:color="auto" w:fill="auto"/>
         <w:tabs>
+          <w:tab w:val="left" w:pos="284"/>
           <w:tab w:val="left" w:pos="2790"/>
           <w:tab w:val="left" w:pos="3150"/>
         </w:tabs>
@@ -460,6 +493,7 @@
         <w:pStyle w:val="Vnbnnidung40"/>
         <w:shd w:val="clear" w:color="auto" w:fill="auto"/>
         <w:tabs>
+          <w:tab w:val="left" w:pos="284"/>
           <w:tab w:val="left" w:pos="2790"/>
           <w:tab w:val="left" w:pos="3150"/>
         </w:tabs>
@@ -497,6 +531,7 @@
         <w:pStyle w:val="Vnbnnidung40"/>
         <w:shd w:val="clear" w:color="auto" w:fill="auto"/>
         <w:tabs>
+          <w:tab w:val="left" w:pos="284"/>
           <w:tab w:val="left" w:pos="2790"/>
           <w:tab w:val="left" w:pos="3150"/>
         </w:tabs>
@@ -549,6 +584,7 @@
         <w:pStyle w:val="Vnbnnidung40"/>
         <w:shd w:val="clear" w:color="auto" w:fill="auto"/>
         <w:tabs>
+          <w:tab w:val="left" w:pos="284"/>
           <w:tab w:val="left" w:pos="2790"/>
           <w:tab w:val="left" w:pos="3150"/>
         </w:tabs>
@@ -586,6 +622,7 @@
         <w:pStyle w:val="Vnbnnidung40"/>
         <w:shd w:val="clear" w:color="auto" w:fill="auto"/>
         <w:tabs>
+          <w:tab w:val="left" w:pos="284"/>
           <w:tab w:val="left" w:pos="2790"/>
           <w:tab w:val="left" w:pos="3150"/>
         </w:tabs>
@@ -603,6 +640,7 @@
         <w:pStyle w:val="Vnbnnidung40"/>
         <w:shd w:val="clear" w:color="auto" w:fill="auto"/>
         <w:tabs>
+          <w:tab w:val="left" w:pos="284"/>
           <w:tab w:val="left" w:pos="2790"/>
           <w:tab w:val="left" w:pos="3150"/>
         </w:tabs>
@@ -631,6 +669,7 @@
         <w:pStyle w:val="Vnbnnidung40"/>
         <w:shd w:val="clear" w:color="auto" w:fill="auto"/>
         <w:tabs>
+          <w:tab w:val="left" w:pos="284"/>
           <w:tab w:val="left" w:pos="2790"/>
           <w:tab w:val="left" w:pos="3150"/>
         </w:tabs>
@@ -659,6 +698,7 @@
         <w:pStyle w:val="Vnbnnidung40"/>
         <w:shd w:val="clear" w:color="auto" w:fill="auto"/>
         <w:tabs>
+          <w:tab w:val="left" w:pos="284"/>
           <w:tab w:val="left" w:pos="2790"/>
           <w:tab w:val="left" w:pos="3150"/>
         </w:tabs>
@@ -674,6 +714,9 @@
     <w:p>
       <w:pPr>
         <w:pStyle w:val="paragraph"/>
+        <w:tabs>
+          <w:tab w:val="left" w:pos="284"/>
+        </w:tabs>
         <w:spacing w:before="0" w:beforeAutospacing="0" w:after="0" w:afterAutospacing="0"/>
         <w:textAlignment w:val="baseline"/>
         <w:rPr>
@@ -686,6 +729,9 @@
     <w:p>
       <w:pPr>
         <w:shd w:val="clear" w:color="auto" w:fill="FFFFFF" w:themeFill="background1"/>
+        <w:tabs>
+          <w:tab w:val="left" w:pos="284"/>
+        </w:tabs>
         <w:spacing w:line="360" w:lineRule="auto"/>
         <w:jc w:val="center"/>
         <w:rPr>
@@ -745,6 +791,9 @@
       <w:sdtContent>
         <w:p>
           <w:pPr>
+            <w:tabs>
+              <w:tab w:val="left" w:pos="284"/>
+            </w:tabs>
             <w:spacing w:after="0" w:line="240" w:lineRule="auto"/>
             <w:jc w:val="center"/>
           </w:pPr>
@@ -760,6 +809,7 @@
           <w:pPr>
             <w:pStyle w:val="WPSOffice1"/>
             <w:tabs>
+              <w:tab w:val="left" w:pos="284"/>
               <w:tab w:val="right" w:leader="dot" w:pos="9072"/>
             </w:tabs>
             <w:rPr>
@@ -826,6 +876,7 @@
           <w:pPr>
             <w:pStyle w:val="WPSOffice1"/>
             <w:tabs>
+              <w:tab w:val="left" w:pos="284"/>
               <w:tab w:val="right" w:leader="dot" w:pos="9072"/>
             </w:tabs>
             <w:rPr>
@@ -883,6 +934,7 @@
           <w:pPr>
             <w:pStyle w:val="WPSOffice1"/>
             <w:tabs>
+              <w:tab w:val="left" w:pos="284"/>
               <w:tab w:val="right" w:leader="dot" w:pos="9072"/>
             </w:tabs>
             <w:rPr>
@@ -940,6 +992,7 @@
           <w:pPr>
             <w:pStyle w:val="WPSOffice2"/>
             <w:tabs>
+              <w:tab w:val="left" w:pos="284"/>
               <w:tab w:val="right" w:leader="dot" w:pos="9072"/>
             </w:tabs>
             <w:ind w:left="480"/>
@@ -998,6 +1051,7 @@
           <w:pPr>
             <w:pStyle w:val="WPSOffice2"/>
             <w:tabs>
+              <w:tab w:val="left" w:pos="284"/>
               <w:tab w:val="right" w:leader="dot" w:pos="9072"/>
             </w:tabs>
             <w:ind w:left="480"/>
@@ -1056,6 +1110,7 @@
           <w:pPr>
             <w:pStyle w:val="WPSOffice1"/>
             <w:tabs>
+              <w:tab w:val="left" w:pos="284"/>
               <w:tab w:val="right" w:leader="dot" w:pos="9072"/>
             </w:tabs>
             <w:rPr>
@@ -1114,6 +1169,7 @@
           <w:pPr>
             <w:pStyle w:val="WPSOffice1"/>
             <w:tabs>
+              <w:tab w:val="left" w:pos="284"/>
               <w:tab w:val="right" w:leader="dot" w:pos="9072"/>
             </w:tabs>
             <w:rPr>
@@ -1171,6 +1227,7 @@
           <w:pPr>
             <w:pStyle w:val="WPSOffice2"/>
             <w:tabs>
+              <w:tab w:val="left" w:pos="284"/>
               <w:tab w:val="right" w:leader="dot" w:pos="9072"/>
             </w:tabs>
             <w:ind w:left="480"/>
@@ -1238,6 +1295,7 @@
           <w:pPr>
             <w:pStyle w:val="WPSOffice2"/>
             <w:tabs>
+              <w:tab w:val="left" w:pos="284"/>
               <w:tab w:val="right" w:leader="dot" w:pos="9072"/>
             </w:tabs>
             <w:ind w:left="480"/>
@@ -1312,6 +1370,7 @@
           <w:pPr>
             <w:pStyle w:val="WPSOffice2"/>
             <w:tabs>
+              <w:tab w:val="left" w:pos="284"/>
               <w:tab w:val="right" w:leader="dot" w:pos="9072"/>
             </w:tabs>
             <w:ind w:left="480"/>
@@ -1393,6 +1452,7 @@
           <w:pPr>
             <w:pStyle w:val="WPSOffice2"/>
             <w:tabs>
+              <w:tab w:val="left" w:pos="284"/>
               <w:tab w:val="right" w:leader="dot" w:pos="9072"/>
             </w:tabs>
             <w:ind w:left="480"/>
@@ -1467,6 +1527,7 @@
           <w:pPr>
             <w:pStyle w:val="WPSOffice2"/>
             <w:tabs>
+              <w:tab w:val="left" w:pos="284"/>
               <w:tab w:val="right" w:leader="dot" w:pos="9072"/>
             </w:tabs>
             <w:ind w:left="480"/>
@@ -1536,6 +1597,7 @@
           <w:pPr>
             <w:pStyle w:val="WPSOffice2"/>
             <w:tabs>
+              <w:tab w:val="left" w:pos="284"/>
               <w:tab w:val="right" w:leader="dot" w:pos="9072"/>
             </w:tabs>
             <w:ind w:left="480"/>
@@ -1614,6 +1676,11 @@
           </w:hyperlink>
         </w:p>
         <w:p>
+          <w:pPr>
+            <w:tabs>
+              <w:tab w:val="left" w:pos="284"/>
+            </w:tabs>
+          </w:pPr>
           <w:r>
             <w:fldChar w:fldCharType="end"/>
           </w:r>
@@ -1622,6 +1689,9 @@
     </w:sdt>
     <w:p>
       <w:pPr>
+        <w:tabs>
+          <w:tab w:val="left" w:pos="284"/>
+        </w:tabs>
         <w:rPr>
           <w:rFonts w:eastAsiaTheme="majorEastAsia" w:cs="Times New Roman"/>
           <w:color w:val="0F4761" w:themeColor="accent1" w:themeShade="BF"/>
@@ -1641,6 +1711,9 @@
     <w:p>
       <w:pPr>
         <w:pStyle w:val="Heading1"/>
+        <w:tabs>
+          <w:tab w:val="left" w:pos="284"/>
+        </w:tabs>
         <w:jc w:val="center"/>
         <w:rPr>
           <w:rFonts w:ascii="Times New Roman" w:hAnsi="Times New Roman" w:cs="Times New Roman"/>
@@ -1693,6 +1766,9 @@
           </w:tcPr>
           <w:p>
             <w:pPr>
+              <w:tabs>
+                <w:tab w:val="left" w:pos="284"/>
+              </w:tabs>
               <w:rPr>
                 <w:rFonts w:cs="Times New Roman"/>
               </w:rPr>
@@ -1706,6 +1782,9 @@
           </w:tcPr>
           <w:p>
             <w:pPr>
+              <w:tabs>
+                <w:tab w:val="left" w:pos="284"/>
+              </w:tabs>
               <w:jc w:val="center"/>
               <w:rPr>
                 <w:rFonts w:cs="Times New Roman"/>
@@ -1728,6 +1807,9 @@
           </w:tcPr>
           <w:p>
             <w:pPr>
+              <w:tabs>
+                <w:tab w:val="left" w:pos="284"/>
+              </w:tabs>
               <w:jc w:val="center"/>
               <w:rPr>
                 <w:rFonts w:cs="Times New Roman"/>
@@ -1750,6 +1832,9 @@
           </w:tcPr>
           <w:p>
             <w:pPr>
+              <w:tabs>
+                <w:tab w:val="left" w:pos="284"/>
+              </w:tabs>
               <w:jc w:val="center"/>
               <w:rPr>
                 <w:rFonts w:cs="Times New Roman"/>
@@ -1772,6 +1857,9 @@
           </w:tcPr>
           <w:p>
             <w:pPr>
+              <w:tabs>
+                <w:tab w:val="left" w:pos="284"/>
+              </w:tabs>
               <w:jc w:val="center"/>
               <w:rPr>
                 <w:rFonts w:cs="Times New Roman"/>
@@ -1801,6 +1889,9 @@
           </w:tcPr>
           <w:p>
             <w:pPr>
+              <w:tabs>
+                <w:tab w:val="left" w:pos="284"/>
+              </w:tabs>
               <w:rPr>
                 <w:rFonts w:cs="Times New Roman"/>
               </w:rPr>
@@ -1823,6 +1914,9 @@
           </w:tcPr>
           <w:p>
             <w:pPr>
+              <w:tabs>
+                <w:tab w:val="left" w:pos="284"/>
+              </w:tabs>
               <w:jc w:val="center"/>
               <w:rPr>
                 <w:rFonts w:cs="Times New Roman"/>
@@ -1845,6 +1939,9 @@
           </w:tcPr>
           <w:p>
             <w:pPr>
+              <w:tabs>
+                <w:tab w:val="left" w:pos="284"/>
+              </w:tabs>
               <w:jc w:val="center"/>
               <w:rPr>
                 <w:rFonts w:cs="Times New Roman"/>
@@ -1871,6 +1968,9 @@
           </w:tcPr>
           <w:p>
             <w:pPr>
+              <w:tabs>
+                <w:tab w:val="left" w:pos="284"/>
+              </w:tabs>
               <w:jc w:val="center"/>
               <w:rPr>
                 <w:rFonts w:cs="Times New Roman"/>
@@ -1893,6 +1993,9 @@
           </w:tcPr>
           <w:p>
             <w:pPr>
+              <w:tabs>
+                <w:tab w:val="left" w:pos="284"/>
+              </w:tabs>
               <w:jc w:val="center"/>
               <w:rPr>
                 <w:rFonts w:cs="Times New Roman"/>
@@ -1922,6 +2025,9 @@
           </w:tcPr>
           <w:p>
             <w:pPr>
+              <w:tabs>
+                <w:tab w:val="left" w:pos="284"/>
+              </w:tabs>
               <w:rPr>
                 <w:rFonts w:cs="Times New Roman"/>
               </w:rPr>
@@ -1944,6 +2050,9 @@
           </w:tcPr>
           <w:p>
             <w:pPr>
+              <w:tabs>
+                <w:tab w:val="left" w:pos="284"/>
+              </w:tabs>
               <w:jc w:val="center"/>
               <w:rPr>
                 <w:rFonts w:cs="Times New Roman"/>
@@ -1964,6 +2073,9 @@
           </w:tcPr>
           <w:p>
             <w:pPr>
+              <w:tabs>
+                <w:tab w:val="left" w:pos="284"/>
+              </w:tabs>
               <w:jc w:val="center"/>
               <w:rPr>
                 <w:rFonts w:cs="Times New Roman"/>
@@ -1990,6 +2102,9 @@
           </w:tcPr>
           <w:p>
             <w:pPr>
+              <w:tabs>
+                <w:tab w:val="left" w:pos="284"/>
+              </w:tabs>
               <w:jc w:val="center"/>
               <w:rPr>
                 <w:rFonts w:cs="Times New Roman"/>
@@ -2016,6 +2131,9 @@
           </w:tcPr>
           <w:p>
             <w:pPr>
+              <w:tabs>
+                <w:tab w:val="left" w:pos="284"/>
+              </w:tabs>
               <w:jc w:val="center"/>
               <w:rPr>
                 <w:rFonts w:cs="Times New Roman"/>
@@ -2049,6 +2167,9 @@
           </w:tcPr>
           <w:p>
             <w:pPr>
+              <w:tabs>
+                <w:tab w:val="left" w:pos="284"/>
+              </w:tabs>
               <w:rPr>
                 <w:rFonts w:cs="Times New Roman"/>
               </w:rPr>
@@ -2071,6 +2192,9 @@
           </w:tcPr>
           <w:p>
             <w:pPr>
+              <w:tabs>
+                <w:tab w:val="left" w:pos="284"/>
+              </w:tabs>
               <w:jc w:val="center"/>
               <w:rPr>
                 <w:rFonts w:cs="Times New Roman"/>
@@ -2091,6 +2215,9 @@
           </w:tcPr>
           <w:p>
             <w:pPr>
+              <w:tabs>
+                <w:tab w:val="left" w:pos="284"/>
+              </w:tabs>
               <w:jc w:val="center"/>
               <w:rPr>
                 <w:rFonts w:cs="Times New Roman"/>
@@ -2123,6 +2250,9 @@
           </w:tcPr>
           <w:p>
             <w:pPr>
+              <w:tabs>
+                <w:tab w:val="left" w:pos="284"/>
+              </w:tabs>
               <w:jc w:val="center"/>
               <w:rPr>
                 <w:rFonts w:cs="Times New Roman"/>
@@ -2143,6 +2273,9 @@
           </w:tcPr>
           <w:p>
             <w:pPr>
+              <w:tabs>
+                <w:tab w:val="left" w:pos="284"/>
+              </w:tabs>
               <w:jc w:val="center"/>
               <w:rPr>
                 <w:rFonts w:cs="Times New Roman"/>
@@ -2170,6 +2303,9 @@
           </w:tcPr>
           <w:p>
             <w:pPr>
+              <w:tabs>
+                <w:tab w:val="left" w:pos="284"/>
+              </w:tabs>
               <w:rPr>
                 <w:rFonts w:cs="Times New Roman"/>
               </w:rPr>
@@ -2192,6 +2328,9 @@
           </w:tcPr>
           <w:p>
             <w:pPr>
+              <w:tabs>
+                <w:tab w:val="left" w:pos="284"/>
+              </w:tabs>
               <w:jc w:val="center"/>
               <w:rPr>
                 <w:rFonts w:cs="Times New Roman"/>
@@ -2212,6 +2351,9 @@
           </w:tcPr>
           <w:p>
             <w:pPr>
+              <w:tabs>
+                <w:tab w:val="left" w:pos="284"/>
+              </w:tabs>
               <w:jc w:val="center"/>
               <w:rPr>
                 <w:rFonts w:cs="Times New Roman"/>
@@ -2232,6 +2374,9 @@
           </w:tcPr>
           <w:p>
             <w:pPr>
+              <w:tabs>
+                <w:tab w:val="left" w:pos="284"/>
+              </w:tabs>
               <w:jc w:val="center"/>
               <w:rPr>
                 <w:rFonts w:cs="Times New Roman"/>
@@ -2252,6 +2397,9 @@
           </w:tcPr>
           <w:p>
             <w:pPr>
+              <w:tabs>
+                <w:tab w:val="left" w:pos="284"/>
+              </w:tabs>
               <w:jc w:val="center"/>
               <w:rPr>
                 <w:rFonts w:cs="Times New Roman"/>
@@ -2279,6 +2427,9 @@
           </w:tcPr>
           <w:p>
             <w:pPr>
+              <w:tabs>
+                <w:tab w:val="left" w:pos="284"/>
+              </w:tabs>
               <w:rPr>
                 <w:rFonts w:cs="Times New Roman"/>
               </w:rPr>
@@ -2301,6 +2452,9 @@
           </w:tcPr>
           <w:p>
             <w:pPr>
+              <w:tabs>
+                <w:tab w:val="left" w:pos="284"/>
+              </w:tabs>
               <w:jc w:val="center"/>
               <w:rPr>
                 <w:rFonts w:cs="Times New Roman"/>
@@ -2321,6 +2475,9 @@
           </w:tcPr>
           <w:p>
             <w:pPr>
+              <w:tabs>
+                <w:tab w:val="left" w:pos="284"/>
+              </w:tabs>
               <w:jc w:val="center"/>
               <w:rPr>
                 <w:rFonts w:cs="Times New Roman"/>
@@ -2341,6 +2498,9 @@
           </w:tcPr>
           <w:p>
             <w:pPr>
+              <w:tabs>
+                <w:tab w:val="left" w:pos="284"/>
+              </w:tabs>
               <w:jc w:val="center"/>
               <w:rPr>
                 <w:rFonts w:cs="Times New Roman"/>
@@ -2361,6 +2521,9 @@
           </w:tcPr>
           <w:p>
             <w:pPr>
+              <w:tabs>
+                <w:tab w:val="left" w:pos="284"/>
+              </w:tabs>
               <w:jc w:val="center"/>
               <w:rPr>
                 <w:rFonts w:cs="Times New Roman"/>
@@ -2388,6 +2551,9 @@
           </w:tcPr>
           <w:p>
             <w:pPr>
+              <w:tabs>
+                <w:tab w:val="left" w:pos="284"/>
+              </w:tabs>
               <w:rPr>
                 <w:rFonts w:cs="Times New Roman"/>
               </w:rPr>
@@ -2410,6 +2576,9 @@
           </w:tcPr>
           <w:p>
             <w:pPr>
+              <w:tabs>
+                <w:tab w:val="left" w:pos="284"/>
+              </w:tabs>
               <w:jc w:val="center"/>
               <w:rPr>
                 <w:rFonts w:cs="Times New Roman"/>
@@ -2430,6 +2599,9 @@
           </w:tcPr>
           <w:p>
             <w:pPr>
+              <w:tabs>
+                <w:tab w:val="left" w:pos="284"/>
+              </w:tabs>
               <w:jc w:val="center"/>
               <w:rPr>
                 <w:rFonts w:cs="Times New Roman"/>
@@ -2450,6 +2622,9 @@
           </w:tcPr>
           <w:p>
             <w:pPr>
+              <w:tabs>
+                <w:tab w:val="left" w:pos="284"/>
+              </w:tabs>
               <w:jc w:val="center"/>
               <w:rPr>
                 <w:rFonts w:cs="Times New Roman"/>
@@ -2470,6 +2645,9 @@
           </w:tcPr>
           <w:p>
             <w:pPr>
+              <w:tabs>
+                <w:tab w:val="left" w:pos="284"/>
+              </w:tabs>
               <w:jc w:val="center"/>
               <w:rPr>
                 <w:rFonts w:cs="Times New Roman"/>
@@ -2497,6 +2675,9 @@
           </w:tcPr>
           <w:p>
             <w:pPr>
+              <w:tabs>
+                <w:tab w:val="left" w:pos="284"/>
+              </w:tabs>
               <w:rPr>
                 <w:rFonts w:cs="Times New Roman"/>
               </w:rPr>
@@ -2519,6 +2700,9 @@
           </w:tcPr>
           <w:p>
             <w:pPr>
+              <w:tabs>
+                <w:tab w:val="left" w:pos="284"/>
+              </w:tabs>
               <w:jc w:val="center"/>
               <w:rPr>
                 <w:rFonts w:cs="Times New Roman"/>
@@ -2539,6 +2723,9 @@
           </w:tcPr>
           <w:p>
             <w:pPr>
+              <w:tabs>
+                <w:tab w:val="left" w:pos="284"/>
+              </w:tabs>
               <w:jc w:val="center"/>
               <w:rPr>
                 <w:rFonts w:cs="Times New Roman"/>
@@ -2559,6 +2746,9 @@
           </w:tcPr>
           <w:p>
             <w:pPr>
+              <w:tabs>
+                <w:tab w:val="left" w:pos="284"/>
+              </w:tabs>
               <w:jc w:val="center"/>
               <w:rPr>
                 <w:rFonts w:cs="Times New Roman"/>
@@ -2585,6 +2775,9 @@
           </w:tcPr>
           <w:p>
             <w:pPr>
+              <w:tabs>
+                <w:tab w:val="left" w:pos="284"/>
+              </w:tabs>
               <w:jc w:val="center"/>
               <w:rPr>
                 <w:rFonts w:cs="Times New Roman"/>
@@ -2612,6 +2805,9 @@
           </w:tcPr>
           <w:p>
             <w:pPr>
+              <w:tabs>
+                <w:tab w:val="left" w:pos="284"/>
+              </w:tabs>
               <w:rPr>
                 <w:rFonts w:cs="Times New Roman"/>
               </w:rPr>
@@ -2634,6 +2830,9 @@
           </w:tcPr>
           <w:p>
             <w:pPr>
+              <w:tabs>
+                <w:tab w:val="left" w:pos="284"/>
+              </w:tabs>
               <w:jc w:val="center"/>
               <w:rPr>
                 <w:rFonts w:cs="Times New Roman"/>
@@ -2654,6 +2853,9 @@
           </w:tcPr>
           <w:p>
             <w:pPr>
+              <w:tabs>
+                <w:tab w:val="left" w:pos="284"/>
+              </w:tabs>
               <w:jc w:val="center"/>
               <w:rPr>
                 <w:rFonts w:cs="Times New Roman"/>
@@ -2674,6 +2876,9 @@
           </w:tcPr>
           <w:p>
             <w:pPr>
+              <w:tabs>
+                <w:tab w:val="left" w:pos="284"/>
+              </w:tabs>
               <w:jc w:val="center"/>
               <w:rPr>
                 <w:rFonts w:cs="Times New Roman"/>
@@ -2701,6 +2906,9 @@
           </w:tcPr>
           <w:p>
             <w:pPr>
+              <w:tabs>
+                <w:tab w:val="left" w:pos="284"/>
+              </w:tabs>
               <w:jc w:val="center"/>
               <w:rPr>
                 <w:rFonts w:cs="Times New Roman"/>
@@ -2729,6 +2937,9 @@
           </w:tcPr>
           <w:p>
             <w:pPr>
+              <w:tabs>
+                <w:tab w:val="left" w:pos="284"/>
+              </w:tabs>
               <w:rPr>
                 <w:rFonts w:cs="Times New Roman"/>
               </w:rPr>
@@ -2751,6 +2962,9 @@
           </w:tcPr>
           <w:p>
             <w:pPr>
+              <w:tabs>
+                <w:tab w:val="left" w:pos="284"/>
+              </w:tabs>
               <w:jc w:val="center"/>
               <w:rPr>
                 <w:rFonts w:cs="Times New Roman"/>
@@ -2760,31 +2974,7 @@
               <w:rPr>
                 <w:rFonts w:cs="Times New Roman"/>
               </w:rPr>
-              <w:t>THỦ TỤC TÍNH TỔNG</w:t>
-            </w:r>
-            <w:r>
-              <w:rPr>
-                <w:rFonts w:cs="Times New Roman"/>
-              </w:rPr>
-              <w:t xml:space="preserve"> TIỀ</w:t>
-            </w:r>
-            <w:r>
-              <w:rPr>
-                <w:rFonts w:cs="Times New Roman"/>
-              </w:rPr>
-              <w:t>N</w:t>
-            </w:r>
-            <w:r>
-              <w:rPr>
-                <w:rFonts w:cs="Times New Roman"/>
-              </w:rPr>
-              <w:t xml:space="preserve"> CỦA THI HÀI</w:t>
-            </w:r>
-            <w:r>
-              <w:rPr>
-                <w:rFonts w:cs="Times New Roman"/>
-              </w:rPr>
-              <w:t>, THỦ TỤC BÁC SĨ LÃO LUYỆN</w:t>
+              <w:t>THỦ TỤC BÁC SĨ LÃO LUYỆN</w:t>
             </w:r>
           </w:p>
         </w:tc>
@@ -2795,6 +2985,9 @@
           </w:tcPr>
           <w:p>
             <w:pPr>
+              <w:tabs>
+                <w:tab w:val="left" w:pos="284"/>
+              </w:tabs>
               <w:jc w:val="center"/>
               <w:rPr>
                 <w:rFonts w:cs="Times New Roman"/>
@@ -2821,6 +3014,9 @@
           </w:tcPr>
           <w:p>
             <w:pPr>
+              <w:tabs>
+                <w:tab w:val="left" w:pos="284"/>
+              </w:tabs>
               <w:jc w:val="center"/>
               <w:rPr>
                 <w:rFonts w:cs="Times New Roman"/>
@@ -2853,6 +3049,9 @@
           </w:tcPr>
           <w:p>
             <w:pPr>
+              <w:tabs>
+                <w:tab w:val="left" w:pos="284"/>
+              </w:tabs>
               <w:jc w:val="center"/>
               <w:rPr>
                 <w:rFonts w:cs="Times New Roman"/>
@@ -2880,6 +3079,9 @@
           </w:tcPr>
           <w:p>
             <w:pPr>
+              <w:tabs>
+                <w:tab w:val="left" w:pos="284"/>
+              </w:tabs>
               <w:rPr>
                 <w:rFonts w:cs="Times New Roman"/>
               </w:rPr>
@@ -2902,11 +3104,26 @@
           </w:tcPr>
           <w:p>
             <w:pPr>
+              <w:tabs>
+                <w:tab w:val="left" w:pos="284"/>
+              </w:tabs>
               <w:jc w:val="center"/>
               <w:rPr>
                 <w:rFonts w:cs="Times New Roman"/>
               </w:rPr>
             </w:pPr>
+            <w:r>
+              <w:rPr>
+                <w:rFonts w:cs="Times New Roman"/>
+              </w:rPr>
+              <w:t xml:space="preserve">TRIGGER </w:t>
+            </w:r>
+            <w:r>
+              <w:rPr>
+                <w:rFonts w:cs="Times New Roman"/>
+              </w:rPr>
+              <w:t>KIỂM TRA TRƯỞNG KHOA, TRIGGER TỰ ĐỘNG DỌN DẸP KHI XÓA THI HÀI</w:t>
+            </w:r>
           </w:p>
         </w:tc>
         <w:tc>
@@ -2916,11 +3133,20 @@
           </w:tcPr>
           <w:p>
             <w:pPr>
+              <w:tabs>
+                <w:tab w:val="left" w:pos="284"/>
+              </w:tabs>
               <w:jc w:val="center"/>
               <w:rPr>
                 <w:rFonts w:cs="Times New Roman"/>
               </w:rPr>
             </w:pPr>
+            <w:r>
+              <w:rPr>
+                <w:rFonts w:cs="Times New Roman"/>
+              </w:rPr>
+              <w:t>TRIGGER KIỂM TRA NGÀY KHÁM BỆNH, TRIGGER KIỂM TRA NGÀY SỬ DỤNG DỊCH VU</w:t>
+            </w:r>
           </w:p>
         </w:tc>
         <w:tc>
@@ -2930,11 +3156,20 @@
           </w:tcPr>
           <w:p>
             <w:pPr>
+              <w:tabs>
+                <w:tab w:val="left" w:pos="284"/>
+              </w:tabs>
               <w:jc w:val="center"/>
               <w:rPr>
                 <w:rFonts w:cs="Times New Roman"/>
               </w:rPr>
             </w:pPr>
+            <w:r>
+              <w:rPr>
+                <w:rFonts w:cs="Times New Roman"/>
+              </w:rPr>
+              <w:t>WORD, TRIGGER TỰ ĐỘNG ĐĂNG KÝ DỊCH VỤ, TRIGGER KIỂM SOÁT NHIỆT ĐỘ</w:t>
+            </w:r>
           </w:p>
         </w:tc>
         <w:tc>
@@ -2944,11 +3179,20 @@
           </w:tcPr>
           <w:p>
             <w:pPr>
+              <w:tabs>
+                <w:tab w:val="left" w:pos="284"/>
+              </w:tabs>
               <w:jc w:val="center"/>
               <w:rPr>
                 <w:rFonts w:cs="Times New Roman"/>
               </w:rPr>
             </w:pPr>
+            <w:r>
+              <w:rPr>
+                <w:rFonts w:cs="Times New Roman"/>
+              </w:rPr>
+              <w:t>TRIGGER BẢO TOÀN HỒ SƠ, TRIGGER GIỚI HẠN NĂNG SUẤT LÀM VIỆC CỦA BÁC SĨ</w:t>
+            </w:r>
           </w:p>
         </w:tc>
       </w:tr>
@@ -2965,6 +3209,9 @@
           </w:tcPr>
           <w:p>
             <w:pPr>
+              <w:tabs>
+                <w:tab w:val="left" w:pos="284"/>
+              </w:tabs>
               <w:rPr>
                 <w:rFonts w:cs="Times New Roman"/>
               </w:rPr>
@@ -2987,11 +3234,20 @@
           </w:tcPr>
           <w:p>
             <w:pPr>
+              <w:tabs>
+                <w:tab w:val="left" w:pos="284"/>
+              </w:tabs>
               <w:jc w:val="center"/>
               <w:rPr>
                 <w:rFonts w:cs="Times New Roman"/>
               </w:rPr>
             </w:pPr>
+            <w:r>
+              <w:rPr>
+                <w:rFonts w:cs="Times New Roman"/>
+              </w:rPr>
+              <w:t>HÀM TÍNH TỔNG TIỀN DỊCH VỤ THI HÀI, HÀM CẬP NHẬT TRẠNG THÁI NGĂN KÉO</w:t>
+            </w:r>
           </w:p>
         </w:tc>
         <w:tc>
@@ -3001,11 +3257,20 @@
           </w:tcPr>
           <w:p>
             <w:pPr>
+              <w:tabs>
+                <w:tab w:val="left" w:pos="284"/>
+              </w:tabs>
               <w:jc w:val="center"/>
               <w:rPr>
                 <w:rFonts w:cs="Times New Roman"/>
               </w:rPr>
             </w:pPr>
+            <w:r>
+              <w:rPr>
+                <w:rFonts w:cs="Times New Roman"/>
+              </w:rPr>
+              <w:t>HÀM TÌM KIẾM DỊCH VỤ TỬ THI, HÀM TÌM KIẾM TỬ THI DỰA TRÊN NGÀY</w:t>
+            </w:r>
           </w:p>
         </w:tc>
         <w:tc>
@@ -3015,11 +3280,26 @@
           </w:tcPr>
           <w:p>
             <w:pPr>
+              <w:tabs>
+                <w:tab w:val="left" w:pos="284"/>
+              </w:tabs>
               <w:jc w:val="center"/>
               <w:rPr>
                 <w:rFonts w:cs="Times New Roman"/>
               </w:rPr>
             </w:pPr>
+            <w:r>
+              <w:rPr>
+                <w:rFonts w:cs="Times New Roman"/>
+              </w:rPr>
+              <w:t xml:space="preserve">WORD, </w:t>
+            </w:r>
+            <w:r>
+              <w:rPr>
+                <w:rFonts w:cs="Times New Roman"/>
+              </w:rPr>
+              <w:t>HÀM TÌM NGĂN KÉO TRỐNG</w:t>
+            </w:r>
           </w:p>
         </w:tc>
         <w:tc>
@@ -3029,11 +3309,26 @@
           </w:tcPr>
           <w:p>
             <w:pPr>
+              <w:tabs>
+                <w:tab w:val="left" w:pos="284"/>
+              </w:tabs>
               <w:jc w:val="center"/>
               <w:rPr>
                 <w:rFonts w:cs="Times New Roman"/>
               </w:rPr>
             </w:pPr>
+            <w:r>
+              <w:rPr>
+                <w:rFonts w:cs="Times New Roman"/>
+              </w:rPr>
+              <w:t>HÀM LIỆT KÊ HỒ SƠ KHÁM NGHIỆM THEO BÁC SĨ</w:t>
+            </w:r>
+            <w:r>
+              <w:rPr>
+                <w:rFonts w:cs="Times New Roman"/>
+              </w:rPr>
+              <w:t>, HÀM LIỆT KÊ HỒ SƠ KHÁM NGHIỆM THEO TỬ THI</w:t>
+            </w:r>
           </w:p>
         </w:tc>
       </w:tr>
@@ -3050,6 +3345,9 @@
           </w:tcPr>
           <w:p>
             <w:pPr>
+              <w:tabs>
+                <w:tab w:val="left" w:pos="284"/>
+              </w:tabs>
               <w:rPr>
                 <w:rFonts w:cs="Times New Roman"/>
               </w:rPr>
@@ -3072,6 +3370,9 @@
           </w:tcPr>
           <w:p>
             <w:pPr>
+              <w:tabs>
+                <w:tab w:val="left" w:pos="284"/>
+              </w:tabs>
               <w:jc w:val="center"/>
               <w:rPr>
                 <w:rFonts w:cs="Times New Roman"/>
@@ -3086,6 +3387,9 @@
           </w:tcPr>
           <w:p>
             <w:pPr>
+              <w:tabs>
+                <w:tab w:val="left" w:pos="284"/>
+              </w:tabs>
               <w:jc w:val="center"/>
               <w:rPr>
                 <w:rFonts w:cs="Times New Roman"/>
@@ -3100,6 +3404,9 @@
           </w:tcPr>
           <w:p>
             <w:pPr>
+              <w:tabs>
+                <w:tab w:val="left" w:pos="284"/>
+              </w:tabs>
               <w:jc w:val="center"/>
               <w:rPr>
                 <w:rFonts w:cs="Times New Roman"/>
@@ -3114,6 +3421,9 @@
           </w:tcPr>
           <w:p>
             <w:pPr>
+              <w:tabs>
+                <w:tab w:val="left" w:pos="284"/>
+              </w:tabs>
               <w:jc w:val="center"/>
               <w:rPr>
                 <w:rFonts w:cs="Times New Roman"/>
@@ -3125,6 +3435,9 @@
     </w:tbl>
     <w:p>
       <w:pPr>
+        <w:tabs>
+          <w:tab w:val="left" w:pos="284"/>
+        </w:tabs>
         <w:rPr>
           <w:rFonts w:cs="Times New Roman"/>
         </w:rPr>
@@ -3138,6 +3451,9 @@
     </w:p>
     <w:p>
       <w:pPr>
+        <w:tabs>
+          <w:tab w:val="left" w:pos="284"/>
+        </w:tabs>
         <w:rPr>
           <w:rFonts w:cs="Times New Roman"/>
         </w:rPr>
@@ -3151,159 +3467,213 @@
     </w:p>
     <w:p>
       <w:pPr>
-        <w:rPr>
-          <w:rFonts w:cs="Times New Roman"/>
-          <w:b/>
-          <w:bCs/>
-        </w:rPr>
-      </w:pPr>
-    </w:p>
-    <w:p>
-      <w:pPr>
-        <w:rPr>
-          <w:rFonts w:cs="Times New Roman"/>
-          <w:b/>
-          <w:bCs/>
-        </w:rPr>
-      </w:pPr>
-    </w:p>
-    <w:p>
-      <w:pPr>
-        <w:rPr>
-          <w:rFonts w:cs="Times New Roman"/>
-          <w:b/>
-          <w:bCs/>
-        </w:rPr>
-      </w:pPr>
-    </w:p>
-    <w:p>
-      <w:pPr>
-        <w:rPr>
-          <w:rFonts w:cs="Times New Roman"/>
-          <w:b/>
-          <w:bCs/>
-        </w:rPr>
-      </w:pPr>
-    </w:p>
-    <w:p>
-      <w:pPr>
-        <w:rPr>
-          <w:rFonts w:cs="Times New Roman"/>
-          <w:b/>
-          <w:bCs/>
-        </w:rPr>
-      </w:pPr>
-    </w:p>
-    <w:p>
-      <w:pPr>
-        <w:rPr>
-          <w:rFonts w:cs="Times New Roman"/>
-          <w:b/>
-          <w:bCs/>
-        </w:rPr>
-      </w:pPr>
-    </w:p>
-    <w:p>
-      <w:pPr>
-        <w:rPr>
-          <w:rFonts w:cs="Times New Roman"/>
-          <w:b/>
-          <w:bCs/>
-        </w:rPr>
-      </w:pPr>
-    </w:p>
-    <w:p>
-      <w:pPr>
-        <w:rPr>
-          <w:rFonts w:cs="Times New Roman"/>
-          <w:b/>
-          <w:bCs/>
-        </w:rPr>
-      </w:pPr>
-    </w:p>
-    <w:p>
-      <w:pPr>
-        <w:rPr>
-          <w:rFonts w:cs="Times New Roman"/>
-          <w:b/>
-          <w:bCs/>
-        </w:rPr>
-      </w:pPr>
-    </w:p>
-    <w:p>
-      <w:pPr>
-        <w:rPr>
-          <w:rFonts w:cs="Times New Roman"/>
-          <w:b/>
-          <w:bCs/>
-        </w:rPr>
-      </w:pPr>
-    </w:p>
-    <w:p>
-      <w:pPr>
-        <w:rPr>
-          <w:rFonts w:cs="Times New Roman"/>
-          <w:b/>
-          <w:bCs/>
-        </w:rPr>
-      </w:pPr>
-    </w:p>
-    <w:p>
-      <w:pPr>
-        <w:rPr>
-          <w:rFonts w:cs="Times New Roman"/>
-          <w:b/>
-          <w:bCs/>
-        </w:rPr>
-      </w:pPr>
-    </w:p>
-    <w:p>
-      <w:pPr>
-        <w:rPr>
-          <w:rFonts w:cs="Times New Roman"/>
-          <w:b/>
-          <w:bCs/>
-        </w:rPr>
-      </w:pPr>
-    </w:p>
-    <w:p>
-      <w:pPr>
-        <w:rPr>
-          <w:rFonts w:cs="Times New Roman"/>
-          <w:b/>
-          <w:bCs/>
-        </w:rPr>
-      </w:pPr>
-    </w:p>
-    <w:p>
-      <w:pPr>
-        <w:rPr>
-          <w:rFonts w:cs="Times New Roman"/>
-          <w:b/>
-          <w:bCs/>
-        </w:rPr>
-      </w:pPr>
-    </w:p>
-    <w:p>
-      <w:pPr>
-        <w:rPr>
-          <w:rFonts w:cs="Times New Roman"/>
-          <w:b/>
-          <w:bCs/>
-        </w:rPr>
-      </w:pPr>
-    </w:p>
-    <w:p>
-      <w:pPr>
-        <w:rPr>
-          <w:rFonts w:cs="Times New Roman"/>
-          <w:b/>
-          <w:bCs/>
-        </w:rPr>
-      </w:pPr>
-    </w:p>
-    <w:p>
-      <w:pPr>
+        <w:tabs>
+          <w:tab w:val="left" w:pos="284"/>
+        </w:tabs>
+        <w:rPr>
+          <w:rFonts w:cs="Times New Roman"/>
+          <w:b/>
+          <w:bCs/>
+        </w:rPr>
+      </w:pPr>
+    </w:p>
+    <w:p>
+      <w:pPr>
+        <w:tabs>
+          <w:tab w:val="left" w:pos="284"/>
+        </w:tabs>
+        <w:rPr>
+          <w:rFonts w:cs="Times New Roman"/>
+          <w:b/>
+          <w:bCs/>
+        </w:rPr>
+      </w:pPr>
+    </w:p>
+    <w:p>
+      <w:pPr>
+        <w:tabs>
+          <w:tab w:val="left" w:pos="284"/>
+        </w:tabs>
+        <w:rPr>
+          <w:rFonts w:cs="Times New Roman"/>
+          <w:b/>
+          <w:bCs/>
+        </w:rPr>
+      </w:pPr>
+    </w:p>
+    <w:p>
+      <w:pPr>
+        <w:tabs>
+          <w:tab w:val="left" w:pos="284"/>
+        </w:tabs>
+        <w:rPr>
+          <w:rFonts w:cs="Times New Roman"/>
+          <w:b/>
+          <w:bCs/>
+        </w:rPr>
+      </w:pPr>
+    </w:p>
+    <w:p>
+      <w:pPr>
+        <w:tabs>
+          <w:tab w:val="left" w:pos="284"/>
+        </w:tabs>
+        <w:rPr>
+          <w:rFonts w:cs="Times New Roman"/>
+          <w:b/>
+          <w:bCs/>
+        </w:rPr>
+      </w:pPr>
+    </w:p>
+    <w:p>
+      <w:pPr>
+        <w:tabs>
+          <w:tab w:val="left" w:pos="284"/>
+        </w:tabs>
+        <w:rPr>
+          <w:rFonts w:cs="Times New Roman"/>
+          <w:b/>
+          <w:bCs/>
+        </w:rPr>
+      </w:pPr>
+    </w:p>
+    <w:p>
+      <w:pPr>
+        <w:tabs>
+          <w:tab w:val="left" w:pos="284"/>
+        </w:tabs>
+        <w:rPr>
+          <w:rFonts w:cs="Times New Roman"/>
+          <w:b/>
+          <w:bCs/>
+        </w:rPr>
+      </w:pPr>
+    </w:p>
+    <w:p>
+      <w:pPr>
+        <w:tabs>
+          <w:tab w:val="left" w:pos="284"/>
+        </w:tabs>
+        <w:rPr>
+          <w:rFonts w:cs="Times New Roman"/>
+          <w:b/>
+          <w:bCs/>
+        </w:rPr>
+      </w:pPr>
+    </w:p>
+    <w:p>
+      <w:pPr>
+        <w:tabs>
+          <w:tab w:val="left" w:pos="284"/>
+        </w:tabs>
+        <w:rPr>
+          <w:rFonts w:cs="Times New Roman"/>
+          <w:b/>
+          <w:bCs/>
+        </w:rPr>
+      </w:pPr>
+    </w:p>
+    <w:p>
+      <w:pPr>
+        <w:tabs>
+          <w:tab w:val="left" w:pos="284"/>
+        </w:tabs>
+        <w:rPr>
+          <w:rFonts w:cs="Times New Roman"/>
+          <w:b/>
+          <w:bCs/>
+        </w:rPr>
+      </w:pPr>
+    </w:p>
+    <w:p>
+      <w:pPr>
+        <w:tabs>
+          <w:tab w:val="left" w:pos="284"/>
+        </w:tabs>
+        <w:rPr>
+          <w:rFonts w:cs="Times New Roman"/>
+          <w:b/>
+          <w:bCs/>
+        </w:rPr>
+      </w:pPr>
+    </w:p>
+    <w:p>
+      <w:pPr>
+        <w:tabs>
+          <w:tab w:val="left" w:pos="284"/>
+        </w:tabs>
+        <w:rPr>
+          <w:rFonts w:cs="Times New Roman"/>
+          <w:b/>
+          <w:bCs/>
+        </w:rPr>
+      </w:pPr>
+    </w:p>
+    <w:p>
+      <w:pPr>
+        <w:tabs>
+          <w:tab w:val="left" w:pos="284"/>
+        </w:tabs>
+        <w:rPr>
+          <w:rFonts w:cs="Times New Roman"/>
+          <w:b/>
+          <w:bCs/>
+        </w:rPr>
+      </w:pPr>
+    </w:p>
+    <w:p>
+      <w:pPr>
+        <w:tabs>
+          <w:tab w:val="left" w:pos="284"/>
+        </w:tabs>
+        <w:rPr>
+          <w:rFonts w:cs="Times New Roman"/>
+          <w:b/>
+          <w:bCs/>
+        </w:rPr>
+      </w:pPr>
+    </w:p>
+    <w:p>
+      <w:pPr>
+        <w:tabs>
+          <w:tab w:val="left" w:pos="284"/>
+        </w:tabs>
+        <w:rPr>
+          <w:rFonts w:cs="Times New Roman"/>
+          <w:b/>
+          <w:bCs/>
+        </w:rPr>
+      </w:pPr>
+    </w:p>
+    <w:p>
+      <w:pPr>
+        <w:tabs>
+          <w:tab w:val="left" w:pos="284"/>
+        </w:tabs>
+        <w:rPr>
+          <w:rFonts w:cs="Times New Roman"/>
+          <w:b/>
+          <w:bCs/>
+        </w:rPr>
+      </w:pPr>
+    </w:p>
+    <w:p>
+      <w:pPr>
+        <w:tabs>
+          <w:tab w:val="left" w:pos="284"/>
+        </w:tabs>
+        <w:rPr>
+          <w:rFonts w:cs="Times New Roman"/>
+          <w:b/>
+          <w:bCs/>
+        </w:rPr>
+      </w:pPr>
+    </w:p>
+    <w:p>
+      <w:pPr>
+        <w:tabs>
+          <w:tab w:val="left" w:pos="284"/>
+        </w:tabs>
         <w:rPr>
           <w:rFonts w:cs="Times New Roman"/>
           <w:b/>
@@ -3314,6 +3684,9 @@
     <w:p>
       <w:pPr>
         <w:pStyle w:val="Heading1"/>
+        <w:tabs>
+          <w:tab w:val="left" w:pos="284"/>
+        </w:tabs>
         <w:rPr>
           <w:rFonts w:ascii="Times New Roman" w:hAnsi="Times New Roman" w:cs="Times New Roman"/>
           <w:b/>
@@ -3339,10 +3712,19 @@
     </w:p>
     <w:p>
       <w:pPr>
-        <w:rPr>
-          <w:rFonts w:cs="Times New Roman"/>
-        </w:rPr>
-      </w:pPr>
+        <w:tabs>
+          <w:tab w:val="left" w:pos="284"/>
+        </w:tabs>
+        <w:rPr>
+          <w:rFonts w:cs="Times New Roman"/>
+        </w:rPr>
+      </w:pPr>
+      <w:r>
+        <w:rPr>
+          <w:rFonts w:cs="Times New Roman"/>
+        </w:rPr>
+        <w:tab/>
+      </w:r>
       <w:r>
         <w:rPr>
           <w:rFonts w:cs="Times New Roman"/>
@@ -3352,10 +3734,19 @@
     </w:p>
     <w:p>
       <w:pPr>
-        <w:rPr>
-          <w:rFonts w:cs="Times New Roman"/>
-        </w:rPr>
-      </w:pPr>
+        <w:tabs>
+          <w:tab w:val="left" w:pos="284"/>
+        </w:tabs>
+        <w:rPr>
+          <w:rFonts w:cs="Times New Roman"/>
+        </w:rPr>
+      </w:pPr>
+      <w:r>
+        <w:rPr>
+          <w:rFonts w:cs="Times New Roman"/>
+        </w:rPr>
+        <w:tab/>
+      </w:r>
       <w:r>
         <w:rPr>
           <w:rFonts w:cs="Times New Roman"/>
@@ -3365,10 +3756,19 @@
     </w:p>
     <w:p>
       <w:pPr>
-        <w:rPr>
-          <w:rFonts w:cs="Times New Roman"/>
-        </w:rPr>
-      </w:pPr>
+        <w:tabs>
+          <w:tab w:val="left" w:pos="284"/>
+        </w:tabs>
+        <w:rPr>
+          <w:rFonts w:cs="Times New Roman"/>
+        </w:rPr>
+      </w:pPr>
+      <w:r>
+        <w:rPr>
+          <w:rFonts w:cs="Times New Roman"/>
+        </w:rPr>
+        <w:tab/>
+      </w:r>
       <w:r>
         <w:rPr>
           <w:rFonts w:cs="Times New Roman"/>
@@ -3378,10 +3778,19 @@
     </w:p>
     <w:p>
       <w:pPr>
-        <w:rPr>
-          <w:rFonts w:cs="Times New Roman"/>
-        </w:rPr>
-      </w:pPr>
+        <w:tabs>
+          <w:tab w:val="left" w:pos="284"/>
+        </w:tabs>
+        <w:rPr>
+          <w:rFonts w:cs="Times New Roman"/>
+        </w:rPr>
+      </w:pPr>
+      <w:r>
+        <w:rPr>
+          <w:rFonts w:cs="Times New Roman"/>
+        </w:rPr>
+        <w:tab/>
+      </w:r>
       <w:r>
         <w:rPr>
           <w:rFonts w:cs="Times New Roman"/>
@@ -3391,10 +3800,19 @@
     </w:p>
     <w:p>
       <w:pPr>
-        <w:rPr>
-          <w:rFonts w:cs="Times New Roman"/>
-        </w:rPr>
-      </w:pPr>
+        <w:tabs>
+          <w:tab w:val="left" w:pos="284"/>
+        </w:tabs>
+        <w:rPr>
+          <w:rFonts w:cs="Times New Roman"/>
+        </w:rPr>
+      </w:pPr>
+      <w:r>
+        <w:rPr>
+          <w:rFonts w:cs="Times New Roman"/>
+        </w:rPr>
+        <w:tab/>
+      </w:r>
       <w:r>
         <w:rPr>
           <w:rFonts w:cs="Times New Roman"/>
@@ -3405,6 +3823,9 @@
     <w:p>
       <w:pPr>
         <w:pStyle w:val="Heading1"/>
+        <w:tabs>
+          <w:tab w:val="left" w:pos="284"/>
+        </w:tabs>
         <w:rPr>
           <w:rFonts w:ascii="Times New Roman" w:hAnsi="Times New Roman" w:cs="Times New Roman"/>
           <w:b/>
@@ -3422,6 +3843,7 @@
           <w:sz w:val="24"/>
           <w:szCs w:val="24"/>
         </w:rPr>
+        <w:lastRenderedPageBreak/>
         <w:t>2. Mục tiêu</w:t>
       </w:r>
       <w:bookmarkEnd w:id="2"/>
@@ -3439,6 +3861,9 @@
     <w:p>
       <w:pPr>
         <w:pStyle w:val="Heading2"/>
+        <w:tabs>
+          <w:tab w:val="left" w:pos="284"/>
+        </w:tabs>
         <w:rPr>
           <w:rFonts w:ascii="Times New Roman" w:hAnsi="Times New Roman" w:cs="Times New Roman"/>
           <w:b/>
@@ -3472,12 +3897,21 @@
     </w:p>
     <w:p>
       <w:pPr>
-        <w:rPr>
-          <w:rFonts w:cs="Times New Roman"/>
-          <w:b/>
-          <w:bCs/>
-        </w:rPr>
-      </w:pPr>
+        <w:tabs>
+          <w:tab w:val="left" w:pos="284"/>
+        </w:tabs>
+        <w:rPr>
+          <w:rFonts w:cs="Times New Roman"/>
+          <w:b/>
+          <w:bCs/>
+        </w:rPr>
+      </w:pPr>
+      <w:r>
+        <w:rPr>
+          <w:rFonts w:cs="Times New Roman"/>
+        </w:rPr>
+        <w:tab/>
+      </w:r>
       <w:r>
         <w:rPr>
           <w:rFonts w:cs="Times New Roman"/>
@@ -3496,6 +3930,9 @@
     <w:p>
       <w:pPr>
         <w:pStyle w:val="Heading2"/>
+        <w:tabs>
+          <w:tab w:val="left" w:pos="284"/>
+        </w:tabs>
         <w:rPr>
           <w:rFonts w:ascii="Times New Roman" w:hAnsi="Times New Roman" w:cs="Times New Roman"/>
           <w:b/>
@@ -3514,7 +3951,6 @@
           <w:sz w:val="24"/>
           <w:szCs w:val="24"/>
         </w:rPr>
-        <w:lastRenderedPageBreak/>
         <w:t xml:space="preserve">    </w:t>
       </w:r>
       <w:bookmarkStart w:id="4" w:name="_Toc16096"/>
@@ -3537,6 +3973,9 @@
           <w:ilvl w:val="0"/>
           <w:numId w:val="1"/>
         </w:numPr>
+        <w:tabs>
+          <w:tab w:val="left" w:pos="284"/>
+        </w:tabs>
         <w:rPr>
           <w:rFonts w:cs="Times New Roman"/>
         </w:rPr>
@@ -3570,6 +4009,9 @@
           <w:ilvl w:val="0"/>
           <w:numId w:val="1"/>
         </w:numPr>
+        <w:tabs>
+          <w:tab w:val="left" w:pos="284"/>
+        </w:tabs>
         <w:rPr>
           <w:rFonts w:cs="Times New Roman"/>
         </w:rPr>
@@ -3603,6 +4045,9 @@
           <w:ilvl w:val="0"/>
           <w:numId w:val="1"/>
         </w:numPr>
+        <w:tabs>
+          <w:tab w:val="left" w:pos="284"/>
+        </w:tabs>
         <w:rPr>
           <w:rFonts w:cs="Times New Roman"/>
         </w:rPr>
@@ -3636,6 +4081,9 @@
           <w:ilvl w:val="0"/>
           <w:numId w:val="1"/>
         </w:numPr>
+        <w:tabs>
+          <w:tab w:val="left" w:pos="284"/>
+        </w:tabs>
         <w:rPr>
           <w:rFonts w:cs="Times New Roman"/>
         </w:rPr>
@@ -3669,6 +4117,9 @@
           <w:ilvl w:val="0"/>
           <w:numId w:val="1"/>
         </w:numPr>
+        <w:tabs>
+          <w:tab w:val="left" w:pos="284"/>
+        </w:tabs>
         <w:rPr>
           <w:rFonts w:cs="Times New Roman"/>
         </w:rPr>
@@ -3702,6 +4153,9 @@
           <w:ilvl w:val="0"/>
           <w:numId w:val="1"/>
         </w:numPr>
+        <w:tabs>
+          <w:tab w:val="left" w:pos="284"/>
+        </w:tabs>
         <w:rPr>
           <w:rFonts w:cs="Times New Roman"/>
         </w:rPr>
@@ -3735,6 +4189,9 @@
           <w:ilvl w:val="0"/>
           <w:numId w:val="1"/>
         </w:numPr>
+        <w:tabs>
+          <w:tab w:val="left" w:pos="284"/>
+        </w:tabs>
         <w:rPr>
           <w:rFonts w:cs="Times New Roman"/>
         </w:rPr>
@@ -3768,6 +4225,9 @@
           <w:ilvl w:val="0"/>
           <w:numId w:val="1"/>
         </w:numPr>
+        <w:tabs>
+          <w:tab w:val="left" w:pos="284"/>
+        </w:tabs>
         <w:rPr>
           <w:rFonts w:cs="Times New Roman"/>
         </w:rPr>
@@ -3801,6 +4261,9 @@
           <w:ilvl w:val="0"/>
           <w:numId w:val="1"/>
         </w:numPr>
+        <w:tabs>
+          <w:tab w:val="left" w:pos="284"/>
+        </w:tabs>
         <w:rPr>
           <w:rFonts w:cs="Times New Roman"/>
         </w:rPr>
@@ -3835,6 +4298,9 @@
           <w:ilvl w:val="0"/>
           <w:numId w:val="1"/>
         </w:numPr>
+        <w:tabs>
+          <w:tab w:val="left" w:pos="284"/>
+        </w:tabs>
         <w:spacing w:line="276" w:lineRule="auto"/>
       </w:pPr>
       <w:r>
@@ -3856,6 +4322,9 @@
           <w:ilvl w:val="0"/>
           <w:numId w:val="1"/>
         </w:numPr>
+        <w:tabs>
+          <w:tab w:val="left" w:pos="284"/>
+        </w:tabs>
         <w:spacing w:line="276" w:lineRule="auto"/>
       </w:pPr>
       <w:r>
@@ -3863,6 +4332,7 @@
           <w:rStyle w:val="Strong"/>
           <w:rFonts w:eastAsiaTheme="majorEastAsia"/>
         </w:rPr>
+        <w:lastRenderedPageBreak/>
         <w:t>Quản lý cơ sở vật chất và khu vực bảo quản:</w:t>
       </w:r>
       <w:r>
@@ -3877,6 +4347,9 @@
           <w:ilvl w:val="0"/>
           <w:numId w:val="1"/>
         </w:numPr>
+        <w:tabs>
+          <w:tab w:val="left" w:pos="284"/>
+        </w:tabs>
         <w:spacing w:line="276" w:lineRule="auto"/>
       </w:pPr>
       <w:r>
@@ -3898,6 +4371,9 @@
           <w:ilvl w:val="0"/>
           <w:numId w:val="1"/>
         </w:numPr>
+        <w:tabs>
+          <w:tab w:val="left" w:pos="284"/>
+        </w:tabs>
         <w:spacing w:line="276" w:lineRule="auto"/>
       </w:pPr>
       <w:r>
@@ -3909,11 +4385,7 @@
       </w:r>
       <w:r>
         <w:br/>
-        <w:t xml:space="preserve">Lưu trữ thông tin các khoản chi phí phát sinh trong quá trình bảo quản và xử lý thi hài </w:t>
-      </w:r>
-      <w:r>
-        <w:lastRenderedPageBreak/>
-        <w:t>để phục vụ công tác thống kê và quản lý tài chính (mức độ mô phỏng trong phạm vi đồ án).</w:t>
+        <w:t>Lưu trữ thông tin các khoản chi phí phát sinh trong quá trình bảo quản và xử lý thi hài để phục vụ công tác thống kê và quản lý tài chính (mức độ mô phỏng trong phạm vi đồ án).</w:t>
       </w:r>
     </w:p>
     <w:p>
@@ -3923,6 +4395,9 @@
           <w:ilvl w:val="0"/>
           <w:numId w:val="1"/>
         </w:numPr>
+        <w:tabs>
+          <w:tab w:val="left" w:pos="284"/>
+        </w:tabs>
         <w:spacing w:line="276" w:lineRule="auto"/>
       </w:pPr>
       <w:r>
@@ -3944,6 +4419,9 @@
           <w:ilvl w:val="0"/>
           <w:numId w:val="1"/>
         </w:numPr>
+        <w:tabs>
+          <w:tab w:val="left" w:pos="284"/>
+        </w:tabs>
         <w:spacing w:line="276" w:lineRule="auto"/>
       </w:pPr>
       <w:r>
@@ -3965,6 +4443,9 @@
           <w:ilvl w:val="0"/>
           <w:numId w:val="1"/>
         </w:numPr>
+        <w:tabs>
+          <w:tab w:val="left" w:pos="284"/>
+        </w:tabs>
         <w:spacing w:line="276" w:lineRule="auto"/>
       </w:pPr>
       <w:r>
@@ -3982,6 +4463,9 @@
     <w:p>
       <w:pPr>
         <w:pStyle w:val="Heading1"/>
+        <w:tabs>
+          <w:tab w:val="left" w:pos="284"/>
+        </w:tabs>
         <w:rPr>
           <w:rFonts w:ascii="Times New Roman" w:hAnsi="Times New Roman" w:cs="Times New Roman"/>
           <w:color w:val="000000" w:themeColor="text1"/>
@@ -4006,11 +4490,21 @@
     </w:p>
     <w:p>
       <w:pPr>
+        <w:tabs>
+          <w:tab w:val="left" w:pos="284"/>
+        </w:tabs>
         <w:rPr>
           <w:rFonts w:cs="Times New Roman"/>
           <w:lang w:val="vi-VN"/>
         </w:rPr>
       </w:pPr>
+      <w:r>
+        <w:rPr>
+          <w:rFonts w:eastAsia="Times New Roman" w:cs="Times New Roman"/>
+          <w:color w:val="000000"/>
+        </w:rPr>
+        <w:tab/>
+      </w:r>
       <w:r>
         <w:rPr>
           <w:rFonts w:eastAsia="Times New Roman" w:cs="Times New Roman"/>
@@ -4145,6 +4639,9 @@
     </w:p>
     <w:p>
       <w:pPr>
+        <w:tabs>
+          <w:tab w:val="left" w:pos="284"/>
+        </w:tabs>
         <w:rPr>
           <w:rFonts w:cs="Times New Roman"/>
           <w:lang w:val="vi-VN"/>
@@ -4164,6 +4661,9 @@
           <w:ilvl w:val="0"/>
           <w:numId w:val="2"/>
         </w:numPr>
+        <w:tabs>
+          <w:tab w:val="left" w:pos="284"/>
+        </w:tabs>
         <w:spacing w:before="100" w:beforeAutospacing="1" w:after="100" w:afterAutospacing="1" w:line="240" w:lineRule="auto"/>
         <w:rPr>
           <w:rFonts w:eastAsiaTheme="minorEastAsia" w:cs="Times New Roman"/>
@@ -4202,6 +4702,9 @@
           <w:ilvl w:val="0"/>
           <w:numId w:val="2"/>
         </w:numPr>
+        <w:tabs>
+          <w:tab w:val="left" w:pos="284"/>
+        </w:tabs>
         <w:spacing w:before="100" w:beforeAutospacing="1" w:after="100" w:afterAutospacing="1" w:line="240" w:lineRule="auto"/>
         <w:rPr>
           <w:rFonts w:eastAsiaTheme="minorEastAsia" w:cs="Times New Roman"/>
@@ -4240,6 +4743,9 @@
           <w:ilvl w:val="0"/>
           <w:numId w:val="2"/>
         </w:numPr>
+        <w:tabs>
+          <w:tab w:val="left" w:pos="284"/>
+        </w:tabs>
         <w:spacing w:before="100" w:beforeAutospacing="1" w:after="100" w:afterAutospacing="1" w:line="240" w:lineRule="auto"/>
         <w:rPr>
           <w:rFonts w:eastAsiaTheme="minorEastAsia" w:cs="Times New Roman"/>
@@ -4278,6 +4784,9 @@
           <w:ilvl w:val="0"/>
           <w:numId w:val="2"/>
         </w:numPr>
+        <w:tabs>
+          <w:tab w:val="left" w:pos="284"/>
+        </w:tabs>
         <w:spacing w:before="100" w:beforeAutospacing="1" w:after="100" w:afterAutospacing="1" w:line="240" w:lineRule="auto"/>
         <w:rPr>
           <w:rFonts w:eastAsiaTheme="minorEastAsia" w:cs="Times New Roman"/>
@@ -4316,6 +4825,9 @@
           <w:ilvl w:val="0"/>
           <w:numId w:val="2"/>
         </w:numPr>
+        <w:tabs>
+          <w:tab w:val="left" w:pos="284"/>
+        </w:tabs>
         <w:spacing w:before="100" w:beforeAutospacing="1" w:after="100" w:afterAutospacing="1" w:line="240" w:lineRule="auto"/>
         <w:rPr>
           <w:rFonts w:eastAsiaTheme="minorEastAsia" w:cs="Times New Roman"/>
@@ -4330,6 +4842,7 @@
           <w:rFonts w:cs="Times New Roman"/>
           <w:noProof/>
         </w:rPr>
+        <w:lastRenderedPageBreak/>
         <w:drawing>
           <wp:anchor distT="0" distB="0" distL="114300" distR="114300" simplePos="0" relativeHeight="251659264" behindDoc="0" locked="0" layoutInCell="1" allowOverlap="1" wp14:anchorId="2257CC14" wp14:editId="1D3CEB37">
             <wp:simplePos x="0" y="0"/>
@@ -4405,6 +4918,9 @@
     </w:p>
     <w:p>
       <w:pPr>
+        <w:tabs>
+          <w:tab w:val="left" w:pos="284"/>
+        </w:tabs>
         <w:spacing w:before="100" w:beforeAutospacing="1" w:after="100" w:afterAutospacing="1" w:line="240" w:lineRule="auto"/>
         <w:ind w:left="360"/>
         <w:rPr>
@@ -4418,6 +4934,9 @@
     </w:p>
     <w:p>
       <w:pPr>
+        <w:tabs>
+          <w:tab w:val="left" w:pos="284"/>
+        </w:tabs>
         <w:rPr>
           <w:rFonts w:cs="Times New Roman"/>
           <w:lang w:val="vi-VN"/>
@@ -4437,6 +4956,9 @@
           <w:ilvl w:val="0"/>
           <w:numId w:val="3"/>
         </w:numPr>
+        <w:tabs>
+          <w:tab w:val="left" w:pos="284"/>
+        </w:tabs>
         <w:spacing w:before="100" w:beforeAutospacing="1" w:after="100" w:afterAutospacing="1" w:line="240" w:lineRule="auto"/>
         <w:rPr>
           <w:rFonts w:eastAsiaTheme="minorEastAsia" w:cs="Times New Roman"/>
@@ -4456,7 +4978,6 @@
           <w:lang w:val="vi-VN" w:eastAsia="ja-JP"/>
           <w14:ligatures w14:val="none"/>
         </w:rPr>
-        <w:lastRenderedPageBreak/>
         <w:t>MABS</w:t>
       </w:r>
       <w:r>
@@ -4476,6 +4997,9 @@
           <w:ilvl w:val="0"/>
           <w:numId w:val="3"/>
         </w:numPr>
+        <w:tabs>
+          <w:tab w:val="left" w:pos="284"/>
+        </w:tabs>
         <w:spacing w:before="100" w:beforeAutospacing="1" w:after="100" w:afterAutospacing="1" w:line="240" w:lineRule="auto"/>
         <w:rPr>
           <w:rFonts w:eastAsiaTheme="minorEastAsia" w:cs="Times New Roman"/>
@@ -4514,6 +5038,9 @@
           <w:ilvl w:val="0"/>
           <w:numId w:val="3"/>
         </w:numPr>
+        <w:tabs>
+          <w:tab w:val="left" w:pos="284"/>
+        </w:tabs>
         <w:spacing w:before="100" w:beforeAutospacing="1" w:after="100" w:afterAutospacing="1" w:line="240" w:lineRule="auto"/>
         <w:rPr>
           <w:rFonts w:eastAsiaTheme="minorEastAsia" w:cs="Times New Roman"/>
@@ -4552,6 +5079,9 @@
           <w:ilvl w:val="0"/>
           <w:numId w:val="3"/>
         </w:numPr>
+        <w:tabs>
+          <w:tab w:val="left" w:pos="284"/>
+        </w:tabs>
         <w:spacing w:before="100" w:beforeAutospacing="1" w:after="100" w:afterAutospacing="1" w:line="240" w:lineRule="auto"/>
         <w:rPr>
           <w:rFonts w:eastAsiaTheme="minorEastAsia" w:cs="Times New Roman"/>
@@ -4586,6 +5116,9 @@
     </w:p>
     <w:p>
       <w:pPr>
+        <w:tabs>
+          <w:tab w:val="left" w:pos="284"/>
+        </w:tabs>
         <w:spacing w:before="100" w:beforeAutospacing="1" w:after="100" w:afterAutospacing="1" w:line="240" w:lineRule="auto"/>
         <w:rPr>
           <w:rFonts w:eastAsiaTheme="minorEastAsia" w:cs="Times New Roman"/>
@@ -4653,6 +5186,9 @@
     </w:p>
     <w:p>
       <w:pPr>
+        <w:tabs>
+          <w:tab w:val="left" w:pos="284"/>
+        </w:tabs>
         <w:rPr>
           <w:rFonts w:cs="Times New Roman"/>
           <w:lang w:val="vi-VN"/>
@@ -4661,6 +5197,9 @@
     </w:p>
     <w:p>
       <w:pPr>
+        <w:tabs>
+          <w:tab w:val="left" w:pos="284"/>
+        </w:tabs>
         <w:rPr>
           <w:rFonts w:cs="Times New Roman"/>
           <w:lang w:val="vi-VN"/>
@@ -4669,6 +5208,9 @@
     </w:p>
     <w:p>
       <w:pPr>
+        <w:tabs>
+          <w:tab w:val="left" w:pos="284"/>
+        </w:tabs>
         <w:rPr>
           <w:rFonts w:cs="Times New Roman"/>
           <w:lang w:val="vi-VN"/>
@@ -4688,6 +5230,9 @@
           <w:ilvl w:val="0"/>
           <w:numId w:val="4"/>
         </w:numPr>
+        <w:tabs>
+          <w:tab w:val="left" w:pos="284"/>
+        </w:tabs>
         <w:spacing w:before="100" w:beforeAutospacing="1" w:after="100" w:afterAutospacing="1" w:line="240" w:lineRule="auto"/>
         <w:rPr>
           <w:rFonts w:eastAsiaTheme="minorEastAsia" w:cs="Times New Roman"/>
@@ -4726,6 +5271,9 @@
           <w:ilvl w:val="0"/>
           <w:numId w:val="4"/>
         </w:numPr>
+        <w:tabs>
+          <w:tab w:val="left" w:pos="284"/>
+        </w:tabs>
         <w:spacing w:before="100" w:beforeAutospacing="1" w:after="100" w:afterAutospacing="1" w:line="240" w:lineRule="auto"/>
         <w:rPr>
           <w:rFonts w:eastAsiaTheme="minorEastAsia" w:cs="Times New Roman"/>
@@ -4764,6 +5312,9 @@
           <w:ilvl w:val="0"/>
           <w:numId w:val="4"/>
         </w:numPr>
+        <w:tabs>
+          <w:tab w:val="left" w:pos="284"/>
+        </w:tabs>
         <w:spacing w:before="100" w:beforeAutospacing="1" w:after="100" w:afterAutospacing="1" w:line="240" w:lineRule="auto"/>
         <w:rPr>
           <w:rFonts w:eastAsiaTheme="minorEastAsia" w:cs="Times New Roman"/>
@@ -4802,6 +5353,9 @@
           <w:ilvl w:val="0"/>
           <w:numId w:val="4"/>
         </w:numPr>
+        <w:tabs>
+          <w:tab w:val="left" w:pos="284"/>
+        </w:tabs>
         <w:spacing w:before="100" w:beforeAutospacing="1" w:after="100" w:afterAutospacing="1" w:line="240" w:lineRule="auto"/>
         <w:rPr>
           <w:rFonts w:eastAsiaTheme="minorEastAsia" w:cs="Times New Roman"/>
@@ -4840,6 +5394,9 @@
           <w:ilvl w:val="0"/>
           <w:numId w:val="4"/>
         </w:numPr>
+        <w:tabs>
+          <w:tab w:val="left" w:pos="284"/>
+        </w:tabs>
         <w:spacing w:before="100" w:beforeAutospacing="1" w:after="100" w:afterAutospacing="1" w:line="240" w:lineRule="auto"/>
         <w:rPr>
           <w:rFonts w:eastAsiaTheme="minorEastAsia" w:cs="Times New Roman"/>
@@ -4874,6 +5431,9 @@
     </w:p>
     <w:p>
       <w:pPr>
+        <w:tabs>
+          <w:tab w:val="left" w:pos="284"/>
+        </w:tabs>
         <w:spacing w:before="100" w:beforeAutospacing="1" w:after="100" w:afterAutospacing="1" w:line="240" w:lineRule="auto"/>
         <w:ind w:left="360"/>
         <w:rPr>
@@ -4889,6 +5449,7 @@
           <w:rFonts w:cs="Times New Roman"/>
           <w:noProof/>
         </w:rPr>
+        <w:lastRenderedPageBreak/>
         <w:drawing>
           <wp:anchor distT="0" distB="0" distL="114300" distR="114300" simplePos="0" relativeHeight="251660288" behindDoc="0" locked="0" layoutInCell="1" allowOverlap="1" wp14:anchorId="1DC2C25D" wp14:editId="53A73A08">
             <wp:simplePos x="0" y="0"/>
@@ -4942,6 +5503,9 @@
     </w:p>
     <w:p>
       <w:pPr>
+        <w:tabs>
+          <w:tab w:val="left" w:pos="284"/>
+        </w:tabs>
         <w:rPr>
           <w:rFonts w:cs="Times New Roman"/>
           <w:lang w:val="vi-VN"/>
@@ -4961,6 +5525,9 @@
           <w:ilvl w:val="0"/>
           <w:numId w:val="5"/>
         </w:numPr>
+        <w:tabs>
+          <w:tab w:val="left" w:pos="284"/>
+        </w:tabs>
         <w:spacing w:before="100" w:beforeAutospacing="1" w:after="100" w:afterAutospacing="1" w:line="240" w:lineRule="auto"/>
         <w:rPr>
           <w:rFonts w:eastAsiaTheme="minorEastAsia" w:cs="Times New Roman"/>
@@ -4999,6 +5566,9 @@
           <w:ilvl w:val="0"/>
           <w:numId w:val="5"/>
         </w:numPr>
+        <w:tabs>
+          <w:tab w:val="left" w:pos="284"/>
+        </w:tabs>
         <w:spacing w:before="100" w:beforeAutospacing="1" w:after="100" w:afterAutospacing="1" w:line="240" w:lineRule="auto"/>
         <w:rPr>
           <w:rFonts w:eastAsiaTheme="minorEastAsia" w:cs="Times New Roman"/>
@@ -5037,6 +5607,9 @@
           <w:ilvl w:val="0"/>
           <w:numId w:val="5"/>
         </w:numPr>
+        <w:tabs>
+          <w:tab w:val="left" w:pos="284"/>
+        </w:tabs>
         <w:spacing w:before="100" w:beforeAutospacing="1" w:after="100" w:afterAutospacing="1" w:line="240" w:lineRule="auto"/>
         <w:rPr>
           <w:rFonts w:eastAsiaTheme="minorEastAsia" w:cs="Times New Roman"/>
@@ -5075,6 +5648,9 @@
           <w:ilvl w:val="0"/>
           <w:numId w:val="5"/>
         </w:numPr>
+        <w:tabs>
+          <w:tab w:val="left" w:pos="284"/>
+        </w:tabs>
         <w:spacing w:before="100" w:beforeAutospacing="1" w:after="100" w:afterAutospacing="1" w:line="240" w:lineRule="auto"/>
         <w:rPr>
           <w:rFonts w:eastAsiaTheme="minorEastAsia" w:cs="Times New Roman"/>
@@ -5109,6 +5685,9 @@
     </w:p>
     <w:p>
       <w:pPr>
+        <w:tabs>
+          <w:tab w:val="left" w:pos="284"/>
+        </w:tabs>
         <w:spacing w:before="100" w:beforeAutospacing="1" w:after="100" w:afterAutospacing="1" w:line="240" w:lineRule="auto"/>
         <w:rPr>
           <w:rFonts w:eastAsiaTheme="minorEastAsia" w:cs="Times New Roman"/>
@@ -5123,7 +5702,6 @@
           <w:rFonts w:cs="Times New Roman"/>
           <w:noProof/>
         </w:rPr>
-        <w:lastRenderedPageBreak/>
         <w:drawing>
           <wp:anchor distT="0" distB="0" distL="114300" distR="114300" simplePos="0" relativeHeight="251661312" behindDoc="0" locked="0" layoutInCell="1" allowOverlap="1" wp14:anchorId="516A335A" wp14:editId="7240D37E">
             <wp:simplePos x="0" y="0"/>
@@ -5177,6 +5755,9 @@
     </w:p>
     <w:p>
       <w:pPr>
+        <w:tabs>
+          <w:tab w:val="left" w:pos="284"/>
+        </w:tabs>
         <w:spacing w:before="100" w:beforeAutospacing="1" w:after="100" w:afterAutospacing="1" w:line="240" w:lineRule="auto"/>
         <w:rPr>
           <w:rFonts w:eastAsiaTheme="minorEastAsia" w:cs="Times New Roman"/>
@@ -5189,6 +5770,9 @@
     </w:p>
     <w:p>
       <w:pPr>
+        <w:tabs>
+          <w:tab w:val="left" w:pos="284"/>
+        </w:tabs>
         <w:spacing w:before="100" w:beforeAutospacing="1" w:after="100" w:afterAutospacing="1" w:line="240" w:lineRule="auto"/>
         <w:rPr>
           <w:rFonts w:eastAsiaTheme="minorEastAsia" w:cs="Times New Roman"/>
@@ -5215,6 +5799,9 @@
           <w:ilvl w:val="0"/>
           <w:numId w:val="6"/>
         </w:numPr>
+        <w:tabs>
+          <w:tab w:val="left" w:pos="284"/>
+        </w:tabs>
         <w:spacing w:before="100" w:beforeAutospacing="1" w:after="100" w:afterAutospacing="1" w:line="240" w:lineRule="auto"/>
         <w:rPr>
           <w:rFonts w:eastAsiaTheme="minorEastAsia" w:cs="Times New Roman"/>
@@ -5253,6 +5840,9 @@
           <w:ilvl w:val="0"/>
           <w:numId w:val="6"/>
         </w:numPr>
+        <w:tabs>
+          <w:tab w:val="left" w:pos="284"/>
+        </w:tabs>
         <w:spacing w:before="100" w:beforeAutospacing="1" w:after="100" w:afterAutospacing="1" w:line="240" w:lineRule="auto"/>
         <w:rPr>
           <w:rFonts w:eastAsiaTheme="minorEastAsia" w:cs="Times New Roman"/>
@@ -5291,6 +5881,9 @@
           <w:ilvl w:val="0"/>
           <w:numId w:val="6"/>
         </w:numPr>
+        <w:tabs>
+          <w:tab w:val="left" w:pos="284"/>
+        </w:tabs>
         <w:spacing w:before="100" w:beforeAutospacing="1" w:after="100" w:afterAutospacing="1" w:line="240" w:lineRule="auto"/>
         <w:rPr>
           <w:rFonts w:eastAsiaTheme="minorEastAsia" w:cs="Times New Roman"/>
@@ -5325,6 +5918,9 @@
     </w:p>
     <w:p>
       <w:pPr>
+        <w:tabs>
+          <w:tab w:val="left" w:pos="284"/>
+        </w:tabs>
         <w:spacing w:before="100" w:beforeAutospacing="1" w:after="100" w:afterAutospacing="1" w:line="240" w:lineRule="auto"/>
         <w:ind w:left="360"/>
         <w:rPr>
@@ -5340,6 +5936,7 @@
           <w:rFonts w:cs="Times New Roman"/>
           <w:noProof/>
         </w:rPr>
+        <w:lastRenderedPageBreak/>
         <w:drawing>
           <wp:anchor distT="0" distB="0" distL="114300" distR="114300" simplePos="0" relativeHeight="251663360" behindDoc="0" locked="0" layoutInCell="1" allowOverlap="1" wp14:anchorId="3BFE73C6" wp14:editId="2BAC3518">
             <wp:simplePos x="0" y="0"/>
@@ -5393,6 +5990,9 @@
     </w:p>
     <w:p>
       <w:pPr>
+        <w:tabs>
+          <w:tab w:val="left" w:pos="284"/>
+        </w:tabs>
         <w:rPr>
           <w:rFonts w:eastAsiaTheme="minorEastAsia" w:cs="Times New Roman"/>
           <w:color w:val="000000"/>
@@ -5414,6 +6014,9 @@
     </w:p>
     <w:p>
       <w:pPr>
+        <w:tabs>
+          <w:tab w:val="left" w:pos="284"/>
+        </w:tabs>
         <w:spacing w:before="100" w:beforeAutospacing="1" w:after="100" w:afterAutospacing="1" w:line="240" w:lineRule="auto"/>
         <w:rPr>
           <w:rFonts w:eastAsiaTheme="minorEastAsia" w:cs="Times New Roman"/>
@@ -5441,6 +6044,9 @@
           <w:ilvl w:val="0"/>
           <w:numId w:val="7"/>
         </w:numPr>
+        <w:tabs>
+          <w:tab w:val="left" w:pos="284"/>
+        </w:tabs>
         <w:spacing w:before="100" w:beforeAutospacing="1" w:after="100" w:afterAutospacing="1" w:line="240" w:lineRule="auto"/>
         <w:rPr>
           <w:rFonts w:eastAsiaTheme="minorEastAsia" w:cs="Times New Roman"/>
@@ -5479,6 +6085,9 @@
           <w:ilvl w:val="0"/>
           <w:numId w:val="7"/>
         </w:numPr>
+        <w:tabs>
+          <w:tab w:val="left" w:pos="284"/>
+        </w:tabs>
         <w:spacing w:before="100" w:beforeAutospacing="1" w:after="100" w:afterAutospacing="1" w:line="240" w:lineRule="auto"/>
         <w:rPr>
           <w:rFonts w:eastAsiaTheme="minorEastAsia" w:cs="Times New Roman"/>
@@ -5517,6 +6126,9 @@
           <w:ilvl w:val="0"/>
           <w:numId w:val="7"/>
         </w:numPr>
+        <w:tabs>
+          <w:tab w:val="left" w:pos="284"/>
+        </w:tabs>
         <w:spacing w:before="100" w:beforeAutospacing="1" w:after="100" w:afterAutospacing="1" w:line="240" w:lineRule="auto"/>
         <w:rPr>
           <w:rFonts w:eastAsiaTheme="minorEastAsia" w:cs="Times New Roman"/>
@@ -5555,6 +6167,9 @@
           <w:ilvl w:val="0"/>
           <w:numId w:val="7"/>
         </w:numPr>
+        <w:tabs>
+          <w:tab w:val="left" w:pos="284"/>
+        </w:tabs>
         <w:spacing w:before="100" w:beforeAutospacing="1" w:after="100" w:afterAutospacing="1" w:line="240" w:lineRule="auto"/>
         <w:rPr>
           <w:rFonts w:eastAsiaTheme="minorEastAsia" w:cs="Times New Roman"/>
@@ -5589,6 +6204,9 @@
     </w:p>
     <w:p>
       <w:pPr>
+        <w:tabs>
+          <w:tab w:val="left" w:pos="284"/>
+        </w:tabs>
         <w:spacing w:before="100" w:beforeAutospacing="1" w:after="100" w:afterAutospacing="1" w:line="240" w:lineRule="auto"/>
         <w:ind w:left="360"/>
         <w:rPr>
@@ -5658,6 +6276,9 @@
     <w:p>
       <w:pPr>
         <w:pStyle w:val="Heading1"/>
+        <w:tabs>
+          <w:tab w:val="left" w:pos="284"/>
+        </w:tabs>
         <w:rPr>
           <w:rFonts w:cs="Times New Roman"/>
           <w:color w:val="000000" w:themeColor="text1"/>
@@ -5679,6 +6300,9 @@
     </w:p>
     <w:p>
       <w:pPr>
+        <w:tabs>
+          <w:tab w:val="left" w:pos="284"/>
+        </w:tabs>
         <w:rPr>
           <w:rFonts w:cs="Times New Roman"/>
         </w:rPr>
@@ -5700,6 +6324,9 @@
     </w:p>
     <w:p>
       <w:pPr>
+        <w:tabs>
+          <w:tab w:val="left" w:pos="284"/>
+        </w:tabs>
         <w:rPr>
           <w:rFonts w:cs="Times New Roman"/>
         </w:rPr>
@@ -5708,6 +6335,9 @@
     <w:p>
       <w:pPr>
         <w:pStyle w:val="Heading2"/>
+        <w:tabs>
+          <w:tab w:val="left" w:pos="284"/>
+        </w:tabs>
         <w:rPr>
           <w:rFonts w:ascii="Times New Roman" w:hAnsi="Times New Roman" w:cs="Times New Roman"/>
           <w:b/>
@@ -5744,6 +6374,9 @@
     </w:p>
     <w:p>
       <w:pPr>
+        <w:tabs>
+          <w:tab w:val="left" w:pos="284"/>
+        </w:tabs>
         <w:rPr>
           <w:rFonts w:cs="Times New Roman"/>
         </w:rPr>
@@ -5771,6 +6404,9 @@
     </w:p>
     <w:p>
       <w:pPr>
+        <w:tabs>
+          <w:tab w:val="left" w:pos="284"/>
+        </w:tabs>
         <w:rPr>
           <w:rFonts w:cs="Times New Roman"/>
         </w:rPr>
@@ -5798,6 +6434,9 @@
     </w:p>
     <w:p>
       <w:pPr>
+        <w:tabs>
+          <w:tab w:val="left" w:pos="284"/>
+        </w:tabs>
         <w:rPr>
           <w:rFonts w:cs="Times New Roman"/>
         </w:rPr>
@@ -5839,6 +6478,9 @@
     </w:p>
     <w:p>
       <w:pPr>
+        <w:tabs>
+          <w:tab w:val="left" w:pos="284"/>
+        </w:tabs>
         <w:rPr>
           <w:rFonts w:cs="Times New Roman"/>
         </w:rPr>
@@ -5866,6 +6508,9 @@
     </w:p>
     <w:p>
       <w:pPr>
+        <w:tabs>
+          <w:tab w:val="left" w:pos="284"/>
+        </w:tabs>
         <w:rPr>
           <w:rFonts w:cs="Times New Roman"/>
         </w:rPr>
@@ -5879,6 +6524,9 @@
     </w:p>
     <w:p>
       <w:pPr>
+        <w:tabs>
+          <w:tab w:val="left" w:pos="284"/>
+        </w:tabs>
         <w:rPr>
           <w:rFonts w:cs="Times New Roman"/>
         </w:rPr>
@@ -5906,6 +6554,9 @@
     </w:p>
     <w:p>
       <w:pPr>
+        <w:tabs>
+          <w:tab w:val="left" w:pos="284"/>
+        </w:tabs>
         <w:rPr>
           <w:rFonts w:cs="Times New Roman"/>
         </w:rPr>
@@ -5919,6 +6570,9 @@
     </w:p>
     <w:p>
       <w:pPr>
+        <w:tabs>
+          <w:tab w:val="left" w:pos="284"/>
+        </w:tabs>
         <w:rPr>
           <w:rFonts w:cs="Times New Roman"/>
         </w:rPr>
@@ -5946,6 +6600,9 @@
     </w:p>
     <w:p>
       <w:pPr>
+        <w:tabs>
+          <w:tab w:val="left" w:pos="284"/>
+        </w:tabs>
         <w:rPr>
           <w:rFonts w:cs="Times New Roman"/>
         </w:rPr>
@@ -5988,6 +6645,9 @@
     </w:p>
     <w:p>
       <w:pPr>
+        <w:tabs>
+          <w:tab w:val="left" w:pos="284"/>
+        </w:tabs>
         <w:rPr>
           <w:rFonts w:cs="Times New Roman"/>
         </w:rPr>
@@ -6050,6 +6710,9 @@
     </w:p>
     <w:p>
       <w:pPr>
+        <w:tabs>
+          <w:tab w:val="left" w:pos="284"/>
+        </w:tabs>
         <w:rPr>
           <w:rFonts w:cs="Times New Roman"/>
         </w:rPr>
@@ -6058,6 +6721,9 @@
     <w:p>
       <w:pPr>
         <w:pStyle w:val="Heading2"/>
+        <w:tabs>
+          <w:tab w:val="left" w:pos="284"/>
+        </w:tabs>
         <w:rPr>
           <w:rFonts w:ascii="Times New Roman" w:hAnsi="Times New Roman" w:cs="Times New Roman"/>
           <w:b/>
@@ -6103,6 +6769,9 @@
     </w:p>
     <w:p>
       <w:pPr>
+        <w:tabs>
+          <w:tab w:val="left" w:pos="284"/>
+        </w:tabs>
         <w:rPr>
           <w:rFonts w:cs="Times New Roman"/>
         </w:rPr>
@@ -6130,6 +6799,9 @@
     </w:p>
     <w:p>
       <w:pPr>
+        <w:tabs>
+          <w:tab w:val="left" w:pos="284"/>
+        </w:tabs>
         <w:rPr>
           <w:rFonts w:cs="Times New Roman"/>
         </w:rPr>
@@ -6157,6 +6829,9 @@
     </w:p>
     <w:p>
       <w:pPr>
+        <w:tabs>
+          <w:tab w:val="left" w:pos="284"/>
+        </w:tabs>
         <w:rPr>
           <w:rFonts w:cs="Times New Roman"/>
         </w:rPr>
@@ -6198,6 +6873,9 @@
     </w:p>
     <w:p>
       <w:pPr>
+        <w:tabs>
+          <w:tab w:val="left" w:pos="284"/>
+        </w:tabs>
         <w:rPr>
           <w:rFonts w:cs="Times New Roman"/>
         </w:rPr>
@@ -6225,6 +6903,9 @@
     </w:p>
     <w:p>
       <w:pPr>
+        <w:tabs>
+          <w:tab w:val="left" w:pos="284"/>
+        </w:tabs>
         <w:rPr>
           <w:rFonts w:cs="Times New Roman"/>
         </w:rPr>
@@ -6238,6 +6919,9 @@
     </w:p>
     <w:p>
       <w:pPr>
+        <w:tabs>
+          <w:tab w:val="left" w:pos="284"/>
+        </w:tabs>
         <w:rPr>
           <w:rFonts w:cs="Times New Roman"/>
         </w:rPr>
@@ -6265,6 +6949,9 @@
     </w:p>
     <w:p>
       <w:pPr>
+        <w:tabs>
+          <w:tab w:val="left" w:pos="284"/>
+        </w:tabs>
         <w:rPr>
           <w:rFonts w:cs="Times New Roman"/>
         </w:rPr>
@@ -6292,6 +6979,9 @@
     </w:p>
     <w:p>
       <w:pPr>
+        <w:tabs>
+          <w:tab w:val="left" w:pos="284"/>
+        </w:tabs>
         <w:rPr>
           <w:rFonts w:cs="Times New Roman"/>
         </w:rPr>
@@ -6354,6 +7044,9 @@
     </w:p>
     <w:p>
       <w:pPr>
+        <w:tabs>
+          <w:tab w:val="left" w:pos="284"/>
+        </w:tabs>
         <w:rPr>
           <w:rFonts w:cs="Times New Roman"/>
         </w:rPr>
@@ -6362,6 +7055,9 @@
     <w:p>
       <w:pPr>
         <w:pStyle w:val="Heading2"/>
+        <w:tabs>
+          <w:tab w:val="left" w:pos="284"/>
+        </w:tabs>
         <w:rPr>
           <w:rFonts w:ascii="Times New Roman" w:hAnsi="Times New Roman" w:cs="Times New Roman"/>
           <w:color w:val="000000" w:themeColor="text1"/>
@@ -6413,6 +7109,9 @@
     </w:p>
     <w:p>
       <w:pPr>
+        <w:tabs>
+          <w:tab w:val="left" w:pos="284"/>
+        </w:tabs>
         <w:rPr>
           <w:rFonts w:cs="Times New Roman"/>
         </w:rPr>
@@ -6440,6 +7139,9 @@
     </w:p>
     <w:p>
       <w:pPr>
+        <w:tabs>
+          <w:tab w:val="left" w:pos="284"/>
+        </w:tabs>
         <w:rPr>
           <w:rFonts w:cs="Times New Roman"/>
         </w:rPr>
@@ -6467,6 +7169,9 @@
     </w:p>
     <w:p>
       <w:pPr>
+        <w:tabs>
+          <w:tab w:val="left" w:pos="284"/>
+        </w:tabs>
         <w:rPr>
           <w:rFonts w:cs="Times New Roman"/>
         </w:rPr>
@@ -6508,6 +7213,9 @@
     </w:p>
     <w:p>
       <w:pPr>
+        <w:tabs>
+          <w:tab w:val="left" w:pos="284"/>
+        </w:tabs>
         <w:rPr>
           <w:rFonts w:cs="Times New Roman"/>
         </w:rPr>
@@ -6535,6 +7243,9 @@
     </w:p>
     <w:p>
       <w:pPr>
+        <w:tabs>
+          <w:tab w:val="left" w:pos="284"/>
+        </w:tabs>
         <w:rPr>
           <w:rFonts w:cs="Times New Roman"/>
         </w:rPr>
@@ -6563,6 +7274,9 @@
     </w:p>
     <w:p>
       <w:pPr>
+        <w:tabs>
+          <w:tab w:val="left" w:pos="284"/>
+        </w:tabs>
         <w:rPr>
           <w:rFonts w:cs="Times New Roman"/>
         </w:rPr>
@@ -6590,6 +7304,9 @@
     </w:p>
     <w:p>
       <w:pPr>
+        <w:tabs>
+          <w:tab w:val="left" w:pos="284"/>
+        </w:tabs>
         <w:rPr>
           <w:rFonts w:cs="Times New Roman"/>
         </w:rPr>
@@ -6603,6 +7320,9 @@
     </w:p>
     <w:p>
       <w:pPr>
+        <w:tabs>
+          <w:tab w:val="left" w:pos="284"/>
+        </w:tabs>
         <w:rPr>
           <w:rFonts w:cs="Times New Roman"/>
         </w:rPr>
@@ -6630,6 +7350,9 @@
     </w:p>
     <w:p>
       <w:pPr>
+        <w:tabs>
+          <w:tab w:val="left" w:pos="284"/>
+        </w:tabs>
         <w:rPr>
           <w:rFonts w:cs="Times New Roman"/>
         </w:rPr>
@@ -6693,6 +7416,9 @@
     </w:p>
     <w:p>
       <w:pPr>
+        <w:tabs>
+          <w:tab w:val="left" w:pos="284"/>
+        </w:tabs>
         <w:rPr>
           <w:rFonts w:cs="Times New Roman"/>
         </w:rPr>
@@ -6755,6 +7481,9 @@
     </w:p>
     <w:p>
       <w:pPr>
+        <w:tabs>
+          <w:tab w:val="left" w:pos="284"/>
+        </w:tabs>
         <w:rPr>
           <w:rFonts w:cs="Times New Roman"/>
           <w:i/>
@@ -6765,6 +7494,9 @@
     <w:p>
       <w:pPr>
         <w:pStyle w:val="Heading2"/>
+        <w:tabs>
+          <w:tab w:val="left" w:pos="284"/>
+        </w:tabs>
         <w:rPr>
           <w:rFonts w:ascii="Times New Roman" w:hAnsi="Times New Roman" w:cs="Times New Roman"/>
           <w:color w:val="000000" w:themeColor="text1"/>
@@ -6808,6 +7540,9 @@
     </w:p>
     <w:p>
       <w:pPr>
+        <w:tabs>
+          <w:tab w:val="left" w:pos="284"/>
+        </w:tabs>
         <w:rPr>
           <w:rFonts w:cs="Times New Roman"/>
         </w:rPr>
@@ -6835,6 +7570,9 @@
     </w:p>
     <w:p>
       <w:pPr>
+        <w:tabs>
+          <w:tab w:val="left" w:pos="284"/>
+        </w:tabs>
         <w:rPr>
           <w:rFonts w:cs="Times New Roman"/>
         </w:rPr>
@@ -6862,6 +7600,9 @@
     </w:p>
     <w:p>
       <w:pPr>
+        <w:tabs>
+          <w:tab w:val="left" w:pos="284"/>
+        </w:tabs>
         <w:rPr>
           <w:rFonts w:cs="Times New Roman"/>
         </w:rPr>
@@ -6903,6 +7644,9 @@
     </w:p>
     <w:p>
       <w:pPr>
+        <w:tabs>
+          <w:tab w:val="left" w:pos="284"/>
+        </w:tabs>
         <w:rPr>
           <w:rFonts w:cs="Times New Roman"/>
         </w:rPr>
@@ -6930,6 +7674,9 @@
     </w:p>
     <w:p>
       <w:pPr>
+        <w:tabs>
+          <w:tab w:val="left" w:pos="284"/>
+        </w:tabs>
         <w:rPr>
           <w:rFonts w:cs="Times New Roman"/>
         </w:rPr>
@@ -6951,6 +7698,9 @@
     </w:p>
     <w:p>
       <w:pPr>
+        <w:tabs>
+          <w:tab w:val="left" w:pos="284"/>
+        </w:tabs>
         <w:rPr>
           <w:rFonts w:cs="Times New Roman"/>
         </w:rPr>
@@ -6978,6 +7728,9 @@
     </w:p>
     <w:p>
       <w:pPr>
+        <w:tabs>
+          <w:tab w:val="left" w:pos="284"/>
+        </w:tabs>
         <w:rPr>
           <w:rFonts w:cs="Times New Roman"/>
         </w:rPr>
@@ -7005,6 +7758,9 @@
     </w:p>
     <w:p>
       <w:pPr>
+        <w:tabs>
+          <w:tab w:val="left" w:pos="284"/>
+        </w:tabs>
         <w:rPr>
           <w:rFonts w:cs="Times New Roman"/>
         </w:rPr>
@@ -7032,6 +7788,9 @@
     </w:p>
     <w:p>
       <w:pPr>
+        <w:tabs>
+          <w:tab w:val="left" w:pos="284"/>
+        </w:tabs>
         <w:rPr>
           <w:rFonts w:cs="Times New Roman"/>
         </w:rPr>
@@ -7059,13 +7818,19 @@
     </w:p>
     <w:p>
       <w:pPr>
-        <w:rPr>
-          <w:rFonts w:cs="Times New Roman"/>
-        </w:rPr>
-      </w:pPr>
-    </w:p>
-    <w:p>
-      <w:pPr>
+        <w:tabs>
+          <w:tab w:val="left" w:pos="284"/>
+        </w:tabs>
+        <w:rPr>
+          <w:rFonts w:cs="Times New Roman"/>
+        </w:rPr>
+      </w:pPr>
+    </w:p>
+    <w:p>
+      <w:pPr>
+        <w:tabs>
+          <w:tab w:val="left" w:pos="284"/>
+        </w:tabs>
         <w:rPr>
           <w:rFonts w:cs="Times New Roman"/>
         </w:rPr>
@@ -7130,6 +7895,9 @@
     <w:p>
       <w:pPr>
         <w:pStyle w:val="Heading2"/>
+        <w:tabs>
+          <w:tab w:val="left" w:pos="284"/>
+        </w:tabs>
         <w:rPr>
           <w:rFonts w:ascii="Times New Roman" w:hAnsi="Times New Roman" w:cs="Times New Roman"/>
           <w:i/>
@@ -7168,6 +7936,9 @@
     </w:p>
     <w:p>
       <w:pPr>
+        <w:tabs>
+          <w:tab w:val="left" w:pos="284"/>
+        </w:tabs>
         <w:rPr>
           <w:rFonts w:cs="Times New Roman"/>
         </w:rPr>
@@ -7195,13 +7966,19 @@
     </w:p>
     <w:p>
       <w:pPr>
-        <w:rPr>
-          <w:rFonts w:cs="Times New Roman"/>
-        </w:rPr>
-      </w:pPr>
-    </w:p>
-    <w:p>
-      <w:pPr>
+        <w:tabs>
+          <w:tab w:val="left" w:pos="284"/>
+        </w:tabs>
+        <w:rPr>
+          <w:rFonts w:cs="Times New Roman"/>
+        </w:rPr>
+      </w:pPr>
+    </w:p>
+    <w:p>
+      <w:pPr>
+        <w:tabs>
+          <w:tab w:val="left" w:pos="284"/>
+        </w:tabs>
         <w:rPr>
           <w:rFonts w:cs="Times New Roman"/>
         </w:rPr>
@@ -7229,6 +8006,9 @@
     </w:p>
     <w:p>
       <w:pPr>
+        <w:tabs>
+          <w:tab w:val="left" w:pos="284"/>
+        </w:tabs>
         <w:rPr>
           <w:rFonts w:cs="Times New Roman"/>
         </w:rPr>
@@ -7242,13 +8022,19 @@
     </w:p>
     <w:p>
       <w:pPr>
-        <w:rPr>
-          <w:rFonts w:cs="Times New Roman"/>
-        </w:rPr>
-      </w:pPr>
-    </w:p>
-    <w:p>
-      <w:pPr>
+        <w:tabs>
+          <w:tab w:val="left" w:pos="284"/>
+        </w:tabs>
+        <w:rPr>
+          <w:rFonts w:cs="Times New Roman"/>
+        </w:rPr>
+      </w:pPr>
+    </w:p>
+    <w:p>
+      <w:pPr>
+        <w:tabs>
+          <w:tab w:val="left" w:pos="284"/>
+        </w:tabs>
         <w:rPr>
           <w:rFonts w:cs="Times New Roman"/>
         </w:rPr>
@@ -7270,6 +8056,9 @@
     </w:p>
     <w:p>
       <w:pPr>
+        <w:tabs>
+          <w:tab w:val="left" w:pos="284"/>
+        </w:tabs>
         <w:rPr>
           <w:rFonts w:cs="Times New Roman"/>
         </w:rPr>
@@ -7283,13 +8072,19 @@
     </w:p>
     <w:p>
       <w:pPr>
-        <w:rPr>
-          <w:rFonts w:cs="Times New Roman"/>
-        </w:rPr>
-      </w:pPr>
-    </w:p>
-    <w:p>
-      <w:pPr>
+        <w:tabs>
+          <w:tab w:val="left" w:pos="284"/>
+        </w:tabs>
+        <w:rPr>
+          <w:rFonts w:cs="Times New Roman"/>
+        </w:rPr>
+      </w:pPr>
+    </w:p>
+    <w:p>
+      <w:pPr>
+        <w:tabs>
+          <w:tab w:val="left" w:pos="284"/>
+        </w:tabs>
         <w:rPr>
           <w:rFonts w:cs="Times New Roman"/>
         </w:rPr>
@@ -7317,6 +8112,9 @@
     </w:p>
     <w:p>
       <w:pPr>
+        <w:tabs>
+          <w:tab w:val="left" w:pos="284"/>
+        </w:tabs>
         <w:rPr>
           <w:rFonts w:cs="Times New Roman"/>
         </w:rPr>
@@ -7344,6 +8142,9 @@
     </w:p>
     <w:p>
       <w:pPr>
+        <w:tabs>
+          <w:tab w:val="left" w:pos="284"/>
+        </w:tabs>
         <w:rPr>
           <w:rFonts w:cs="Times New Roman"/>
         </w:rPr>
@@ -7407,6 +8208,9 @@
     <w:p>
       <w:pPr>
         <w:pStyle w:val="Heading2"/>
+        <w:tabs>
+          <w:tab w:val="left" w:pos="284"/>
+        </w:tabs>
         <w:rPr>
           <w:rFonts w:ascii="Times New Roman" w:hAnsi="Times New Roman" w:cs="Times New Roman"/>
           <w:color w:val="000000" w:themeColor="text1"/>
@@ -7459,6 +8263,9 @@
     </w:p>
     <w:p>
       <w:pPr>
+        <w:tabs>
+          <w:tab w:val="left" w:pos="284"/>
+        </w:tabs>
         <w:rPr>
           <w:rFonts w:cs="Times New Roman"/>
         </w:rPr>
@@ -7514,13 +8321,19 @@
     </w:p>
     <w:p>
       <w:pPr>
-        <w:rPr>
-          <w:rFonts w:cs="Times New Roman"/>
-        </w:rPr>
-      </w:pPr>
-    </w:p>
-    <w:p>
-      <w:pPr>
+        <w:tabs>
+          <w:tab w:val="left" w:pos="284"/>
+        </w:tabs>
+        <w:rPr>
+          <w:rFonts w:cs="Times New Roman"/>
+        </w:rPr>
+      </w:pPr>
+    </w:p>
+    <w:p>
+      <w:pPr>
+        <w:tabs>
+          <w:tab w:val="left" w:pos="284"/>
+        </w:tabs>
         <w:rPr>
           <w:rFonts w:cs="Times New Roman"/>
         </w:rPr>
@@ -7548,6 +8361,9 @@
     </w:p>
     <w:p>
       <w:pPr>
+        <w:tabs>
+          <w:tab w:val="left" w:pos="284"/>
+        </w:tabs>
         <w:rPr>
           <w:rFonts w:cs="Times New Roman"/>
         </w:rPr>
@@ -7589,13 +8405,19 @@
     </w:p>
     <w:p>
       <w:pPr>
-        <w:rPr>
-          <w:rFonts w:cs="Times New Roman"/>
-        </w:rPr>
-      </w:pPr>
-    </w:p>
-    <w:p>
-      <w:pPr>
+        <w:tabs>
+          <w:tab w:val="left" w:pos="284"/>
+        </w:tabs>
+        <w:rPr>
+          <w:rFonts w:cs="Times New Roman"/>
+        </w:rPr>
+      </w:pPr>
+    </w:p>
+    <w:p>
+      <w:pPr>
+        <w:tabs>
+          <w:tab w:val="left" w:pos="284"/>
+        </w:tabs>
         <w:rPr>
           <w:rFonts w:cs="Times New Roman"/>
         </w:rPr>
@@ -7623,6 +8445,9 @@
     </w:p>
     <w:p>
       <w:pPr>
+        <w:tabs>
+          <w:tab w:val="left" w:pos="284"/>
+        </w:tabs>
         <w:rPr>
           <w:rFonts w:cs="Times New Roman"/>
         </w:rPr>
@@ -7650,13 +8475,19 @@
     </w:p>
     <w:p>
       <w:pPr>
-        <w:rPr>
-          <w:rFonts w:cs="Times New Roman"/>
-        </w:rPr>
-      </w:pPr>
-    </w:p>
-    <w:p>
-      <w:pPr>
+        <w:tabs>
+          <w:tab w:val="left" w:pos="284"/>
+        </w:tabs>
+        <w:rPr>
+          <w:rFonts w:cs="Times New Roman"/>
+        </w:rPr>
+      </w:pPr>
+    </w:p>
+    <w:p>
+      <w:pPr>
+        <w:tabs>
+          <w:tab w:val="left" w:pos="284"/>
+        </w:tabs>
         <w:rPr>
           <w:rFonts w:cs="Times New Roman"/>
         </w:rPr>
@@ -7684,6 +8515,9 @@
     </w:p>
     <w:p>
       <w:pPr>
+        <w:tabs>
+          <w:tab w:val="left" w:pos="284"/>
+        </w:tabs>
         <w:rPr>
           <w:rFonts w:cs="Times New Roman"/>
         </w:rPr>
@@ -7725,6 +8559,9 @@
     </w:p>
     <w:p>
       <w:pPr>
+        <w:tabs>
+          <w:tab w:val="left" w:pos="284"/>
+        </w:tabs>
         <w:rPr>
           <w:rFonts w:cs="Times New Roman"/>
         </w:rPr>
@@ -7766,13 +8603,19 @@
     </w:p>
     <w:p>
       <w:pPr>
-        <w:rPr>
-          <w:rFonts w:cs="Times New Roman"/>
-        </w:rPr>
-      </w:pPr>
-    </w:p>
-    <w:p>
-      <w:pPr>
+        <w:tabs>
+          <w:tab w:val="left" w:pos="284"/>
+        </w:tabs>
+        <w:rPr>
+          <w:rFonts w:cs="Times New Roman"/>
+        </w:rPr>
+      </w:pPr>
+    </w:p>
+    <w:p>
+      <w:pPr>
+        <w:tabs>
+          <w:tab w:val="left" w:pos="284"/>
+        </w:tabs>
         <w:rPr>
           <w:rFonts w:cs="Times New Roman"/>
         </w:rPr>
@@ -7784,6 +8627,9 @@
           <w:ilvl w:val="0"/>
           <w:numId w:val="8"/>
         </w:numPr>
+        <w:tabs>
+          <w:tab w:val="left" w:pos="284"/>
+        </w:tabs>
         <w:rPr>
           <w:rFonts w:cs="Times New Roman"/>
           <w:b/>
@@ -7800,26 +8646,51 @@
       </w:r>
     </w:p>
     <w:p>
+      <w:pPr>
+        <w:tabs>
+          <w:tab w:val="left" w:pos="284"/>
+        </w:tabs>
+      </w:pPr>
       <w:r>
         <w:t>Bảng ảo (VIEW) được sử dụng nhằm đơn giản hóa việc truy vấn dữ liệu, hỗ trợ người dùng dễ dàng khai thác thông tin mà không cần thao tác trực tiếp trên nhiều bảng phức tạp.</w:t>
       </w:r>
     </w:p>
     <w:p>
+      <w:pPr>
+        <w:tabs>
+          <w:tab w:val="left" w:pos="284"/>
+        </w:tabs>
+      </w:pPr>
       <w:r>
         <w:t>VIEW_DanhSachBacSi:</w:t>
       </w:r>
     </w:p>
     <w:p>
+      <w:pPr>
+        <w:tabs>
+          <w:tab w:val="left" w:pos="284"/>
+        </w:tabs>
+      </w:pPr>
       <w:r>
         <w:t>Bảng ảo này dùng để hiển thị danh sách bác sĩ kèm theo phân cấp bậc dựa trên số năm kinh nghiệm.</w:t>
       </w:r>
     </w:p>
     <w:p>
+      <w:pPr>
+        <w:tabs>
+          <w:tab w:val="left" w:pos="284"/>
+        </w:tabs>
+      </w:pPr>
       <w:r>
         <w:t>Thông qua câu lệnh CASE, hệ thống tự động phân loại bác sĩ thành các mức như: thực tập sinh, bác sĩ tiêu chuẩn, chuyên môn cao hoặc chuyên gia. Điều này giúp dễ dàng đánh giá năng lực và phân công công việc.</w:t>
       </w:r>
     </w:p>
     <w:p>
+      <w:pPr>
+        <w:tabs>
+          <w:tab w:val="left" w:pos="284"/>
+        </w:tabs>
+      </w:pPr>
       <w:r>
         <w:rPr>
           <w:noProof/>
@@ -7875,24 +8746,50 @@
         </w:drawing>
       </w:r>
     </w:p>
-    <w:p/>
-    <w:p>
+    <w:p>
+      <w:pPr>
+        <w:tabs>
+          <w:tab w:val="left" w:pos="284"/>
+        </w:tabs>
+      </w:pPr>
+    </w:p>
+    <w:p>
+      <w:pPr>
+        <w:tabs>
+          <w:tab w:val="left" w:pos="284"/>
+        </w:tabs>
+      </w:pPr>
       <w:r>
         <w:t>VIEW_DanhSachThiHai:</w:t>
       </w:r>
     </w:p>
     <w:p>
+      <w:pPr>
+        <w:tabs>
+          <w:tab w:val="left" w:pos="284"/>
+        </w:tabs>
+      </w:pPr>
       <w:r>
         <w:lastRenderedPageBreak/>
         <w:t>Bảng ảo này dùng để phân loại thi hài theo nhóm tuổi tại thời điểm tử vong.</w:t>
       </w:r>
     </w:p>
     <w:p>
+      <w:pPr>
+        <w:tabs>
+          <w:tab w:val="left" w:pos="284"/>
+        </w:tabs>
+      </w:pPr>
       <w:r>
         <w:t>Dựa vào hàm DATEDIFF, hệ thống tính tuổi và chia thành các nhóm như: vị thành niên, trưởng thành và cao tuổi. Việc này hỗ trợ cho thống kê và phân tích nguyên nhân tử vong theo độ tuổi.</w:t>
       </w:r>
     </w:p>
     <w:p>
+      <w:pPr>
+        <w:tabs>
+          <w:tab w:val="left" w:pos="284"/>
+        </w:tabs>
+      </w:pPr>
       <w:r>
         <w:rPr>
           <w:noProof/>
@@ -7948,23 +8845,49 @@
         </w:drawing>
       </w:r>
     </w:p>
-    <w:p/>
-    <w:p>
+    <w:p>
+      <w:pPr>
+        <w:tabs>
+          <w:tab w:val="left" w:pos="284"/>
+        </w:tabs>
+      </w:pPr>
+    </w:p>
+    <w:p>
+      <w:pPr>
+        <w:tabs>
+          <w:tab w:val="left" w:pos="284"/>
+        </w:tabs>
+      </w:pPr>
       <w:r>
         <w:t>VIEW_DanhSachNganKeo:</w:t>
       </w:r>
     </w:p>
     <w:p>
+      <w:pPr>
+        <w:tabs>
+          <w:tab w:val="left" w:pos="284"/>
+        </w:tabs>
+      </w:pPr>
       <w:r>
         <w:t>Bảng ảo này kết hợp dữ liệu từ bảng NGANKEO và THIHAI nhằm hiển thị thông tin vị trí lưu trữ thi hài.</w:t>
       </w:r>
     </w:p>
     <w:p>
+      <w:pPr>
+        <w:tabs>
+          <w:tab w:val="left" w:pos="284"/>
+        </w:tabs>
+      </w:pPr>
       <w:r>
         <w:t>Chỉ những thi hài đã được phân vào ngăn kéo mới xuất hiện, giúp quản lý tình trạng lưu trữ một cách trực quan.</w:t>
       </w:r>
     </w:p>
     <w:p>
+      <w:pPr>
+        <w:tabs>
+          <w:tab w:val="left" w:pos="284"/>
+        </w:tabs>
+      </w:pPr>
       <w:r>
         <w:rPr>
           <w:noProof/>
@@ -8020,23 +8943,49 @@
         </w:drawing>
       </w:r>
     </w:p>
-    <w:p/>
-    <w:p>
+    <w:p>
+      <w:pPr>
+        <w:tabs>
+          <w:tab w:val="left" w:pos="284"/>
+        </w:tabs>
+      </w:pPr>
+    </w:p>
+    <w:p>
+      <w:pPr>
+        <w:tabs>
+          <w:tab w:val="left" w:pos="284"/>
+        </w:tabs>
+      </w:pPr>
       <w:r>
         <w:t>VIEW_HoSoKhamBenh:</w:t>
       </w:r>
     </w:p>
     <w:p>
+      <w:pPr>
+        <w:tabs>
+          <w:tab w:val="left" w:pos="284"/>
+        </w:tabs>
+      </w:pPr>
       <w:r>
         <w:t>Bảng ảo này hiển thị toàn bộ thông tin hồ sơ khám nghiệm.</w:t>
       </w:r>
     </w:p>
     <w:p>
+      <w:pPr>
+        <w:tabs>
+          <w:tab w:val="left" w:pos="284"/>
+        </w:tabs>
+      </w:pPr>
       <w:r>
         <w:t>Giúp người dùng dễ dàng truy cập dữ liệu mà không cần viết lại câu truy vấn SELECT phức tạp.</w:t>
       </w:r>
     </w:p>
     <w:p>
+      <w:pPr>
+        <w:tabs>
+          <w:tab w:val="left" w:pos="284"/>
+        </w:tabs>
+      </w:pPr>
       <w:r>
         <w:rPr>
           <w:noProof/>
@@ -8093,39 +9042,86 @@
         </w:drawing>
       </w:r>
     </w:p>
-    <w:p/>
-    <w:p>
+    <w:p>
+      <w:pPr>
+        <w:tabs>
+          <w:tab w:val="left" w:pos="284"/>
+        </w:tabs>
+      </w:pPr>
+    </w:p>
+    <w:p>
+      <w:pPr>
+        <w:tabs>
+          <w:tab w:val="left" w:pos="284"/>
+        </w:tabs>
+      </w:pPr>
       <w:r>
         <w:t>VIEW_DichVu:</w:t>
       </w:r>
     </w:p>
     <w:p>
+      <w:pPr>
+        <w:tabs>
+          <w:tab w:val="left" w:pos="284"/>
+        </w:tabs>
+      </w:pPr>
       <w:r>
         <w:t>Bảng ảo này cung cấp danh sách các dịch vụ hiện có trong hệ thống.</w:t>
       </w:r>
     </w:p>
     <w:p>
+      <w:pPr>
+        <w:tabs>
+          <w:tab w:val="left" w:pos="284"/>
+        </w:tabs>
+      </w:pPr>
       <w:r>
         <w:t>Phục vụ cho việc tra cứu nhanh thông tin dịch vụ.</w:t>
       </w:r>
     </w:p>
-    <w:p/>
-    <w:p>
+    <w:p>
+      <w:pPr>
+        <w:tabs>
+          <w:tab w:val="left" w:pos="284"/>
+        </w:tabs>
+      </w:pPr>
+    </w:p>
+    <w:p>
+      <w:pPr>
+        <w:tabs>
+          <w:tab w:val="left" w:pos="284"/>
+        </w:tabs>
+      </w:pPr>
       <w:r>
         <w:t>VIEW_DichVuE:</w:t>
       </w:r>
     </w:p>
     <w:p>
+      <w:pPr>
+        <w:tabs>
+          <w:tab w:val="left" w:pos="284"/>
+        </w:tabs>
+      </w:pPr>
       <w:r>
         <w:t>Bảng ảo này dùng để liệt kê các dịch vụ chưa từng được sử dụng.</w:t>
       </w:r>
     </w:p>
     <w:p>
+      <w:pPr>
+        <w:tabs>
+          <w:tab w:val="left" w:pos="284"/>
+        </w:tabs>
+      </w:pPr>
       <w:r>
         <w:t>Hỗ trợ nhà quản lý đánh giá hiệu quả khai thác dịch vụ và đưa ra quyết định cải thiện hoặc loại bỏ.</w:t>
       </w:r>
     </w:p>
     <w:p>
+      <w:pPr>
+        <w:tabs>
+          <w:tab w:val="left" w:pos="284"/>
+        </w:tabs>
+      </w:pPr>
       <w:r>
         <w:rPr>
           <w:noProof/>
@@ -8190,6 +9186,9 @@
           <w:ilvl w:val="0"/>
           <w:numId w:val="8"/>
         </w:numPr>
+        <w:tabs>
+          <w:tab w:val="left" w:pos="284"/>
+        </w:tabs>
         <w:rPr>
           <w:b/>
           <w:bCs/>
@@ -8203,8 +9202,15 @@
         <w:t>Truy vấn lồng (Subquery)</w:t>
       </w:r>
     </w:p>
-    <w:p/>
-    <w:p>
+    <w:p>
+      <w:pPr>
+        <w:tabs>
+          <w:tab w:val="left" w:pos="284"/>
+        </w:tabs>
+      </w:pPr>
+      <w:r>
+        <w:tab/>
+      </w:r>
       <w:r>
         <w:t>Truy vấn lồng được sử dụng để xử lý các bài toán cần so sánh dữ liệu với kết quả của một truy vấn khác.</w:t>
       </w:r>
@@ -8215,6 +9221,9 @@
           <w:ilvl w:val="0"/>
           <w:numId w:val="9"/>
         </w:numPr>
+        <w:tabs>
+          <w:tab w:val="left" w:pos="284"/>
+        </w:tabs>
       </w:pPr>
       <w:r>
         <w:t>Trong hệ thống, truy vấn lồng được áp dụng để tạo bảng ảo VIEW_BSLaoLang. Cụ thể, hệ thống lọc ra các bác sĩ có số năm kinh nghiệm lớn hơn mức trung bình của toàn bộ bác sĩ.</w:t>
@@ -8226,9 +9235,11 @@
           <w:ilvl w:val="0"/>
           <w:numId w:val="9"/>
         </w:numPr>
-      </w:pPr>
-      <w:r>
-        <w:lastRenderedPageBreak/>
+        <w:tabs>
+          <w:tab w:val="left" w:pos="284"/>
+        </w:tabs>
+      </w:pPr>
+      <w:r>
         <w:t>Truy vấn con (SELECT AVG(NAMKINHNGHIEM) FROM VIEW_DANHSACHBACSI) được dùng để tính giá trị trung bình. Kết quả này sau đó được sử dụng làm điều kiện so sánh trong truy vấn chính.</w:t>
       </w:r>
     </w:p>
@@ -8238,8 +9249,12 @@
           <w:ilvl w:val="0"/>
           <w:numId w:val="9"/>
         </w:numPr>
-      </w:pPr>
-      <w:r>
+        <w:tabs>
+          <w:tab w:val="left" w:pos="284"/>
+        </w:tabs>
+      </w:pPr>
+      <w:r>
+        <w:lastRenderedPageBreak/>
         <w:t>Cách tiếp cận này giúp xác định nhóm bác sĩ có trình độ cao một cách linh hoạt, không cần tính toán thủ công.</w:t>
       </w:r>
     </w:p>
@@ -8249,6 +9264,9 @@
           <w:ilvl w:val="0"/>
           <w:numId w:val="8"/>
         </w:numPr>
+        <w:tabs>
+          <w:tab w:val="left" w:pos="284"/>
+        </w:tabs>
         <w:rPr>
           <w:b/>
           <w:bCs/>
@@ -8374,29 +9392,66 @@
         <w:t>Sử dụng IF / CASE trong truy vấn</w:t>
       </w:r>
     </w:p>
-    <w:p/>
-    <w:p>
+    <w:p>
+      <w:pPr>
+        <w:tabs>
+          <w:tab w:val="left" w:pos="284"/>
+        </w:tabs>
+      </w:pPr>
+    </w:p>
+    <w:p>
+      <w:pPr>
+        <w:tabs>
+          <w:tab w:val="left" w:pos="284"/>
+        </w:tabs>
+      </w:pPr>
       <w:r>
         <w:t>Cấu trúc CASE được sử dụng để xử lý điều kiện trong SQL, tương tự như câu lệnh IF...ELSE trong các ngôn ngữ lập trình.</w:t>
       </w:r>
     </w:p>
-    <w:p/>
-    <w:p>
+    <w:p>
+      <w:pPr>
+        <w:tabs>
+          <w:tab w:val="left" w:pos="284"/>
+        </w:tabs>
+      </w:pPr>
+    </w:p>
+    <w:p>
+      <w:pPr>
+        <w:tabs>
+          <w:tab w:val="left" w:pos="284"/>
+        </w:tabs>
+      </w:pPr>
       <w:r>
         <w:t>Trong VIEW_DanhSachBacSi:</w:t>
       </w:r>
     </w:p>
     <w:p>
+      <w:pPr>
+        <w:tabs>
+          <w:tab w:val="left" w:pos="284"/>
+        </w:tabs>
+      </w:pPr>
       <w:r>
         <w:t>Câu lệnh CASE được dùng để phân loại cấp bậc bác sĩ dựa trên số năm kinh nghiệm.</w:t>
       </w:r>
     </w:p>
     <w:p>
+      <w:pPr>
+        <w:tabs>
+          <w:tab w:val="left" w:pos="284"/>
+        </w:tabs>
+      </w:pPr>
       <w:r>
         <w:t>Điều này giúp dữ liệu trở nên trực quan hơn thay vì chỉ hiển thị số liệu thô.</w:t>
       </w:r>
     </w:p>
     <w:p>
+      <w:pPr>
+        <w:tabs>
+          <w:tab w:val="left" w:pos="284"/>
+        </w:tabs>
+      </w:pPr>
       <w:r>
         <w:rPr>
           <w:noProof/>
@@ -8452,23 +9507,43 @@
         </w:drawing>
       </w:r>
     </w:p>
-    <w:p/>
-    <w:p>
+    <w:p>
+      <w:pPr>
+        <w:tabs>
+          <w:tab w:val="left" w:pos="284"/>
+        </w:tabs>
+      </w:pPr>
+    </w:p>
+    <w:p>
+      <w:pPr>
+        <w:tabs>
+          <w:tab w:val="left" w:pos="284"/>
+        </w:tabs>
+      </w:pPr>
       <w:r>
         <w:t>Trong VIEW_DanhSachThiHai:</w:t>
       </w:r>
     </w:p>
     <w:p>
+      <w:pPr>
+        <w:tabs>
+          <w:tab w:val="left" w:pos="284"/>
+        </w:tabs>
+      </w:pPr>
       <w:r>
         <w:t>Câu lệnh CASE được sử dụng để phân nhóm tuổi của thi hài.</w:t>
       </w:r>
     </w:p>
     <w:p>
+      <w:pPr>
+        <w:tabs>
+          <w:tab w:val="left" w:pos="284"/>
+        </w:tabs>
+      </w:pPr>
       <w:r>
         <w:rPr>
           <w:noProof/>
         </w:rPr>
-        <w:lastRenderedPageBreak/>
         <w:drawing>
           <wp:anchor distT="0" distB="0" distL="114300" distR="114300" simplePos="0" relativeHeight="251678720" behindDoc="0" locked="0" layoutInCell="1" allowOverlap="1" wp14:anchorId="71E05F5E" wp14:editId="47B791EF">
             <wp:simplePos x="0" y="0"/>
@@ -8524,9 +9599,26 @@
         <w:t>Việc này hỗ trợ cho các báo cáo thống kê và phân tích dữ liệu theo độ tuổi.</w:t>
       </w:r>
     </w:p>
-    <w:p/>
-    <w:p/>
-    <w:p>
+    <w:p>
+      <w:pPr>
+        <w:tabs>
+          <w:tab w:val="left" w:pos="284"/>
+        </w:tabs>
+      </w:pPr>
+    </w:p>
+    <w:p>
+      <w:pPr>
+        <w:tabs>
+          <w:tab w:val="left" w:pos="284"/>
+        </w:tabs>
+      </w:pPr>
+    </w:p>
+    <w:p>
+      <w:pPr>
+        <w:tabs>
+          <w:tab w:val="left" w:pos="284"/>
+        </w:tabs>
+      </w:pPr>
       <w:r>
         <w:t>Việc sử dụng CASE giúp:</w:t>
       </w:r>
@@ -8537,6 +9629,9 @@
           <w:ilvl w:val="0"/>
           <w:numId w:val="10"/>
         </w:numPr>
+        <w:tabs>
+          <w:tab w:val="left" w:pos="284"/>
+        </w:tabs>
       </w:pPr>
       <w:r>
         <w:t>Giảm xử lý ở phía ứng dụng</w:t>
@@ -8548,6 +9643,9 @@
           <w:ilvl w:val="0"/>
           <w:numId w:val="10"/>
         </w:numPr>
+        <w:tabs>
+          <w:tab w:val="left" w:pos="284"/>
+        </w:tabs>
       </w:pPr>
       <w:r>
         <w:t>Tăng tính trực quan của dữ liệu ngay tại tầng cơ sở dữ liệu</w:t>
@@ -8559,6 +9657,9 @@
           <w:ilvl w:val="0"/>
           <w:numId w:val="10"/>
         </w:numPr>
+        <w:tabs>
+          <w:tab w:val="left" w:pos="284"/>
+        </w:tabs>
       </w:pPr>
       <w:r>
         <w:t>Dễ dàng mở rộng thêm các điều kiện trong tương lai</w:t>
@@ -8566,20 +9667,29 @@
     </w:p>
     <w:p>
       <w:pPr>
-        <w:rPr>
-          <w:rFonts w:cs="Times New Roman"/>
-        </w:rPr>
-      </w:pPr>
-    </w:p>
-    <w:p>
-      <w:pPr>
-        <w:rPr>
-          <w:rFonts w:cs="Times New Roman"/>
-        </w:rPr>
-      </w:pPr>
-    </w:p>
-    <w:p>
-      <w:pPr>
+        <w:tabs>
+          <w:tab w:val="left" w:pos="284"/>
+        </w:tabs>
+        <w:rPr>
+          <w:rFonts w:cs="Times New Roman"/>
+        </w:rPr>
+      </w:pPr>
+    </w:p>
+    <w:p>
+      <w:pPr>
+        <w:tabs>
+          <w:tab w:val="left" w:pos="284"/>
+        </w:tabs>
+        <w:rPr>
+          <w:rFonts w:cs="Times New Roman"/>
+        </w:rPr>
+      </w:pPr>
+    </w:p>
+    <w:p>
+      <w:pPr>
+        <w:tabs>
+          <w:tab w:val="left" w:pos="284"/>
+        </w:tabs>
         <w:rPr>
           <w:rFonts w:cs="Times New Roman"/>
           <w:b/>
@@ -8597,10 +9707,19 @@
     </w:p>
     <w:p>
       <w:pPr>
-        <w:rPr>
-          <w:rFonts w:cs="Times New Roman"/>
-        </w:rPr>
-      </w:pPr>
+        <w:tabs>
+          <w:tab w:val="left" w:pos="284"/>
+        </w:tabs>
+        <w:rPr>
+          <w:rFonts w:cs="Times New Roman"/>
+        </w:rPr>
+      </w:pPr>
+      <w:r>
+        <w:rPr>
+          <w:rFonts w:cs="Times New Roman"/>
+        </w:rPr>
+        <w:tab/>
+      </w:r>
       <w:r>
         <w:rPr>
           <w:rFonts w:cs="Times New Roman"/>
@@ -8610,6 +9729,9 @@
     </w:p>
     <w:p>
       <w:pPr>
+        <w:tabs>
+          <w:tab w:val="left" w:pos="284"/>
+        </w:tabs>
         <w:rPr>
           <w:rFonts w:cs="Times New Roman"/>
         </w:rPr>
@@ -8623,6 +9745,9 @@
     </w:p>
     <w:p>
       <w:pPr>
+        <w:tabs>
+          <w:tab w:val="left" w:pos="284"/>
+        </w:tabs>
         <w:rPr>
           <w:rFonts w:cs="Times New Roman"/>
         </w:rPr>
@@ -8738,13 +9863,19 @@
     </w:p>
     <w:p>
       <w:pPr>
-        <w:rPr>
-          <w:rFonts w:cs="Times New Roman"/>
-        </w:rPr>
-      </w:pPr>
-    </w:p>
-    <w:p>
-      <w:pPr>
+        <w:tabs>
+          <w:tab w:val="left" w:pos="284"/>
+        </w:tabs>
+        <w:rPr>
+          <w:rFonts w:cs="Times New Roman"/>
+        </w:rPr>
+      </w:pPr>
+    </w:p>
+    <w:p>
+      <w:pPr>
+        <w:tabs>
+          <w:tab w:val="left" w:pos="284"/>
+        </w:tabs>
         <w:rPr>
           <w:rFonts w:cs="Times New Roman"/>
           <w:b/>
@@ -8762,10 +9893,19 @@
     </w:p>
     <w:p>
       <w:pPr>
-        <w:rPr>
-          <w:rFonts w:cs="Times New Roman"/>
-        </w:rPr>
-      </w:pPr>
+        <w:tabs>
+          <w:tab w:val="left" w:pos="284"/>
+        </w:tabs>
+        <w:rPr>
+          <w:rFonts w:cs="Times New Roman"/>
+        </w:rPr>
+      </w:pPr>
+      <w:r>
+        <w:rPr>
+          <w:rFonts w:cs="Times New Roman"/>
+        </w:rPr>
+        <w:tab/>
+      </w:r>
       <w:r>
         <w:rPr>
           <w:rFonts w:cs="Times New Roman"/>
@@ -8775,6 +9915,9 @@
     </w:p>
     <w:p>
       <w:pPr>
+        <w:tabs>
+          <w:tab w:val="left" w:pos="284"/>
+        </w:tabs>
         <w:rPr>
           <w:rFonts w:cs="Times New Roman"/>
         </w:rPr>
@@ -8795,15 +9938,17 @@
     </w:p>
     <w:p>
       <w:pPr>
-        <w:rPr>
-          <w:rFonts w:cs="Times New Roman"/>
-        </w:rPr>
-      </w:pPr>
-      <w:r>
-        <w:rPr>
-          <w:rFonts w:cs="Times New Roman"/>
-        </w:rPr>
-        <w:lastRenderedPageBreak/>
+        <w:tabs>
+          <w:tab w:val="left" w:pos="284"/>
+        </w:tabs>
+        <w:rPr>
+          <w:rFonts w:cs="Times New Roman"/>
+        </w:rPr>
+      </w:pPr>
+      <w:r>
+        <w:rPr>
+          <w:rFonts w:cs="Times New Roman"/>
+        </w:rPr>
         <w:t>Quản lý bác sĩ (BACSI):</w:t>
       </w:r>
       <w:r>
@@ -8816,6 +9961,9 @@
     </w:p>
     <w:p>
       <w:pPr>
+        <w:tabs>
+          <w:tab w:val="left" w:pos="284"/>
+        </w:tabs>
         <w:rPr>
           <w:rFonts w:cs="Times New Roman"/>
         </w:rPr>
@@ -8836,6 +9984,9 @@
     </w:p>
     <w:p>
       <w:pPr>
+        <w:tabs>
+          <w:tab w:val="left" w:pos="284"/>
+        </w:tabs>
         <w:rPr>
           <w:rFonts w:cs="Times New Roman"/>
         </w:rPr>
@@ -8856,14 +10007,18 @@
     </w:p>
     <w:p>
       <w:pPr>
-        <w:rPr>
-          <w:rFonts w:cs="Times New Roman"/>
-        </w:rPr>
-      </w:pPr>
-      <w:r>
-        <w:rPr>
-          <w:rFonts w:cs="Times New Roman"/>
-        </w:rPr>
+        <w:tabs>
+          <w:tab w:val="left" w:pos="284"/>
+        </w:tabs>
+        <w:rPr>
+          <w:rFonts w:cs="Times New Roman"/>
+        </w:rPr>
+      </w:pPr>
+      <w:r>
+        <w:rPr>
+          <w:rFonts w:cs="Times New Roman"/>
+        </w:rPr>
+        <w:lastRenderedPageBreak/>
         <w:t>Quản lý dịch vụ (DICHVU):</w:t>
       </w:r>
       <w:r>
@@ -8876,6 +10031,9 @@
     </w:p>
     <w:p>
       <w:pPr>
+        <w:tabs>
+          <w:tab w:val="left" w:pos="284"/>
+        </w:tabs>
         <w:rPr>
           <w:rFonts w:cs="Times New Roman"/>
         </w:rPr>
@@ -8896,6 +10054,9 @@
     </w:p>
     <w:p>
       <w:pPr>
+        <w:tabs>
+          <w:tab w:val="left" w:pos="284"/>
+        </w:tabs>
         <w:rPr>
           <w:rFonts w:cs="Times New Roman"/>
         </w:rPr>
@@ -8916,6 +10077,9 @@
     </w:p>
     <w:p>
       <w:pPr>
+        <w:tabs>
+          <w:tab w:val="left" w:pos="284"/>
+        </w:tabs>
         <w:rPr>
           <w:rFonts w:cs="Times New Roman"/>
         </w:rPr>
@@ -8936,6 +10100,9 @@
     </w:p>
     <w:p>
       <w:pPr>
+        <w:tabs>
+          <w:tab w:val="left" w:pos="284"/>
+        </w:tabs>
         <w:rPr>
           <w:rFonts w:cs="Times New Roman"/>
         </w:rPr>
@@ -8997,13 +10164,19 @@
     </w:p>
     <w:p>
       <w:pPr>
-        <w:rPr>
-          <w:rFonts w:cs="Times New Roman"/>
-        </w:rPr>
-      </w:pPr>
-    </w:p>
-    <w:p>
-      <w:pPr>
+        <w:tabs>
+          <w:tab w:val="left" w:pos="284"/>
+        </w:tabs>
+        <w:rPr>
+          <w:rFonts w:cs="Times New Roman"/>
+        </w:rPr>
+      </w:pPr>
+    </w:p>
+    <w:p>
+      <w:pPr>
+        <w:tabs>
+          <w:tab w:val="left" w:pos="284"/>
+        </w:tabs>
         <w:rPr>
           <w:rFonts w:cs="Times New Roman"/>
           <w:b/>
@@ -9021,10 +10194,19 @@
     </w:p>
     <w:p>
       <w:pPr>
-        <w:rPr>
-          <w:rFonts w:cs="Times New Roman"/>
-        </w:rPr>
-      </w:pPr>
+        <w:tabs>
+          <w:tab w:val="left" w:pos="284"/>
+        </w:tabs>
+        <w:rPr>
+          <w:rFonts w:cs="Times New Roman"/>
+        </w:rPr>
+      </w:pPr>
+      <w:r>
+        <w:rPr>
+          <w:rFonts w:cs="Times New Roman"/>
+        </w:rPr>
+        <w:tab/>
+      </w:r>
       <w:r>
         <w:rPr>
           <w:rFonts w:cs="Times New Roman"/>
@@ -9034,6 +10216,9 @@
     </w:p>
     <w:p>
       <w:pPr>
+        <w:tabs>
+          <w:tab w:val="left" w:pos="284"/>
+        </w:tabs>
         <w:rPr>
           <w:rFonts w:cs="Times New Roman"/>
         </w:rPr>
@@ -9054,6 +10239,9 @@
     </w:p>
     <w:p>
       <w:pPr>
+        <w:tabs>
+          <w:tab w:val="left" w:pos="284"/>
+        </w:tabs>
         <w:rPr>
           <w:rFonts w:cs="Times New Roman"/>
         </w:rPr>
@@ -9074,6 +10262,9 @@
     </w:p>
     <w:p>
       <w:pPr>
+        <w:tabs>
+          <w:tab w:val="left" w:pos="284"/>
+        </w:tabs>
         <w:rPr>
           <w:rFonts w:cs="Times New Roman"/>
         </w:rPr>
@@ -9094,6 +10285,9 @@
     </w:p>
     <w:p>
       <w:pPr>
+        <w:tabs>
+          <w:tab w:val="left" w:pos="284"/>
+        </w:tabs>
         <w:rPr>
           <w:rFonts w:cs="Times New Roman"/>
         </w:rPr>
@@ -9114,6 +10308,9 @@
     </w:p>
     <w:p>
       <w:pPr>
+        <w:tabs>
+          <w:tab w:val="left" w:pos="284"/>
+        </w:tabs>
         <w:rPr>
           <w:rFonts w:cs="Times New Roman"/>
         </w:rPr>
@@ -9134,13 +10331,19 @@
     </w:p>
     <w:p>
       <w:pPr>
-        <w:rPr>
-          <w:rFonts w:cs="Times New Roman"/>
-        </w:rPr>
-      </w:pPr>
-    </w:p>
-    <w:p>
-      <w:pPr>
+        <w:tabs>
+          <w:tab w:val="left" w:pos="284"/>
+        </w:tabs>
+        <w:rPr>
+          <w:rFonts w:cs="Times New Roman"/>
+        </w:rPr>
+      </w:pPr>
+    </w:p>
+    <w:p>
+      <w:pPr>
+        <w:tabs>
+          <w:tab w:val="left" w:pos="284"/>
+        </w:tabs>
         <w:rPr>
           <w:rFonts w:cs="Times New Roman"/>
           <w:b/>
@@ -9158,20 +10361,31 @@
     </w:p>
     <w:p>
       <w:pPr>
-        <w:rPr>
-          <w:rFonts w:cs="Times New Roman"/>
-        </w:rPr>
-      </w:pPr>
-      <w:r>
-        <w:rPr>
-          <w:rFonts w:cs="Times New Roman"/>
-        </w:rPr>
-        <w:lastRenderedPageBreak/>
+        <w:tabs>
+          <w:tab w:val="left" w:pos="284"/>
+        </w:tabs>
+        <w:rPr>
+          <w:rFonts w:cs="Times New Roman"/>
+        </w:rPr>
+      </w:pPr>
+      <w:r>
+        <w:rPr>
+          <w:rFonts w:cs="Times New Roman"/>
+        </w:rPr>
+        <w:tab/>
+      </w:r>
+      <w:r>
+        <w:rPr>
+          <w:rFonts w:cs="Times New Roman"/>
+        </w:rPr>
         <w:t>Hệ thống áp dụng các cơ chế kiểm soát nhằm đảm bảo người dùng chỉ được phép thực hiện các chức năng đúng với quyền hạn:</w:t>
       </w:r>
     </w:p>
     <w:p>
       <w:pPr>
+        <w:tabs>
+          <w:tab w:val="left" w:pos="284"/>
+        </w:tabs>
         <w:rPr>
           <w:rFonts w:cs="Times New Roman"/>
         </w:rPr>
@@ -9192,6 +10406,9 @@
     </w:p>
     <w:p>
       <w:pPr>
+        <w:tabs>
+          <w:tab w:val="left" w:pos="284"/>
+        </w:tabs>
         <w:rPr>
           <w:rFonts w:cs="Times New Roman"/>
         </w:rPr>
@@ -9212,14 +10429,18 @@
     </w:p>
     <w:p>
       <w:pPr>
-        <w:rPr>
-          <w:rFonts w:cs="Times New Roman"/>
-        </w:rPr>
-      </w:pPr>
-      <w:r>
-        <w:rPr>
-          <w:rFonts w:cs="Times New Roman"/>
-        </w:rPr>
+        <w:tabs>
+          <w:tab w:val="left" w:pos="284"/>
+        </w:tabs>
+        <w:rPr>
+          <w:rFonts w:cs="Times New Roman"/>
+        </w:rPr>
+      </w:pPr>
+      <w:r>
+        <w:rPr>
+          <w:rFonts w:cs="Times New Roman"/>
+        </w:rPr>
+        <w:lastRenderedPageBreak/>
         <w:t>Giới hạn thao tác dữ liệu:</w:t>
       </w:r>
       <w:r>
@@ -9232,13 +10453,19 @@
     </w:p>
     <w:p>
       <w:pPr>
-        <w:rPr>
-          <w:rFonts w:cs="Times New Roman"/>
-        </w:rPr>
-      </w:pPr>
-    </w:p>
-    <w:p>
-      <w:pPr>
+        <w:tabs>
+          <w:tab w:val="left" w:pos="284"/>
+        </w:tabs>
+        <w:rPr>
+          <w:rFonts w:cs="Times New Roman"/>
+        </w:rPr>
+      </w:pPr>
+    </w:p>
+    <w:p>
+      <w:pPr>
+        <w:tabs>
+          <w:tab w:val="left" w:pos="284"/>
+        </w:tabs>
         <w:rPr>
           <w:rFonts w:cs="Times New Roman"/>
           <w:b/>
@@ -9256,6 +10483,9 @@
     </w:p>
     <w:p>
       <w:pPr>
+        <w:tabs>
+          <w:tab w:val="left" w:pos="284"/>
+        </w:tabs>
         <w:rPr>
           <w:rFonts w:cs="Times New Roman"/>
         </w:rPr>
@@ -9273,6 +10503,9 @@
           <w:ilvl w:val="0"/>
           <w:numId w:val="11"/>
         </w:numPr>
+        <w:tabs>
+          <w:tab w:val="left" w:pos="284"/>
+        </w:tabs>
         <w:rPr>
           <w:rFonts w:cs="Times New Roman"/>
         </w:rPr>
@@ -9290,6 +10523,9 @@
           <w:ilvl w:val="0"/>
           <w:numId w:val="11"/>
         </w:numPr>
+        <w:tabs>
+          <w:tab w:val="left" w:pos="284"/>
+        </w:tabs>
         <w:rPr>
           <w:rFonts w:cs="Times New Roman"/>
         </w:rPr>
@@ -9307,6 +10543,9 @@
           <w:ilvl w:val="0"/>
           <w:numId w:val="11"/>
         </w:numPr>
+        <w:tabs>
+          <w:tab w:val="left" w:pos="284"/>
+        </w:tabs>
         <w:rPr>
           <w:rFonts w:cs="Times New Roman"/>
         </w:rPr>
@@ -9324,6 +10563,9 @@
           <w:ilvl w:val="0"/>
           <w:numId w:val="11"/>
         </w:numPr>
+        <w:tabs>
+          <w:tab w:val="left" w:pos="284"/>
+        </w:tabs>
         <w:rPr>
           <w:rFonts w:cs="Times New Roman"/>
         </w:rPr>
@@ -9337,13 +10579,19 @@
     </w:p>
     <w:p>
       <w:pPr>
-        <w:rPr>
-          <w:rFonts w:cs="Times New Roman"/>
-        </w:rPr>
-      </w:pPr>
-    </w:p>
-    <w:p>
-      <w:pPr>
+        <w:tabs>
+          <w:tab w:val="left" w:pos="284"/>
+        </w:tabs>
+        <w:rPr>
+          <w:rFonts w:cs="Times New Roman"/>
+        </w:rPr>
+      </w:pPr>
+    </w:p>
+    <w:p>
+      <w:pPr>
+        <w:tabs>
+          <w:tab w:val="left" w:pos="284"/>
+        </w:tabs>
         <w:rPr>
           <w:b/>
           <w:bCs/>
@@ -9361,7 +10609,7 @@
 </file>
 
 <file path=word/endnotes.xml><?xml version="1.0" encoding="utf-8"?>
-<w:endnotes xmlns:wpc="http://schemas.microsoft.com/office/word/2010/wordprocessingCanvas" xmlns:cx="http://schemas.microsoft.com/office/drawing/2014/chartex" xmlns:cx1="http://schemas.microsoft.com/office/drawing/2015/9/8/chartex" xmlns:cx2="http://schemas.microsoft.com/office/drawing/2015/10/21/chartex" xmlns:cx3="http://schemas.microsoft.com/office/drawing/2016/5/9/chartex" xmlns:cx4="http://schemas.microsoft.com/office/drawing/2016/5/10/chartex" xmlns:cx5="http://schemas.microsoft.com/office/drawing/2016/5/11/chartex" xmlns:cx6="http://schemas.microsoft.com/office/drawing/2016/5/12/chartex" xmlns:cx7="http://schemas.microsoft.com/office/drawing/2016/5/13/chartex" xmlns:cx8="http://schemas.microsoft.com/office/drawing/2016/5/14/chartex" xmlns:mc="http://schemas.openxmlformats.org/markup-compatibility/2006" xmlns:aink="http://schemas.microsoft.com/office/drawing/2016/ink" xmlns:am3d="http://schemas.microsoft.com/office/drawing/2017/model3d" xmlns:o="urn:schemas-microsoft-com:office:office" xmlns:oel="http://schemas.microsoft.com/office/2019/extlst" xmlns:r="http://schemas.openxmlformats.org/officeDocument/2006/relationships" xmlns:m="http://schemas.openxmlformats.org/officeDocument/2006/math" xmlns:v="urn:schemas-microsoft-com:vml" xmlns:wp14="http://schemas.microsoft.com/office/word/2010/wordprocessingDrawing" xmlns:wp="http://schemas.openxmlformats.org/drawingml/2006/wordprocessingDrawing" xmlns:w10="urn:schemas-microsoft-com:office:word" xmlns:w="http://schemas.openxmlformats.org/wordprocessingml/2006/main" xmlns:w14="http://schemas.microsoft.com/office/word/2010/wordml" xmlns:w15="http://schemas.microsoft.com/office/word/2012/wordml" xmlns:w16cex="http://schemas.microsoft.com/office/word/2018/wordml/cex" xmlns:w16cid="http://schemas.microsoft.com/office/word/2016/wordml/cid" xmlns:w16="http://schemas.microsoft.com/office/word/2018/wordml" xmlns:w16du="http://schemas.microsoft.com/office/word/2023/wordml/word16du" xmlns:w16sdtdh="http://schemas.microsoft.com/office/word/2020/wordml/sdtdatahash" xmlns:w16se="http://schemas.microsoft.com/office/word/2015/wordml/symex" xmlns:wpg="http://schemas.microsoft.com/office/word/2010/wordprocessingGroup" xmlns:wpi="http://schemas.microsoft.com/office/word/2010/wordprocessingInk" xmlns:wne="http://schemas.microsoft.com/office/word/2006/wordml" xmlns:wps="http://schemas.microsoft.com/office/word/2010/wordprocessingShape" mc:Ignorable="w14 w15 w16se w16cid w16 w16cex w16sdtdh w16du wp14">
+<w:endnotes xmlns:wpc="http://schemas.microsoft.com/office/word/2010/wordprocessingCanvas" xmlns:cx="http://schemas.microsoft.com/office/drawing/2014/chartex" xmlns:cx1="http://schemas.microsoft.com/office/drawing/2015/9/8/chartex" xmlns:cx2="http://schemas.microsoft.com/office/drawing/2015/10/21/chartex" xmlns:cx3="http://schemas.microsoft.com/office/drawing/2016/5/9/chartex" xmlns:cx4="http://schemas.microsoft.com/office/drawing/2016/5/10/chartex" xmlns:cx5="http://schemas.microsoft.com/office/drawing/2016/5/11/chartex" xmlns:cx6="http://schemas.microsoft.com/office/drawing/2016/5/12/chartex" xmlns:cx7="http://schemas.microsoft.com/office/drawing/2016/5/13/chartex" xmlns:cx8="http://schemas.microsoft.com/office/drawing/2016/5/14/chartex" xmlns:mc="http://schemas.openxmlformats.org/markup-compatibility/2006" xmlns:aink="http://schemas.microsoft.com/office/drawing/2016/ink" xmlns:am3d="http://schemas.microsoft.com/office/drawing/2017/model3d" xmlns:o="urn:schemas-microsoft-com:office:office" xmlns:oel="http://schemas.microsoft.com/office/2019/extlst" xmlns:r="http://schemas.openxmlformats.org/officeDocument/2006/relationships" xmlns:m="http://schemas.openxmlformats.org/officeDocument/2006/math" xmlns:v="urn:schemas-microsoft-com:vml" xmlns:wp14="http://schemas.microsoft.com/office/word/2010/wordprocessingDrawing" xmlns:wp="http://schemas.openxmlformats.org/drawingml/2006/wordprocessingDrawing" xmlns:w10="urn:schemas-microsoft-com:office:word" xmlns:w="http://schemas.openxmlformats.org/wordprocessingml/2006/main" xmlns:w14="http://schemas.microsoft.com/office/word/2010/wordml" xmlns:w15="http://schemas.microsoft.com/office/word/2012/wordml" xmlns:w16cex="http://schemas.microsoft.com/office/word/2018/wordml/cex" xmlns:w16cid="http://schemas.microsoft.com/office/word/2016/wordml/cid" xmlns:w16="http://schemas.microsoft.com/office/word/2018/wordml" xmlns:w16du="http://schemas.microsoft.com/office/word/2023/wordml/word16du" xmlns:w16sdtdh="http://schemas.microsoft.com/office/word/2020/wordml/sdtdatahash" xmlns:w16sdtfl="http://schemas.microsoft.com/office/word/2024/wordml/sdtformatlock" xmlns:w16se="http://schemas.microsoft.com/office/word/2015/wordml/symex" xmlns:wpg="http://schemas.microsoft.com/office/word/2010/wordprocessingGroup" xmlns:wpi="http://schemas.microsoft.com/office/word/2010/wordprocessingInk" xmlns:wne="http://schemas.microsoft.com/office/word/2006/wordml" xmlns:wps="http://schemas.microsoft.com/office/word/2010/wordprocessingShape" mc:Ignorable="w14 w15 w16se w16cid w16 w16cex w16sdtdh w16sdtfl w16du wp14">
   <w:endnote w:type="separator" w:id="-1">
     <w:p>
       <w:pPr>
@@ -9386,7 +10634,7 @@
 </file>
 
 <file path=word/footer1.xml><?xml version="1.0" encoding="utf-8"?>
-<w:ftr xmlns:wpc="http://schemas.microsoft.com/office/word/2010/wordprocessingCanvas" xmlns:cx="http://schemas.microsoft.com/office/drawing/2014/chartex" xmlns:cx1="http://schemas.microsoft.com/office/drawing/2015/9/8/chartex" xmlns:cx2="http://schemas.microsoft.com/office/drawing/2015/10/21/chartex" xmlns:cx3="http://schemas.microsoft.com/office/drawing/2016/5/9/chartex" xmlns:cx4="http://schemas.microsoft.com/office/drawing/2016/5/10/chartex" xmlns:cx5="http://schemas.microsoft.com/office/drawing/2016/5/11/chartex" xmlns:cx6="http://schemas.microsoft.com/office/drawing/2016/5/12/chartex" xmlns:cx7="http://schemas.microsoft.com/office/drawing/2016/5/13/chartex" xmlns:cx8="http://schemas.microsoft.com/office/drawing/2016/5/14/chartex" xmlns:mc="http://schemas.openxmlformats.org/markup-compatibility/2006" xmlns:aink="http://schemas.microsoft.com/office/drawing/2016/ink" xmlns:am3d="http://schemas.microsoft.com/office/drawing/2017/model3d" xmlns:o="urn:schemas-microsoft-com:office:office" xmlns:oel="http://schemas.microsoft.com/office/2019/extlst" xmlns:r="http://schemas.openxmlformats.org/officeDocument/2006/relationships" xmlns:m="http://schemas.openxmlformats.org/officeDocument/2006/math" xmlns:v="urn:schemas-microsoft-com:vml" xmlns:wp14="http://schemas.microsoft.com/office/word/2010/wordprocessingDrawing" xmlns:wp="http://schemas.openxmlformats.org/drawingml/2006/wordprocessingDrawing" xmlns:w10="urn:schemas-microsoft-com:office:word" xmlns:w="http://schemas.openxmlformats.org/wordprocessingml/2006/main" xmlns:w14="http://schemas.microsoft.com/office/word/2010/wordml" xmlns:w15="http://schemas.microsoft.com/office/word/2012/wordml" xmlns:w16cex="http://schemas.microsoft.com/office/word/2018/wordml/cex" xmlns:w16cid="http://schemas.microsoft.com/office/word/2016/wordml/cid" xmlns:w16="http://schemas.microsoft.com/office/word/2018/wordml" xmlns:w16du="http://schemas.microsoft.com/office/word/2023/wordml/word16du" xmlns:w16sdtdh="http://schemas.microsoft.com/office/word/2020/wordml/sdtdatahash" xmlns:w16se="http://schemas.microsoft.com/office/word/2015/wordml/symex" xmlns:wpg="http://schemas.microsoft.com/office/word/2010/wordprocessingGroup" xmlns:wpi="http://schemas.microsoft.com/office/word/2010/wordprocessingInk" xmlns:wne="http://schemas.microsoft.com/office/word/2006/wordml" xmlns:wps="http://schemas.microsoft.com/office/word/2010/wordprocessingShape" mc:Ignorable="w14 w15 w16se w16cid w16 w16cex w16sdtdh w16du wp14">
+<w:ftr xmlns:wpc="http://schemas.microsoft.com/office/word/2010/wordprocessingCanvas" xmlns:cx="http://schemas.microsoft.com/office/drawing/2014/chartex" xmlns:cx1="http://schemas.microsoft.com/office/drawing/2015/9/8/chartex" xmlns:cx2="http://schemas.microsoft.com/office/drawing/2015/10/21/chartex" xmlns:cx3="http://schemas.microsoft.com/office/drawing/2016/5/9/chartex" xmlns:cx4="http://schemas.microsoft.com/office/drawing/2016/5/10/chartex" xmlns:cx5="http://schemas.microsoft.com/office/drawing/2016/5/11/chartex" xmlns:cx6="http://schemas.microsoft.com/office/drawing/2016/5/12/chartex" xmlns:cx7="http://schemas.microsoft.com/office/drawing/2016/5/13/chartex" xmlns:cx8="http://schemas.microsoft.com/office/drawing/2016/5/14/chartex" xmlns:mc="http://schemas.openxmlformats.org/markup-compatibility/2006" xmlns:aink="http://schemas.microsoft.com/office/drawing/2016/ink" xmlns:am3d="http://schemas.microsoft.com/office/drawing/2017/model3d" xmlns:o="urn:schemas-microsoft-com:office:office" xmlns:oel="http://schemas.microsoft.com/office/2019/extlst" xmlns:r="http://schemas.openxmlformats.org/officeDocument/2006/relationships" xmlns:m="http://schemas.openxmlformats.org/officeDocument/2006/math" xmlns:v="urn:schemas-microsoft-com:vml" xmlns:wp14="http://schemas.microsoft.com/office/word/2010/wordprocessingDrawing" xmlns:wp="http://schemas.openxmlformats.org/drawingml/2006/wordprocessingDrawing" xmlns:w10="urn:schemas-microsoft-com:office:word" xmlns:w="http://schemas.openxmlformats.org/wordprocessingml/2006/main" xmlns:w14="http://schemas.microsoft.com/office/word/2010/wordml" xmlns:w15="http://schemas.microsoft.com/office/word/2012/wordml" xmlns:w16cex="http://schemas.microsoft.com/office/word/2018/wordml/cex" xmlns:w16cid="http://schemas.microsoft.com/office/word/2016/wordml/cid" xmlns:w16="http://schemas.microsoft.com/office/word/2018/wordml" xmlns:w16du="http://schemas.microsoft.com/office/word/2023/wordml/word16du" xmlns:w16sdtdh="http://schemas.microsoft.com/office/word/2020/wordml/sdtdatahash" xmlns:w16sdtfl="http://schemas.microsoft.com/office/word/2024/wordml/sdtformatlock" xmlns:w16se="http://schemas.microsoft.com/office/word/2015/wordml/symex" xmlns:wpg="http://schemas.microsoft.com/office/word/2010/wordprocessingGroup" xmlns:wpi="http://schemas.microsoft.com/office/word/2010/wordprocessingInk" xmlns:wne="http://schemas.microsoft.com/office/word/2006/wordml" xmlns:wps="http://schemas.microsoft.com/office/word/2010/wordprocessingShape" mc:Ignorable="w14 w15 w16se w16cid w16 w16cex w16sdtdh w16sdtfl w16du wp14">
   <w:sdt>
     <w:sdtPr>
       <w:id w:val="131912711"/>
@@ -9456,7 +10704,7 @@
 </file>
 
 <file path=word/footnotes.xml><?xml version="1.0" encoding="utf-8"?>
-<w:footnotes xmlns:wpc="http://schemas.microsoft.com/office/word/2010/wordprocessingCanvas" xmlns:cx="http://schemas.microsoft.com/office/drawing/2014/chartex" xmlns:cx1="http://schemas.microsoft.com/office/drawing/2015/9/8/chartex" xmlns:cx2="http://schemas.microsoft.com/office/drawing/2015/10/21/chartex" xmlns:cx3="http://schemas.microsoft.com/office/drawing/2016/5/9/chartex" xmlns:cx4="http://schemas.microsoft.com/office/drawing/2016/5/10/chartex" xmlns:cx5="http://schemas.microsoft.com/office/drawing/2016/5/11/chartex" xmlns:cx6="http://schemas.microsoft.com/office/drawing/2016/5/12/chartex" xmlns:cx7="http://schemas.microsoft.com/office/drawing/2016/5/13/chartex" xmlns:cx8="http://schemas.microsoft.com/office/drawing/2016/5/14/chartex" xmlns:mc="http://schemas.openxmlformats.org/markup-compatibility/2006" xmlns:aink="http://schemas.microsoft.com/office/drawing/2016/ink" xmlns:am3d="http://schemas.microsoft.com/office/drawing/2017/model3d" xmlns:o="urn:schemas-microsoft-com:office:office" xmlns:oel="http://schemas.microsoft.com/office/2019/extlst" xmlns:r="http://schemas.openxmlformats.org/officeDocument/2006/relationships" xmlns:m="http://schemas.openxmlformats.org/officeDocument/2006/math" xmlns:v="urn:schemas-microsoft-com:vml" xmlns:wp14="http://schemas.microsoft.com/office/word/2010/wordprocessingDrawing" xmlns:wp="http://schemas.openxmlformats.org/drawingml/2006/wordprocessingDrawing" xmlns:w10="urn:schemas-microsoft-com:office:word" xmlns:w="http://schemas.openxmlformats.org/wordprocessingml/2006/main" xmlns:w14="http://schemas.microsoft.com/office/word/2010/wordml" xmlns:w15="http://schemas.microsoft.com/office/word/2012/wordml" xmlns:w16cex="http://schemas.microsoft.com/office/word/2018/wordml/cex" xmlns:w16cid="http://schemas.microsoft.com/office/word/2016/wordml/cid" xmlns:w16="http://schemas.microsoft.com/office/word/2018/wordml" xmlns:w16du="http://schemas.microsoft.com/office/word/2023/wordml/word16du" xmlns:w16sdtdh="http://schemas.microsoft.com/office/word/2020/wordml/sdtdatahash" xmlns:w16se="http://schemas.microsoft.com/office/word/2015/wordml/symex" xmlns:wpg="http://schemas.microsoft.com/office/word/2010/wordprocessingGroup" xmlns:wpi="http://schemas.microsoft.com/office/word/2010/wordprocessingInk" xmlns:wne="http://schemas.microsoft.com/office/word/2006/wordml" xmlns:wps="http://schemas.microsoft.com/office/word/2010/wordprocessingShape" mc:Ignorable="w14 w15 w16se w16cid w16 w16cex w16sdtdh w16du wp14">
+<w:footnotes xmlns:wpc="http://schemas.microsoft.com/office/word/2010/wordprocessingCanvas" xmlns:cx="http://schemas.microsoft.com/office/drawing/2014/chartex" xmlns:cx1="http://schemas.microsoft.com/office/drawing/2015/9/8/chartex" xmlns:cx2="http://schemas.microsoft.com/office/drawing/2015/10/21/chartex" xmlns:cx3="http://schemas.microsoft.com/office/drawing/2016/5/9/chartex" xmlns:cx4="http://schemas.microsoft.com/office/drawing/2016/5/10/chartex" xmlns:cx5="http://schemas.microsoft.com/office/drawing/2016/5/11/chartex" xmlns:cx6="http://schemas.microsoft.com/office/drawing/2016/5/12/chartex" xmlns:cx7="http://schemas.microsoft.com/office/drawing/2016/5/13/chartex" xmlns:cx8="http://schemas.microsoft.com/office/drawing/2016/5/14/chartex" xmlns:mc="http://schemas.openxmlformats.org/markup-compatibility/2006" xmlns:aink="http://schemas.microsoft.com/office/drawing/2016/ink" xmlns:am3d="http://schemas.microsoft.com/office/drawing/2017/model3d" xmlns:o="urn:schemas-microsoft-com:office:office" xmlns:oel="http://schemas.microsoft.com/office/2019/extlst" xmlns:r="http://schemas.openxmlformats.org/officeDocument/2006/relationships" xmlns:m="http://schemas.openxmlformats.org/officeDocument/2006/math" xmlns:v="urn:schemas-microsoft-com:vml" xmlns:wp14="http://schemas.microsoft.com/office/word/2010/wordprocessingDrawing" xmlns:wp="http://schemas.openxmlformats.org/drawingml/2006/wordprocessingDrawing" xmlns:w10="urn:schemas-microsoft-com:office:word" xmlns:w="http://schemas.openxmlformats.org/wordprocessingml/2006/main" xmlns:w14="http://schemas.microsoft.com/office/word/2010/wordml" xmlns:w15="http://schemas.microsoft.com/office/word/2012/wordml" xmlns:w16cex="http://schemas.microsoft.com/office/word/2018/wordml/cex" xmlns:w16cid="http://schemas.microsoft.com/office/word/2016/wordml/cid" xmlns:w16="http://schemas.microsoft.com/office/word/2018/wordml" xmlns:w16du="http://schemas.microsoft.com/office/word/2023/wordml/word16du" xmlns:w16sdtdh="http://schemas.microsoft.com/office/word/2020/wordml/sdtdatahash" xmlns:w16sdtfl="http://schemas.microsoft.com/office/word/2024/wordml/sdtformatlock" xmlns:w16se="http://schemas.microsoft.com/office/word/2015/wordml/symex" xmlns:wpg="http://schemas.microsoft.com/office/word/2010/wordprocessingGroup" xmlns:wpi="http://schemas.microsoft.com/office/word/2010/wordprocessingInk" xmlns:wne="http://schemas.microsoft.com/office/word/2006/wordml" xmlns:wps="http://schemas.microsoft.com/office/word/2010/wordprocessingShape" mc:Ignorable="w14 w15 w16se w16cid w16 w16cex w16sdtdh w16sdtfl w16du wp14">
   <w:footnote w:type="separator" w:id="-1">
     <w:p>
       <w:pPr>
@@ -9481,7 +10729,7 @@
 </file>
 
 <file path=word/header1.xml><?xml version="1.0" encoding="utf-8"?>
-<w:hdr xmlns:wpc="http://schemas.microsoft.com/office/word/2010/wordprocessingCanvas" xmlns:cx="http://schemas.microsoft.com/office/drawing/2014/chartex" xmlns:cx1="http://schemas.microsoft.com/office/drawing/2015/9/8/chartex" xmlns:cx2="http://schemas.microsoft.com/office/drawing/2015/10/21/chartex" xmlns:cx3="http://schemas.microsoft.com/office/drawing/2016/5/9/chartex" xmlns:cx4="http://schemas.microsoft.com/office/drawing/2016/5/10/chartex" xmlns:cx5="http://schemas.microsoft.com/office/drawing/2016/5/11/chartex" xmlns:cx6="http://schemas.microsoft.com/office/drawing/2016/5/12/chartex" xmlns:cx7="http://schemas.microsoft.com/office/drawing/2016/5/13/chartex" xmlns:cx8="http://schemas.microsoft.com/office/drawing/2016/5/14/chartex" xmlns:mc="http://schemas.openxmlformats.org/markup-compatibility/2006" xmlns:aink="http://schemas.microsoft.com/office/drawing/2016/ink" xmlns:am3d="http://schemas.microsoft.com/office/drawing/2017/model3d" xmlns:o="urn:schemas-microsoft-com:office:office" xmlns:oel="http://schemas.microsoft.com/office/2019/extlst" xmlns:r="http://schemas.openxmlformats.org/officeDocument/2006/relationships" xmlns:m="http://schemas.openxmlformats.org/officeDocument/2006/math" xmlns:v="urn:schemas-microsoft-com:vml" xmlns:wp14="http://schemas.microsoft.com/office/word/2010/wordprocessingDrawing" xmlns:wp="http://schemas.openxmlformats.org/drawingml/2006/wordprocessingDrawing" xmlns:w10="urn:schemas-microsoft-com:office:word" xmlns:w="http://schemas.openxmlformats.org/wordprocessingml/2006/main" xmlns:w14="http://schemas.microsoft.com/office/word/2010/wordml" xmlns:w15="http://schemas.microsoft.com/office/word/2012/wordml" xmlns:w16cex="http://schemas.microsoft.com/office/word/2018/wordml/cex" xmlns:w16cid="http://schemas.microsoft.com/office/word/2016/wordml/cid" xmlns:w16="http://schemas.microsoft.com/office/word/2018/wordml" xmlns:w16du="http://schemas.microsoft.com/office/word/2023/wordml/word16du" xmlns:w16sdtdh="http://schemas.microsoft.com/office/word/2020/wordml/sdtdatahash" xmlns:w16se="http://schemas.microsoft.com/office/word/2015/wordml/symex" xmlns:wpg="http://schemas.microsoft.com/office/word/2010/wordprocessingGroup" xmlns:wpi="http://schemas.microsoft.com/office/word/2010/wordprocessingInk" xmlns:wne="http://schemas.microsoft.com/office/word/2006/wordml" xmlns:wps="http://schemas.microsoft.com/office/word/2010/wordprocessingShape" mc:Ignorable="w14 w15 w16se w16cid w16 w16cex w16sdtdh w16du wp14">
+<w:hdr xmlns:wpc="http://schemas.microsoft.com/office/word/2010/wordprocessingCanvas" xmlns:cx="http://schemas.microsoft.com/office/drawing/2014/chartex" xmlns:cx1="http://schemas.microsoft.com/office/drawing/2015/9/8/chartex" xmlns:cx2="http://schemas.microsoft.com/office/drawing/2015/10/21/chartex" xmlns:cx3="http://schemas.microsoft.com/office/drawing/2016/5/9/chartex" xmlns:cx4="http://schemas.microsoft.com/office/drawing/2016/5/10/chartex" xmlns:cx5="http://schemas.microsoft.com/office/drawing/2016/5/11/chartex" xmlns:cx6="http://schemas.microsoft.com/office/drawing/2016/5/12/chartex" xmlns:cx7="http://schemas.microsoft.com/office/drawing/2016/5/13/chartex" xmlns:cx8="http://schemas.microsoft.com/office/drawing/2016/5/14/chartex" xmlns:mc="http://schemas.openxmlformats.org/markup-compatibility/2006" xmlns:aink="http://schemas.microsoft.com/office/drawing/2016/ink" xmlns:am3d="http://schemas.microsoft.com/office/drawing/2017/model3d" xmlns:o="urn:schemas-microsoft-com:office:office" xmlns:oel="http://schemas.microsoft.com/office/2019/extlst" xmlns:r="http://schemas.openxmlformats.org/officeDocument/2006/relationships" xmlns:m="http://schemas.openxmlformats.org/officeDocument/2006/math" xmlns:v="urn:schemas-microsoft-com:vml" xmlns:wp14="http://schemas.microsoft.com/office/word/2010/wordprocessingDrawing" xmlns:wp="http://schemas.openxmlformats.org/drawingml/2006/wordprocessingDrawing" xmlns:w10="urn:schemas-microsoft-com:office:word" xmlns:w="http://schemas.openxmlformats.org/wordprocessingml/2006/main" xmlns:w14="http://schemas.microsoft.com/office/word/2010/wordml" xmlns:w15="http://schemas.microsoft.com/office/word/2012/wordml" xmlns:w16cex="http://schemas.microsoft.com/office/word/2018/wordml/cex" xmlns:w16cid="http://schemas.microsoft.com/office/word/2016/wordml/cid" xmlns:w16="http://schemas.microsoft.com/office/word/2018/wordml" xmlns:w16du="http://schemas.microsoft.com/office/word/2023/wordml/word16du" xmlns:w16sdtdh="http://schemas.microsoft.com/office/word/2020/wordml/sdtdatahash" xmlns:w16sdtfl="http://schemas.microsoft.com/office/word/2024/wordml/sdtformatlock" xmlns:w16se="http://schemas.microsoft.com/office/word/2015/wordml/symex" xmlns:wpg="http://schemas.microsoft.com/office/word/2010/wordprocessingGroup" xmlns:wpi="http://schemas.microsoft.com/office/word/2010/wordprocessingInk" xmlns:wne="http://schemas.microsoft.com/office/word/2006/wordml" xmlns:wps="http://schemas.microsoft.com/office/word/2010/wordprocessingShape" mc:Ignorable="w14 w15 w16se w16cid w16 w16cex w16sdtdh w16sdtfl w16du wp14">
   <w:p>
     <w:pPr>
       <w:pStyle w:val="Header"/>
@@ -9504,7 +10752,7 @@
 </file>
 
 <file path=word/numbering.xml><?xml version="1.0" encoding="utf-8"?>
-<w:numbering xmlns:wpc="http://schemas.microsoft.com/office/word/2010/wordprocessingCanvas" xmlns:cx="http://schemas.microsoft.com/office/drawing/2014/chartex" xmlns:cx1="http://schemas.microsoft.com/office/drawing/2015/9/8/chartex" xmlns:cx2="http://schemas.microsoft.com/office/drawing/2015/10/21/chartex" xmlns:cx3="http://schemas.microsoft.com/office/drawing/2016/5/9/chartex" xmlns:cx4="http://schemas.microsoft.com/office/drawing/2016/5/10/chartex" xmlns:cx5="http://schemas.microsoft.com/office/drawing/2016/5/11/chartex" xmlns:cx6="http://schemas.microsoft.com/office/drawing/2016/5/12/chartex" xmlns:cx7="http://schemas.microsoft.com/office/drawing/2016/5/13/chartex" xmlns:cx8="http://schemas.microsoft.com/office/drawing/2016/5/14/chartex" xmlns:mc="http://schemas.openxmlformats.org/markup-compatibility/2006" xmlns:aink="http://schemas.microsoft.com/office/drawing/2016/ink" xmlns:am3d="http://schemas.microsoft.com/office/drawing/2017/model3d" xmlns:o="urn:schemas-microsoft-com:office:office" xmlns:oel="http://schemas.microsoft.com/office/2019/extlst" xmlns:r="http://schemas.openxmlformats.org/officeDocument/2006/relationships" xmlns:m="http://schemas.openxmlformats.org/officeDocument/2006/math" xmlns:v="urn:schemas-microsoft-com:vml" xmlns:wp14="http://schemas.microsoft.com/office/word/2010/wordprocessingDrawing" xmlns:wp="http://schemas.openxmlformats.org/drawingml/2006/wordprocessingDrawing" xmlns:w10="urn:schemas-microsoft-com:office:word" xmlns:w="http://schemas.openxmlformats.org/wordprocessingml/2006/main" xmlns:w14="http://schemas.microsoft.com/office/word/2010/wordml" xmlns:w15="http://schemas.microsoft.com/office/word/2012/wordml" xmlns:w16cex="http://schemas.microsoft.com/office/word/2018/wordml/cex" xmlns:w16cid="http://schemas.microsoft.com/office/word/2016/wordml/cid" xmlns:w16="http://schemas.microsoft.com/office/word/2018/wordml" xmlns:w16du="http://schemas.microsoft.com/office/word/2023/wordml/word16du" xmlns:w16sdtdh="http://schemas.microsoft.com/office/word/2020/wordml/sdtdatahash" xmlns:w16se="http://schemas.microsoft.com/office/word/2015/wordml/symex" xmlns:wpg="http://schemas.microsoft.com/office/word/2010/wordprocessingGroup" xmlns:wpi="http://schemas.microsoft.com/office/word/2010/wordprocessingInk" xmlns:wne="http://schemas.microsoft.com/office/word/2006/wordml" xmlns:wps="http://schemas.microsoft.com/office/word/2010/wordprocessingShape" mc:Ignorable="w14 w15 w16se w16cid w16 w16cex w16sdtdh w16du wp14">
+<w:numbering xmlns:wpc="http://schemas.microsoft.com/office/word/2010/wordprocessingCanvas" xmlns:cx="http://schemas.microsoft.com/office/drawing/2014/chartex" xmlns:cx1="http://schemas.microsoft.com/office/drawing/2015/9/8/chartex" xmlns:cx2="http://schemas.microsoft.com/office/drawing/2015/10/21/chartex" xmlns:cx3="http://schemas.microsoft.com/office/drawing/2016/5/9/chartex" xmlns:cx4="http://schemas.microsoft.com/office/drawing/2016/5/10/chartex" xmlns:cx5="http://schemas.microsoft.com/office/drawing/2016/5/11/chartex" xmlns:cx6="http://schemas.microsoft.com/office/drawing/2016/5/12/chartex" xmlns:cx7="http://schemas.microsoft.com/office/drawing/2016/5/13/chartex" xmlns:cx8="http://schemas.microsoft.com/office/drawing/2016/5/14/chartex" xmlns:mc="http://schemas.openxmlformats.org/markup-compatibility/2006" xmlns:aink="http://schemas.microsoft.com/office/drawing/2016/ink" xmlns:am3d="http://schemas.microsoft.com/office/drawing/2017/model3d" xmlns:o="urn:schemas-microsoft-com:office:office" xmlns:oel="http://schemas.microsoft.com/office/2019/extlst" xmlns:r="http://schemas.openxmlformats.org/officeDocument/2006/relationships" xmlns:m="http://schemas.openxmlformats.org/officeDocument/2006/math" xmlns:v="urn:schemas-microsoft-com:vml" xmlns:wp14="http://schemas.microsoft.com/office/word/2010/wordprocessingDrawing" xmlns:wp="http://schemas.openxmlformats.org/drawingml/2006/wordprocessingDrawing" xmlns:w10="urn:schemas-microsoft-com:office:word" xmlns:w="http://schemas.openxmlformats.org/wordprocessingml/2006/main" xmlns:w14="http://schemas.microsoft.com/office/word/2010/wordml" xmlns:w15="http://schemas.microsoft.com/office/word/2012/wordml" xmlns:w16cex="http://schemas.microsoft.com/office/word/2018/wordml/cex" xmlns:w16cid="http://schemas.microsoft.com/office/word/2016/wordml/cid" xmlns:w16="http://schemas.microsoft.com/office/word/2018/wordml" xmlns:w16du="http://schemas.microsoft.com/office/word/2023/wordml/word16du" xmlns:w16sdtdh="http://schemas.microsoft.com/office/word/2020/wordml/sdtdatahash" xmlns:w16sdtfl="http://schemas.microsoft.com/office/word/2024/wordml/sdtformatlock" xmlns:w16se="http://schemas.microsoft.com/office/word/2015/wordml/symex" xmlns:wpg="http://schemas.microsoft.com/office/word/2010/wordprocessingGroup" xmlns:wpi="http://schemas.microsoft.com/office/word/2010/wordprocessingInk" xmlns:wne="http://schemas.microsoft.com/office/word/2006/wordml" xmlns:wps="http://schemas.microsoft.com/office/word/2010/wordprocessingShape" mc:Ignorable="w14 w15 w16se w16cid w16 w16cex w16sdtdh w16sdtfl w16du wp14">
   <w:abstractNum w:abstractNumId="0" w15:restartNumberingAfterBreak="0">
     <w:nsid w:val="D7CEFA40"/>
     <w:multiLevelType w:val="singleLevel"/>
@@ -10474,6 +11722,232 @@
     </w:lvl>
   </w:abstractNum>
   <w:abstractNum w:abstractNumId="10" w15:restartNumberingAfterBreak="0">
+    <w:nsid w:val="70A9547C"/>
+    <w:multiLevelType w:val="hybridMultilevel"/>
+    <w:tmpl w:val="3C0889FC"/>
+    <w:lvl w:ilvl="0" w:tplc="93B4E29C">
+      <w:start w:val="8"/>
+      <w:numFmt w:val="bullet"/>
+      <w:lvlText w:val="-"/>
+      <w:lvlJc w:val="left"/>
+      <w:pPr>
+        <w:ind w:left="720" w:hanging="360"/>
+      </w:pPr>
+      <w:rPr>
+        <w:rFonts w:ascii="Times New Roman" w:eastAsiaTheme="minorHAnsi" w:hAnsi="Times New Roman" w:cs="Times New Roman" w:hint="default"/>
+      </w:rPr>
+    </w:lvl>
+    <w:lvl w:ilvl="1" w:tplc="04090003" w:tentative="1">
+      <w:start w:val="1"/>
+      <w:numFmt w:val="bullet"/>
+      <w:lvlText w:val="o"/>
+      <w:lvlJc w:val="left"/>
+      <w:pPr>
+        <w:ind w:left="1440" w:hanging="360"/>
+      </w:pPr>
+      <w:rPr>
+        <w:rFonts w:ascii="Courier New" w:hAnsi="Courier New" w:cs="Courier New" w:hint="default"/>
+      </w:rPr>
+    </w:lvl>
+    <w:lvl w:ilvl="2" w:tplc="04090005" w:tentative="1">
+      <w:start w:val="1"/>
+      <w:numFmt w:val="bullet"/>
+      <w:lvlText w:val=""/>
+      <w:lvlJc w:val="left"/>
+      <w:pPr>
+        <w:ind w:left="2160" w:hanging="360"/>
+      </w:pPr>
+      <w:rPr>
+        <w:rFonts w:ascii="Wingdings" w:hAnsi="Wingdings" w:hint="default"/>
+      </w:rPr>
+    </w:lvl>
+    <w:lvl w:ilvl="3" w:tplc="04090001" w:tentative="1">
+      <w:start w:val="1"/>
+      <w:numFmt w:val="bullet"/>
+      <w:lvlText w:val=""/>
+      <w:lvlJc w:val="left"/>
+      <w:pPr>
+        <w:ind w:left="2880" w:hanging="360"/>
+      </w:pPr>
+      <w:rPr>
+        <w:rFonts w:ascii="Symbol" w:hAnsi="Symbol" w:hint="default"/>
+      </w:rPr>
+    </w:lvl>
+    <w:lvl w:ilvl="4" w:tplc="04090003" w:tentative="1">
+      <w:start w:val="1"/>
+      <w:numFmt w:val="bullet"/>
+      <w:lvlText w:val="o"/>
+      <w:lvlJc w:val="left"/>
+      <w:pPr>
+        <w:ind w:left="3600" w:hanging="360"/>
+      </w:pPr>
+      <w:rPr>
+        <w:rFonts w:ascii="Courier New" w:hAnsi="Courier New" w:cs="Courier New" w:hint="default"/>
+      </w:rPr>
+    </w:lvl>
+    <w:lvl w:ilvl="5" w:tplc="04090005" w:tentative="1">
+      <w:start w:val="1"/>
+      <w:numFmt w:val="bullet"/>
+      <w:lvlText w:val=""/>
+      <w:lvlJc w:val="left"/>
+      <w:pPr>
+        <w:ind w:left="4320" w:hanging="360"/>
+      </w:pPr>
+      <w:rPr>
+        <w:rFonts w:ascii="Wingdings" w:hAnsi="Wingdings" w:hint="default"/>
+      </w:rPr>
+    </w:lvl>
+    <w:lvl w:ilvl="6" w:tplc="04090001" w:tentative="1">
+      <w:start w:val="1"/>
+      <w:numFmt w:val="bullet"/>
+      <w:lvlText w:val=""/>
+      <w:lvlJc w:val="left"/>
+      <w:pPr>
+        <w:ind w:left="5040" w:hanging="360"/>
+      </w:pPr>
+      <w:rPr>
+        <w:rFonts w:ascii="Symbol" w:hAnsi="Symbol" w:hint="default"/>
+      </w:rPr>
+    </w:lvl>
+    <w:lvl w:ilvl="7" w:tplc="04090003" w:tentative="1">
+      <w:start w:val="1"/>
+      <w:numFmt w:val="bullet"/>
+      <w:lvlText w:val="o"/>
+      <w:lvlJc w:val="left"/>
+      <w:pPr>
+        <w:ind w:left="5760" w:hanging="360"/>
+      </w:pPr>
+      <w:rPr>
+        <w:rFonts w:ascii="Courier New" w:hAnsi="Courier New" w:cs="Courier New" w:hint="default"/>
+      </w:rPr>
+    </w:lvl>
+    <w:lvl w:ilvl="8" w:tplc="04090005" w:tentative="1">
+      <w:start w:val="1"/>
+      <w:numFmt w:val="bullet"/>
+      <w:lvlText w:val=""/>
+      <w:lvlJc w:val="left"/>
+      <w:pPr>
+        <w:ind w:left="6480" w:hanging="360"/>
+      </w:pPr>
+      <w:rPr>
+        <w:rFonts w:ascii="Wingdings" w:hAnsi="Wingdings" w:hint="default"/>
+      </w:rPr>
+    </w:lvl>
+  </w:abstractNum>
+  <w:abstractNum w:abstractNumId="11" w15:restartNumberingAfterBreak="0">
+    <w:nsid w:val="746637D4"/>
+    <w:multiLevelType w:val="hybridMultilevel"/>
+    <w:tmpl w:val="A0382D92"/>
+    <w:lvl w:ilvl="0" w:tplc="70505176">
+      <w:start w:val="8"/>
+      <w:numFmt w:val="bullet"/>
+      <w:lvlText w:val="-"/>
+      <w:lvlJc w:val="left"/>
+      <w:pPr>
+        <w:ind w:left="720" w:hanging="360"/>
+      </w:pPr>
+      <w:rPr>
+        <w:rFonts w:ascii="Times New Roman" w:eastAsiaTheme="minorHAnsi" w:hAnsi="Times New Roman" w:cs="Times New Roman" w:hint="default"/>
+      </w:rPr>
+    </w:lvl>
+    <w:lvl w:ilvl="1" w:tplc="04090003" w:tentative="1">
+      <w:start w:val="1"/>
+      <w:numFmt w:val="bullet"/>
+      <w:lvlText w:val="o"/>
+      <w:lvlJc w:val="left"/>
+      <w:pPr>
+        <w:ind w:left="1440" w:hanging="360"/>
+      </w:pPr>
+      <w:rPr>
+        <w:rFonts w:ascii="Courier New" w:hAnsi="Courier New" w:cs="Courier New" w:hint="default"/>
+      </w:rPr>
+    </w:lvl>
+    <w:lvl w:ilvl="2" w:tplc="04090005" w:tentative="1">
+      <w:start w:val="1"/>
+      <w:numFmt w:val="bullet"/>
+      <w:lvlText w:val=""/>
+      <w:lvlJc w:val="left"/>
+      <w:pPr>
+        <w:ind w:left="2160" w:hanging="360"/>
+      </w:pPr>
+      <w:rPr>
+        <w:rFonts w:ascii="Wingdings" w:hAnsi="Wingdings" w:hint="default"/>
+      </w:rPr>
+    </w:lvl>
+    <w:lvl w:ilvl="3" w:tplc="04090001" w:tentative="1">
+      <w:start w:val="1"/>
+      <w:numFmt w:val="bullet"/>
+      <w:lvlText w:val=""/>
+      <w:lvlJc w:val="left"/>
+      <w:pPr>
+        <w:ind w:left="2880" w:hanging="360"/>
+      </w:pPr>
+      <w:rPr>
+        <w:rFonts w:ascii="Symbol" w:hAnsi="Symbol" w:hint="default"/>
+      </w:rPr>
+    </w:lvl>
+    <w:lvl w:ilvl="4" w:tplc="04090003" w:tentative="1">
+      <w:start w:val="1"/>
+      <w:numFmt w:val="bullet"/>
+      <w:lvlText w:val="o"/>
+      <w:lvlJc w:val="left"/>
+      <w:pPr>
+        <w:ind w:left="3600" w:hanging="360"/>
+      </w:pPr>
+      <w:rPr>
+        <w:rFonts w:ascii="Courier New" w:hAnsi="Courier New" w:cs="Courier New" w:hint="default"/>
+      </w:rPr>
+    </w:lvl>
+    <w:lvl w:ilvl="5" w:tplc="04090005" w:tentative="1">
+      <w:start w:val="1"/>
+      <w:numFmt w:val="bullet"/>
+      <w:lvlText w:val=""/>
+      <w:lvlJc w:val="left"/>
+      <w:pPr>
+        <w:ind w:left="4320" w:hanging="360"/>
+      </w:pPr>
+      <w:rPr>
+        <w:rFonts w:ascii="Wingdings" w:hAnsi="Wingdings" w:hint="default"/>
+      </w:rPr>
+    </w:lvl>
+    <w:lvl w:ilvl="6" w:tplc="04090001" w:tentative="1">
+      <w:start w:val="1"/>
+      <w:numFmt w:val="bullet"/>
+      <w:lvlText w:val=""/>
+      <w:lvlJc w:val="left"/>
+      <w:pPr>
+        <w:ind w:left="5040" w:hanging="360"/>
+      </w:pPr>
+      <w:rPr>
+        <w:rFonts w:ascii="Symbol" w:hAnsi="Symbol" w:hint="default"/>
+      </w:rPr>
+    </w:lvl>
+    <w:lvl w:ilvl="7" w:tplc="04090003" w:tentative="1">
+      <w:start w:val="1"/>
+      <w:numFmt w:val="bullet"/>
+      <w:lvlText w:val="o"/>
+      <w:lvlJc w:val="left"/>
+      <w:pPr>
+        <w:ind w:left="5760" w:hanging="360"/>
+      </w:pPr>
+      <w:rPr>
+        <w:rFonts w:ascii="Courier New" w:hAnsi="Courier New" w:cs="Courier New" w:hint="default"/>
+      </w:rPr>
+    </w:lvl>
+    <w:lvl w:ilvl="8" w:tplc="04090005" w:tentative="1">
+      <w:start w:val="1"/>
+      <w:numFmt w:val="bullet"/>
+      <w:lvlText w:val=""/>
+      <w:lvlJc w:val="left"/>
+      <w:pPr>
+        <w:ind w:left="6480" w:hanging="360"/>
+      </w:pPr>
+      <w:rPr>
+        <w:rFonts w:ascii="Wingdings" w:hAnsi="Wingdings" w:hint="default"/>
+      </w:rPr>
+    </w:lvl>
+  </w:abstractNum>
+  <w:abstractNum w:abstractNumId="12" w15:restartNumberingAfterBreak="0">
     <w:nsid w:val="74DC7713"/>
     <w:multiLevelType w:val="multilevel"/>
     <w:tmpl w:val="74DC7713"/>
@@ -10632,7 +12106,7 @@
     <w:abstractNumId w:val="6"/>
   </w:num>
   <w:num w:numId="4" w16cid:durableId="1166818270">
-    <w:abstractNumId w:val="10"/>
+    <w:abstractNumId w:val="12"/>
   </w:num>
   <w:num w:numId="5" w16cid:durableId="1246453757">
     <w:abstractNumId w:val="3"/>
@@ -10655,11 +12129,17 @@
   <w:num w:numId="11" w16cid:durableId="1735817753">
     <w:abstractNumId w:val="0"/>
   </w:num>
+  <w:num w:numId="12" w16cid:durableId="982152968">
+    <w:abstractNumId w:val="10"/>
+  </w:num>
+  <w:num w:numId="13" w16cid:durableId="830871347">
+    <w:abstractNumId w:val="11"/>
+  </w:num>
 </w:numbering>
 </file>
 
 <file path=word/styles.xml><?xml version="1.0" encoding="utf-8"?>
-<w:styles xmlns:mc="http://schemas.openxmlformats.org/markup-compatibility/2006" xmlns:r="http://schemas.openxmlformats.org/officeDocument/2006/relationships" xmlns:w="http://schemas.openxmlformats.org/wordprocessingml/2006/main" xmlns:w14="http://schemas.microsoft.com/office/word/2010/wordml" xmlns:w15="http://schemas.microsoft.com/office/word/2012/wordml" xmlns:w16cex="http://schemas.microsoft.com/office/word/2018/wordml/cex" xmlns:w16cid="http://schemas.microsoft.com/office/word/2016/wordml/cid" xmlns:w16="http://schemas.microsoft.com/office/word/2018/wordml" xmlns:w16du="http://schemas.microsoft.com/office/word/2023/wordml/word16du" xmlns:w16sdtdh="http://schemas.microsoft.com/office/word/2020/wordml/sdtdatahash" xmlns:w16se="http://schemas.microsoft.com/office/word/2015/wordml/symex" mc:Ignorable="w14 w15 w16se w16cid w16 w16cex w16sdtdh w16du">
+<w:styles xmlns:mc="http://schemas.openxmlformats.org/markup-compatibility/2006" xmlns:r="http://schemas.openxmlformats.org/officeDocument/2006/relationships" xmlns:w="http://schemas.openxmlformats.org/wordprocessingml/2006/main" xmlns:w14="http://schemas.microsoft.com/office/word/2010/wordml" xmlns:w15="http://schemas.microsoft.com/office/word/2012/wordml" xmlns:w16cex="http://schemas.microsoft.com/office/word/2018/wordml/cex" xmlns:w16cid="http://schemas.microsoft.com/office/word/2016/wordml/cid" xmlns:w16="http://schemas.microsoft.com/office/word/2018/wordml" xmlns:w16du="http://schemas.microsoft.com/office/word/2023/wordml/word16du" xmlns:w16sdtdh="http://schemas.microsoft.com/office/word/2020/wordml/sdtdatahash" xmlns:w16sdtfl="http://schemas.microsoft.com/office/word/2024/wordml/sdtformatlock" xmlns:w16se="http://schemas.microsoft.com/office/word/2015/wordml/symex" mc:Ignorable="w14 w15 w16se w16cid w16 w16cex w16sdtdh w16sdtfl w16du">
   <w:docDefaults>
     <w:rPrDefault>
       <w:rPr>

--- a/QLNhaXac/QuanLiNhaXac.docx
+++ b/QLNhaXac/QuanLiNhaXac.docx
@@ -1,6 +1,6 @@
 
 <file path=word/document.xml><?xml version="1.0" encoding="utf-8"?>
-<w:document xmlns:wpc="http://schemas.microsoft.com/office/word/2010/wordprocessingCanvas" xmlns:cx="http://schemas.microsoft.com/office/drawing/2014/chartex" xmlns:cx1="http://schemas.microsoft.com/office/drawing/2015/9/8/chartex" xmlns:cx2="http://schemas.microsoft.com/office/drawing/2015/10/21/chartex" xmlns:cx3="http://schemas.microsoft.com/office/drawing/2016/5/9/chartex" xmlns:cx4="http://schemas.microsoft.com/office/drawing/2016/5/10/chartex" xmlns:cx5="http://schemas.microsoft.com/office/drawing/2016/5/11/chartex" xmlns:cx6="http://schemas.microsoft.com/office/drawing/2016/5/12/chartex" xmlns:cx7="http://schemas.microsoft.com/office/drawing/2016/5/13/chartex" xmlns:cx8="http://schemas.microsoft.com/office/drawing/2016/5/14/chartex" xmlns:mc="http://schemas.openxmlformats.org/markup-compatibility/2006" xmlns:aink="http://schemas.microsoft.com/office/drawing/2016/ink" xmlns:am3d="http://schemas.microsoft.com/office/drawing/2017/model3d" xmlns:o="urn:schemas-microsoft-com:office:office" xmlns:oel="http://schemas.microsoft.com/office/2019/extlst" xmlns:r="http://schemas.openxmlformats.org/officeDocument/2006/relationships" xmlns:m="http://schemas.openxmlformats.org/officeDocument/2006/math" xmlns:v="urn:schemas-microsoft-com:vml" xmlns:wp14="http://schemas.microsoft.com/office/word/2010/wordprocessingDrawing" xmlns:wp="http://schemas.openxmlformats.org/drawingml/2006/wordprocessingDrawing" xmlns:w10="urn:schemas-microsoft-com:office:word" xmlns:w="http://schemas.openxmlformats.org/wordprocessingml/2006/main" xmlns:w14="http://schemas.microsoft.com/office/word/2010/wordml" xmlns:w15="http://schemas.microsoft.com/office/word/2012/wordml" xmlns:w16cex="http://schemas.microsoft.com/office/word/2018/wordml/cex" xmlns:w16cid="http://schemas.microsoft.com/office/word/2016/wordml/cid" xmlns:w16="http://schemas.microsoft.com/office/word/2018/wordml" xmlns:w16du="http://schemas.microsoft.com/office/word/2023/wordml/word16du" xmlns:w16sdtdh="http://schemas.microsoft.com/office/word/2020/wordml/sdtdatahash" xmlns:w16sdtfl="http://schemas.microsoft.com/office/word/2024/wordml/sdtformatlock" xmlns:w16se="http://schemas.microsoft.com/office/word/2015/wordml/symex" xmlns:wpg="http://schemas.microsoft.com/office/word/2010/wordprocessingGroup" xmlns:wpi="http://schemas.microsoft.com/office/word/2010/wordprocessingInk" xmlns:wne="http://schemas.microsoft.com/office/word/2006/wordml" xmlns:wps="http://schemas.microsoft.com/office/word/2010/wordprocessingShape" mc:Ignorable="w14 w15 w16se w16cid w16 w16cex w16sdtdh w16sdtfl w16du wp14">
+<w:document xmlns:wpc="http://schemas.microsoft.com/office/word/2010/wordprocessingCanvas" xmlns:cx="http://schemas.microsoft.com/office/drawing/2014/chartex" xmlns:cx1="http://schemas.microsoft.com/office/drawing/2015/9/8/chartex" xmlns:cx2="http://schemas.microsoft.com/office/drawing/2015/10/21/chartex" xmlns:cx3="http://schemas.microsoft.com/office/drawing/2016/5/9/chartex" xmlns:cx4="http://schemas.microsoft.com/office/drawing/2016/5/10/chartex" xmlns:cx5="http://schemas.microsoft.com/office/drawing/2016/5/11/chartex" xmlns:cx6="http://schemas.microsoft.com/office/drawing/2016/5/12/chartex" xmlns:cx7="http://schemas.microsoft.com/office/drawing/2016/5/13/chartex" xmlns:cx8="http://schemas.microsoft.com/office/drawing/2016/5/14/chartex" xmlns:mc="http://schemas.openxmlformats.org/markup-compatibility/2006" xmlns:aink="http://schemas.microsoft.com/office/drawing/2016/ink" xmlns:am3d="http://schemas.microsoft.com/office/drawing/2017/model3d" xmlns:o="urn:schemas-microsoft-com:office:office" xmlns:oel="http://schemas.microsoft.com/office/2019/extlst" xmlns:r="http://schemas.openxmlformats.org/officeDocument/2006/relationships" xmlns:m="http://schemas.openxmlformats.org/officeDocument/2006/math" xmlns:v="urn:schemas-microsoft-com:vml" xmlns:wp14="http://schemas.microsoft.com/office/word/2010/wordprocessingDrawing" xmlns:wp="http://schemas.openxmlformats.org/drawingml/2006/wordprocessingDrawing" xmlns:w10="urn:schemas-microsoft-com:office:word" xmlns:w="http://schemas.openxmlformats.org/wordprocessingml/2006/main" xmlns:w14="http://schemas.microsoft.com/office/word/2010/wordml" xmlns:w15="http://schemas.microsoft.com/office/word/2012/wordml" xmlns:w16cex="http://schemas.microsoft.com/office/word/2018/wordml/cex" xmlns:w16cid="http://schemas.microsoft.com/office/word/2016/wordml/cid" xmlns:w16="http://schemas.microsoft.com/office/word/2018/wordml" xmlns:w16du="http://schemas.microsoft.com/office/word/2023/wordml/word16du" xmlns:w16sdtdh="http://schemas.microsoft.com/office/word/2020/wordml/sdtdatahash" xmlns:w16se="http://schemas.microsoft.com/office/word/2015/wordml/symex" xmlns:wpg="http://schemas.microsoft.com/office/word/2010/wordprocessingGroup" xmlns:wpi="http://schemas.microsoft.com/office/word/2010/wordprocessingInk" xmlns:wne="http://schemas.microsoft.com/office/word/2006/wordml" xmlns:wps="http://schemas.microsoft.com/office/word/2010/wordprocessingShape" mc:Ignorable="w14 w15 w16se w16cid w16 w16cex w16sdtdh w16du wp14">
   <w:body>
     <w:p>
       <w:pPr>
@@ -3116,13 +3116,7 @@
               <w:rPr>
                 <w:rFonts w:cs="Times New Roman"/>
               </w:rPr>
-              <w:t xml:space="preserve">TRIGGER </w:t>
-            </w:r>
-            <w:r>
-              <w:rPr>
-                <w:rFonts w:cs="Times New Roman"/>
-              </w:rPr>
-              <w:t>KIỂM TRA TRƯỞNG KHOA, TRIGGER TỰ ĐỘNG DỌN DẸP KHI XÓA THI HÀI</w:t>
+              <w:t>TRIGGER KIỂM TRA TRƯỞNG KHOA, TRIGGER TỰ ĐỘNG DỌN DẸP KHI XÓA THI HÀI</w:t>
             </w:r>
           </w:p>
         </w:tc>
@@ -3292,13 +3286,7 @@
               <w:rPr>
                 <w:rFonts w:cs="Times New Roman"/>
               </w:rPr>
-              <w:t xml:space="preserve">WORD, </w:t>
-            </w:r>
-            <w:r>
-              <w:rPr>
-                <w:rFonts w:cs="Times New Roman"/>
-              </w:rPr>
-              <w:t>HÀM TÌM NGĂN KÉO TRỐNG</w:t>
+              <w:t>WORD, HÀM TÌM NGĂN KÉO TRỐNG</w:t>
             </w:r>
           </w:p>
         </w:tc>
@@ -3321,13 +3309,7 @@
               <w:rPr>
                 <w:rFonts w:cs="Times New Roman"/>
               </w:rPr>
-              <w:t>HÀM LIỆT KÊ HỒ SƠ KHÁM NGHIỆM THEO BÁC SĨ</w:t>
-            </w:r>
-            <w:r>
-              <w:rPr>
-                <w:rFonts w:cs="Times New Roman"/>
-              </w:rPr>
-              <w:t>, HÀM LIỆT KÊ HỒ SƠ KHÁM NGHIỆM THEO TỬ THI</w:t>
+              <w:t>HÀM LIỆT KÊ HỒ SƠ KHÁM NGHIỆM THEO BÁC SĨ, HÀM LIỆT KÊ HỒ SƠ KHÁM NGHIỆM THEO TỬ THI</w:t>
             </w:r>
           </w:p>
         </w:tc>
@@ -3378,6 +3360,12 @@
                 <w:rFonts w:cs="Times New Roman"/>
               </w:rPr>
             </w:pPr>
+            <w:r>
+              <w:rPr>
+                <w:rFonts w:cs="Times New Roman"/>
+              </w:rPr>
+              <w:t>CẤU TRÚC LẠI FOLDER</w:t>
+            </w:r>
           </w:p>
         </w:tc>
         <w:tc>
@@ -3395,6 +3383,12 @@
                 <w:rFonts w:cs="Times New Roman"/>
               </w:rPr>
             </w:pPr>
+            <w:r>
+              <w:rPr>
+                <w:rFonts w:cs="Times New Roman"/>
+              </w:rPr>
+              <w:t>CẬP NHẬT LẠI GIAO DIỆN</w:t>
+            </w:r>
           </w:p>
         </w:tc>
         <w:tc>
@@ -3412,6 +3406,12 @@
                 <w:rFonts w:cs="Times New Roman"/>
               </w:rPr>
             </w:pPr>
+            <w:r>
+              <w:rPr>
+                <w:rFonts w:cs="Times New Roman"/>
+              </w:rPr>
+              <w:t>WORD</w:t>
+            </w:r>
           </w:p>
         </w:tc>
         <w:tc>
@@ -3429,6 +3429,394 @@
                 <w:rFonts w:cs="Times New Roman"/>
               </w:rPr>
             </w:pPr>
+            <w:r>
+              <w:rPr>
+                <w:rFonts w:cs="Times New Roman"/>
+              </w:rPr>
+              <w:t>SỬA LỖI KHÔNG THỂ HIỂN THỊ GIAO DIỆN</w:t>
+            </w:r>
+          </w:p>
+        </w:tc>
+      </w:tr>
+      <w:tr>
+        <w:trPr>
+          <w:trHeight w:val="802"/>
+        </w:trPr>
+        <w:tc>
+          <w:tcPr>
+            <w:tcW w:w="1679" w:type="dxa"/>
+            <w:tcBorders>
+              <w:right w:val="single" w:sz="4" w:space="0" w:color="auto"/>
+            </w:tcBorders>
+          </w:tcPr>
+          <w:p>
+            <w:pPr>
+              <w:tabs>
+                <w:tab w:val="left" w:pos="284"/>
+              </w:tabs>
+              <w:rPr>
+                <w:rFonts w:cs="Times New Roman"/>
+              </w:rPr>
+            </w:pPr>
+            <w:r>
+              <w:rPr>
+                <w:rFonts w:cs="Times New Roman"/>
+              </w:rPr>
+              <w:t>Tuần 13</w:t>
+            </w:r>
+          </w:p>
+        </w:tc>
+        <w:tc>
+          <w:tcPr>
+            <w:tcW w:w="1859" w:type="dxa"/>
+            <w:tcBorders>
+              <w:left w:val="single" w:sz="4" w:space="0" w:color="auto"/>
+            </w:tcBorders>
+            <w:vAlign w:val="center"/>
+          </w:tcPr>
+          <w:p>
+            <w:pPr>
+              <w:tabs>
+                <w:tab w:val="left" w:pos="284"/>
+              </w:tabs>
+              <w:jc w:val="center"/>
+              <w:rPr>
+                <w:rFonts w:cs="Times New Roman"/>
+              </w:rPr>
+            </w:pPr>
+            <w:r>
+              <w:rPr>
+                <w:rFonts w:cs="Times New Roman"/>
+              </w:rPr>
+              <w:t>SAO LƯU</w:t>
+            </w:r>
+            <w:r>
+              <w:rPr>
+                <w:rFonts w:cs="Times New Roman"/>
+              </w:rPr>
+              <w:t>, CURSOR</w:t>
+            </w:r>
+          </w:p>
+        </w:tc>
+        <w:tc>
+          <w:tcPr>
+            <w:tcW w:w="2317" w:type="dxa"/>
+            <w:vAlign w:val="center"/>
+          </w:tcPr>
+          <w:p>
+            <w:pPr>
+              <w:tabs>
+                <w:tab w:val="left" w:pos="284"/>
+              </w:tabs>
+              <w:jc w:val="center"/>
+              <w:rPr>
+                <w:rFonts w:cs="Times New Roman"/>
+              </w:rPr>
+            </w:pPr>
+            <w:r>
+              <w:rPr>
+                <w:rFonts w:cs="Times New Roman"/>
+              </w:rPr>
+              <w:t>TẠO GIAO DIỆN SAO LƯU</w:t>
+            </w:r>
+          </w:p>
+        </w:tc>
+        <w:tc>
+          <w:tcPr>
+            <w:tcW w:w="1859" w:type="dxa"/>
+            <w:vAlign w:val="center"/>
+          </w:tcPr>
+          <w:p>
+            <w:pPr>
+              <w:tabs>
+                <w:tab w:val="left" w:pos="284"/>
+              </w:tabs>
+              <w:jc w:val="center"/>
+              <w:rPr>
+                <w:rFonts w:cs="Times New Roman"/>
+              </w:rPr>
+            </w:pPr>
+            <w:r>
+              <w:rPr>
+                <w:rFonts w:cs="Times New Roman"/>
+              </w:rPr>
+              <w:t>WORD</w:t>
+            </w:r>
+          </w:p>
+        </w:tc>
+        <w:tc>
+          <w:tcPr>
+            <w:tcW w:w="2317" w:type="dxa"/>
+            <w:vAlign w:val="center"/>
+          </w:tcPr>
+          <w:p>
+            <w:pPr>
+              <w:tabs>
+                <w:tab w:val="left" w:pos="284"/>
+              </w:tabs>
+              <w:jc w:val="center"/>
+              <w:rPr>
+                <w:rFonts w:cs="Times New Roman"/>
+              </w:rPr>
+            </w:pPr>
+          </w:p>
+        </w:tc>
+      </w:tr>
+      <w:tr>
+        <w:trPr>
+          <w:trHeight w:val="802"/>
+        </w:trPr>
+        <w:tc>
+          <w:tcPr>
+            <w:tcW w:w="1679" w:type="dxa"/>
+            <w:tcBorders>
+              <w:right w:val="single" w:sz="4" w:space="0" w:color="auto"/>
+            </w:tcBorders>
+          </w:tcPr>
+          <w:p>
+            <w:pPr>
+              <w:tabs>
+                <w:tab w:val="left" w:pos="284"/>
+              </w:tabs>
+              <w:rPr>
+                <w:rFonts w:cs="Times New Roman"/>
+              </w:rPr>
+            </w:pPr>
+            <w:r>
+              <w:rPr>
+                <w:rFonts w:cs="Times New Roman"/>
+              </w:rPr>
+              <w:t>Tuần 14</w:t>
+            </w:r>
+          </w:p>
+        </w:tc>
+        <w:tc>
+          <w:tcPr>
+            <w:tcW w:w="1859" w:type="dxa"/>
+            <w:tcBorders>
+              <w:left w:val="single" w:sz="4" w:space="0" w:color="auto"/>
+            </w:tcBorders>
+            <w:vAlign w:val="center"/>
+          </w:tcPr>
+          <w:p>
+            <w:pPr>
+              <w:tabs>
+                <w:tab w:val="left" w:pos="284"/>
+              </w:tabs>
+              <w:jc w:val="center"/>
+              <w:rPr>
+                <w:rFonts w:cs="Times New Roman"/>
+              </w:rPr>
+            </w:pPr>
+            <w:r>
+              <w:rPr>
+                <w:rFonts w:cs="Times New Roman"/>
+              </w:rPr>
+              <w:t>PHÂN QUYỀN</w:t>
+            </w:r>
+          </w:p>
+        </w:tc>
+        <w:tc>
+          <w:tcPr>
+            <w:tcW w:w="2317" w:type="dxa"/>
+            <w:vAlign w:val="center"/>
+          </w:tcPr>
+          <w:p>
+            <w:pPr>
+              <w:tabs>
+                <w:tab w:val="left" w:pos="284"/>
+              </w:tabs>
+              <w:jc w:val="center"/>
+              <w:rPr>
+                <w:rFonts w:cs="Times New Roman"/>
+              </w:rPr>
+            </w:pPr>
+            <w:r>
+              <w:rPr>
+                <w:rFonts w:cs="Times New Roman"/>
+              </w:rPr>
+              <w:t>TẠO GIAO DIỆN PHÂN NHÓM QUYÊN, PHÂN QUYÊN TÀI KHOẢN</w:t>
+            </w:r>
+          </w:p>
+        </w:tc>
+        <w:tc>
+          <w:tcPr>
+            <w:tcW w:w="1859" w:type="dxa"/>
+            <w:vAlign w:val="center"/>
+          </w:tcPr>
+          <w:p>
+            <w:pPr>
+              <w:tabs>
+                <w:tab w:val="left" w:pos="284"/>
+              </w:tabs>
+              <w:jc w:val="center"/>
+              <w:rPr>
+                <w:rFonts w:cs="Times New Roman"/>
+              </w:rPr>
+            </w:pPr>
+            <w:r>
+              <w:rPr>
+                <w:rFonts w:cs="Times New Roman"/>
+              </w:rPr>
+              <w:t>WORD</w:t>
+            </w:r>
+          </w:p>
+        </w:tc>
+        <w:tc>
+          <w:tcPr>
+            <w:tcW w:w="2317" w:type="dxa"/>
+            <w:vAlign w:val="center"/>
+          </w:tcPr>
+          <w:p>
+            <w:pPr>
+              <w:tabs>
+                <w:tab w:val="left" w:pos="284"/>
+              </w:tabs>
+              <w:jc w:val="center"/>
+              <w:rPr>
+                <w:rFonts w:cs="Times New Roman"/>
+              </w:rPr>
+            </w:pPr>
+          </w:p>
+        </w:tc>
+      </w:tr>
+      <w:tr>
+        <w:trPr>
+          <w:trHeight w:val="802"/>
+        </w:trPr>
+        <w:tc>
+          <w:tcPr>
+            <w:tcW w:w="1679" w:type="dxa"/>
+            <w:tcBorders>
+              <w:right w:val="single" w:sz="4" w:space="0" w:color="auto"/>
+            </w:tcBorders>
+          </w:tcPr>
+          <w:p>
+            <w:pPr>
+              <w:tabs>
+                <w:tab w:val="left" w:pos="284"/>
+              </w:tabs>
+              <w:rPr>
+                <w:rFonts w:cs="Times New Roman"/>
+              </w:rPr>
+            </w:pPr>
+            <w:r>
+              <w:rPr>
+                <w:rFonts w:cs="Times New Roman"/>
+              </w:rPr>
+              <w:t>Tuần 15</w:t>
+            </w:r>
+          </w:p>
+        </w:tc>
+        <w:tc>
+          <w:tcPr>
+            <w:tcW w:w="1859" w:type="dxa"/>
+            <w:tcBorders>
+              <w:left w:val="single" w:sz="4" w:space="0" w:color="auto"/>
+            </w:tcBorders>
+            <w:vAlign w:val="center"/>
+          </w:tcPr>
+          <w:p>
+            <w:pPr>
+              <w:tabs>
+                <w:tab w:val="left" w:pos="284"/>
+              </w:tabs>
+              <w:jc w:val="center"/>
+              <w:rPr>
+                <w:rFonts w:cs="Times New Roman"/>
+                <w:b/>
+                <w:bCs/>
+              </w:rPr>
+            </w:pPr>
+            <w:r>
+              <w:rPr>
+                <w:rFonts w:cs="Times New Roman"/>
+                <w:b/>
+                <w:bCs/>
+              </w:rPr>
+              <w:t>-</w:t>
+            </w:r>
+          </w:p>
+        </w:tc>
+        <w:tc>
+          <w:tcPr>
+            <w:tcW w:w="2317" w:type="dxa"/>
+            <w:vAlign w:val="center"/>
+          </w:tcPr>
+          <w:p>
+            <w:pPr>
+              <w:tabs>
+                <w:tab w:val="left" w:pos="284"/>
+              </w:tabs>
+              <w:jc w:val="center"/>
+              <w:rPr>
+                <w:rFonts w:cs="Times New Roman"/>
+                <w:b/>
+                <w:bCs/>
+              </w:rPr>
+            </w:pPr>
+            <w:r>
+              <w:rPr>
+                <w:rFonts w:cs="Times New Roman"/>
+                <w:b/>
+                <w:bCs/>
+              </w:rPr>
+              <w:t>-</w:t>
+            </w:r>
+          </w:p>
+        </w:tc>
+        <w:tc>
+          <w:tcPr>
+            <w:tcW w:w="1859" w:type="dxa"/>
+            <w:vAlign w:val="center"/>
+          </w:tcPr>
+          <w:p>
+            <w:pPr>
+              <w:tabs>
+                <w:tab w:val="left" w:pos="284"/>
+              </w:tabs>
+              <w:jc w:val="center"/>
+              <w:rPr>
+                <w:rFonts w:cs="Times New Roman"/>
+                <w:b/>
+                <w:bCs/>
+              </w:rPr>
+            </w:pPr>
+            <w:r>
+              <w:rPr>
+                <w:rFonts w:cs="Times New Roman"/>
+                <w:b/>
+                <w:bCs/>
+              </w:rPr>
+              <w:t>-</w:t>
+            </w:r>
+          </w:p>
+        </w:tc>
+        <w:tc>
+          <w:tcPr>
+            <w:tcW w:w="2317" w:type="dxa"/>
+            <w:vAlign w:val="center"/>
+          </w:tcPr>
+          <w:p>
+            <w:pPr>
+              <w:tabs>
+                <w:tab w:val="left" w:pos="284"/>
+              </w:tabs>
+              <w:jc w:val="center"/>
+              <w:rPr>
+                <w:rFonts w:cs="Times New Roman"/>
+                <w:b/>
+                <w:bCs/>
+              </w:rPr>
+            </w:pPr>
+            <w:r>
+              <w:rPr>
+                <w:rFonts w:cs="Times New Roman"/>
+                <w:b/>
+                <w:bCs/>
+              </w:rPr>
+              <w:t>-</w:t>
+            </w:r>
           </w:p>
         </w:tc>
       </w:tr>
@@ -3724,11 +4112,6 @@
           <w:rFonts w:cs="Times New Roman"/>
         </w:rPr>
         <w:tab/>
-      </w:r>
-      <w:r>
-        <w:rPr>
-          <w:rFonts w:cs="Times New Roman"/>
-        </w:rPr>
         <w:t>Trong quá trình phát triển của xã hội hiện đại, việc ứng dụng công nghệ thông tin vào công tác quản lý đã trở thành xu hướng tất yếu, góp phần nâng cao hiệu quả hoạt động và giảm thiểu sai sót trong quá trình xử lý thông tin. Đặc biệt, đối với những lĩnh vực mang tính đặc thù và nhạy cảm như quản lý nhà xác, yêu cầu về tính chính xác, bảo mật và khoa học trong lưu trữ dữ liệu càng trở nên quan trọng hơn.</w:t>
       </w:r>
     </w:p>
@@ -3746,11 +4129,6 @@
           <w:rFonts w:cs="Times New Roman"/>
         </w:rPr>
         <w:tab/>
-      </w:r>
-      <w:r>
-        <w:rPr>
-          <w:rFonts w:cs="Times New Roman"/>
-        </w:rPr>
         <w:t>Trên thực tế, công tác quản lý thông tin tại các nhà xác, trung tâm pháp y hoặc các cơ sở y tế liên quan đến việc tiếp nhận và bảo quản thi thể vẫn còn tồn tại nhiều hạn chế. Nhiều đơn vị vẫn áp dụng phương pháp quản lý thủ công hoặc sử dụng các hình thức lưu trữ dữ liệu rời rạc, thiếu tính đồng bộ. Điều này dẫn đến những khó khăn như: việc tra cứu thông tin mất nhiều thời gian, dễ xảy ra nhầm lẫn giữa các hồ sơ, khó khăn trong việc thống kê, tổng hợp dữ liệu và tiềm ẩn nguy cơ thất lạc hoặc rò rỉ thông tin quan trọng.</w:t>
       </w:r>
     </w:p>
@@ -3768,11 +4146,6 @@
           <w:rFonts w:cs="Times New Roman"/>
         </w:rPr>
         <w:tab/>
-      </w:r>
-      <w:r>
-        <w:rPr>
-          <w:rFonts w:cs="Times New Roman"/>
-        </w:rPr>
         <w:t>Bên cạnh đó, số lượng hồ sơ liên quan đến người đã mất ngày càng gia tăng theo thời gian, bao gồm nhiều thông tin khác nhau như: thông tin cá nhân, thời gian tiếp nhận, nguyên nhân tử vong, tình trạng bảo quản và thời điểm bàn giao cho thân nhân. Nếu không có một hệ thống quản lý khoa học dựa trên cơ sở dữ liệu, việc theo dõi và quản lý những thông tin này sẽ trở nên phức tạp và kém hiệu quả.</w:t>
       </w:r>
     </w:p>
@@ -3789,12 +4162,8 @@
         <w:rPr>
           <w:rFonts w:cs="Times New Roman"/>
         </w:rPr>
+        <w:lastRenderedPageBreak/>
         <w:tab/>
-      </w:r>
-      <w:r>
-        <w:rPr>
-          <w:rFonts w:cs="Times New Roman"/>
-        </w:rPr>
         <w:t>Xuất phát từ những vấn đề nêu trên, nhóm quyết định lựa chọn đề tài “Quản lý nhà xác” nhằm xây dựng một hệ thống quản lý thông tin dựa trên cơ sở dữ liệu, giúp tổ chức và lưu trữ dữ liệu một cách tập trung, chính xác và an toàn. Thông qua đề tài này, nhóm mong muốn vận dụng các kiến thức đã học trong học phần Hệ quản trị cơ sở dữ liệu vào một bài toán thực tế, từ đó hiểu rõ hơn vai trò của cơ sở dữ liệu trong việc hỗ trợ công tác quản lý.</w:t>
       </w:r>
     </w:p>
@@ -3812,11 +4181,6 @@
           <w:rFonts w:cs="Times New Roman"/>
         </w:rPr>
         <w:tab/>
-      </w:r>
-      <w:r>
-        <w:rPr>
-          <w:rFonts w:cs="Times New Roman"/>
-        </w:rPr>
         <w:t>Ngoài ra, việc lựa chọn đề tài còn giúp nhóm rèn luyện các kỹ năng quan trọng như: phân tích yêu cầu hệ thống, thiết kế mô hình dữ liệu, xây dựng cơ sở dữ liệu và phát triển ứng dụng kết nối với cơ sở dữ liệu. Đề tài không chỉ mang ý nghĩa học tập mà còn có giá trị thực tiễn, góp phần hướng đến việc tin học hóa và hiện đại hóa công tác quản lý trong lĩnh vực nhà xác, đáp ứng yêu cầu ngày càng cao của xã hội hiện nay.</w:t>
       </w:r>
     </w:p>
@@ -3843,7 +4207,6 @@
           <w:sz w:val="24"/>
           <w:szCs w:val="24"/>
         </w:rPr>
-        <w:lastRenderedPageBreak/>
         <w:t>2. Mục tiêu</w:t>
       </w:r>
       <w:bookmarkEnd w:id="2"/>
@@ -3911,11 +4274,6 @@
           <w:rFonts w:cs="Times New Roman"/>
         </w:rPr>
         <w:tab/>
-      </w:r>
-      <w:r>
-        <w:rPr>
-          <w:rFonts w:cs="Times New Roman"/>
-        </w:rPr>
         <w:t>Xây dựng hệ thống quản lý nhà xác dựa trên cơ sở dữ liệu nhằm hỗ trợ việc lưu trữ, quản lý và khai thác thông tin liên quan đến các trường hợp tiếp nhận và xử lý thi hài một cách khoa học, chính xác và hiệu quả. Hệ thống góp phần nâng cao chất lượng công tác quản lý, giảm thiểu sai sót trong quá trình vận hành và đáp ứng các yêu cầu về tính toàn vẹn, bảo mật dữ liệu.</w:t>
       </w:r>
       <w:r>
@@ -4202,6 +4560,7 @@
           <w:b/>
           <w:bCs/>
         </w:rPr>
+        <w:lastRenderedPageBreak/>
         <w:t>Đảm bảo an toàn và bảo mật thông tin:</w:t>
       </w:r>
       <w:r>
@@ -4332,7 +4691,6 @@
           <w:rStyle w:val="Strong"/>
           <w:rFonts w:eastAsiaTheme="majorEastAsia"/>
         </w:rPr>
-        <w:lastRenderedPageBreak/>
         <w:t>Quản lý cơ sở vật chất và khu vực bảo quản:</w:t>
       </w:r>
       <w:r>
@@ -4504,12 +4862,6 @@
           <w:color w:val="000000"/>
         </w:rPr>
         <w:tab/>
-      </w:r>
-      <w:r>
-        <w:rPr>
-          <w:rFonts w:eastAsia="Times New Roman" w:cs="Times New Roman"/>
-          <w:color w:val="000000"/>
-        </w:rPr>
         <w:t>Cơ sở dữ liệu này được xây dựng nhằm phục vụ cho hệ thống quản lý nhà xác và hoạt động khám nghiệm tử thi. Bảng</w:t>
       </w:r>
       <w:r>
@@ -4634,7 +4986,15 @@
           <w:rFonts w:eastAsia="Times New Roman" w:cs="Times New Roman"/>
           <w:color w:val="000000"/>
         </w:rPr>
-        <w:t>quản lý vị trí bảo quản thi hài trong nhà xác, gồm mã ngăn, vị trí, nhiệt độ bảo quản và mã thi hài đang được lưu trữ, đảm bảo mỗi ngăn chứa tối đa một thi hài tại một thời điểm. Tổng thể, hệ thống giúp quản lý thông tin thi hài, quá trình khám nghiệm pháp y, bác sĩ phụ trách và vị trí bảo quản, hỗ trợ theo dõi đầy đủ từ khi tiếp nhận thi hài đến khi hoàn tất khám nghiệm.</w:t>
+        <w:t xml:space="preserve">quản lý vị trí bảo quản thi hài trong nhà xác, gồm mã ngăn, vị trí, nhiệt độ bảo quản và mã thi hài đang được lưu trữ, đảm bảo mỗi ngăn chứa tối đa một thi hài tại một </w:t>
+      </w:r>
+      <w:r>
+        <w:rPr>
+          <w:rFonts w:eastAsia="Times New Roman" w:cs="Times New Roman"/>
+          <w:color w:val="000000"/>
+        </w:rPr>
+        <w:lastRenderedPageBreak/>
+        <w:t>thời điểm. Tổng thể, hệ thống giúp quản lý thông tin thi hài, quá trình khám nghiệm pháp y, bác sĩ phụ trách và vị trí bảo quản, hỗ trợ theo dõi đầy đủ từ khi tiếp nhận thi hài đến khi hoàn tất khám nghiệm.</w:t>
       </w:r>
     </w:p>
     <w:p>
@@ -4842,7 +5202,6 @@
           <w:rFonts w:cs="Times New Roman"/>
           <w:noProof/>
         </w:rPr>
-        <w:lastRenderedPageBreak/>
         <w:drawing>
           <wp:anchor distT="0" distB="0" distL="114300" distR="114300" simplePos="0" relativeHeight="251659264" behindDoc="0" locked="0" layoutInCell="1" allowOverlap="1" wp14:anchorId="2257CC14" wp14:editId="1D3CEB37">
             <wp:simplePos x="0" y="0"/>
@@ -5334,6 +5693,7 @@
           <w:lang w:val="vi-VN" w:eastAsia="ja-JP"/>
           <w14:ligatures w14:val="none"/>
         </w:rPr>
+        <w:lastRenderedPageBreak/>
         <w:t>KETLUAN</w:t>
       </w:r>
       <w:r>
@@ -5449,7 +5809,6 @@
           <w:rFonts w:cs="Times New Roman"/>
           <w:noProof/>
         </w:rPr>
-        <w:lastRenderedPageBreak/>
         <w:drawing>
           <wp:anchor distT="0" distB="0" distL="114300" distR="114300" simplePos="0" relativeHeight="251660288" behindDoc="0" locked="0" layoutInCell="1" allowOverlap="1" wp14:anchorId="1DC2C25D" wp14:editId="53A73A08">
             <wp:simplePos x="0" y="0"/>
@@ -9210,8 +9569,6 @@
       </w:pPr>
       <w:r>
         <w:tab/>
-      </w:r>
-      <w:r>
         <w:t>Truy vấn lồng được sử dụng để xử lý các bài toán cần so sánh dữ liệu với kết quả của một truy vấn khác.</w:t>
       </w:r>
     </w:p>
@@ -9719,11 +10076,6 @@
           <w:rFonts w:cs="Times New Roman"/>
         </w:rPr>
         <w:tab/>
-      </w:r>
-      <w:r>
-        <w:rPr>
-          <w:rFonts w:cs="Times New Roman"/>
-        </w:rPr>
         <w:t>Trong hệ thống quản lý nhà xác, dữ liệu mang tính nhạy cảm và liên quan đến nhiều đối tượng khác nhau. Vì vậy, việc xây dựng cơ chế phân quyền người dùng nhằm đảm bảo tính bảo mật, kiểm soát truy cập và hạn chế sai sót trong quá trình vận hành hệ thống.</w:t>
       </w:r>
     </w:p>
@@ -9905,11 +10257,6 @@
           <w:rFonts w:cs="Times New Roman"/>
         </w:rPr>
         <w:tab/>
-      </w:r>
-      <w:r>
-        <w:rPr>
-          <w:rFonts w:cs="Times New Roman"/>
-        </w:rPr>
         <w:t>Quản trị viên là người chịu trách nhiệm chính trong việc vận hành và quản lý toàn bộ hệ thống. Do đó, tài khoản Admin được cấp đầy đủ các quyền thao tác trên dữ liệu, bao gồm:</w:t>
       </w:r>
     </w:p>
@@ -10206,11 +10553,6 @@
           <w:rFonts w:cs="Times New Roman"/>
         </w:rPr>
         <w:tab/>
-      </w:r>
-      <w:r>
-        <w:rPr>
-          <w:rFonts w:cs="Times New Roman"/>
-        </w:rPr>
         <w:t>Khách hàng hoặc thân nhân của người đã mất là đối tượng sử dụng hệ thống với mục đích tra cứu thông tin và đăng ký dịch vụ. Quyền hạn của nhóm này được giới hạn nhằm đảm bảo an toàn dữ liệu:</w:t>
       </w:r>
     </w:p>
@@ -10373,11 +10715,6 @@
           <w:rFonts w:cs="Times New Roman"/>
         </w:rPr>
         <w:tab/>
-      </w:r>
-      <w:r>
-        <w:rPr>
-          <w:rFonts w:cs="Times New Roman"/>
-        </w:rPr>
         <w:t>Hệ thống áp dụng các cơ chế kiểm soát nhằm đảm bảo người dùng chỉ được phép thực hiện các chức năng đúng với quyền hạn:</w:t>
       </w:r>
     </w:p>
@@ -10609,7 +10946,7 @@
 </file>
 
 <file path=word/endnotes.xml><?xml version="1.0" encoding="utf-8"?>
-<w:endnotes xmlns:wpc="http://schemas.microsoft.com/office/word/2010/wordprocessingCanvas" xmlns:cx="http://schemas.microsoft.com/office/drawing/2014/chartex" xmlns:cx1="http://schemas.microsoft.com/office/drawing/2015/9/8/chartex" xmlns:cx2="http://schemas.microsoft.com/office/drawing/2015/10/21/chartex" xmlns:cx3="http://schemas.microsoft.com/office/drawing/2016/5/9/chartex" xmlns:cx4="http://schemas.microsoft.com/office/drawing/2016/5/10/chartex" xmlns:cx5="http://schemas.microsoft.com/office/drawing/2016/5/11/chartex" xmlns:cx6="http://schemas.microsoft.com/office/drawing/2016/5/12/chartex" xmlns:cx7="http://schemas.microsoft.com/office/drawing/2016/5/13/chartex" xmlns:cx8="http://schemas.microsoft.com/office/drawing/2016/5/14/chartex" xmlns:mc="http://schemas.openxmlformats.org/markup-compatibility/2006" xmlns:aink="http://schemas.microsoft.com/office/drawing/2016/ink" xmlns:am3d="http://schemas.microsoft.com/office/drawing/2017/model3d" xmlns:o="urn:schemas-microsoft-com:office:office" xmlns:oel="http://schemas.microsoft.com/office/2019/extlst" xmlns:r="http://schemas.openxmlformats.org/officeDocument/2006/relationships" xmlns:m="http://schemas.openxmlformats.org/officeDocument/2006/math" xmlns:v="urn:schemas-microsoft-com:vml" xmlns:wp14="http://schemas.microsoft.com/office/word/2010/wordprocessingDrawing" xmlns:wp="http://schemas.openxmlformats.org/drawingml/2006/wordprocessingDrawing" xmlns:w10="urn:schemas-microsoft-com:office:word" xmlns:w="http://schemas.openxmlformats.org/wordprocessingml/2006/main" xmlns:w14="http://schemas.microsoft.com/office/word/2010/wordml" xmlns:w15="http://schemas.microsoft.com/office/word/2012/wordml" xmlns:w16cex="http://schemas.microsoft.com/office/word/2018/wordml/cex" xmlns:w16cid="http://schemas.microsoft.com/office/word/2016/wordml/cid" xmlns:w16="http://schemas.microsoft.com/office/word/2018/wordml" xmlns:w16du="http://schemas.microsoft.com/office/word/2023/wordml/word16du" xmlns:w16sdtdh="http://schemas.microsoft.com/office/word/2020/wordml/sdtdatahash" xmlns:w16sdtfl="http://schemas.microsoft.com/office/word/2024/wordml/sdtformatlock" xmlns:w16se="http://schemas.microsoft.com/office/word/2015/wordml/symex" xmlns:wpg="http://schemas.microsoft.com/office/word/2010/wordprocessingGroup" xmlns:wpi="http://schemas.microsoft.com/office/word/2010/wordprocessingInk" xmlns:wne="http://schemas.microsoft.com/office/word/2006/wordml" xmlns:wps="http://schemas.microsoft.com/office/word/2010/wordprocessingShape" mc:Ignorable="w14 w15 w16se w16cid w16 w16cex w16sdtdh w16sdtfl w16du wp14">
+<w:endnotes xmlns:wpc="http://schemas.microsoft.com/office/word/2010/wordprocessingCanvas" xmlns:cx="http://schemas.microsoft.com/office/drawing/2014/chartex" xmlns:cx1="http://schemas.microsoft.com/office/drawing/2015/9/8/chartex" xmlns:cx2="http://schemas.microsoft.com/office/drawing/2015/10/21/chartex" xmlns:cx3="http://schemas.microsoft.com/office/drawing/2016/5/9/chartex" xmlns:cx4="http://schemas.microsoft.com/office/drawing/2016/5/10/chartex" xmlns:cx5="http://schemas.microsoft.com/office/drawing/2016/5/11/chartex" xmlns:cx6="http://schemas.microsoft.com/office/drawing/2016/5/12/chartex" xmlns:cx7="http://schemas.microsoft.com/office/drawing/2016/5/13/chartex" xmlns:cx8="http://schemas.microsoft.com/office/drawing/2016/5/14/chartex" xmlns:mc="http://schemas.openxmlformats.org/markup-compatibility/2006" xmlns:aink="http://schemas.microsoft.com/office/drawing/2016/ink" xmlns:am3d="http://schemas.microsoft.com/office/drawing/2017/model3d" xmlns:o="urn:schemas-microsoft-com:office:office" xmlns:oel="http://schemas.microsoft.com/office/2019/extlst" xmlns:r="http://schemas.openxmlformats.org/officeDocument/2006/relationships" xmlns:m="http://schemas.openxmlformats.org/officeDocument/2006/math" xmlns:v="urn:schemas-microsoft-com:vml" xmlns:wp14="http://schemas.microsoft.com/office/word/2010/wordprocessingDrawing" xmlns:wp="http://schemas.openxmlformats.org/drawingml/2006/wordprocessingDrawing" xmlns:w10="urn:schemas-microsoft-com:office:word" xmlns:w="http://schemas.openxmlformats.org/wordprocessingml/2006/main" xmlns:w14="http://schemas.microsoft.com/office/word/2010/wordml" xmlns:w15="http://schemas.microsoft.com/office/word/2012/wordml" xmlns:w16cex="http://schemas.microsoft.com/office/word/2018/wordml/cex" xmlns:w16cid="http://schemas.microsoft.com/office/word/2016/wordml/cid" xmlns:w16="http://schemas.microsoft.com/office/word/2018/wordml" xmlns:w16du="http://schemas.microsoft.com/office/word/2023/wordml/word16du" xmlns:w16sdtdh="http://schemas.microsoft.com/office/word/2020/wordml/sdtdatahash" xmlns:w16se="http://schemas.microsoft.com/office/word/2015/wordml/symex" xmlns:wpg="http://schemas.microsoft.com/office/word/2010/wordprocessingGroup" xmlns:wpi="http://schemas.microsoft.com/office/word/2010/wordprocessingInk" xmlns:wne="http://schemas.microsoft.com/office/word/2006/wordml" xmlns:wps="http://schemas.microsoft.com/office/word/2010/wordprocessingShape" mc:Ignorable="w14 w15 w16se w16cid w16 w16cex w16sdtdh w16du wp14">
   <w:endnote w:type="separator" w:id="-1">
     <w:p>
       <w:pPr>
@@ -10634,7 +10971,7 @@
 </file>
 
 <file path=word/footer1.xml><?xml version="1.0" encoding="utf-8"?>
-<w:ftr xmlns:wpc="http://schemas.microsoft.com/office/word/2010/wordprocessingCanvas" xmlns:cx="http://schemas.microsoft.com/office/drawing/2014/chartex" xmlns:cx1="http://schemas.microsoft.com/office/drawing/2015/9/8/chartex" xmlns:cx2="http://schemas.microsoft.com/office/drawing/2015/10/21/chartex" xmlns:cx3="http://schemas.microsoft.com/office/drawing/2016/5/9/chartex" xmlns:cx4="http://schemas.microsoft.com/office/drawing/2016/5/10/chartex" xmlns:cx5="http://schemas.microsoft.com/office/drawing/2016/5/11/chartex" xmlns:cx6="http://schemas.microsoft.com/office/drawing/2016/5/12/chartex" xmlns:cx7="http://schemas.microsoft.com/office/drawing/2016/5/13/chartex" xmlns:cx8="http://schemas.microsoft.com/office/drawing/2016/5/14/chartex" xmlns:mc="http://schemas.openxmlformats.org/markup-compatibility/2006" xmlns:aink="http://schemas.microsoft.com/office/drawing/2016/ink" xmlns:am3d="http://schemas.microsoft.com/office/drawing/2017/model3d" xmlns:o="urn:schemas-microsoft-com:office:office" xmlns:oel="http://schemas.microsoft.com/office/2019/extlst" xmlns:r="http://schemas.openxmlformats.org/officeDocument/2006/relationships" xmlns:m="http://schemas.openxmlformats.org/officeDocument/2006/math" xmlns:v="urn:schemas-microsoft-com:vml" xmlns:wp14="http://schemas.microsoft.com/office/word/2010/wordprocessingDrawing" xmlns:wp="http://schemas.openxmlformats.org/drawingml/2006/wordprocessingDrawing" xmlns:w10="urn:schemas-microsoft-com:office:word" xmlns:w="http://schemas.openxmlformats.org/wordprocessingml/2006/main" xmlns:w14="http://schemas.microsoft.com/office/word/2010/wordml" xmlns:w15="http://schemas.microsoft.com/office/word/2012/wordml" xmlns:w16cex="http://schemas.microsoft.com/office/word/2018/wordml/cex" xmlns:w16cid="http://schemas.microsoft.com/office/word/2016/wordml/cid" xmlns:w16="http://schemas.microsoft.com/office/word/2018/wordml" xmlns:w16du="http://schemas.microsoft.com/office/word/2023/wordml/word16du" xmlns:w16sdtdh="http://schemas.microsoft.com/office/word/2020/wordml/sdtdatahash" xmlns:w16sdtfl="http://schemas.microsoft.com/office/word/2024/wordml/sdtformatlock" xmlns:w16se="http://schemas.microsoft.com/office/word/2015/wordml/symex" xmlns:wpg="http://schemas.microsoft.com/office/word/2010/wordprocessingGroup" xmlns:wpi="http://schemas.microsoft.com/office/word/2010/wordprocessingInk" xmlns:wne="http://schemas.microsoft.com/office/word/2006/wordml" xmlns:wps="http://schemas.microsoft.com/office/word/2010/wordprocessingShape" mc:Ignorable="w14 w15 w16se w16cid w16 w16cex w16sdtdh w16sdtfl w16du wp14">
+<w:ftr xmlns:wpc="http://schemas.microsoft.com/office/word/2010/wordprocessingCanvas" xmlns:cx="http://schemas.microsoft.com/office/drawing/2014/chartex" xmlns:cx1="http://schemas.microsoft.com/office/drawing/2015/9/8/chartex" xmlns:cx2="http://schemas.microsoft.com/office/drawing/2015/10/21/chartex" xmlns:cx3="http://schemas.microsoft.com/office/drawing/2016/5/9/chartex" xmlns:cx4="http://schemas.microsoft.com/office/drawing/2016/5/10/chartex" xmlns:cx5="http://schemas.microsoft.com/office/drawing/2016/5/11/chartex" xmlns:cx6="http://schemas.microsoft.com/office/drawing/2016/5/12/chartex" xmlns:cx7="http://schemas.microsoft.com/office/drawing/2016/5/13/chartex" xmlns:cx8="http://schemas.microsoft.com/office/drawing/2016/5/14/chartex" xmlns:mc="http://schemas.openxmlformats.org/markup-compatibility/2006" xmlns:aink="http://schemas.microsoft.com/office/drawing/2016/ink" xmlns:am3d="http://schemas.microsoft.com/office/drawing/2017/model3d" xmlns:o="urn:schemas-microsoft-com:office:office" xmlns:oel="http://schemas.microsoft.com/office/2019/extlst" xmlns:r="http://schemas.openxmlformats.org/officeDocument/2006/relationships" xmlns:m="http://schemas.openxmlformats.org/officeDocument/2006/math" xmlns:v="urn:schemas-microsoft-com:vml" xmlns:wp14="http://schemas.microsoft.com/office/word/2010/wordprocessingDrawing" xmlns:wp="http://schemas.openxmlformats.org/drawingml/2006/wordprocessingDrawing" xmlns:w10="urn:schemas-microsoft-com:office:word" xmlns:w="http://schemas.openxmlformats.org/wordprocessingml/2006/main" xmlns:w14="http://schemas.microsoft.com/office/word/2010/wordml" xmlns:w15="http://schemas.microsoft.com/office/word/2012/wordml" xmlns:w16cex="http://schemas.microsoft.com/office/word/2018/wordml/cex" xmlns:w16cid="http://schemas.microsoft.com/office/word/2016/wordml/cid" xmlns:w16="http://schemas.microsoft.com/office/word/2018/wordml" xmlns:w16du="http://schemas.microsoft.com/office/word/2023/wordml/word16du" xmlns:w16sdtdh="http://schemas.microsoft.com/office/word/2020/wordml/sdtdatahash" xmlns:w16se="http://schemas.microsoft.com/office/word/2015/wordml/symex" xmlns:wpg="http://schemas.microsoft.com/office/word/2010/wordprocessingGroup" xmlns:wpi="http://schemas.microsoft.com/office/word/2010/wordprocessingInk" xmlns:wne="http://schemas.microsoft.com/office/word/2006/wordml" xmlns:wps="http://schemas.microsoft.com/office/word/2010/wordprocessingShape" mc:Ignorable="w14 w15 w16se w16cid w16 w16cex w16sdtdh w16du wp14">
   <w:sdt>
     <w:sdtPr>
       <w:id w:val="131912711"/>
@@ -10704,7 +11041,7 @@
 </file>
 
 <file path=word/footnotes.xml><?xml version="1.0" encoding="utf-8"?>
-<w:footnotes xmlns:wpc="http://schemas.microsoft.com/office/word/2010/wordprocessingCanvas" xmlns:cx="http://schemas.microsoft.com/office/drawing/2014/chartex" xmlns:cx1="http://schemas.microsoft.com/office/drawing/2015/9/8/chartex" xmlns:cx2="http://schemas.microsoft.com/office/drawing/2015/10/21/chartex" xmlns:cx3="http://schemas.microsoft.com/office/drawing/2016/5/9/chartex" xmlns:cx4="http://schemas.microsoft.com/office/drawing/2016/5/10/chartex" xmlns:cx5="http://schemas.microsoft.com/office/drawing/2016/5/11/chartex" xmlns:cx6="http://schemas.microsoft.com/office/drawing/2016/5/12/chartex" xmlns:cx7="http://schemas.microsoft.com/office/drawing/2016/5/13/chartex" xmlns:cx8="http://schemas.microsoft.com/office/drawing/2016/5/14/chartex" xmlns:mc="http://schemas.openxmlformats.org/markup-compatibility/2006" xmlns:aink="http://schemas.microsoft.com/office/drawing/2016/ink" xmlns:am3d="http://schemas.microsoft.com/office/drawing/2017/model3d" xmlns:o="urn:schemas-microsoft-com:office:office" xmlns:oel="http://schemas.microsoft.com/office/2019/extlst" xmlns:r="http://schemas.openxmlformats.org/officeDocument/2006/relationships" xmlns:m="http://schemas.openxmlformats.org/officeDocument/2006/math" xmlns:v="urn:schemas-microsoft-com:vml" xmlns:wp14="http://schemas.microsoft.com/office/word/2010/wordprocessingDrawing" xmlns:wp="http://schemas.openxmlformats.org/drawingml/2006/wordprocessingDrawing" xmlns:w10="urn:schemas-microsoft-com:office:word" xmlns:w="http://schemas.openxmlformats.org/wordprocessingml/2006/main" xmlns:w14="http://schemas.microsoft.com/office/word/2010/wordml" xmlns:w15="http://schemas.microsoft.com/office/word/2012/wordml" xmlns:w16cex="http://schemas.microsoft.com/office/word/2018/wordml/cex" xmlns:w16cid="http://schemas.microsoft.com/office/word/2016/wordml/cid" xmlns:w16="http://schemas.microsoft.com/office/word/2018/wordml" xmlns:w16du="http://schemas.microsoft.com/office/word/2023/wordml/word16du" xmlns:w16sdtdh="http://schemas.microsoft.com/office/word/2020/wordml/sdtdatahash" xmlns:w16sdtfl="http://schemas.microsoft.com/office/word/2024/wordml/sdtformatlock" xmlns:w16se="http://schemas.microsoft.com/office/word/2015/wordml/symex" xmlns:wpg="http://schemas.microsoft.com/office/word/2010/wordprocessingGroup" xmlns:wpi="http://schemas.microsoft.com/office/word/2010/wordprocessingInk" xmlns:wne="http://schemas.microsoft.com/office/word/2006/wordml" xmlns:wps="http://schemas.microsoft.com/office/word/2010/wordprocessingShape" mc:Ignorable="w14 w15 w16se w16cid w16 w16cex w16sdtdh w16sdtfl w16du wp14">
+<w:footnotes xmlns:wpc="http://schemas.microsoft.com/office/word/2010/wordprocessingCanvas" xmlns:cx="http://schemas.microsoft.com/office/drawing/2014/chartex" xmlns:cx1="http://schemas.microsoft.com/office/drawing/2015/9/8/chartex" xmlns:cx2="http://schemas.microsoft.com/office/drawing/2015/10/21/chartex" xmlns:cx3="http://schemas.microsoft.com/office/drawing/2016/5/9/chartex" xmlns:cx4="http://schemas.microsoft.com/office/drawing/2016/5/10/chartex" xmlns:cx5="http://schemas.microsoft.com/office/drawing/2016/5/11/chartex" xmlns:cx6="http://schemas.microsoft.com/office/drawing/2016/5/12/chartex" xmlns:cx7="http://schemas.microsoft.com/office/drawing/2016/5/13/chartex" xmlns:cx8="http://schemas.microsoft.com/office/drawing/2016/5/14/chartex" xmlns:mc="http://schemas.openxmlformats.org/markup-compatibility/2006" xmlns:aink="http://schemas.microsoft.com/office/drawing/2016/ink" xmlns:am3d="http://schemas.microsoft.com/office/drawing/2017/model3d" xmlns:o="urn:schemas-microsoft-com:office:office" xmlns:oel="http://schemas.microsoft.com/office/2019/extlst" xmlns:r="http://schemas.openxmlformats.org/officeDocument/2006/relationships" xmlns:m="http://schemas.openxmlformats.org/officeDocument/2006/math" xmlns:v="urn:schemas-microsoft-com:vml" xmlns:wp14="http://schemas.microsoft.com/office/word/2010/wordprocessingDrawing" xmlns:wp="http://schemas.openxmlformats.org/drawingml/2006/wordprocessingDrawing" xmlns:w10="urn:schemas-microsoft-com:office:word" xmlns:w="http://schemas.openxmlformats.org/wordprocessingml/2006/main" xmlns:w14="http://schemas.microsoft.com/office/word/2010/wordml" xmlns:w15="http://schemas.microsoft.com/office/word/2012/wordml" xmlns:w16cex="http://schemas.microsoft.com/office/word/2018/wordml/cex" xmlns:w16cid="http://schemas.microsoft.com/office/word/2016/wordml/cid" xmlns:w16="http://schemas.microsoft.com/office/word/2018/wordml" xmlns:w16du="http://schemas.microsoft.com/office/word/2023/wordml/word16du" xmlns:w16sdtdh="http://schemas.microsoft.com/office/word/2020/wordml/sdtdatahash" xmlns:w16se="http://schemas.microsoft.com/office/word/2015/wordml/symex" xmlns:wpg="http://schemas.microsoft.com/office/word/2010/wordprocessingGroup" xmlns:wpi="http://schemas.microsoft.com/office/word/2010/wordprocessingInk" xmlns:wne="http://schemas.microsoft.com/office/word/2006/wordml" xmlns:wps="http://schemas.microsoft.com/office/word/2010/wordprocessingShape" mc:Ignorable="w14 w15 w16se w16cid w16 w16cex w16sdtdh w16du wp14">
   <w:footnote w:type="separator" w:id="-1">
     <w:p>
       <w:pPr>
@@ -10729,7 +11066,7 @@
 </file>
 
 <file path=word/header1.xml><?xml version="1.0" encoding="utf-8"?>
-<w:hdr xmlns:wpc="http://schemas.microsoft.com/office/word/2010/wordprocessingCanvas" xmlns:cx="http://schemas.microsoft.com/office/drawing/2014/chartex" xmlns:cx1="http://schemas.microsoft.com/office/drawing/2015/9/8/chartex" xmlns:cx2="http://schemas.microsoft.com/office/drawing/2015/10/21/chartex" xmlns:cx3="http://schemas.microsoft.com/office/drawing/2016/5/9/chartex" xmlns:cx4="http://schemas.microsoft.com/office/drawing/2016/5/10/chartex" xmlns:cx5="http://schemas.microsoft.com/office/drawing/2016/5/11/chartex" xmlns:cx6="http://schemas.microsoft.com/office/drawing/2016/5/12/chartex" xmlns:cx7="http://schemas.microsoft.com/office/drawing/2016/5/13/chartex" xmlns:cx8="http://schemas.microsoft.com/office/drawing/2016/5/14/chartex" xmlns:mc="http://schemas.openxmlformats.org/markup-compatibility/2006" xmlns:aink="http://schemas.microsoft.com/office/drawing/2016/ink" xmlns:am3d="http://schemas.microsoft.com/office/drawing/2017/model3d" xmlns:o="urn:schemas-microsoft-com:office:office" xmlns:oel="http://schemas.microsoft.com/office/2019/extlst" xmlns:r="http://schemas.openxmlformats.org/officeDocument/2006/relationships" xmlns:m="http://schemas.openxmlformats.org/officeDocument/2006/math" xmlns:v="urn:schemas-microsoft-com:vml" xmlns:wp14="http://schemas.microsoft.com/office/word/2010/wordprocessingDrawing" xmlns:wp="http://schemas.openxmlformats.org/drawingml/2006/wordprocessingDrawing" xmlns:w10="urn:schemas-microsoft-com:office:word" xmlns:w="http://schemas.openxmlformats.org/wordprocessingml/2006/main" xmlns:w14="http://schemas.microsoft.com/office/word/2010/wordml" xmlns:w15="http://schemas.microsoft.com/office/word/2012/wordml" xmlns:w16cex="http://schemas.microsoft.com/office/word/2018/wordml/cex" xmlns:w16cid="http://schemas.microsoft.com/office/word/2016/wordml/cid" xmlns:w16="http://schemas.microsoft.com/office/word/2018/wordml" xmlns:w16du="http://schemas.microsoft.com/office/word/2023/wordml/word16du" xmlns:w16sdtdh="http://schemas.microsoft.com/office/word/2020/wordml/sdtdatahash" xmlns:w16sdtfl="http://schemas.microsoft.com/office/word/2024/wordml/sdtformatlock" xmlns:w16se="http://schemas.microsoft.com/office/word/2015/wordml/symex" xmlns:wpg="http://schemas.microsoft.com/office/word/2010/wordprocessingGroup" xmlns:wpi="http://schemas.microsoft.com/office/word/2010/wordprocessingInk" xmlns:wne="http://schemas.microsoft.com/office/word/2006/wordml" xmlns:wps="http://schemas.microsoft.com/office/word/2010/wordprocessingShape" mc:Ignorable="w14 w15 w16se w16cid w16 w16cex w16sdtdh w16sdtfl w16du wp14">
+<w:hdr xmlns:wpc="http://schemas.microsoft.com/office/word/2010/wordprocessingCanvas" xmlns:cx="http://schemas.microsoft.com/office/drawing/2014/chartex" xmlns:cx1="http://schemas.microsoft.com/office/drawing/2015/9/8/chartex" xmlns:cx2="http://schemas.microsoft.com/office/drawing/2015/10/21/chartex" xmlns:cx3="http://schemas.microsoft.com/office/drawing/2016/5/9/chartex" xmlns:cx4="http://schemas.microsoft.com/office/drawing/2016/5/10/chartex" xmlns:cx5="http://schemas.microsoft.com/office/drawing/2016/5/11/chartex" xmlns:cx6="http://schemas.microsoft.com/office/drawing/2016/5/12/chartex" xmlns:cx7="http://schemas.microsoft.com/office/drawing/2016/5/13/chartex" xmlns:cx8="http://schemas.microsoft.com/office/drawing/2016/5/14/chartex" xmlns:mc="http://schemas.openxmlformats.org/markup-compatibility/2006" xmlns:aink="http://schemas.microsoft.com/office/drawing/2016/ink" xmlns:am3d="http://schemas.microsoft.com/office/drawing/2017/model3d" xmlns:o="urn:schemas-microsoft-com:office:office" xmlns:oel="http://schemas.microsoft.com/office/2019/extlst" xmlns:r="http://schemas.openxmlformats.org/officeDocument/2006/relationships" xmlns:m="http://schemas.openxmlformats.org/officeDocument/2006/math" xmlns:v="urn:schemas-microsoft-com:vml" xmlns:wp14="http://schemas.microsoft.com/office/word/2010/wordprocessingDrawing" xmlns:wp="http://schemas.openxmlformats.org/drawingml/2006/wordprocessingDrawing" xmlns:w10="urn:schemas-microsoft-com:office:word" xmlns:w="http://schemas.openxmlformats.org/wordprocessingml/2006/main" xmlns:w14="http://schemas.microsoft.com/office/word/2010/wordml" xmlns:w15="http://schemas.microsoft.com/office/word/2012/wordml" xmlns:w16cex="http://schemas.microsoft.com/office/word/2018/wordml/cex" xmlns:w16cid="http://schemas.microsoft.com/office/word/2016/wordml/cid" xmlns:w16="http://schemas.microsoft.com/office/word/2018/wordml" xmlns:w16du="http://schemas.microsoft.com/office/word/2023/wordml/word16du" xmlns:w16sdtdh="http://schemas.microsoft.com/office/word/2020/wordml/sdtdatahash" xmlns:w16se="http://schemas.microsoft.com/office/word/2015/wordml/symex" xmlns:wpg="http://schemas.microsoft.com/office/word/2010/wordprocessingGroup" xmlns:wpi="http://schemas.microsoft.com/office/word/2010/wordprocessingInk" xmlns:wne="http://schemas.microsoft.com/office/word/2006/wordml" xmlns:wps="http://schemas.microsoft.com/office/word/2010/wordprocessingShape" mc:Ignorable="w14 w15 w16se w16cid w16 w16cex w16sdtdh w16du wp14">
   <w:p>
     <w:pPr>
       <w:pStyle w:val="Header"/>
@@ -10752,7 +11089,7 @@
 </file>
 
 <file path=word/numbering.xml><?xml version="1.0" encoding="utf-8"?>
-<w:numbering xmlns:wpc="http://schemas.microsoft.com/office/word/2010/wordprocessingCanvas" xmlns:cx="http://schemas.microsoft.com/office/drawing/2014/chartex" xmlns:cx1="http://schemas.microsoft.com/office/drawing/2015/9/8/chartex" xmlns:cx2="http://schemas.microsoft.com/office/drawing/2015/10/21/chartex" xmlns:cx3="http://schemas.microsoft.com/office/drawing/2016/5/9/chartex" xmlns:cx4="http://schemas.microsoft.com/office/drawing/2016/5/10/chartex" xmlns:cx5="http://schemas.microsoft.com/office/drawing/2016/5/11/chartex" xmlns:cx6="http://schemas.microsoft.com/office/drawing/2016/5/12/chartex" xmlns:cx7="http://schemas.microsoft.com/office/drawing/2016/5/13/chartex" xmlns:cx8="http://schemas.microsoft.com/office/drawing/2016/5/14/chartex" xmlns:mc="http://schemas.openxmlformats.org/markup-compatibility/2006" xmlns:aink="http://schemas.microsoft.com/office/drawing/2016/ink" xmlns:am3d="http://schemas.microsoft.com/office/drawing/2017/model3d" xmlns:o="urn:schemas-microsoft-com:office:office" xmlns:oel="http://schemas.microsoft.com/office/2019/extlst" xmlns:r="http://schemas.openxmlformats.org/officeDocument/2006/relationships" xmlns:m="http://schemas.openxmlformats.org/officeDocument/2006/math" xmlns:v="urn:schemas-microsoft-com:vml" xmlns:wp14="http://schemas.microsoft.com/office/word/2010/wordprocessingDrawing" xmlns:wp="http://schemas.openxmlformats.org/drawingml/2006/wordprocessingDrawing" xmlns:w10="urn:schemas-microsoft-com:office:word" xmlns:w="http://schemas.openxmlformats.org/wordprocessingml/2006/main" xmlns:w14="http://schemas.microsoft.com/office/word/2010/wordml" xmlns:w15="http://schemas.microsoft.com/office/word/2012/wordml" xmlns:w16cex="http://schemas.microsoft.com/office/word/2018/wordml/cex" xmlns:w16cid="http://schemas.microsoft.com/office/word/2016/wordml/cid" xmlns:w16="http://schemas.microsoft.com/office/word/2018/wordml" xmlns:w16du="http://schemas.microsoft.com/office/word/2023/wordml/word16du" xmlns:w16sdtdh="http://schemas.microsoft.com/office/word/2020/wordml/sdtdatahash" xmlns:w16sdtfl="http://schemas.microsoft.com/office/word/2024/wordml/sdtformatlock" xmlns:w16se="http://schemas.microsoft.com/office/word/2015/wordml/symex" xmlns:wpg="http://schemas.microsoft.com/office/word/2010/wordprocessingGroup" xmlns:wpi="http://schemas.microsoft.com/office/word/2010/wordprocessingInk" xmlns:wne="http://schemas.microsoft.com/office/word/2006/wordml" xmlns:wps="http://schemas.microsoft.com/office/word/2010/wordprocessingShape" mc:Ignorable="w14 w15 w16se w16cid w16 w16cex w16sdtdh w16sdtfl w16du wp14">
+<w:numbering xmlns:wpc="http://schemas.microsoft.com/office/word/2010/wordprocessingCanvas" xmlns:cx="http://schemas.microsoft.com/office/drawing/2014/chartex" xmlns:cx1="http://schemas.microsoft.com/office/drawing/2015/9/8/chartex" xmlns:cx2="http://schemas.microsoft.com/office/drawing/2015/10/21/chartex" xmlns:cx3="http://schemas.microsoft.com/office/drawing/2016/5/9/chartex" xmlns:cx4="http://schemas.microsoft.com/office/drawing/2016/5/10/chartex" xmlns:cx5="http://schemas.microsoft.com/office/drawing/2016/5/11/chartex" xmlns:cx6="http://schemas.microsoft.com/office/drawing/2016/5/12/chartex" xmlns:cx7="http://schemas.microsoft.com/office/drawing/2016/5/13/chartex" xmlns:cx8="http://schemas.microsoft.com/office/drawing/2016/5/14/chartex" xmlns:mc="http://schemas.openxmlformats.org/markup-compatibility/2006" xmlns:aink="http://schemas.microsoft.com/office/drawing/2016/ink" xmlns:am3d="http://schemas.microsoft.com/office/drawing/2017/model3d" xmlns:o="urn:schemas-microsoft-com:office:office" xmlns:oel="http://schemas.microsoft.com/office/2019/extlst" xmlns:r="http://schemas.openxmlformats.org/officeDocument/2006/relationships" xmlns:m="http://schemas.openxmlformats.org/officeDocument/2006/math" xmlns:v="urn:schemas-microsoft-com:vml" xmlns:wp14="http://schemas.microsoft.com/office/word/2010/wordprocessingDrawing" xmlns:wp="http://schemas.openxmlformats.org/drawingml/2006/wordprocessingDrawing" xmlns:w10="urn:schemas-microsoft-com:office:word" xmlns:w="http://schemas.openxmlformats.org/wordprocessingml/2006/main" xmlns:w14="http://schemas.microsoft.com/office/word/2010/wordml" xmlns:w15="http://schemas.microsoft.com/office/word/2012/wordml" xmlns:w16cex="http://schemas.microsoft.com/office/word/2018/wordml/cex" xmlns:w16cid="http://schemas.microsoft.com/office/word/2016/wordml/cid" xmlns:w16="http://schemas.microsoft.com/office/word/2018/wordml" xmlns:w16du="http://schemas.microsoft.com/office/word/2023/wordml/word16du" xmlns:w16sdtdh="http://schemas.microsoft.com/office/word/2020/wordml/sdtdatahash" xmlns:w16se="http://schemas.microsoft.com/office/word/2015/wordml/symex" xmlns:wpg="http://schemas.microsoft.com/office/word/2010/wordprocessingGroup" xmlns:wpi="http://schemas.microsoft.com/office/word/2010/wordprocessingInk" xmlns:wne="http://schemas.microsoft.com/office/word/2006/wordml" xmlns:wps="http://schemas.microsoft.com/office/word/2010/wordprocessingShape" mc:Ignorable="w14 w15 w16se w16cid w16 w16cex w16sdtdh w16du wp14">
   <w:abstractNum w:abstractNumId="0" w15:restartNumberingAfterBreak="0">
     <w:nsid w:val="D7CEFA40"/>
     <w:multiLevelType w:val="singleLevel"/>
@@ -12139,7 +12476,7 @@
 </file>
 
 <file path=word/styles.xml><?xml version="1.0" encoding="utf-8"?>
-<w:styles xmlns:mc="http://schemas.openxmlformats.org/markup-compatibility/2006" xmlns:r="http://schemas.openxmlformats.org/officeDocument/2006/relationships" xmlns:w="http://schemas.openxmlformats.org/wordprocessingml/2006/main" xmlns:w14="http://schemas.microsoft.com/office/word/2010/wordml" xmlns:w15="http://schemas.microsoft.com/office/word/2012/wordml" xmlns:w16cex="http://schemas.microsoft.com/office/word/2018/wordml/cex" xmlns:w16cid="http://schemas.microsoft.com/office/word/2016/wordml/cid" xmlns:w16="http://schemas.microsoft.com/office/word/2018/wordml" xmlns:w16du="http://schemas.microsoft.com/office/word/2023/wordml/word16du" xmlns:w16sdtdh="http://schemas.microsoft.com/office/word/2020/wordml/sdtdatahash" xmlns:w16sdtfl="http://schemas.microsoft.com/office/word/2024/wordml/sdtformatlock" xmlns:w16se="http://schemas.microsoft.com/office/word/2015/wordml/symex" mc:Ignorable="w14 w15 w16se w16cid w16 w16cex w16sdtdh w16sdtfl w16du">
+<w:styles xmlns:mc="http://schemas.openxmlformats.org/markup-compatibility/2006" xmlns:r="http://schemas.openxmlformats.org/officeDocument/2006/relationships" xmlns:w="http://schemas.openxmlformats.org/wordprocessingml/2006/main" xmlns:w14="http://schemas.microsoft.com/office/word/2010/wordml" xmlns:w15="http://schemas.microsoft.com/office/word/2012/wordml" xmlns:w16cex="http://schemas.microsoft.com/office/word/2018/wordml/cex" xmlns:w16cid="http://schemas.microsoft.com/office/word/2016/wordml/cid" xmlns:w16="http://schemas.microsoft.com/office/word/2018/wordml" xmlns:w16du="http://schemas.microsoft.com/office/word/2023/wordml/word16du" xmlns:w16sdtdh="http://schemas.microsoft.com/office/word/2020/wordml/sdtdatahash" xmlns:w16se="http://schemas.microsoft.com/office/word/2015/wordml/symex" mc:Ignorable="w14 w15 w16se w16cid w16 w16cex w16sdtdh w16du">
   <w:docDefaults>
     <w:rPrDefault>
       <w:rPr>
@@ -13555,6 +13892,10 @@
 </file>
 
 <file path=customXml/item1.xml><?xml version="1.0" encoding="utf-8"?>
+<b:Sources xmlns:b="http://schemas.openxmlformats.org/officeDocument/2006/bibliography" xmlns="http://schemas.openxmlformats.org/officeDocument/2006/bibliography" SelectedStyle="\APASixthEditionOfficeOnline.xsl" StyleName="APA" Version="6"/>
+</file>
+
+<file path=customXml/item2.xml><?xml version="1.0" encoding="utf-8"?>
 <s:customData xmlns="http://www.wps.cn/officeDocument/2013/wpsCustomData" xmlns:s="http://www.wps.cn/officeDocument/2013/wpsCustomData">
   <customSectProps>
     <customSectPr/>
@@ -13563,22 +13904,18 @@
 </s:customData>
 </file>
 
-<file path=customXml/item2.xml><?xml version="1.0" encoding="utf-8"?>
-<b:Sources xmlns:b="http://schemas.openxmlformats.org/officeDocument/2006/bibliography" xmlns="http://schemas.openxmlformats.org/officeDocument/2006/bibliography" SelectedStyle="\APASixthEditionOfficeOnline.xsl" StyleName="APA" Version="6"/>
+<file path=customXml/itemProps1.xml><?xml version="1.0" encoding="utf-8"?>
+<ds:datastoreItem xmlns:ds="http://schemas.openxmlformats.org/officeDocument/2006/customXml" ds:itemID="{3ED7009B-47F5-477F-A292-6C8452C84043}">
+  <ds:schemaRefs>
+    <ds:schemaRef ds:uri="http://schemas.openxmlformats.org/officeDocument/2006/bibliography"/>
+  </ds:schemaRefs>
+</ds:datastoreItem>
 </file>
 
-<file path=customXml/itemProps1.xml><?xml version="1.0" encoding="utf-8"?>
+<file path=customXml/itemProps2.xml><?xml version="1.0" encoding="utf-8"?>
 <ds:datastoreItem xmlns:ds="http://schemas.openxmlformats.org/officeDocument/2006/customXml" ds:itemID="{B1977F7D-205B-4081-913C-38D41E755F92}">
   <ds:schemaRefs>
     <ds:schemaRef ds:uri="http://www.wps.cn/officeDocument/2013/wpsCustomData"/>
   </ds:schemaRefs>
 </ds:datastoreItem>
-</file>
-
-<file path=customXml/itemProps2.xml><?xml version="1.0" encoding="utf-8"?>
-<ds:datastoreItem xmlns:ds="http://schemas.openxmlformats.org/officeDocument/2006/customXml" ds:itemID="{3ED7009B-47F5-477F-A292-6C8452C84043}">
-  <ds:schemaRefs>
-    <ds:schemaRef ds:uri="http://schemas.openxmlformats.org/officeDocument/2006/bibliography"/>
-  </ds:schemaRefs>
-</ds:datastoreItem>
 </file>
--- a/QLNhaXac/QuanLiNhaXac.docx
+++ b/QLNhaXac/QuanLiNhaXac.docx
@@ -1,6 +1,6 @@
 
 <file path=word/document.xml><?xml version="1.0" encoding="utf-8"?>
-<w:document xmlns:wpc="http://schemas.microsoft.com/office/word/2010/wordprocessingCanvas" xmlns:cx="http://schemas.microsoft.com/office/drawing/2014/chartex" xmlns:cx1="http://schemas.microsoft.com/office/drawing/2015/9/8/chartex" xmlns:cx2="http://schemas.microsoft.com/office/drawing/2015/10/21/chartex" xmlns:cx3="http://schemas.microsoft.com/office/drawing/2016/5/9/chartex" xmlns:cx4="http://schemas.microsoft.com/office/drawing/2016/5/10/chartex" xmlns:cx5="http://schemas.microsoft.com/office/drawing/2016/5/11/chartex" xmlns:cx6="http://schemas.microsoft.com/office/drawing/2016/5/12/chartex" xmlns:cx7="http://schemas.microsoft.com/office/drawing/2016/5/13/chartex" xmlns:cx8="http://schemas.microsoft.com/office/drawing/2016/5/14/chartex" xmlns:mc="http://schemas.openxmlformats.org/markup-compatibility/2006" xmlns:aink="http://schemas.microsoft.com/office/drawing/2016/ink" xmlns:am3d="http://schemas.microsoft.com/office/drawing/2017/model3d" xmlns:o="urn:schemas-microsoft-com:office:office" xmlns:oel="http://schemas.microsoft.com/office/2019/extlst" xmlns:r="http://schemas.openxmlformats.org/officeDocument/2006/relationships" xmlns:m="http://schemas.openxmlformats.org/officeDocument/2006/math" xmlns:v="urn:schemas-microsoft-com:vml" xmlns:wp14="http://schemas.microsoft.com/office/word/2010/wordprocessingDrawing" xmlns:wp="http://schemas.openxmlformats.org/drawingml/2006/wordprocessingDrawing" xmlns:w10="urn:schemas-microsoft-com:office:word" xmlns:w="http://schemas.openxmlformats.org/wordprocessingml/2006/main" xmlns:w14="http://schemas.microsoft.com/office/word/2010/wordml" xmlns:w15="http://schemas.microsoft.com/office/word/2012/wordml" xmlns:w16cex="http://schemas.microsoft.com/office/word/2018/wordml/cex" xmlns:w16cid="http://schemas.microsoft.com/office/word/2016/wordml/cid" xmlns:w16="http://schemas.microsoft.com/office/word/2018/wordml" xmlns:w16du="http://schemas.microsoft.com/office/word/2023/wordml/word16du" xmlns:w16sdtdh="http://schemas.microsoft.com/office/word/2020/wordml/sdtdatahash" xmlns:w16se="http://schemas.microsoft.com/office/word/2015/wordml/symex" xmlns:wpg="http://schemas.microsoft.com/office/word/2010/wordprocessingGroup" xmlns:wpi="http://schemas.microsoft.com/office/word/2010/wordprocessingInk" xmlns:wne="http://schemas.microsoft.com/office/word/2006/wordml" xmlns:wps="http://schemas.microsoft.com/office/word/2010/wordprocessingShape" mc:Ignorable="w14 w15 w16se w16cid w16 w16cex w16sdtdh w16du wp14">
+<w:document xmlns:wpc="http://schemas.microsoft.com/office/word/2010/wordprocessingCanvas" xmlns:cx="http://schemas.microsoft.com/office/drawing/2014/chartex" xmlns:cx1="http://schemas.microsoft.com/office/drawing/2015/9/8/chartex" xmlns:cx2="http://schemas.microsoft.com/office/drawing/2015/10/21/chartex" xmlns:cx3="http://schemas.microsoft.com/office/drawing/2016/5/9/chartex" xmlns:cx4="http://schemas.microsoft.com/office/drawing/2016/5/10/chartex" xmlns:cx5="http://schemas.microsoft.com/office/drawing/2016/5/11/chartex" xmlns:cx6="http://schemas.microsoft.com/office/drawing/2016/5/12/chartex" xmlns:cx7="http://schemas.microsoft.com/office/drawing/2016/5/13/chartex" xmlns:cx8="http://schemas.microsoft.com/office/drawing/2016/5/14/chartex" xmlns:mc="http://schemas.openxmlformats.org/markup-compatibility/2006" xmlns:aink="http://schemas.microsoft.com/office/drawing/2016/ink" xmlns:am3d="http://schemas.microsoft.com/office/drawing/2017/model3d" xmlns:o="urn:schemas-microsoft-com:office:office" xmlns:oel="http://schemas.microsoft.com/office/2019/extlst" xmlns:r="http://schemas.openxmlformats.org/officeDocument/2006/relationships" xmlns:m="http://schemas.openxmlformats.org/officeDocument/2006/math" xmlns:v="urn:schemas-microsoft-com:vml" xmlns:wp14="http://schemas.microsoft.com/office/word/2010/wordprocessingDrawing" xmlns:wp="http://schemas.openxmlformats.org/drawingml/2006/wordprocessingDrawing" xmlns:w10="urn:schemas-microsoft-com:office:word" xmlns:w="http://schemas.openxmlformats.org/wordprocessingml/2006/main" xmlns:w14="http://schemas.microsoft.com/office/word/2010/wordml" xmlns:w15="http://schemas.microsoft.com/office/word/2012/wordml" xmlns:w16cex="http://schemas.microsoft.com/office/word/2018/wordml/cex" xmlns:w16cid="http://schemas.microsoft.com/office/word/2016/wordml/cid" xmlns:w16="http://schemas.microsoft.com/office/word/2018/wordml" xmlns:w16du="http://schemas.microsoft.com/office/word/2023/wordml/word16du" xmlns:w16sdtdh="http://schemas.microsoft.com/office/word/2020/wordml/sdtdatahash" xmlns:w16sdtfl="http://schemas.microsoft.com/office/word/2024/wordml/sdtformatlock" xmlns:w16se="http://schemas.microsoft.com/office/word/2015/wordml/symex" xmlns:wpg="http://schemas.microsoft.com/office/word/2010/wordprocessingGroup" xmlns:wpi="http://schemas.microsoft.com/office/word/2010/wordprocessingInk" xmlns:wne="http://schemas.microsoft.com/office/word/2006/wordml" xmlns:wps="http://schemas.microsoft.com/office/word/2010/wordprocessingShape" mc:Ignorable="w14 w15 w16se w16cid w16 w16cex w16sdtdh w16sdtfl w16du wp14">
   <w:body>
     <w:p>
       <w:pPr>
@@ -848,7 +848,7 @@
             </w:rPr>
             <w:fldChar w:fldCharType="separate"/>
           </w:r>
-          <w:hyperlink w:anchor="_Toc232628131" w:history="1">
+          <w:hyperlink w:anchor="_Toc232630435" w:history="1">
             <w:r>
               <w:rPr>
                 <w:rStyle w:val="Hyperlink"/>
@@ -872,7 +872,7 @@
               <w:rPr>
                 <w:noProof/>
               </w:rPr>
-              <w:instrText xml:space="preserve"> PAGEREF _Toc232628131 \h </w:instrText>
+              <w:instrText xml:space="preserve"> PAGEREF _Toc232630435 \h </w:instrText>
             </w:r>
             <w:r>
               <w:rPr>
@@ -889,7 +889,7 @@
               <w:rPr>
                 <w:noProof/>
               </w:rPr>
-              <w:t>4</w:t>
+              <w:t>5</w:t>
             </w:r>
             <w:r>
               <w:rPr>
@@ -911,7 +911,7 @@
               <w:sz w:val="24"/>
             </w:rPr>
           </w:pPr>
-          <w:hyperlink w:anchor="_Toc232628132" w:history="1">
+          <w:hyperlink w:anchor="_Toc232630436" w:history="1">
             <w:r>
               <w:rPr>
                 <w:rStyle w:val="Hyperlink"/>
@@ -935,7 +935,7 @@
               <w:rPr>
                 <w:noProof/>
               </w:rPr>
-              <w:instrText xml:space="preserve"> PAGEREF _Toc232628132 \h </w:instrText>
+              <w:instrText xml:space="preserve"> PAGEREF _Toc232630436 \h </w:instrText>
             </w:r>
             <w:r>
               <w:rPr>
@@ -952,7 +952,7 @@
               <w:rPr>
                 <w:noProof/>
               </w:rPr>
-              <w:t>7</w:t>
+              <w:t>8</w:t>
             </w:r>
             <w:r>
               <w:rPr>
@@ -974,7 +974,7 @@
               <w:sz w:val="24"/>
             </w:rPr>
           </w:pPr>
-          <w:hyperlink w:anchor="_Toc232628133" w:history="1">
+          <w:hyperlink w:anchor="_Toc232630437" w:history="1">
             <w:r>
               <w:rPr>
                 <w:rStyle w:val="Hyperlink"/>
@@ -998,7 +998,7 @@
               <w:rPr>
                 <w:noProof/>
               </w:rPr>
-              <w:instrText xml:space="preserve"> PAGEREF _Toc232628133 \h </w:instrText>
+              <w:instrText xml:space="preserve"> PAGEREF _Toc232630437 \h </w:instrText>
             </w:r>
             <w:r>
               <w:rPr>
@@ -1015,7 +1015,7 @@
               <w:rPr>
                 <w:noProof/>
               </w:rPr>
-              <w:t>7</w:t>
+              <w:t>8</w:t>
             </w:r>
             <w:r>
               <w:rPr>
@@ -1037,7 +1037,7 @@
               <w:sz w:val="24"/>
             </w:rPr>
           </w:pPr>
-          <w:hyperlink w:anchor="_Toc232628134" w:history="1">
+          <w:hyperlink w:anchor="_Toc232630438" w:history="1">
             <w:r>
               <w:rPr>
                 <w:rStyle w:val="Hyperlink"/>
@@ -1061,7 +1061,7 @@
               <w:rPr>
                 <w:noProof/>
               </w:rPr>
-              <w:instrText xml:space="preserve"> PAGEREF _Toc232628134 \h </w:instrText>
+              <w:instrText xml:space="preserve"> PAGEREF _Toc232630438 \h </w:instrText>
             </w:r>
             <w:r>
               <w:rPr>
@@ -1078,7 +1078,7 @@
               <w:rPr>
                 <w:noProof/>
               </w:rPr>
-              <w:t>8</w:t>
+              <w:t>9</w:t>
             </w:r>
             <w:r>
               <w:rPr>
@@ -1101,7 +1101,7 @@
               <w:sz w:val="24"/>
             </w:rPr>
           </w:pPr>
-          <w:hyperlink w:anchor="_Toc232628135" w:history="1">
+          <w:hyperlink w:anchor="_Toc232630439" w:history="1">
             <w:r>
               <w:rPr>
                 <w:rStyle w:val="Hyperlink"/>
@@ -1125,7 +1125,7 @@
               <w:rPr>
                 <w:noProof/>
               </w:rPr>
-              <w:instrText xml:space="preserve"> PAGEREF _Toc232628135 \h </w:instrText>
+              <w:instrText xml:space="preserve"> PAGEREF _Toc232630439 \h </w:instrText>
             </w:r>
             <w:r>
               <w:rPr>
@@ -1142,7 +1142,7 @@
               <w:rPr>
                 <w:noProof/>
               </w:rPr>
-              <w:t>8</w:t>
+              <w:t>9</w:t>
             </w:r>
             <w:r>
               <w:rPr>
@@ -1165,7 +1165,7 @@
               <w:sz w:val="24"/>
             </w:rPr>
           </w:pPr>
-          <w:hyperlink w:anchor="_Toc232628136" w:history="1">
+          <w:hyperlink w:anchor="_Toc232630440" w:history="1">
             <w:r>
               <w:rPr>
                 <w:rStyle w:val="Hyperlink"/>
@@ -1189,7 +1189,7 @@
               <w:rPr>
                 <w:noProof/>
               </w:rPr>
-              <w:instrText xml:space="preserve"> PAGEREF _Toc232628136 \h </w:instrText>
+              <w:instrText xml:space="preserve"> PAGEREF _Toc232630440 \h </w:instrText>
             </w:r>
             <w:r>
               <w:rPr>
@@ -1206,7 +1206,7 @@
               <w:rPr>
                 <w:noProof/>
               </w:rPr>
-              <w:t>8</w:t>
+              <w:t>9</w:t>
             </w:r>
             <w:r>
               <w:rPr>
@@ -1228,7 +1228,7 @@
               <w:sz w:val="24"/>
             </w:rPr>
           </w:pPr>
-          <w:hyperlink w:anchor="_Toc232628137" w:history="1">
+          <w:hyperlink w:anchor="_Toc232630441" w:history="1">
             <w:r>
               <w:rPr>
                 <w:rStyle w:val="Hyperlink"/>
@@ -1252,7 +1252,7 @@
               <w:rPr>
                 <w:noProof/>
               </w:rPr>
-              <w:instrText xml:space="preserve"> PAGEREF _Toc232628137 \h </w:instrText>
+              <w:instrText xml:space="preserve"> PAGEREF _Toc232630441 \h </w:instrText>
             </w:r>
             <w:r>
               <w:rPr>
@@ -1269,7 +1269,7 @@
               <w:rPr>
                 <w:noProof/>
               </w:rPr>
-              <w:t>8</w:t>
+              <w:t>9</w:t>
             </w:r>
             <w:r>
               <w:rPr>
@@ -1291,7 +1291,7 @@
               <w:sz w:val="24"/>
             </w:rPr>
           </w:pPr>
-          <w:hyperlink w:anchor="_Toc232628138" w:history="1">
+          <w:hyperlink w:anchor="_Toc232630442" w:history="1">
             <w:r>
               <w:rPr>
                 <w:rStyle w:val="Hyperlink"/>
@@ -1315,7 +1315,7 @@
               <w:rPr>
                 <w:noProof/>
               </w:rPr>
-              <w:instrText xml:space="preserve"> PAGEREF _Toc232628138 \h </w:instrText>
+              <w:instrText xml:space="preserve"> PAGEREF _Toc232630442 \h </w:instrText>
             </w:r>
             <w:r>
               <w:rPr>
@@ -1332,7 +1332,7 @@
               <w:rPr>
                 <w:noProof/>
               </w:rPr>
-              <w:t>9</w:t>
+              <w:t>10</w:t>
             </w:r>
             <w:r>
               <w:rPr>
@@ -1354,7 +1354,7 @@
               <w:sz w:val="24"/>
             </w:rPr>
           </w:pPr>
-          <w:hyperlink w:anchor="_Toc232628139" w:history="1">
+          <w:hyperlink w:anchor="_Toc232630443" w:history="1">
             <w:r>
               <w:rPr>
                 <w:rStyle w:val="Hyperlink"/>
@@ -1378,7 +1378,7 @@
               <w:rPr>
                 <w:noProof/>
               </w:rPr>
-              <w:instrText xml:space="preserve"> PAGEREF _Toc232628139 \h </w:instrText>
+              <w:instrText xml:space="preserve"> PAGEREF _Toc232630443 \h </w:instrText>
             </w:r>
             <w:r>
               <w:rPr>
@@ -1395,7 +1395,7 @@
               <w:rPr>
                 <w:noProof/>
               </w:rPr>
-              <w:t>9</w:t>
+              <w:t>10</w:t>
             </w:r>
             <w:r>
               <w:rPr>
@@ -1417,7 +1417,7 @@
               <w:sz w:val="24"/>
             </w:rPr>
           </w:pPr>
-          <w:hyperlink w:anchor="_Toc232628140" w:history="1">
+          <w:hyperlink w:anchor="_Toc232630444" w:history="1">
             <w:r>
               <w:rPr>
                 <w:rStyle w:val="Hyperlink"/>
@@ -1441,7 +1441,7 @@
               <w:rPr>
                 <w:noProof/>
               </w:rPr>
-              <w:instrText xml:space="preserve"> PAGEREF _Toc232628140 \h </w:instrText>
+              <w:instrText xml:space="preserve"> PAGEREF _Toc232630444 \h </w:instrText>
             </w:r>
             <w:r>
               <w:rPr>
@@ -1458,7 +1458,7 @@
               <w:rPr>
                 <w:noProof/>
               </w:rPr>
-              <w:t>9</w:t>
+              <w:t>10</w:t>
             </w:r>
             <w:r>
               <w:rPr>
@@ -1481,7 +1481,7 @@
               <w:sz w:val="24"/>
             </w:rPr>
           </w:pPr>
-          <w:hyperlink w:anchor="_Toc232628141" w:history="1">
+          <w:hyperlink w:anchor="_Toc232630445" w:history="1">
             <w:r>
               <w:rPr>
                 <w:rStyle w:val="Hyperlink"/>
@@ -1505,7 +1505,7 @@
               <w:rPr>
                 <w:noProof/>
               </w:rPr>
-              <w:instrText xml:space="preserve"> PAGEREF _Toc232628141 \h </w:instrText>
+              <w:instrText xml:space="preserve"> PAGEREF _Toc232630445 \h </w:instrText>
             </w:r>
             <w:r>
               <w:rPr>
@@ -1522,7 +1522,7 @@
               <w:rPr>
                 <w:noProof/>
               </w:rPr>
-              <w:t>9</w:t>
+              <w:t>10</w:t>
             </w:r>
             <w:r>
               <w:rPr>
@@ -1544,7 +1544,7 @@
               <w:sz w:val="24"/>
             </w:rPr>
           </w:pPr>
-          <w:hyperlink w:anchor="_Toc232628142" w:history="1">
+          <w:hyperlink w:anchor="_Toc232630446" w:history="1">
             <w:r>
               <w:rPr>
                 <w:rStyle w:val="Hyperlink"/>
@@ -1568,7 +1568,7 @@
               <w:rPr>
                 <w:noProof/>
               </w:rPr>
-              <w:instrText xml:space="preserve"> PAGEREF _Toc232628142 \h </w:instrText>
+              <w:instrText xml:space="preserve"> PAGEREF _Toc232630446 \h </w:instrText>
             </w:r>
             <w:r>
               <w:rPr>
@@ -1585,7 +1585,7 @@
               <w:rPr>
                 <w:noProof/>
               </w:rPr>
-              <w:t>9</w:t>
+              <w:t>10</w:t>
             </w:r>
             <w:r>
               <w:rPr>
@@ -1607,7 +1607,7 @@
               <w:sz w:val="24"/>
             </w:rPr>
           </w:pPr>
-          <w:hyperlink w:anchor="_Toc232628143" w:history="1">
+          <w:hyperlink w:anchor="_Toc232630447" w:history="1">
             <w:r>
               <w:rPr>
                 <w:rStyle w:val="Hyperlink"/>
@@ -1631,7 +1631,7 @@
               <w:rPr>
                 <w:noProof/>
               </w:rPr>
-              <w:instrText xml:space="preserve"> PAGEREF _Toc232628143 \h </w:instrText>
+              <w:instrText xml:space="preserve"> PAGEREF _Toc232630447 \h </w:instrText>
             </w:r>
             <w:r>
               <w:rPr>
@@ -1648,7 +1648,7 @@
               <w:rPr>
                 <w:noProof/>
               </w:rPr>
-              <w:t>10</w:t>
+              <w:t>11</w:t>
             </w:r>
             <w:r>
               <w:rPr>
@@ -1670,7 +1670,7 @@
               <w:sz w:val="24"/>
             </w:rPr>
           </w:pPr>
-          <w:hyperlink w:anchor="_Toc232628144" w:history="1">
+          <w:hyperlink w:anchor="_Toc232630448" w:history="1">
             <w:r>
               <w:rPr>
                 <w:rStyle w:val="Hyperlink"/>
@@ -1694,7 +1694,7 @@
               <w:rPr>
                 <w:noProof/>
               </w:rPr>
-              <w:instrText xml:space="preserve"> PAGEREF _Toc232628144 \h </w:instrText>
+              <w:instrText xml:space="preserve"> PAGEREF _Toc232630448 \h </w:instrText>
             </w:r>
             <w:r>
               <w:rPr>
@@ -1711,7 +1711,7 @@
               <w:rPr>
                 <w:noProof/>
               </w:rPr>
-              <w:t>12</w:t>
+              <w:t>13</w:t>
             </w:r>
             <w:r>
               <w:rPr>
@@ -1734,7 +1734,7 @@
               <w:sz w:val="24"/>
             </w:rPr>
           </w:pPr>
-          <w:hyperlink w:anchor="_Toc232628145" w:history="1">
+          <w:hyperlink w:anchor="_Toc232630449" w:history="1">
             <w:r>
               <w:rPr>
                 <w:rStyle w:val="Hyperlink"/>
@@ -1758,7 +1758,7 @@
               <w:rPr>
                 <w:noProof/>
               </w:rPr>
-              <w:instrText xml:space="preserve"> PAGEREF _Toc232628145 \h </w:instrText>
+              <w:instrText xml:space="preserve"> PAGEREF _Toc232630449 \h </w:instrText>
             </w:r>
             <w:r>
               <w:rPr>
@@ -1775,7 +1775,7 @@
               <w:rPr>
                 <w:noProof/>
               </w:rPr>
-              <w:t>12</w:t>
+              <w:t>13</w:t>
             </w:r>
             <w:r>
               <w:rPr>
@@ -1798,7 +1798,7 @@
               <w:sz w:val="24"/>
             </w:rPr>
           </w:pPr>
-          <w:hyperlink w:anchor="_Toc232628146" w:history="1">
+          <w:hyperlink w:anchor="_Toc232630450" w:history="1">
             <w:r>
               <w:rPr>
                 <w:rStyle w:val="Hyperlink"/>
@@ -1822,7 +1822,7 @@
               <w:rPr>
                 <w:noProof/>
               </w:rPr>
-              <w:instrText xml:space="preserve"> PAGEREF _Toc232628146 \h </w:instrText>
+              <w:instrText xml:space="preserve"> PAGEREF _Toc232630450 \h </w:instrText>
             </w:r>
             <w:r>
               <w:rPr>
@@ -1839,7 +1839,7 @@
               <w:rPr>
                 <w:noProof/>
               </w:rPr>
-              <w:t>17</w:t>
+              <w:t>18</w:t>
             </w:r>
             <w:r>
               <w:rPr>
@@ -1861,7 +1861,7 @@
               <w:sz w:val="24"/>
             </w:rPr>
           </w:pPr>
-          <w:hyperlink w:anchor="_Toc232628147" w:history="1">
+          <w:hyperlink w:anchor="_Toc232630451" w:history="1">
             <w:r>
               <w:rPr>
                 <w:rStyle w:val="Hyperlink"/>
@@ -1893,7 +1893,7 @@
               <w:rPr>
                 <w:noProof/>
               </w:rPr>
-              <w:instrText xml:space="preserve"> PAGEREF _Toc232628147 \h </w:instrText>
+              <w:instrText xml:space="preserve"> PAGEREF _Toc232630451 \h </w:instrText>
             </w:r>
             <w:r>
               <w:rPr>
@@ -1910,7 +1910,7 @@
               <w:rPr>
                 <w:noProof/>
               </w:rPr>
-              <w:t>18</w:t>
+              <w:t>19</w:t>
             </w:r>
             <w:r>
               <w:rPr>
@@ -1932,7 +1932,7 @@
               <w:sz w:val="24"/>
             </w:rPr>
           </w:pPr>
-          <w:hyperlink w:anchor="_Toc232628148" w:history="1">
+          <w:hyperlink w:anchor="_Toc232630452" w:history="1">
             <w:r>
               <w:rPr>
                 <w:rStyle w:val="Hyperlink"/>
@@ -1964,7 +1964,7 @@
               <w:rPr>
                 <w:noProof/>
               </w:rPr>
-              <w:instrText xml:space="preserve"> PAGEREF _Toc232628148 \h </w:instrText>
+              <w:instrText xml:space="preserve"> PAGEREF _Toc232630452 \h </w:instrText>
             </w:r>
             <w:r>
               <w:rPr>
@@ -1981,7 +1981,7 @@
               <w:rPr>
                 <w:noProof/>
               </w:rPr>
-              <w:t>18</w:t>
+              <w:t>19</w:t>
             </w:r>
             <w:r>
               <w:rPr>
@@ -2003,7 +2003,7 @@
               <w:sz w:val="24"/>
             </w:rPr>
           </w:pPr>
-          <w:hyperlink w:anchor="_Toc232628149" w:history="1">
+          <w:hyperlink w:anchor="_Toc232630453" w:history="1">
             <w:r>
               <w:rPr>
                 <w:rStyle w:val="Hyperlink"/>
@@ -2027,7 +2027,7 @@
               <w:rPr>
                 <w:noProof/>
               </w:rPr>
-              <w:instrText xml:space="preserve"> PAGEREF _Toc232628149 \h </w:instrText>
+              <w:instrText xml:space="preserve"> PAGEREF _Toc232630453 \h </w:instrText>
             </w:r>
             <w:r>
               <w:rPr>
@@ -2044,7 +2044,7 @@
               <w:rPr>
                 <w:noProof/>
               </w:rPr>
-              <w:t>19</w:t>
+              <w:t>20</w:t>
             </w:r>
             <w:r>
               <w:rPr>
@@ -2066,7 +2066,7 @@
               <w:sz w:val="24"/>
             </w:rPr>
           </w:pPr>
-          <w:hyperlink w:anchor="_Toc232628150" w:history="1">
+          <w:hyperlink w:anchor="_Toc232630454" w:history="1">
             <w:r>
               <w:rPr>
                 <w:rStyle w:val="Hyperlink"/>
@@ -2098,7 +2098,7 @@
               <w:rPr>
                 <w:noProof/>
               </w:rPr>
-              <w:instrText xml:space="preserve"> PAGEREF _Toc232628150 \h </w:instrText>
+              <w:instrText xml:space="preserve"> PAGEREF _Toc232630454 \h </w:instrText>
             </w:r>
             <w:r>
               <w:rPr>
@@ -2115,7 +2115,7 @@
               <w:rPr>
                 <w:noProof/>
               </w:rPr>
-              <w:t>20</w:t>
+              <w:t>21</w:t>
             </w:r>
             <w:r>
               <w:rPr>
@@ -2137,7 +2137,7 @@
               <w:sz w:val="24"/>
             </w:rPr>
           </w:pPr>
-          <w:hyperlink w:anchor="_Toc232628151" w:history="1">
+          <w:hyperlink w:anchor="_Toc232630455" w:history="1">
             <w:r>
               <w:rPr>
                 <w:rStyle w:val="Hyperlink"/>
@@ -2169,7 +2169,7 @@
               <w:rPr>
                 <w:noProof/>
               </w:rPr>
-              <w:instrText xml:space="preserve"> PAGEREF _Toc232628151 \h </w:instrText>
+              <w:instrText xml:space="preserve"> PAGEREF _Toc232630455 \h </w:instrText>
             </w:r>
             <w:r>
               <w:rPr>
@@ -2186,7 +2186,7 @@
               <w:rPr>
                 <w:noProof/>
               </w:rPr>
-              <w:t>20</w:t>
+              <w:t>21</w:t>
             </w:r>
             <w:r>
               <w:rPr>
@@ -2208,7 +2208,7 @@
               <w:sz w:val="24"/>
             </w:rPr>
           </w:pPr>
-          <w:hyperlink w:anchor="_Toc232628152" w:history="1">
+          <w:hyperlink w:anchor="_Toc232630456" w:history="1">
             <w:r>
               <w:rPr>
                 <w:rStyle w:val="Hyperlink"/>
@@ -2240,7 +2240,7 @@
               <w:rPr>
                 <w:noProof/>
               </w:rPr>
-              <w:instrText xml:space="preserve"> PAGEREF _Toc232628152 \h </w:instrText>
+              <w:instrText xml:space="preserve"> PAGEREF _Toc232630456 \h </w:instrText>
             </w:r>
             <w:r>
               <w:rPr>
@@ -2257,7 +2257,7 @@
               <w:rPr>
                 <w:noProof/>
               </w:rPr>
-              <w:t>21</w:t>
+              <w:t>22</w:t>
             </w:r>
             <w:r>
               <w:rPr>
@@ -2279,7 +2279,7 @@
               <w:sz w:val="24"/>
             </w:rPr>
           </w:pPr>
-          <w:hyperlink w:anchor="_Toc232628153" w:history="1">
+          <w:hyperlink w:anchor="_Toc232630457" w:history="1">
             <w:r>
               <w:rPr>
                 <w:rStyle w:val="Hyperlink"/>
@@ -2303,7 +2303,7 @@
               <w:rPr>
                 <w:noProof/>
               </w:rPr>
-              <w:instrText xml:space="preserve"> PAGEREF _Toc232628153 \h </w:instrText>
+              <w:instrText xml:space="preserve"> PAGEREF _Toc232630457 \h </w:instrText>
             </w:r>
             <w:r>
               <w:rPr>
@@ -2320,7 +2320,7 @@
               <w:rPr>
                 <w:noProof/>
               </w:rPr>
-              <w:t>22</w:t>
+              <w:t>23</w:t>
             </w:r>
             <w:r>
               <w:rPr>
@@ -2342,7 +2342,7 @@
               <w:sz w:val="24"/>
             </w:rPr>
           </w:pPr>
-          <w:hyperlink w:anchor="_Toc232628154" w:history="1">
+          <w:hyperlink w:anchor="_Toc232630458" w:history="1">
             <w:r>
               <w:rPr>
                 <w:rStyle w:val="Hyperlink"/>
@@ -2366,7 +2366,7 @@
               <w:rPr>
                 <w:noProof/>
               </w:rPr>
-              <w:instrText xml:space="preserve"> PAGEREF _Toc232628154 \h </w:instrText>
+              <w:instrText xml:space="preserve"> PAGEREF _Toc232630458 \h </w:instrText>
             </w:r>
             <w:r>
               <w:rPr>
@@ -2383,7 +2383,7 @@
               <w:rPr>
                 <w:noProof/>
               </w:rPr>
-              <w:t>23</w:t>
+              <w:t>24</w:t>
             </w:r>
             <w:r>
               <w:rPr>
@@ -2405,7 +2405,7 @@
               <w:sz w:val="24"/>
             </w:rPr>
           </w:pPr>
-          <w:hyperlink w:anchor="_Toc232628155" w:history="1">
+          <w:hyperlink w:anchor="_Toc232630459" w:history="1">
             <w:r>
               <w:rPr>
                 <w:rStyle w:val="Hyperlink"/>
@@ -2429,7 +2429,7 @@
               <w:rPr>
                 <w:noProof/>
               </w:rPr>
-              <w:instrText xml:space="preserve"> PAGEREF _Toc232628155 \h </w:instrText>
+              <w:instrText xml:space="preserve"> PAGEREF _Toc232630459 \h </w:instrText>
             </w:r>
             <w:r>
               <w:rPr>
@@ -2446,7 +2446,7 @@
               <w:rPr>
                 <w:noProof/>
               </w:rPr>
-              <w:t>23</w:t>
+              <w:t>24</w:t>
             </w:r>
             <w:r>
               <w:rPr>
@@ -2468,7 +2468,7 @@
               <w:sz w:val="24"/>
             </w:rPr>
           </w:pPr>
-          <w:hyperlink w:anchor="_Toc232628156" w:history="1">
+          <w:hyperlink w:anchor="_Toc232630460" w:history="1">
             <w:r>
               <w:rPr>
                 <w:rStyle w:val="Hyperlink"/>
@@ -2493,7 +2493,7 @@
               <w:rPr>
                 <w:noProof/>
               </w:rPr>
-              <w:instrText xml:space="preserve"> PAGEREF _Toc232628156 \h </w:instrText>
+              <w:instrText xml:space="preserve"> PAGEREF _Toc232630460 \h </w:instrText>
             </w:r>
             <w:r>
               <w:rPr>
@@ -2510,7 +2510,7 @@
               <w:rPr>
                 <w:noProof/>
               </w:rPr>
-              <w:t>24</w:t>
+              <w:t>25</w:t>
             </w:r>
             <w:r>
               <w:rPr>
@@ -2532,7 +2532,7 @@
               <w:sz w:val="24"/>
             </w:rPr>
           </w:pPr>
-          <w:hyperlink w:anchor="_Toc232628157" w:history="1">
+          <w:hyperlink w:anchor="_Toc232630461" w:history="1">
             <w:r>
               <w:rPr>
                 <w:rStyle w:val="Hyperlink"/>
@@ -2558,7 +2558,7 @@
               <w:rPr>
                 <w:noProof/>
               </w:rPr>
-              <w:instrText xml:space="preserve"> PAGEREF _Toc232628157 \h </w:instrText>
+              <w:instrText xml:space="preserve"> PAGEREF _Toc232630461 \h </w:instrText>
             </w:r>
             <w:r>
               <w:rPr>
@@ -2575,7 +2575,7 @@
               <w:rPr>
                 <w:noProof/>
               </w:rPr>
-              <w:t>25</w:t>
+              <w:t>26</w:t>
             </w:r>
             <w:r>
               <w:rPr>
@@ -2598,7 +2598,7 @@
               <w:sz w:val="24"/>
             </w:rPr>
           </w:pPr>
-          <w:hyperlink w:anchor="_Toc232628158" w:history="1">
+          <w:hyperlink w:anchor="_Toc232630462" w:history="1">
             <w:r>
               <w:rPr>
                 <w:rStyle w:val="Hyperlink"/>
@@ -2622,7 +2622,7 @@
               <w:rPr>
                 <w:noProof/>
               </w:rPr>
-              <w:instrText xml:space="preserve"> PAGEREF _Toc232628158 \h </w:instrText>
+              <w:instrText xml:space="preserve"> PAGEREF _Toc232630462 \h </w:instrText>
             </w:r>
             <w:r>
               <w:rPr>
@@ -2639,7 +2639,7 @@
               <w:rPr>
                 <w:noProof/>
               </w:rPr>
-              <w:t>25</w:t>
+              <w:t>26</w:t>
             </w:r>
             <w:r>
               <w:rPr>
@@ -2662,7 +2662,7 @@
               <w:sz w:val="24"/>
             </w:rPr>
           </w:pPr>
-          <w:hyperlink w:anchor="_Toc232628159" w:history="1">
+          <w:hyperlink w:anchor="_Toc232630463" w:history="1">
             <w:r>
               <w:rPr>
                 <w:rStyle w:val="Hyperlink"/>
@@ -2686,7 +2686,7 @@
               <w:rPr>
                 <w:noProof/>
               </w:rPr>
-              <w:instrText xml:space="preserve"> PAGEREF _Toc232628159 \h </w:instrText>
+              <w:instrText xml:space="preserve"> PAGEREF _Toc232630463 \h </w:instrText>
             </w:r>
             <w:r>
               <w:rPr>
@@ -2703,7 +2703,7 @@
               <w:rPr>
                 <w:noProof/>
               </w:rPr>
-              <w:t>25</w:t>
+              <w:t>26</w:t>
             </w:r>
             <w:r>
               <w:rPr>
@@ -2725,7 +2725,7 @@
               <w:sz w:val="24"/>
             </w:rPr>
           </w:pPr>
-          <w:hyperlink w:anchor="_Toc232628160" w:history="1">
+          <w:hyperlink w:anchor="_Toc232630464" w:history="1">
             <w:r>
               <w:rPr>
                 <w:rStyle w:val="Hyperlink"/>
@@ -2749,7 +2749,7 @@
               <w:rPr>
                 <w:noProof/>
               </w:rPr>
-              <w:instrText xml:space="preserve"> PAGEREF _Toc232628160 \h </w:instrText>
+              <w:instrText xml:space="preserve"> PAGEREF _Toc232630464 \h </w:instrText>
             </w:r>
             <w:r>
               <w:rPr>
@@ -2766,7 +2766,7 @@
               <w:rPr>
                 <w:noProof/>
               </w:rPr>
-              <w:t>27</w:t>
+              <w:t>28</w:t>
             </w:r>
             <w:r>
               <w:rPr>
@@ -2789,7 +2789,7 @@
               <w:sz w:val="24"/>
             </w:rPr>
           </w:pPr>
-          <w:hyperlink w:anchor="_Toc232628161" w:history="1">
+          <w:hyperlink w:anchor="_Toc232630465" w:history="1">
             <w:r>
               <w:rPr>
                 <w:rStyle w:val="Hyperlink"/>
@@ -2813,7 +2813,7 @@
               <w:rPr>
                 <w:noProof/>
               </w:rPr>
-              <w:instrText xml:space="preserve"> PAGEREF _Toc232628161 \h </w:instrText>
+              <w:instrText xml:space="preserve"> PAGEREF _Toc232630465 \h </w:instrText>
             </w:r>
             <w:r>
               <w:rPr>
@@ -2830,7 +2830,7 @@
               <w:rPr>
                 <w:noProof/>
               </w:rPr>
-              <w:t>27</w:t>
+              <w:t>28</w:t>
             </w:r>
             <w:r>
               <w:rPr>
@@ -2853,7 +2853,7 @@
               <w:sz w:val="24"/>
             </w:rPr>
           </w:pPr>
-          <w:hyperlink w:anchor="_Toc232628162" w:history="1">
+          <w:hyperlink w:anchor="_Toc232630466" w:history="1">
             <w:r>
               <w:rPr>
                 <w:rStyle w:val="Hyperlink"/>
@@ -2877,7 +2877,7 @@
               <w:rPr>
                 <w:noProof/>
               </w:rPr>
-              <w:instrText xml:space="preserve"> PAGEREF _Toc232628162 \h </w:instrText>
+              <w:instrText xml:space="preserve"> PAGEREF _Toc232630466 \h </w:instrText>
             </w:r>
             <w:r>
               <w:rPr>
@@ -2894,7 +2894,7 @@
               <w:rPr>
                 <w:noProof/>
               </w:rPr>
-              <w:t>33</w:t>
+              <w:t>34</w:t>
             </w:r>
             <w:r>
               <w:rPr>
@@ -2917,7 +2917,7 @@
               <w:sz w:val="24"/>
             </w:rPr>
           </w:pPr>
-          <w:hyperlink w:anchor="_Toc232628163" w:history="1">
+          <w:hyperlink w:anchor="_Toc232630467" w:history="1">
             <w:r>
               <w:rPr>
                 <w:rStyle w:val="Hyperlink"/>
@@ -2941,7 +2941,7 @@
               <w:rPr>
                 <w:noProof/>
               </w:rPr>
-              <w:instrText xml:space="preserve"> PAGEREF _Toc232628163 \h </w:instrText>
+              <w:instrText xml:space="preserve"> PAGEREF _Toc232630467 \h </w:instrText>
             </w:r>
             <w:r>
               <w:rPr>
@@ -2958,7 +2958,7 @@
               <w:rPr>
                 <w:noProof/>
               </w:rPr>
-              <w:t>37</w:t>
+              <w:t>38</w:t>
             </w:r>
             <w:r>
               <w:rPr>
@@ -2980,7 +2980,7 @@
               <w:sz w:val="24"/>
             </w:rPr>
           </w:pPr>
-          <w:hyperlink w:anchor="_Toc232628164" w:history="1">
+          <w:hyperlink w:anchor="_Toc232630468" w:history="1">
             <w:r>
               <w:rPr>
                 <w:rStyle w:val="Hyperlink"/>
@@ -3004,7 +3004,7 @@
               <w:rPr>
                 <w:noProof/>
               </w:rPr>
-              <w:instrText xml:space="preserve"> PAGEREF _Toc232628164 \h </w:instrText>
+              <w:instrText xml:space="preserve"> PAGEREF _Toc232630468 \h </w:instrText>
             </w:r>
             <w:r>
               <w:rPr>
@@ -3021,7 +3021,7 @@
               <w:rPr>
                 <w:noProof/>
               </w:rPr>
-              <w:t>42</w:t>
+              <w:t>43</w:t>
             </w:r>
             <w:r>
               <w:rPr>
@@ -3044,7 +3044,7 @@
               <w:sz w:val="24"/>
             </w:rPr>
           </w:pPr>
-          <w:hyperlink w:anchor="_Toc232628165" w:history="1">
+          <w:hyperlink w:anchor="_Toc232630469" w:history="1">
             <w:r>
               <w:rPr>
                 <w:rStyle w:val="Hyperlink"/>
@@ -3068,7 +3068,7 @@
               <w:rPr>
                 <w:noProof/>
               </w:rPr>
-              <w:instrText xml:space="preserve"> PAGEREF _Toc232628165 \h </w:instrText>
+              <w:instrText xml:space="preserve"> PAGEREF _Toc232630469 \h </w:instrText>
             </w:r>
             <w:r>
               <w:rPr>
@@ -3085,7 +3085,7 @@
               <w:rPr>
                 <w:noProof/>
               </w:rPr>
-              <w:t>42</w:t>
+              <w:t>43</w:t>
             </w:r>
             <w:r>
               <w:rPr>
@@ -3107,7 +3107,7 @@
               <w:sz w:val="24"/>
             </w:rPr>
           </w:pPr>
-          <w:hyperlink w:anchor="_Toc232628166" w:history="1">
+          <w:hyperlink w:anchor="_Toc232630470" w:history="1">
             <w:r>
               <w:rPr>
                 <w:rStyle w:val="Hyperlink"/>
@@ -3131,7 +3131,7 @@
               <w:rPr>
                 <w:noProof/>
               </w:rPr>
-              <w:instrText xml:space="preserve"> PAGEREF _Toc232628166 \h </w:instrText>
+              <w:instrText xml:space="preserve"> PAGEREF _Toc232630470 \h </w:instrText>
             </w:r>
             <w:r>
               <w:rPr>
@@ -3148,7 +3148,7 @@
               <w:rPr>
                 <w:noProof/>
               </w:rPr>
-              <w:t>42</w:t>
+              <w:t>43</w:t>
             </w:r>
             <w:r>
               <w:rPr>
@@ -3170,7 +3170,7 @@
               <w:sz w:val="24"/>
             </w:rPr>
           </w:pPr>
-          <w:hyperlink w:anchor="_Toc232628167" w:history="1">
+          <w:hyperlink w:anchor="_Toc232630471" w:history="1">
             <w:r>
               <w:rPr>
                 <w:rStyle w:val="Hyperlink"/>
@@ -3194,7 +3194,7 @@
               <w:rPr>
                 <w:noProof/>
               </w:rPr>
-              <w:instrText xml:space="preserve"> PAGEREF _Toc232628167 \h </w:instrText>
+              <w:instrText xml:space="preserve"> PAGEREF _Toc232630471 \h </w:instrText>
             </w:r>
             <w:r>
               <w:rPr>
@@ -3211,7 +3211,7 @@
               <w:rPr>
                 <w:noProof/>
               </w:rPr>
-              <w:t>43</w:t>
+              <w:t>44</w:t>
             </w:r>
             <w:r>
               <w:rPr>
@@ -3233,7 +3233,7 @@
               <w:sz w:val="24"/>
             </w:rPr>
           </w:pPr>
-          <w:hyperlink w:anchor="_Toc232628168" w:history="1">
+          <w:hyperlink w:anchor="_Toc232630472" w:history="1">
             <w:r>
               <w:rPr>
                 <w:rStyle w:val="Hyperlink"/>
@@ -3257,7 +3257,7 @@
               <w:rPr>
                 <w:noProof/>
               </w:rPr>
-              <w:instrText xml:space="preserve"> PAGEREF _Toc232628168 \h </w:instrText>
+              <w:instrText xml:space="preserve"> PAGEREF _Toc232630472 \h </w:instrText>
             </w:r>
             <w:r>
               <w:rPr>
@@ -3274,7 +3274,7 @@
               <w:rPr>
                 <w:noProof/>
               </w:rPr>
-              <w:t>45</w:t>
+              <w:t>46</w:t>
             </w:r>
             <w:r>
               <w:rPr>
@@ -3296,7 +3296,7 @@
               <w:sz w:val="24"/>
             </w:rPr>
           </w:pPr>
-          <w:hyperlink w:anchor="_Toc232628169" w:history="1">
+          <w:hyperlink w:anchor="_Toc232630473" w:history="1">
             <w:r>
               <w:rPr>
                 <w:rStyle w:val="Hyperlink"/>
@@ -3320,7 +3320,7 @@
               <w:rPr>
                 <w:noProof/>
               </w:rPr>
-              <w:instrText xml:space="preserve"> PAGEREF _Toc232628169 \h </w:instrText>
+              <w:instrText xml:space="preserve"> PAGEREF _Toc232630473 \h </w:instrText>
             </w:r>
             <w:r>
               <w:rPr>
@@ -3337,7 +3337,7 @@
               <w:rPr>
                 <w:noProof/>
               </w:rPr>
-              <w:t>45</w:t>
+              <w:t>46</w:t>
             </w:r>
             <w:r>
               <w:rPr>
@@ -3359,7 +3359,7 @@
               <w:sz w:val="24"/>
             </w:rPr>
           </w:pPr>
-          <w:hyperlink w:anchor="_Toc232628170" w:history="1">
+          <w:hyperlink w:anchor="_Toc232630474" w:history="1">
             <w:r>
               <w:rPr>
                 <w:rStyle w:val="Hyperlink"/>
@@ -3383,7 +3383,7 @@
               <w:rPr>
                 <w:noProof/>
               </w:rPr>
-              <w:instrText xml:space="preserve"> PAGEREF _Toc232628170 \h </w:instrText>
+              <w:instrText xml:space="preserve"> PAGEREF _Toc232630474 \h </w:instrText>
             </w:r>
             <w:r>
               <w:rPr>
@@ -3400,7 +3400,7 @@
               <w:rPr>
                 <w:noProof/>
               </w:rPr>
-              <w:t>46</w:t>
+              <w:t>47</w:t>
             </w:r>
             <w:r>
               <w:rPr>
@@ -3423,7 +3423,7 @@
               <w:sz w:val="24"/>
             </w:rPr>
           </w:pPr>
-          <w:hyperlink w:anchor="_Toc232628171" w:history="1">
+          <w:hyperlink w:anchor="_Toc232630475" w:history="1">
             <w:r>
               <w:rPr>
                 <w:rStyle w:val="Hyperlink"/>
@@ -3447,7 +3447,7 @@
               <w:rPr>
                 <w:noProof/>
               </w:rPr>
-              <w:instrText xml:space="preserve"> PAGEREF _Toc232628171 \h </w:instrText>
+              <w:instrText xml:space="preserve"> PAGEREF _Toc232630475 \h </w:instrText>
             </w:r>
             <w:r>
               <w:rPr>
@@ -3464,7 +3464,204 @@
               <w:rPr>
                 <w:noProof/>
               </w:rPr>
-              <w:t>46</w:t>
+              <w:t>47</w:t>
+            </w:r>
+            <w:r>
+              <w:rPr>
+                <w:noProof/>
+              </w:rPr>
+              <w:fldChar w:fldCharType="end"/>
+            </w:r>
+          </w:hyperlink>
+        </w:p>
+        <w:p>
+          <w:pPr>
+            <w:pStyle w:val="TOC3"/>
+            <w:tabs>
+              <w:tab w:val="right" w:leader="dot" w:pos="9062"/>
+            </w:tabs>
+            <w:rPr>
+              <w:rFonts w:asciiTheme="minorHAnsi" w:eastAsiaTheme="minorEastAsia" w:hAnsiTheme="minorHAnsi"/>
+              <w:noProof/>
+              <w:sz w:val="24"/>
+            </w:rPr>
+          </w:pPr>
+          <w:hyperlink w:anchor="_Toc232630476" w:history="1">
+            <w:r>
+              <w:rPr>
+                <w:rStyle w:val="Hyperlink"/>
+                <w:noProof/>
+              </w:rPr>
+              <w:t>5.2.1 Giải pháp sao lưu dữ liệu</w:t>
+            </w:r>
+            <w:r>
+              <w:rPr>
+                <w:noProof/>
+              </w:rPr>
+              <w:tab/>
+            </w:r>
+            <w:r>
+              <w:rPr>
+                <w:noProof/>
+              </w:rPr>
+              <w:fldChar w:fldCharType="begin"/>
+            </w:r>
+            <w:r>
+              <w:rPr>
+                <w:noProof/>
+              </w:rPr>
+              <w:instrText xml:space="preserve"> PAGEREF _Toc232630476 \h </w:instrText>
+            </w:r>
+            <w:r>
+              <w:rPr>
+                <w:noProof/>
+              </w:rPr>
+            </w:r>
+            <w:r>
+              <w:rPr>
+                <w:noProof/>
+              </w:rPr>
+              <w:fldChar w:fldCharType="separate"/>
+            </w:r>
+            <w:r>
+              <w:rPr>
+                <w:noProof/>
+              </w:rPr>
+              <w:t>47</w:t>
+            </w:r>
+            <w:r>
+              <w:rPr>
+                <w:noProof/>
+              </w:rPr>
+              <w:fldChar w:fldCharType="end"/>
+            </w:r>
+          </w:hyperlink>
+        </w:p>
+        <w:p>
+          <w:pPr>
+            <w:pStyle w:val="TOC3"/>
+            <w:tabs>
+              <w:tab w:val="right" w:leader="dot" w:pos="9062"/>
+            </w:tabs>
+            <w:rPr>
+              <w:rFonts w:asciiTheme="minorHAnsi" w:eastAsiaTheme="minorEastAsia" w:hAnsiTheme="minorHAnsi"/>
+              <w:noProof/>
+              <w:sz w:val="24"/>
+            </w:rPr>
+          </w:pPr>
+          <w:hyperlink w:anchor="_Toc232630477" w:history="1">
+            <w:r>
+              <w:rPr>
+                <w:rStyle w:val="Hyperlink"/>
+                <w:noProof/>
+              </w:rPr>
+              <w:t>5.2.2 Giải pháp khôi phục dữ liệu</w:t>
+            </w:r>
+            <w:r>
+              <w:rPr>
+                <w:noProof/>
+              </w:rPr>
+              <w:tab/>
+            </w:r>
+            <w:r>
+              <w:rPr>
+                <w:noProof/>
+              </w:rPr>
+              <w:fldChar w:fldCharType="begin"/>
+            </w:r>
+            <w:r>
+              <w:rPr>
+                <w:noProof/>
+              </w:rPr>
+              <w:instrText xml:space="preserve"> PAGEREF _Toc232630477 \h </w:instrText>
+            </w:r>
+            <w:r>
+              <w:rPr>
+                <w:noProof/>
+              </w:rPr>
+            </w:r>
+            <w:r>
+              <w:rPr>
+                <w:noProof/>
+              </w:rPr>
+              <w:fldChar w:fldCharType="separate"/>
+            </w:r>
+            <w:r>
+              <w:rPr>
+                <w:noProof/>
+              </w:rPr>
+              <w:t>50</w:t>
+            </w:r>
+            <w:r>
+              <w:rPr>
+                <w:noProof/>
+              </w:rPr>
+              <w:fldChar w:fldCharType="end"/>
+            </w:r>
+          </w:hyperlink>
+        </w:p>
+        <w:p>
+          <w:pPr>
+            <w:pStyle w:val="TOC1"/>
+            <w:tabs>
+              <w:tab w:val="right" w:leader="dot" w:pos="9062"/>
+            </w:tabs>
+            <w:rPr>
+              <w:rFonts w:asciiTheme="minorHAnsi" w:eastAsiaTheme="minorEastAsia" w:hAnsiTheme="minorHAnsi"/>
+              <w:noProof/>
+              <w:sz w:val="24"/>
+            </w:rPr>
+          </w:pPr>
+          <w:hyperlink w:anchor="_Toc232630478" w:history="1">
+            <w:r>
+              <w:rPr>
+                <w:rStyle w:val="Hyperlink"/>
+                <w:noProof/>
+              </w:rPr>
+              <w:t xml:space="preserve">CHƯƠNG 6: </w:t>
+            </w:r>
+            <w:r>
+              <w:rPr>
+                <w:rStyle w:val="Hyperlink"/>
+                <w:caps/>
+                <w:noProof/>
+              </w:rPr>
+              <w:t>Giao tác</w:t>
+            </w:r>
+            <w:r>
+              <w:rPr>
+                <w:noProof/>
+              </w:rPr>
+              <w:tab/>
+            </w:r>
+            <w:r>
+              <w:rPr>
+                <w:noProof/>
+              </w:rPr>
+              <w:fldChar w:fldCharType="begin"/>
+            </w:r>
+            <w:r>
+              <w:rPr>
+                <w:noProof/>
+              </w:rPr>
+              <w:instrText xml:space="preserve"> PAGEREF _Toc232630478 \h </w:instrText>
+            </w:r>
+            <w:r>
+              <w:rPr>
+                <w:noProof/>
+              </w:rPr>
+            </w:r>
+            <w:r>
+              <w:rPr>
+                <w:noProof/>
+              </w:rPr>
+              <w:fldChar w:fldCharType="separate"/>
+            </w:r>
+            <w:r>
+              <w:rPr>
+                <w:noProof/>
+              </w:rPr>
+              <w:t>52</w:t>
             </w:r>
             <w:r>
               <w:rPr>
@@ -3487,13 +3684,13 @@
               <w:sz w:val="24"/>
             </w:rPr>
           </w:pPr>
-          <w:hyperlink w:anchor="_Toc232628172" w:history="1">
+          <w:hyperlink w:anchor="_Toc232630479" w:history="1">
             <w:r>
               <w:rPr>
                 <w:rStyle w:val="Hyperlink"/>
                 <w:noProof/>
               </w:rPr>
-              <w:t>5.2.1 Giải pháp sao lưu dữ liệu</w:t>
+              <w:t>6.1 Giao tác là gì?</w:t>
             </w:r>
             <w:r>
               <w:rPr>
@@ -3511,7 +3708,7 @@
               <w:rPr>
                 <w:noProof/>
               </w:rPr>
-              <w:instrText xml:space="preserve"> PAGEREF _Toc232628172 \h </w:instrText>
+              <w:instrText xml:space="preserve"> PAGEREF _Toc232630479 \h </w:instrText>
             </w:r>
             <w:r>
               <w:rPr>
@@ -3528,7 +3725,7 @@
               <w:rPr>
                 <w:noProof/>
               </w:rPr>
-              <w:t>46</w:t>
+              <w:t>52</w:t>
             </w:r>
             <w:r>
               <w:rPr>
@@ -3550,13 +3747,13 @@
               <w:sz w:val="24"/>
             </w:rPr>
           </w:pPr>
-          <w:hyperlink w:anchor="_Toc232628173" w:history="1">
+          <w:hyperlink w:anchor="_Toc232630480" w:history="1">
             <w:r>
               <w:rPr>
                 <w:rStyle w:val="Hyperlink"/>
                 <w:noProof/>
               </w:rPr>
-              <w:t>5.2.2 Giải pháp khôi phục dữ liệu</w:t>
+              <w:t>6.1.1 Các lệnh điều khiển Giao tác</w:t>
             </w:r>
             <w:r>
               <w:rPr>
@@ -3574,7 +3771,7 @@
               <w:rPr>
                 <w:noProof/>
               </w:rPr>
-              <w:instrText xml:space="preserve"> PAGEREF _Toc232628173 \h </w:instrText>
+              <w:instrText xml:space="preserve"> PAGEREF _Toc232630480 \h </w:instrText>
             </w:r>
             <w:r>
               <w:rPr>
@@ -3591,7 +3788,7 @@
               <w:rPr>
                 <w:noProof/>
               </w:rPr>
-              <w:t>48</w:t>
+              <w:t>52</w:t>
             </w:r>
             <w:r>
               <w:rPr>
@@ -3603,7 +3800,7 @@
         </w:p>
         <w:p>
           <w:pPr>
-            <w:pStyle w:val="TOC1"/>
+            <w:pStyle w:val="TOC3"/>
             <w:tabs>
               <w:tab w:val="right" w:leader="dot" w:pos="9062"/>
             </w:tabs>
@@ -3613,13 +3810,13 @@
               <w:sz w:val="24"/>
             </w:rPr>
           </w:pPr>
-          <w:hyperlink w:anchor="_Toc232628174" w:history="1">
+          <w:hyperlink w:anchor="_Toc232630481" w:history="1">
             <w:r>
               <w:rPr>
                 <w:rStyle w:val="Hyperlink"/>
                 <w:noProof/>
               </w:rPr>
-              <w:t>CHƯƠNG 6: KẾT LUẬN VÀ HƯỚNG PHÁT TRIỂN</w:t>
+              <w:t>6.1.2 Bốn tính chất cốt lõi (ACID)</w:t>
             </w:r>
             <w:r>
               <w:rPr>
@@ -3637,7 +3834,7 @@
               <w:rPr>
                 <w:noProof/>
               </w:rPr>
-              <w:instrText xml:space="preserve"> PAGEREF _Toc232628174 \h </w:instrText>
+              <w:instrText xml:space="preserve"> PAGEREF _Toc232630481 \h </w:instrText>
             </w:r>
             <w:r>
               <w:rPr>
@@ -3654,7 +3851,7 @@
               <w:rPr>
                 <w:noProof/>
               </w:rPr>
-              <w:t>50</w:t>
+              <w:t>52</w:t>
             </w:r>
             <w:r>
               <w:rPr>
@@ -3677,13 +3874,27 @@
               <w:sz w:val="24"/>
             </w:rPr>
           </w:pPr>
-          <w:hyperlink w:anchor="_Toc232628175" w:history="1">
+          <w:hyperlink w:anchor="_Toc232630482" w:history="1">
             <w:r>
               <w:rPr>
                 <w:rStyle w:val="Hyperlink"/>
                 <w:noProof/>
               </w:rPr>
-              <w:t>6.1 Kết luận</w:t>
+              <w:t>6.2 Các giao tác trong h</w:t>
+            </w:r>
+            <w:r>
+              <w:rPr>
+                <w:rStyle w:val="Hyperlink"/>
+                <w:noProof/>
+              </w:rPr>
+              <w:t>ệ</w:t>
+            </w:r>
+            <w:r>
+              <w:rPr>
+                <w:rStyle w:val="Hyperlink"/>
+                <w:noProof/>
+              </w:rPr>
+              <w:t xml:space="preserve"> thống</w:t>
             </w:r>
             <w:r>
               <w:rPr>
@@ -3701,7 +3912,7 @@
               <w:rPr>
                 <w:noProof/>
               </w:rPr>
-              <w:instrText xml:space="preserve"> PAGEREF _Toc232628175 \h </w:instrText>
+              <w:instrText xml:space="preserve"> PAGEREF _Toc232630482 \h </w:instrText>
             </w:r>
             <w:r>
               <w:rPr>
@@ -3718,7 +3929,70 @@
               <w:rPr>
                 <w:noProof/>
               </w:rPr>
-              <w:t>50</w:t>
+              <w:t>52</w:t>
+            </w:r>
+            <w:r>
+              <w:rPr>
+                <w:noProof/>
+              </w:rPr>
+              <w:fldChar w:fldCharType="end"/>
+            </w:r>
+          </w:hyperlink>
+        </w:p>
+        <w:p>
+          <w:pPr>
+            <w:pStyle w:val="TOC1"/>
+            <w:tabs>
+              <w:tab w:val="right" w:leader="dot" w:pos="9062"/>
+            </w:tabs>
+            <w:rPr>
+              <w:rFonts w:asciiTheme="minorHAnsi" w:eastAsiaTheme="minorEastAsia" w:hAnsiTheme="minorHAnsi"/>
+              <w:noProof/>
+              <w:sz w:val="24"/>
+            </w:rPr>
+          </w:pPr>
+          <w:hyperlink w:anchor="_Toc232630483" w:history="1">
+            <w:r>
+              <w:rPr>
+                <w:rStyle w:val="Hyperlink"/>
+                <w:noProof/>
+              </w:rPr>
+              <w:t>CHƯƠNG 7: KẾT LUẬN VÀ HƯỚNG PHÁT TRIỂN</w:t>
+            </w:r>
+            <w:r>
+              <w:rPr>
+                <w:noProof/>
+              </w:rPr>
+              <w:tab/>
+            </w:r>
+            <w:r>
+              <w:rPr>
+                <w:noProof/>
+              </w:rPr>
+              <w:fldChar w:fldCharType="begin"/>
+            </w:r>
+            <w:r>
+              <w:rPr>
+                <w:noProof/>
+              </w:rPr>
+              <w:instrText xml:space="preserve"> PAGEREF _Toc232630483 \h </w:instrText>
+            </w:r>
+            <w:r>
+              <w:rPr>
+                <w:noProof/>
+              </w:rPr>
+            </w:r>
+            <w:r>
+              <w:rPr>
+                <w:noProof/>
+              </w:rPr>
+              <w:fldChar w:fldCharType="separate"/>
+            </w:r>
+            <w:r>
+              <w:rPr>
+                <w:noProof/>
+              </w:rPr>
+              <w:t>55</w:t>
             </w:r>
             <w:r>
               <w:rPr>
@@ -3741,13 +4015,13 @@
               <w:sz w:val="24"/>
             </w:rPr>
           </w:pPr>
-          <w:hyperlink w:anchor="_Toc232628176" w:history="1">
+          <w:hyperlink w:anchor="_Toc232630484" w:history="1">
             <w:r>
               <w:rPr>
                 <w:rStyle w:val="Hyperlink"/>
                 <w:noProof/>
               </w:rPr>
-              <w:t>6.2. Hướng phát triển</w:t>
+              <w:t>7.1 Kết luận</w:t>
             </w:r>
             <w:r>
               <w:rPr>
@@ -3765,7 +4039,7 @@
               <w:rPr>
                 <w:noProof/>
               </w:rPr>
-              <w:instrText xml:space="preserve"> PAGEREF _Toc232628176 \h </w:instrText>
+              <w:instrText xml:space="preserve"> PAGEREF _Toc232630484 \h </w:instrText>
             </w:r>
             <w:r>
               <w:rPr>
@@ -3782,7 +4056,71 @@
               <w:rPr>
                 <w:noProof/>
               </w:rPr>
-              <w:t>50</w:t>
+              <w:t>55</w:t>
+            </w:r>
+            <w:r>
+              <w:rPr>
+                <w:noProof/>
+              </w:rPr>
+              <w:fldChar w:fldCharType="end"/>
+            </w:r>
+          </w:hyperlink>
+        </w:p>
+        <w:p>
+          <w:pPr>
+            <w:pStyle w:val="TOC2"/>
+            <w:rPr>
+              <w:rFonts w:asciiTheme="minorHAnsi" w:eastAsiaTheme="minorEastAsia" w:hAnsiTheme="minorHAnsi" w:cstheme="minorBidi"/>
+              <w:b w:val="0"/>
+              <w:bCs w:val="0"/>
+              <w:i w:val="0"/>
+              <w:iCs w:val="0"/>
+              <w:noProof/>
+              <w:sz w:val="24"/>
+            </w:rPr>
+          </w:pPr>
+          <w:hyperlink w:anchor="_Toc232630485" w:history="1">
+            <w:r>
+              <w:rPr>
+                <w:rStyle w:val="Hyperlink"/>
+                <w:noProof/>
+              </w:rPr>
+              <w:t>7.2. Hướng phát triển</w:t>
+            </w:r>
+            <w:r>
+              <w:rPr>
+                <w:noProof/>
+              </w:rPr>
+              <w:tab/>
+            </w:r>
+            <w:r>
+              <w:rPr>
+                <w:noProof/>
+              </w:rPr>
+              <w:fldChar w:fldCharType="begin"/>
+            </w:r>
+            <w:r>
+              <w:rPr>
+                <w:noProof/>
+              </w:rPr>
+              <w:instrText xml:space="preserve"> PAGEREF _Toc232630485 \h </w:instrText>
+            </w:r>
+            <w:r>
+              <w:rPr>
+                <w:noProof/>
+              </w:rPr>
+            </w:r>
+            <w:r>
+              <w:rPr>
+                <w:noProof/>
+              </w:rPr>
+              <w:fldChar w:fldCharType="separate"/>
+            </w:r>
+            <w:r>
+              <w:rPr>
+                <w:noProof/>
+              </w:rPr>
+              <w:t>55</w:t>
             </w:r>
             <w:r>
               <w:rPr>
@@ -3804,7 +4142,7 @@
               <w:sz w:val="24"/>
             </w:rPr>
           </w:pPr>
-          <w:hyperlink w:anchor="_Toc232628177" w:history="1">
+          <w:hyperlink w:anchor="_Toc232630486" w:history="1">
             <w:r>
               <w:rPr>
                 <w:rStyle w:val="Hyperlink"/>
@@ -3828,7 +4166,7 @@
               <w:rPr>
                 <w:noProof/>
               </w:rPr>
-              <w:instrText xml:space="preserve"> PAGEREF _Toc232628177 \h </w:instrText>
+              <w:instrText xml:space="preserve"> PAGEREF _Toc232630486 \h </w:instrText>
             </w:r>
             <w:r>
               <w:rPr>
@@ -3845,7 +4183,7 @@
               <w:rPr>
                 <w:noProof/>
               </w:rPr>
-              <w:t>52</w:t>
+              <w:t>57</w:t>
             </w:r>
             <w:r>
               <w:rPr>
@@ -8961,7 +9299,7 @@
       <w:r>
         <w:br w:type="page"/>
       </w:r>
-      <w:bookmarkStart w:id="0" w:name="_Toc232628131"/>
+      <w:bookmarkStart w:id="0" w:name="_Toc232630435"/>
       <w:r>
         <w:lastRenderedPageBreak/>
         <w:t>BẢNG PHÂN CHIA CÔNG VIỆC</w:t>
@@ -10029,7 +10367,14 @@
               <w:rPr>
                 <w:rFonts w:cs="Times New Roman"/>
               </w:rPr>
-              <w:t>THỦ TỤC XÓA, SỬA 6 BẢNG</w:t>
+              <w:t xml:space="preserve">THỦ TỤC XÓA, SỬA 6 </w:t>
+            </w:r>
+            <w:r>
+              <w:rPr>
+                <w:rFonts w:cs="Times New Roman"/>
+              </w:rPr>
+              <w:lastRenderedPageBreak/>
+              <w:t>BẢNG</w:t>
             </w:r>
           </w:p>
         </w:tc>
@@ -10052,6 +10397,7 @@
               <w:rPr>
                 <w:rFonts w:cs="Times New Roman"/>
               </w:rPr>
+              <w:lastRenderedPageBreak/>
               <w:t>TRUY VẤN WHILE</w:t>
             </w:r>
           </w:p>
@@ -10075,13 +10421,19 @@
               <w:rPr>
                 <w:rFonts w:cs="Times New Roman"/>
               </w:rPr>
-              <w:t xml:space="preserve">WORD, THỦ TỤC THÊM CÁC BẢNG BACSI, </w:t>
+              <w:t xml:space="preserve">WORD, THỦ TỤC THÊM CÁC BẢNG </w:t>
             </w:r>
             <w:r>
               <w:rPr>
                 <w:rFonts w:cs="Times New Roman"/>
               </w:rPr>
               <w:lastRenderedPageBreak/>
+              <w:t xml:space="preserve">BACSI, </w:t>
+            </w:r>
+            <w:r>
+              <w:rPr>
+                <w:rFonts w:cs="Times New Roman"/>
+              </w:rPr>
               <w:t>HOSOKHAMBENH</w:t>
             </w:r>
             <w:r>
@@ -10112,13 +10464,19 @@
                 <w:rFonts w:cs="Times New Roman"/>
               </w:rPr>
               <w:lastRenderedPageBreak/>
-              <w:t xml:space="preserve">THỦ TỤC THÊM CÁC BẢNG </w:t>
+              <w:t xml:space="preserve">THỦ TỤC THÊM CÁC </w:t>
             </w:r>
             <w:r>
               <w:rPr>
                 <w:rFonts w:cs="Times New Roman"/>
               </w:rPr>
               <w:lastRenderedPageBreak/>
+              <w:t xml:space="preserve">BẢNG </w:t>
+            </w:r>
+            <w:r>
+              <w:rPr>
+                <w:rFonts w:cs="Times New Roman"/>
+              </w:rPr>
               <w:t>THIHAI</w:t>
             </w:r>
             <w:r>
@@ -10825,14 +11183,14 @@
               <w:rPr>
                 <w:rFonts w:cs="Times New Roman"/>
               </w:rPr>
-              <w:t xml:space="preserve">, TẠO THÊM BẢNG CƠ SỞ DỮ LIỆU (AUDIT LOG, CANHBAO, NHANVIEN, </w:t>
+              <w:t xml:space="preserve">, TẠO THÊM BẢNG CƠ SỞ DỮ LIỆU (AUDIT LOG, CANHBAO, </w:t>
             </w:r>
             <w:r>
               <w:rPr>
                 <w:rFonts w:cs="Times New Roman"/>
               </w:rPr>
               <w:lastRenderedPageBreak/>
-              <w:t>HOADON</w:t>
+              <w:t>NHANVIEN, HOADON</w:t>
             </w:r>
             <w:r>
               <w:rPr>
@@ -11116,7 +11474,7 @@
         <w:pStyle w:val="Heading1"/>
         <w:jc w:val="center"/>
       </w:pPr>
-      <w:bookmarkStart w:id="1" w:name="_Toc232628132"/>
+      <w:bookmarkStart w:id="1" w:name="_Toc232630436"/>
       <w:r>
         <w:lastRenderedPageBreak/>
         <w:t>MỞ ĐẦU</w:t>
@@ -11127,7 +11485,7 @@
       <w:pPr>
         <w:pStyle w:val="Heading1"/>
       </w:pPr>
-      <w:bookmarkStart w:id="2" w:name="_Toc232628133"/>
+      <w:bookmarkStart w:id="2" w:name="_Toc232630437"/>
       <w:r>
         <w:t>LÝ DO CHỌN ĐỀ TÀI</w:t>
       </w:r>
@@ -11231,7 +11589,7 @@
       <w:pPr>
         <w:pStyle w:val="Heading1"/>
       </w:pPr>
-      <w:bookmarkStart w:id="3" w:name="_Toc232628134"/>
+      <w:bookmarkStart w:id="3" w:name="_Toc232630438"/>
       <w:r>
         <w:lastRenderedPageBreak/>
         <w:t>CHƯƠNG 1: GIỚI THIỆU</w:t>
@@ -11245,7 +11603,7 @@
           <w:tab w:val="left" w:pos="284"/>
         </w:tabs>
       </w:pPr>
-      <w:bookmarkStart w:id="4" w:name="_Toc232628135"/>
+      <w:bookmarkStart w:id="4" w:name="_Toc232630439"/>
       <w:r>
         <w:t>1.1 Giới thiệu hệ thống</w:t>
       </w:r>
@@ -11472,7 +11830,7 @@
           <w:tab w:val="left" w:pos="284"/>
         </w:tabs>
       </w:pPr>
-      <w:bookmarkStart w:id="5" w:name="_Toc232628136"/>
+      <w:bookmarkStart w:id="5" w:name="_Toc232630440"/>
       <w:r>
         <w:t>1.2 Phạm vi nghiên cứu</w:t>
       </w:r>
@@ -11482,7 +11840,7 @@
       <w:pPr>
         <w:pStyle w:val="Heading3"/>
       </w:pPr>
-      <w:bookmarkStart w:id="6" w:name="_Toc232628137"/>
+      <w:bookmarkStart w:id="6" w:name="_Toc232630441"/>
       <w:r>
         <w:t>1.2.1 Phạm vi nội dung</w:t>
       </w:r>
@@ -11644,7 +12002,7 @@
       <w:pPr>
         <w:pStyle w:val="Heading3"/>
       </w:pPr>
-      <w:bookmarkStart w:id="7" w:name="_Toc232628138"/>
+      <w:bookmarkStart w:id="7" w:name="_Toc232630442"/>
       <w:r>
         <w:t>1.2.2 Phạm vi công nghệ</w:t>
       </w:r>
@@ -11710,7 +12068,7 @@
       <w:pPr>
         <w:pStyle w:val="Heading3"/>
       </w:pPr>
-      <w:bookmarkStart w:id="8" w:name="_Toc232628139"/>
+      <w:bookmarkStart w:id="8" w:name="_Toc232630443"/>
       <w:r>
         <w:t>1.2.3 Phạm vi dữ liệu</w:t>
       </w:r>
@@ -11731,7 +12089,7 @@
       <w:pPr>
         <w:pStyle w:val="Heading3"/>
       </w:pPr>
-      <w:bookmarkStart w:id="9" w:name="_Toc232628140"/>
+      <w:bookmarkStart w:id="9" w:name="_Toc232630444"/>
       <w:r>
         <w:t>1.2.4 Phạm vi triển khai</w:t>
       </w:r>
@@ -11755,7 +12113,7 @@
           <w:tab w:val="left" w:pos="284"/>
         </w:tabs>
       </w:pPr>
-      <w:bookmarkStart w:id="10" w:name="_Toc232628141"/>
+      <w:bookmarkStart w:id="10" w:name="_Toc232630445"/>
       <w:r>
         <w:t>1.3 Mục tiêu</w:t>
       </w:r>
@@ -11774,7 +12132,7 @@
           <w:b w:val="0"/>
         </w:rPr>
       </w:pPr>
-      <w:bookmarkStart w:id="11" w:name="_Toc232628142"/>
+      <w:bookmarkStart w:id="11" w:name="_Toc232630446"/>
       <w:r>
         <w:t>1.3.1 Mục tiêu tổng quát</w:t>
       </w:r>
@@ -11817,7 +12175,7 @@
           <w:tab w:val="left" w:pos="284"/>
         </w:tabs>
       </w:pPr>
-      <w:bookmarkStart w:id="12" w:name="_Toc232628143"/>
+      <w:bookmarkStart w:id="12" w:name="_Toc232630447"/>
       <w:r>
         <w:lastRenderedPageBreak/>
         <w:t>1.3.2 Mục tiêu cụ thể</w:t>
@@ -12433,7 +12791,7 @@
           <w:tab w:val="left" w:pos="284"/>
         </w:tabs>
       </w:pPr>
-      <w:bookmarkStart w:id="13" w:name="_Toc232628144"/>
+      <w:bookmarkStart w:id="13" w:name="_Toc232630448"/>
       <w:r>
         <w:lastRenderedPageBreak/>
         <w:t xml:space="preserve">CHƯƠNG </w:t>
@@ -12453,12 +12811,9 @@
           <w:tab w:val="left" w:pos="284"/>
         </w:tabs>
       </w:pPr>
-      <w:bookmarkStart w:id="14" w:name="_Toc232628145"/>
-      <w:r>
-        <w:t>2</w:t>
-      </w:r>
-      <w:r>
-        <w:t>.1 Thiết kế các bảng dữ liệu</w:t>
+      <w:bookmarkStart w:id="14" w:name="_Toc232630449"/>
+      <w:r>
+        <w:t>2.1 Thiết kế các bảng dữ liệu</w:t>
       </w:r>
       <w:bookmarkEnd w:id="14"/>
     </w:p>
@@ -16112,12 +16467,9 @@
           <w:tab w:val="left" w:pos="284"/>
         </w:tabs>
       </w:pPr>
-      <w:bookmarkStart w:id="26" w:name="_Toc232628146"/>
-      <w:r>
-        <w:t>2</w:t>
-      </w:r>
-      <w:r>
-        <w:t>.2 Ràng buộc toàn vẹn trong hệ thống</w:t>
+      <w:bookmarkStart w:id="26" w:name="_Toc232630450"/>
+      <w:r>
+        <w:t>2.2 Ràng buộc toàn vẹn trong hệ thống</w:t>
       </w:r>
       <w:bookmarkEnd w:id="26"/>
     </w:p>
@@ -16148,13 +16500,10 @@
           <w:bCs/>
         </w:rPr>
       </w:pPr>
-      <w:bookmarkStart w:id="27" w:name="_Toc232628147"/>
+      <w:bookmarkStart w:id="27" w:name="_Toc232630451"/>
       <w:r>
         <w:lastRenderedPageBreak/>
-        <w:t>2</w:t>
-      </w:r>
-      <w:r>
-        <w:t xml:space="preserve">.2.1 Ràng buộc toàn vẹn cho bảng </w:t>
+        <w:t xml:space="preserve">2.2.1 Ràng buộc toàn vẹn cho bảng </w:t>
       </w:r>
       <w:r>
         <w:rPr>
@@ -16558,12 +16907,9 @@
           <w:bCs/>
         </w:rPr>
       </w:pPr>
-      <w:bookmarkStart w:id="29" w:name="_Toc232628148"/>
-      <w:r>
-        <w:t>2</w:t>
-      </w:r>
-      <w:r>
-        <w:t xml:space="preserve">.2.2 Ràng buộc toàn vẹn cho bảng </w:t>
+      <w:bookmarkStart w:id="29" w:name="_Toc232630452"/>
+      <w:r>
+        <w:t xml:space="preserve">2.2.2 Ràng buộc toàn vẹn cho bảng </w:t>
       </w:r>
       <w:r>
         <w:rPr>
@@ -16652,13 +16998,7 @@
         <w:rPr>
           <w:rFonts w:cs="Times New Roman"/>
         </w:rPr>
-        <w:t>T</w:t>
-      </w:r>
-      <w:r>
-        <w:rPr>
-          <w:rFonts w:cs="Times New Roman"/>
-        </w:rPr>
-        <w:t xml:space="preserve">huộc tính </w:t>
+        <w:t xml:space="preserve">Thuộc tính </w:t>
       </w:r>
       <w:r>
         <w:rPr>
@@ -16666,15 +17006,7 @@
           <w:b/>
           <w:bCs/>
         </w:rPr>
-        <w:t>MABS</w:t>
-      </w:r>
-      <w:r>
-        <w:rPr>
-          <w:rFonts w:cs="Times New Roman"/>
-          <w:b/>
-          <w:bCs/>
-        </w:rPr>
-        <w:t xml:space="preserve"> </w:t>
+        <w:t xml:space="preserve">MABS </w:t>
       </w:r>
       <w:r>
         <w:rPr>
@@ -16908,7 +17240,7 @@
       <w:r>
         <w:br/>
       </w:r>
-      <w:bookmarkStart w:id="31" w:name="_Toc232628149"/>
+      <w:bookmarkStart w:id="31" w:name="_Toc232630453"/>
       <w:r>
         <w:t>2</w:t>
       </w:r>
@@ -16996,13 +17328,7 @@
         <w:rPr>
           <w:rFonts w:cs="Times New Roman"/>
         </w:rPr>
-        <w:t>T</w:t>
-      </w:r>
-      <w:r>
-        <w:rPr>
-          <w:rFonts w:cs="Times New Roman"/>
-        </w:rPr>
-        <w:t xml:space="preserve">huộc tính </w:t>
+        <w:t xml:space="preserve">Thuộc tính </w:t>
       </w:r>
       <w:r>
         <w:rPr>
@@ -17010,15 +17336,7 @@
           <w:b/>
           <w:bCs/>
         </w:rPr>
-        <w:t>MAHS</w:t>
-      </w:r>
-      <w:r>
-        <w:rPr>
-          <w:rFonts w:cs="Times New Roman"/>
-          <w:b/>
-          <w:bCs/>
-        </w:rPr>
-        <w:t xml:space="preserve"> </w:t>
+        <w:t xml:space="preserve">MAHS </w:t>
       </w:r>
       <w:r>
         <w:rPr>
@@ -17351,12 +17669,9 @@
           <w:tab w:val="left" w:pos="284"/>
         </w:tabs>
       </w:pPr>
-      <w:bookmarkStart w:id="33" w:name="_Toc232628150"/>
-      <w:r>
-        <w:t>2</w:t>
-      </w:r>
-      <w:r>
-        <w:t xml:space="preserve">.2.4 Ràng buộc toàn vẹn cho bảng </w:t>
+      <w:bookmarkStart w:id="33" w:name="_Toc232630454"/>
+      <w:r>
+        <w:t xml:space="preserve">2.2.4 Ràng buộc toàn vẹn cho bảng </w:t>
       </w:r>
       <w:r>
         <w:rPr>
@@ -17765,12 +18080,9 @@
           <w:tab w:val="left" w:pos="284"/>
         </w:tabs>
       </w:pPr>
-      <w:bookmarkStart w:id="35" w:name="_Toc232628151"/>
-      <w:r>
-        <w:t>2</w:t>
-      </w:r>
-      <w:r>
-        <w:t xml:space="preserve">.2.5 Ràng buộc toàn vẹn cho bảng </w:t>
+      <w:bookmarkStart w:id="35" w:name="_Toc232630455"/>
+      <w:r>
+        <w:t xml:space="preserve">2.2.5 Ràng buộc toàn vẹn cho bảng </w:t>
       </w:r>
       <w:r>
         <w:rPr>
@@ -18107,12 +18419,9 @@
           <w:tab w:val="left" w:pos="284"/>
         </w:tabs>
       </w:pPr>
-      <w:bookmarkStart w:id="37" w:name="_Toc232628152"/>
-      <w:r>
-        <w:t>2</w:t>
-      </w:r>
-      <w:r>
-        <w:t xml:space="preserve">.2.6 Ràng buộc toàn vẹn cho bảng </w:t>
+      <w:bookmarkStart w:id="37" w:name="_Toc232630456"/>
+      <w:r>
+        <w:t xml:space="preserve">2.2.6 Ràng buộc toàn vẹn cho bảng </w:t>
       </w:r>
       <w:r>
         <w:rPr>
@@ -18551,19 +18860,13 @@
           <w:color w:val="000000" w:themeColor="text1"/>
         </w:rPr>
       </w:pPr>
-      <w:bookmarkStart w:id="39" w:name="_Toc232628153"/>
+      <w:bookmarkStart w:id="39" w:name="_Toc232630457"/>
       <w:r>
         <w:rPr>
           <w:color w:val="000000" w:themeColor="text1"/>
         </w:rPr>
         <w:lastRenderedPageBreak/>
-        <w:t>2</w:t>
-      </w:r>
-      <w:r>
-        <w:rPr>
-          <w:color w:val="000000" w:themeColor="text1"/>
-        </w:rPr>
-        <w:t>.2.7 Ràng buộc toàn vẹn cho bảng HOADON</w:t>
+        <w:t>2.2.7 Ràng buộc toàn vẹn cho bảng HOADON</w:t>
       </w:r>
       <w:bookmarkEnd w:id="39"/>
       <w:r>
@@ -19365,19 +19668,13 @@
           <w:color w:val="000000" w:themeColor="text1"/>
         </w:rPr>
       </w:pPr>
-      <w:bookmarkStart w:id="41" w:name="_Toc232628154"/>
+      <w:bookmarkStart w:id="41" w:name="_Toc232630458"/>
       <w:r>
         <w:rPr>
           <w:color w:val="000000" w:themeColor="text1"/>
         </w:rPr>
         <w:lastRenderedPageBreak/>
-        <w:t>2</w:t>
-      </w:r>
-      <w:r>
-        <w:rPr>
-          <w:color w:val="000000" w:themeColor="text1"/>
-        </w:rPr>
-        <w:t>.2.8 Ràng buộc toàn vẹn cho bảng AUDIT_LOG</w:t>
+        <w:t>2.2.8 Ràng buộc toàn vẹn cho bảng AUDIT_LOG</w:t>
       </w:r>
       <w:bookmarkEnd w:id="41"/>
     </w:p>
@@ -20057,18 +20354,12 @@
           <w:color w:val="000000" w:themeColor="text1"/>
         </w:rPr>
       </w:pPr>
-      <w:bookmarkStart w:id="43" w:name="_Toc232628155"/>
+      <w:bookmarkStart w:id="43" w:name="_Toc232630459"/>
       <w:r>
         <w:rPr>
           <w:color w:val="000000" w:themeColor="text1"/>
         </w:rPr>
-        <w:t>2</w:t>
-      </w:r>
-      <w:r>
-        <w:rPr>
-          <w:color w:val="000000" w:themeColor="text1"/>
-        </w:rPr>
-        <w:t>.2.9 Ràng buộc toàn vẹn cho bảng CANH_BAO</w:t>
+        <w:t>2.2.9 Ràng buộc toàn vẹn cho bảng CANH_BAO</w:t>
       </w:r>
       <w:bookmarkEnd w:id="43"/>
     </w:p>
@@ -20480,7 +20771,7 @@
           <w:szCs w:val="26"/>
         </w:rPr>
       </w:pPr>
-      <w:bookmarkStart w:id="45" w:name="_Toc232628156"/>
+      <w:bookmarkStart w:id="45" w:name="_Toc232630460"/>
       <w:r>
         <w:rPr>
           <w:rStyle w:val="Heading3Char"/>
@@ -20489,17 +20780,7 @@
           <w:iCs w:val="0"/>
           <w:color w:val="000000" w:themeColor="text1"/>
         </w:rPr>
-        <w:t>2</w:t>
-      </w:r>
-      <w:r>
-        <w:rPr>
-          <w:rStyle w:val="Heading3Char"/>
-          <w:rFonts w:ascii="Times New Roman" w:hAnsi="Times New Roman" w:cs="Times New Roman"/>
-          <w:i w:val="0"/>
-          <w:iCs w:val="0"/>
-          <w:color w:val="000000" w:themeColor="text1"/>
-        </w:rPr>
-        <w:t>.2.10 Ràng buộc toàn vẹn cho bảng THAN_NHAN</w:t>
+        <w:t>2.2.10 Ràng buộc toàn vẹn cho bảng THAN_NHAN</w:t>
       </w:r>
       <w:bookmarkEnd w:id="45"/>
       <w:r>
@@ -20983,7 +21264,7 @@
           <w:szCs w:val="26"/>
         </w:rPr>
       </w:pPr>
-      <w:bookmarkStart w:id="47" w:name="_Toc232628157"/>
+      <w:bookmarkStart w:id="47" w:name="_Toc232630461"/>
       <w:r>
         <w:rPr>
           <w:rFonts w:cs="Times New Roman"/>
@@ -21003,7 +21284,7 @@
           <w:szCs w:val="24"/>
         </w:rPr>
       </w:pPr>
-      <w:bookmarkStart w:id="48" w:name="_Toc232628158"/>
+      <w:bookmarkStart w:id="48" w:name="_Toc232630462"/>
       <w:r>
         <w:t>3.1 Truy vấn lồng (Subquery)</w:t>
       </w:r>
@@ -21162,7 +21443,7 @@
       <w:pPr>
         <w:pStyle w:val="Heading2"/>
       </w:pPr>
-      <w:bookmarkStart w:id="50" w:name="_Toc232628159"/>
+      <w:bookmarkStart w:id="50" w:name="_Toc232630463"/>
       <w:r>
         <w:t>3.2 Sử dụng IF / CASE trong truy vấn</w:t>
       </w:r>
@@ -21534,7 +21815,7 @@
       <w:pPr>
         <w:pStyle w:val="Heading1"/>
       </w:pPr>
-      <w:bookmarkStart w:id="53" w:name="_Toc232628160"/>
+      <w:bookmarkStart w:id="53" w:name="_Toc232630464"/>
       <w:r>
         <w:lastRenderedPageBreak/>
         <w:t>CHƯƠNG 4: CÁC ĐỐI TƯỢNG NÂNG CAO TRONG CƠ SỞ DỮ LIỆU</w:t>
@@ -21545,7 +21826,7 @@
       <w:pPr>
         <w:pStyle w:val="Heading2"/>
       </w:pPr>
-      <w:bookmarkStart w:id="54" w:name="_Toc232628161"/>
+      <w:bookmarkStart w:id="54" w:name="_Toc232630465"/>
       <w:r>
         <w:t>4.1 Bảng ảo</w:t>
       </w:r>
@@ -24081,7 +24362,7 @@
       <w:pPr>
         <w:pStyle w:val="Heading2"/>
       </w:pPr>
-      <w:bookmarkStart w:id="73" w:name="_Toc232628162"/>
+      <w:bookmarkStart w:id="73" w:name="_Toc232630466"/>
       <w:r>
         <w:t>4.2 Thủ tục</w:t>
       </w:r>
@@ -25565,7 +25846,7 @@
       <w:pPr>
         <w:pStyle w:val="Heading2"/>
       </w:pPr>
-      <w:bookmarkStart w:id="83" w:name="_Toc232628163"/>
+      <w:bookmarkStart w:id="83" w:name="_Toc232630467"/>
       <w:r>
         <w:lastRenderedPageBreak/>
         <w:t>4.3 Hàm</w:t>
@@ -26992,7 +27273,7 @@
       <w:pPr>
         <w:pStyle w:val="Heading1"/>
       </w:pPr>
-      <w:bookmarkStart w:id="95" w:name="_Toc232628164"/>
+      <w:bookmarkStart w:id="95" w:name="_Toc232630468"/>
       <w:r>
         <w:lastRenderedPageBreak/>
         <w:t>CHƯƠNG 5: QUẢN TRỊ VÀ BẢO MẬT CƠ SỞ DỮ LIỆU</w:t>
@@ -27003,7 +27284,7 @@
       <w:pPr>
         <w:pStyle w:val="Heading2"/>
       </w:pPr>
-      <w:bookmarkStart w:id="96" w:name="_Toc232628165"/>
+      <w:bookmarkStart w:id="96" w:name="_Toc232630469"/>
       <w:r>
         <w:t>5.1 Phân quyền người dùng</w:t>
       </w:r>
@@ -27137,7 +27418,7 @@
       <w:pPr>
         <w:pStyle w:val="Heading3"/>
       </w:pPr>
-      <w:bookmarkStart w:id="98" w:name="_Toc232628166"/>
+      <w:bookmarkStart w:id="98" w:name="_Toc232630470"/>
       <w:r>
         <w:t>5.1.1 Quyền của Quản trị viên (Admin)</w:t>
       </w:r>
@@ -27429,7 +27710,7 @@
       <w:pPr>
         <w:pStyle w:val="Heading3"/>
       </w:pPr>
-      <w:bookmarkStart w:id="100" w:name="_Toc232628167"/>
+      <w:bookmarkStart w:id="100" w:name="_Toc232630471"/>
       <w:r>
         <w:t>5.1.2 Quyền của NhanVien</w:t>
       </w:r>
@@ -27653,7 +27934,7 @@
       <w:pPr>
         <w:pStyle w:val="Heading3"/>
       </w:pPr>
-      <w:bookmarkStart w:id="102" w:name="_Toc232628168"/>
+      <w:bookmarkStart w:id="102" w:name="_Toc232630472"/>
       <w:r>
         <w:lastRenderedPageBreak/>
         <w:t>5.1.3 Quyền của Bác sĩ</w:t>
@@ -27745,7 +28026,7 @@
       <w:pPr>
         <w:pStyle w:val="Heading3"/>
       </w:pPr>
-      <w:bookmarkStart w:id="104" w:name="_Toc232628169"/>
+      <w:bookmarkStart w:id="104" w:name="_Toc232630473"/>
       <w:r>
         <w:t>5.1.4 Cơ chế kiểm soát truy cập</w:t>
       </w:r>
@@ -27841,7 +28122,7 @@
       <w:pPr>
         <w:pStyle w:val="Heading3"/>
       </w:pPr>
-      <w:bookmarkStart w:id="105" w:name="_Toc232628170"/>
+      <w:bookmarkStart w:id="105" w:name="_Toc232630474"/>
       <w:r>
         <w:lastRenderedPageBreak/>
         <w:t>5.1.5 Ý nghĩa của việc phân quyền</w:t>
@@ -27945,7 +28226,7 @@
           <w:szCs w:val="26"/>
         </w:rPr>
       </w:pPr>
-      <w:bookmarkStart w:id="106" w:name="_Toc232628171"/>
+      <w:bookmarkStart w:id="106" w:name="_Toc232630475"/>
       <w:r>
         <w:rPr>
           <w:rFonts w:cs="Times New Roman"/>
@@ -27992,26 +28273,10 @@
     </w:p>
     <w:p>
       <w:pPr>
-        <w:pStyle w:val="Heading2"/>
-        <w:keepNext w:val="0"/>
-        <w:keepLines w:val="0"/>
-        <w:tabs>
-          <w:tab w:val="left" w:pos="284"/>
-        </w:tabs>
-        <w:rPr>
-          <w:rFonts w:cs="Times New Roman"/>
-          <w:b w:val="0"/>
-          <w:bCs/>
-          <w:szCs w:val="26"/>
-        </w:rPr>
-      </w:pPr>
-      <w:bookmarkStart w:id="107" w:name="_Toc232628172"/>
-      <w:r>
-        <w:rPr>
-          <w:rFonts w:cs="Times New Roman"/>
-          <w:bCs/>
-          <w:szCs w:val="26"/>
-        </w:rPr>
+        <w:pStyle w:val="Heading3"/>
+      </w:pPr>
+      <w:bookmarkStart w:id="107" w:name="_Toc232630476"/>
+      <w:r>
         <w:t>5.2.1 Giải pháp sao lưu dữ liệu</w:t>
       </w:r>
       <w:bookmarkEnd w:id="107"/>
@@ -28045,16 +28310,7 @@
         </w:tabs>
       </w:pPr>
       <w:r>
-        <w:t xml:space="preserve">Trong phạm vi đồ án, nhóm triển khai hình thức </w:t>
-      </w:r>
-      <w:r>
-        <w:rPr>
-          <w:rStyle w:val="Strong"/>
-        </w:rPr>
-        <w:t>sao lưu toàn bộ cơ sở dữ liệu (Full Backup)</w:t>
-      </w:r>
-      <w:r>
-        <w:t>. Phương pháp này cho phép lưu lại toàn bộ dữ liệu và cấu trúc của cơ sở dữ liệu tại thời điểm thực hiện sao lưu.</w:t>
+        <w:t>Trong đồ án sử dụng 2 cách sao lưu, 1 là sao lưu trực tiếp, 2 là sử dụng SQL Agent để tạo lịch chạy ngầm tự động sao lưu cho Server.</w:t>
       </w:r>
     </w:p>
     <w:p>
@@ -28065,7 +28321,13 @@
         </w:tabs>
       </w:pPr>
       <w:r>
-        <w:t>Quá trình sao lưu được thực hiện thông qua câu lệnh:</w:t>
+        <w:t>Quá trình sao lưu</w:t>
+      </w:r>
+      <w:r>
+        <w:t xml:space="preserve"> trực tiếp</w:t>
+      </w:r>
+      <w:r>
+        <w:t xml:space="preserve"> được thực hiện thông qua câu lệnh:</w:t>
       </w:r>
     </w:p>
     <w:p>
@@ -28305,11 +28567,134 @@
       </w:r>
     </w:p>
     <w:p>
+      <w:r>
+        <w:t>Quá trình sao lưu tự động nhờ SQL Agent như sau;</w:t>
+      </w:r>
+    </w:p>
+    <w:p>
+      <w:r>
+        <w:drawing>
+          <wp:inline distT="0" distB="0" distL="0" distR="0" wp14:anchorId="7CD77AD5" wp14:editId="7D2856F2">
+            <wp:extent cx="5760720" cy="1475740"/>
+            <wp:effectExtent l="0" t="0" r="0" b="0"/>
+            <wp:docPr id="1891143333" name="Picture 1"/>
+            <wp:cNvGraphicFramePr>
+              <a:graphicFrameLocks xmlns:a="http://schemas.openxmlformats.org/drawingml/2006/main" noChangeAspect="1"/>
+            </wp:cNvGraphicFramePr>
+            <a:graphic xmlns:a="http://schemas.openxmlformats.org/drawingml/2006/main">
+              <a:graphicData uri="http://schemas.openxmlformats.org/drawingml/2006/picture">
+                <pic:pic xmlns:pic="http://schemas.openxmlformats.org/drawingml/2006/picture">
+                  <pic:nvPicPr>
+                    <pic:cNvPr id="1891143333" name=""/>
+                    <pic:cNvPicPr/>
+                  </pic:nvPicPr>
+                  <pic:blipFill>
+                    <a:blip r:embed="rId81"/>
+                    <a:stretch>
+                      <a:fillRect/>
+                    </a:stretch>
+                  </pic:blipFill>
+                  <pic:spPr>
+                    <a:xfrm>
+                      <a:off x="0" y="0"/>
+                      <a:ext cx="5760720" cy="1475740"/>
+                    </a:xfrm>
+                    <a:prstGeom prst="rect">
+                      <a:avLst/>
+                    </a:prstGeom>
+                  </pic:spPr>
+                </pic:pic>
+              </a:graphicData>
+            </a:graphic>
+          </wp:inline>
+        </w:drawing>
+      </w:r>
+    </w:p>
+    <w:p>
+      <w:r>
+        <w:drawing>
+          <wp:inline distT="0" distB="0" distL="0" distR="0" wp14:anchorId="7488EF93" wp14:editId="2F86A54D">
+            <wp:extent cx="5760720" cy="1119505"/>
+            <wp:effectExtent l="0" t="0" r="0" b="4445"/>
+            <wp:docPr id="265971580" name="Picture 1"/>
+            <wp:cNvGraphicFramePr>
+              <a:graphicFrameLocks xmlns:a="http://schemas.openxmlformats.org/drawingml/2006/main" noChangeAspect="1"/>
+            </wp:cNvGraphicFramePr>
+            <a:graphic xmlns:a="http://schemas.openxmlformats.org/drawingml/2006/main">
+              <a:graphicData uri="http://schemas.openxmlformats.org/drawingml/2006/picture">
+                <pic:pic xmlns:pic="http://schemas.openxmlformats.org/drawingml/2006/picture">
+                  <pic:nvPicPr>
+                    <pic:cNvPr id="265971580" name=""/>
+                    <pic:cNvPicPr/>
+                  </pic:nvPicPr>
+                  <pic:blipFill>
+                    <a:blip r:embed="rId82"/>
+                    <a:stretch>
+                      <a:fillRect/>
+                    </a:stretch>
+                  </pic:blipFill>
+                  <pic:spPr>
+                    <a:xfrm>
+                      <a:off x="0" y="0"/>
+                      <a:ext cx="5760720" cy="1119505"/>
+                    </a:xfrm>
+                    <a:prstGeom prst="rect">
+                      <a:avLst/>
+                    </a:prstGeom>
+                  </pic:spPr>
+                </pic:pic>
+              </a:graphicData>
+            </a:graphic>
+          </wp:inline>
+        </w:drawing>
+      </w:r>
+    </w:p>
+    <w:p>
+      <w:r>
+        <w:drawing>
+          <wp:inline distT="0" distB="0" distL="0" distR="0" wp14:anchorId="51BCED70" wp14:editId="755F5FAB">
+            <wp:extent cx="5760720" cy="1369695"/>
+            <wp:effectExtent l="0" t="0" r="0" b="1905"/>
+            <wp:docPr id="1498967989" name="Picture 1"/>
+            <wp:cNvGraphicFramePr>
+              <a:graphicFrameLocks xmlns:a="http://schemas.openxmlformats.org/drawingml/2006/main" noChangeAspect="1"/>
+            </wp:cNvGraphicFramePr>
+            <a:graphic xmlns:a="http://schemas.openxmlformats.org/drawingml/2006/main">
+              <a:graphicData uri="http://schemas.openxmlformats.org/drawingml/2006/picture">
+                <pic:pic xmlns:pic="http://schemas.openxmlformats.org/drawingml/2006/picture">
+                  <pic:nvPicPr>
+                    <pic:cNvPr id="1498967989" name=""/>
+                    <pic:cNvPicPr/>
+                  </pic:nvPicPr>
+                  <pic:blipFill>
+                    <a:blip r:embed="rId83"/>
+                    <a:stretch>
+                      <a:fillRect/>
+                    </a:stretch>
+                  </pic:blipFill>
+                  <pic:spPr>
+                    <a:xfrm>
+                      <a:off x="0" y="0"/>
+                      <a:ext cx="5760720" cy="1369695"/>
+                    </a:xfrm>
+                    <a:prstGeom prst="rect">
+                      <a:avLst/>
+                    </a:prstGeom>
+                  </pic:spPr>
+                </pic:pic>
+              </a:graphicData>
+            </a:graphic>
+          </wp:inline>
+        </w:drawing>
+      </w:r>
+    </w:p>
+    <w:p>
       <w:pPr>
         <w:pStyle w:val="Heading3"/>
       </w:pPr>
-      <w:bookmarkStart w:id="111" w:name="_Toc232628173"/>
-      <w:r>
+      <w:bookmarkStart w:id="111" w:name="_Toc232630477"/>
+      <w:r>
+        <w:lastRenderedPageBreak/>
         <w:t>5.2.2 Giải pháp khôi phục dữ liệu</w:t>
       </w:r>
       <w:bookmarkEnd w:id="111"/>
@@ -28342,7 +28727,7 @@
                     <pic:cNvPicPr/>
                   </pic:nvPicPr>
                   <pic:blipFill>
-                    <a:blip r:embed="rId81"/>
+                    <a:blip r:embed="rId84"/>
                     <a:stretch>
                       <a:fillRect/>
                     </a:stretch>
@@ -28431,7 +28816,7 @@
                     <pic:cNvPicPr/>
                   </pic:nvPicPr>
                   <pic:blipFill>
-                    <a:blip r:embed="rId82"/>
+                    <a:blip r:embed="rId85"/>
                     <a:stretch>
                       <a:fillRect/>
                     </a:stretch>
@@ -28535,27 +28920,1793 @@
       <w:r>
         <w:br w:type="page"/>
       </w:r>
+      <w:bookmarkStart w:id="114" w:name="_Toc232630478"/>
+      <w:r>
+        <w:lastRenderedPageBreak/>
+        <w:t xml:space="preserve">CHƯƠNG </w:t>
+      </w:r>
+      <w:r>
+        <w:t>6</w:t>
+      </w:r>
+      <w:r>
+        <w:t xml:space="preserve">: </w:t>
+      </w:r>
+      <w:r>
+        <w:rPr>
+          <w:caps/>
+        </w:rPr>
+        <w:t>Giao tác</w:t>
+      </w:r>
+      <w:bookmarkEnd w:id="114"/>
+    </w:p>
+    <w:p>
+      <w:r>
+        <w:t xml:space="preserve">Giao tác (hay </w:t>
+      </w:r>
+      <w:r>
+        <w:rPr>
+          <w:b/>
+          <w:bCs/>
+        </w:rPr>
+        <w:t>Transaction</w:t>
+      </w:r>
+      <w:r>
+        <w:t xml:space="preserve">) trong SQL là một tập hợp các câu lệnh SQL được thực thi như một khối thống nhất. Nó tuân theo nguyên tắc: </w:t>
+      </w:r>
+      <w:r>
+        <w:rPr>
+          <w:b/>
+          <w:bCs/>
+        </w:rPr>
+        <w:t>tất cả đều thành công</w:t>
+      </w:r>
+      <w:r>
+        <w:t xml:space="preserve"> hoặc </w:t>
+      </w:r>
+      <w:r>
+        <w:rPr>
+          <w:b/>
+          <w:bCs/>
+        </w:rPr>
+        <w:t>không có thao tác nào được áp dụng</w:t>
+      </w:r>
+      <w:r>
+        <w:t>. Nếu xảy ra bất kỳ lỗi nào, toàn bộ giao tác sẽ bị hủy để bảo toàn dữ liệu.</w:t>
+      </w:r>
+    </w:p>
+    <w:p>
+      <w:pPr>
+        <w:pStyle w:val="Heading2"/>
+      </w:pPr>
+      <w:bookmarkStart w:id="115" w:name="_Toc232630479"/>
+      <w:r>
+        <w:t>6.1 Giao tác là gì?</w:t>
+      </w:r>
+      <w:bookmarkEnd w:id="115"/>
+    </w:p>
+    <w:p>
+      <w:pPr>
+        <w:pStyle w:val="Heading3"/>
+      </w:pPr>
+      <w:bookmarkStart w:id="116" w:name="_Toc232630480"/>
+      <w:r>
+        <w:t>6</w:t>
+      </w:r>
+      <w:r>
+        <w:t>.1</w:t>
+      </w:r>
+      <w:r>
+        <w:t>.1</w:t>
+      </w:r>
+      <w:r>
+        <w:t xml:space="preserve"> </w:t>
+      </w:r>
+      <w:r>
+        <w:t>Các lệnh điều khiển Giao tác</w:t>
+      </w:r>
+      <w:bookmarkEnd w:id="116"/>
+    </w:p>
+    <w:p>
+      <w:r>
+        <w:t>Để quản lý các giao tác, SQL sử dụng các câu lệnh cốt lõi sau:</w:t>
+      </w:r>
+    </w:p>
+    <w:p>
+      <w:pPr>
+        <w:pStyle w:val="ListParagraph"/>
+        <w:numPr>
+          <w:ilvl w:val="0"/>
+          <w:numId w:val="47"/>
+        </w:numPr>
+      </w:pPr>
+      <w:r>
+        <w:rPr>
+          <w:b/>
+          <w:bCs/>
+        </w:rPr>
+        <w:t>BEGIN TRANSACTION</w:t>
+      </w:r>
+      <w:r>
+        <w:t>: Đánh dấu điểm bắt đầu của một giao tác.</w:t>
+      </w:r>
+    </w:p>
+    <w:p>
+      <w:pPr>
+        <w:pStyle w:val="ListParagraph"/>
+        <w:numPr>
+          <w:ilvl w:val="0"/>
+          <w:numId w:val="47"/>
+        </w:numPr>
+      </w:pPr>
+      <w:r>
+        <w:rPr>
+          <w:b/>
+          <w:bCs/>
+        </w:rPr>
+        <w:t>COMMIT</w:t>
+      </w:r>
+      <w:r>
+        <w:t>: Lưu lại tất cả các thay đổi của giao tác vào cơ sở dữ liệu vĩnh viễn.</w:t>
+      </w:r>
+    </w:p>
+    <w:p>
+      <w:pPr>
+        <w:ind w:left="720" w:hanging="360"/>
+        <w:rPr>
+          <w:b/>
+          <w:bCs/>
+        </w:rPr>
+      </w:pPr>
+      <w:r>
+        <w:rPr>
+          <w:b/>
+          <w:bCs/>
+        </w:rPr>
+        <w:t xml:space="preserve">-  </w:t>
+      </w:r>
+      <w:r>
+        <w:rPr>
+          <w:b/>
+          <w:bCs/>
+        </w:rPr>
+        <w:tab/>
+      </w:r>
+      <w:r>
+        <w:rPr>
+          <w:b/>
+          <w:bCs/>
+        </w:rPr>
+        <w:t>ROLLBACK</w:t>
+      </w:r>
+      <w:r>
+        <w:t xml:space="preserve">: Hủy bỏ (hoàn tác) mọi thay đổi đã thực hiện trong giao tác, đưa cơ sở dữ liệu về trạng thái ban đầu. </w:t>
+      </w:r>
+    </w:p>
+    <w:p>
+      <w:pPr>
+        <w:pStyle w:val="Heading3"/>
+      </w:pPr>
+      <w:bookmarkStart w:id="117" w:name="_Toc232630481"/>
+      <w:r>
+        <w:t>6.1.2</w:t>
+      </w:r>
+      <w:r>
+        <w:t xml:space="preserve"> Bốn tính chất cốt lõi (ACID)</w:t>
+      </w:r>
+      <w:bookmarkEnd w:id="117"/>
+    </w:p>
+    <w:p>
+      <w:r>
+        <w:t>Một giao tác chuẩn cần đảm bảo bốn yếu tố để tránh lỗi dữ liệu:</w:t>
+      </w:r>
+    </w:p>
+    <w:p>
+      <w:pPr>
+        <w:pStyle w:val="ListParagraph"/>
+        <w:numPr>
+          <w:ilvl w:val="0"/>
+          <w:numId w:val="47"/>
+        </w:numPr>
+      </w:pPr>
+      <w:r>
+        <w:rPr>
+          <w:b/>
+          <w:bCs/>
+        </w:rPr>
+        <w:t>Tính nguyên tử (Atomicity):</w:t>
+      </w:r>
+      <w:r>
+        <w:t xml:space="preserve"> Giao tác được xem là một đơn vị xử lý duy nhất. Hoặc mọi thao tác thành công, hoặc không thao tác nào được thực hiện.</w:t>
+      </w:r>
+    </w:p>
+    <w:p>
+      <w:pPr>
+        <w:pStyle w:val="ListParagraph"/>
+        <w:numPr>
+          <w:ilvl w:val="0"/>
+          <w:numId w:val="47"/>
+        </w:numPr>
+      </w:pPr>
+      <w:r>
+        <w:rPr>
+          <w:b/>
+          <w:bCs/>
+        </w:rPr>
+        <w:t>Tính nhất quán (Consistency):</w:t>
+      </w:r>
+      <w:r>
+        <w:t xml:space="preserve"> Đảm bảo cơ sở dữ liệu chuyển từ trạng thái hợp lệ này sang một trạng thái hợp lệ khác. Các ràng buộc toàn vẹn luôn được tuân thủ.</w:t>
+      </w:r>
+    </w:p>
+    <w:p>
+      <w:pPr>
+        <w:pStyle w:val="ListParagraph"/>
+        <w:numPr>
+          <w:ilvl w:val="0"/>
+          <w:numId w:val="47"/>
+        </w:numPr>
+      </w:pPr>
+      <w:r>
+        <w:rPr>
+          <w:b/>
+          <w:bCs/>
+        </w:rPr>
+        <w:t>Tính độc lập (Isolation):</w:t>
+      </w:r>
+      <w:r>
+        <w:t xml:space="preserve"> Các giao tác đang chạy đồng thời không được can thiệp hoặc làm ảnh hưởng đến dữ liệu của nhau cho đến khi kết thúc.</w:t>
+      </w:r>
+    </w:p>
+    <w:p>
+      <w:pPr>
+        <w:ind w:left="720" w:hanging="360"/>
+      </w:pPr>
+      <w:r>
+        <w:rPr>
+          <w:b/>
+          <w:bCs/>
+        </w:rPr>
+        <w:t xml:space="preserve">- </w:t>
+      </w:r>
+      <w:r>
+        <w:rPr>
+          <w:b/>
+          <w:bCs/>
+        </w:rPr>
+        <w:tab/>
+      </w:r>
+      <w:r>
+        <w:rPr>
+          <w:b/>
+          <w:bCs/>
+        </w:rPr>
+        <w:t>Tính bền vững (Durability):</w:t>
+      </w:r>
+      <w:r>
+        <w:t xml:space="preserve"> Một khi giao tác đã hoàn tất (đã COMMIT), mọi thay đổi sẽ được lưu lại vĩnh viễn, ngay cả khi xảy ra sự cố hệ thống (như mất điện).</w:t>
+      </w:r>
+    </w:p>
+    <w:p>
+      <w:pPr>
+        <w:pStyle w:val="Heading2"/>
+      </w:pPr>
+      <w:bookmarkStart w:id="118" w:name="_Toc232630482"/>
+      <w:r>
+        <w:t>6.2 Các giao tác trong hệ thống</w:t>
+      </w:r>
+      <w:bookmarkEnd w:id="118"/>
+    </w:p>
+    <w:p>
+      <w:pPr>
+        <w:pStyle w:val="Heading3"/>
+      </w:pPr>
+      <w:r>
+        <w:t xml:space="preserve">6.2.1 </w:t>
+      </w:r>
+      <w:r>
+        <w:t>Giao tác 1</w:t>
+      </w:r>
+      <w:r>
+        <w:t>:</w:t>
+      </w:r>
+      <w:r>
+        <w:t xml:space="preserve"> Xóa thi hài quá hạn (SP_DonDepThiHaiQuaHan)</w:t>
+      </w:r>
+    </w:p>
+    <w:p>
+      <w:r>
+        <w:t xml:space="preserve">Đây là giao tác phức tạp nhất: xóa theo thứ tự SUDUNG </w:t>
+      </w:r>
+      <w:r>
+        <w:t>qua</w:t>
+      </w:r>
+      <w:r>
+        <w:t xml:space="preserve"> HOSOKHAMBENH </w:t>
+      </w:r>
+      <w:r>
+        <w:t>qua</w:t>
+      </w:r>
+      <w:r>
+        <w:t xml:space="preserve"> THIHAI để đảm bảo toàn vẹn khóa ngoại.</w:t>
+      </w:r>
+    </w:p>
+    <w:p>
+      <w:pPr>
+        <w:keepNext/>
+      </w:pPr>
+      <w:r>
+        <w:lastRenderedPageBreak/>
+        <w:drawing>
+          <wp:inline distT="0" distB="0" distL="0" distR="0" wp14:anchorId="722D7D85" wp14:editId="0039CCEA">
+            <wp:extent cx="5760720" cy="3803650"/>
+            <wp:effectExtent l="0" t="0" r="0" b="6350"/>
+            <wp:docPr id="1075091724" name="Picture 1"/>
+            <wp:cNvGraphicFramePr>
+              <a:graphicFrameLocks xmlns:a="http://schemas.openxmlformats.org/drawingml/2006/main" noChangeAspect="1"/>
+            </wp:cNvGraphicFramePr>
+            <a:graphic xmlns:a="http://schemas.openxmlformats.org/drawingml/2006/main">
+              <a:graphicData uri="http://schemas.openxmlformats.org/drawingml/2006/picture">
+                <pic:pic xmlns:pic="http://schemas.openxmlformats.org/drawingml/2006/picture">
+                  <pic:nvPicPr>
+                    <pic:cNvPr id="1075091724" name=""/>
+                    <pic:cNvPicPr/>
+                  </pic:nvPicPr>
+                  <pic:blipFill>
+                    <a:blip r:embed="rId86"/>
+                    <a:stretch>
+                      <a:fillRect/>
+                    </a:stretch>
+                  </pic:blipFill>
+                  <pic:spPr>
+                    <a:xfrm>
+                      <a:off x="0" y="0"/>
+                      <a:ext cx="5760720" cy="3803650"/>
+                    </a:xfrm>
+                    <a:prstGeom prst="rect">
+                      <a:avLst/>
+                    </a:prstGeom>
+                  </pic:spPr>
+                </pic:pic>
+              </a:graphicData>
+            </a:graphic>
+          </wp:inline>
+        </w:drawing>
+      </w:r>
+    </w:p>
+    <w:p>
+      <w:pPr>
+        <w:pStyle w:val="Caption"/>
+      </w:pPr>
+      <w:r>
+        <w:t>Hình 6.</w:t>
+      </w:r>
+      <w:r>
+        <w:t>2</w:t>
+      </w:r>
+      <w:r>
+        <w:t xml:space="preserve">. </w:t>
+      </w:r>
+      <w:r>
+        <w:fldChar w:fldCharType="begin"/>
+      </w:r>
+      <w:r>
+        <w:instrText xml:space="preserve"> SEQ Hình_6.1. \* ARABIC </w:instrText>
+      </w:r>
+      <w:r>
+        <w:fldChar w:fldCharType="separate"/>
+      </w:r>
+      <w:r>
+        <w:rPr>
+          <w:noProof/>
+        </w:rPr>
+        <w:t>1</w:t>
+      </w:r>
+      <w:r>
+        <w:fldChar w:fldCharType="end"/>
+      </w:r>
+      <w:r>
+        <w:t>:Giao tác với dọn dẹp thi hài quá hạn</w:t>
+      </w:r>
+    </w:p>
+    <w:p>
+      <w:r>
+        <w:rPr>
+          <w:b/>
+          <w:bCs/>
+        </w:rPr>
+        <w:t>Giải thích</w:t>
+      </w:r>
+      <w:r>
+        <w:t xml:space="preserve">: </w:t>
+      </w:r>
+      <w:r>
+        <w:t xml:space="preserve">Trong hình ảnh, các dòng đươc bôi xanh: </w:t>
+      </w:r>
+      <w:r>
+        <w:t>Nếu bất kỳ câu DELETE nào thất bại (vi phạm ràng buộc), toàn bộ giao tác bị hủy thi hài không bị xóa một nửa.</w:t>
+      </w:r>
+    </w:p>
+    <w:p>
+      <w:pPr>
+        <w:pStyle w:val="Heading3"/>
+      </w:pPr>
+      <w:r>
+        <w:t xml:space="preserve">6.2.2 </w:t>
+      </w:r>
+      <w:r>
+        <w:t>Giao tác 2</w:t>
+      </w:r>
+      <w:r>
+        <w:t>:</w:t>
+      </w:r>
+      <w:r>
+        <w:t xml:space="preserve"> Xóa đơn lẻ (SP_XoaNganKeo, SP_XoaDichVu, SP_XoaDichVuSuDung, SP_XoaHoSoKhamBenh)</w:t>
+      </w:r>
+      <w:r>
+        <w:t xml:space="preserve"> </w:t>
+      </w:r>
+    </w:p>
+    <w:p>
+      <w:r>
+        <w:t>Các stored procedure này đều bọc DELETE trong transaction đơn giản.</w:t>
+      </w:r>
+    </w:p>
+    <w:p>
+      <w:pPr>
+        <w:keepNext/>
+      </w:pPr>
+      <w:r>
+        <w:drawing>
+          <wp:inline distT="0" distB="0" distL="0" distR="0" wp14:anchorId="1C71614F" wp14:editId="44AEE692">
+            <wp:extent cx="5760720" cy="817245"/>
+            <wp:effectExtent l="0" t="0" r="0" b="1905"/>
+            <wp:docPr id="1988599320" name="Picture 1"/>
+            <wp:cNvGraphicFramePr>
+              <a:graphicFrameLocks xmlns:a="http://schemas.openxmlformats.org/drawingml/2006/main" noChangeAspect="1"/>
+            </wp:cNvGraphicFramePr>
+            <a:graphic xmlns:a="http://schemas.openxmlformats.org/drawingml/2006/main">
+              <a:graphicData uri="http://schemas.openxmlformats.org/drawingml/2006/picture">
+                <pic:pic xmlns:pic="http://schemas.openxmlformats.org/drawingml/2006/picture">
+                  <pic:nvPicPr>
+                    <pic:cNvPr id="1988599320" name=""/>
+                    <pic:cNvPicPr/>
+                  </pic:nvPicPr>
+                  <pic:blipFill>
+                    <a:blip r:embed="rId87"/>
+                    <a:stretch>
+                      <a:fillRect/>
+                    </a:stretch>
+                  </pic:blipFill>
+                  <pic:spPr>
+                    <a:xfrm>
+                      <a:off x="0" y="0"/>
+                      <a:ext cx="5760720" cy="817245"/>
+                    </a:xfrm>
+                    <a:prstGeom prst="rect">
+                      <a:avLst/>
+                    </a:prstGeom>
+                  </pic:spPr>
+                </pic:pic>
+              </a:graphicData>
+            </a:graphic>
+          </wp:inline>
+        </w:drawing>
+      </w:r>
+    </w:p>
+    <w:p>
+      <w:pPr>
+        <w:pStyle w:val="Caption"/>
+      </w:pPr>
+      <w:r>
+        <w:t>Hình 6.</w:t>
+      </w:r>
+      <w:r>
+        <w:t>2</w:t>
+      </w:r>
+      <w:r>
+        <w:t xml:space="preserve">. </w:t>
+      </w:r>
+      <w:r>
+        <w:fldChar w:fldCharType="begin"/>
+      </w:r>
+      <w:r>
+        <w:instrText xml:space="preserve"> SEQ Hình_6.1. \* ARABIC </w:instrText>
+      </w:r>
+      <w:r>
+        <w:fldChar w:fldCharType="separate"/>
+      </w:r>
+      <w:r>
+        <w:rPr>
+          <w:noProof/>
+        </w:rPr>
+        <w:t>2</w:t>
+      </w:r>
+      <w:r>
+        <w:fldChar w:fldCharType="end"/>
+      </w:r>
+      <w:r>
+        <w:t>:Giao tác với các Store Procedure về Delete</w:t>
+      </w:r>
+    </w:p>
+    <w:p>
+      <w:r>
+        <w:rPr>
+          <w:b/>
+          <w:bCs/>
+        </w:rPr>
+        <w:t>Giải thích</w:t>
+      </w:r>
+      <w:r>
+        <w:t>: Tuy chỉ có 1 câu lệnh, việc bọc trong transaction giúp có thể mở rộng sau này và đảm bảo atomic.</w:t>
+      </w:r>
+      <w:r>
+        <w:t xml:space="preserve"> </w:t>
+      </w:r>
+    </w:p>
+    <w:p>
+      <w:pPr>
+        <w:pStyle w:val="Heading3"/>
+      </w:pPr>
+      <w:r>
+        <w:t xml:space="preserve">6.2.3 </w:t>
+      </w:r>
+      <w:r>
+        <w:t>Giao tác 3</w:t>
+      </w:r>
+      <w:r>
+        <w:t>:</w:t>
+      </w:r>
+      <w:r>
+        <w:t xml:space="preserve"> Trigger rollback khi vi phạm nghiệp vụ</w:t>
+      </w:r>
+    </w:p>
+    <w:p>
+      <w:r>
+        <w:t>T</w:t>
+      </w:r>
+      <w:r>
+        <w:t>rigger dùng ROLLBACK TRANSACTION để hủy thao tác vi phạm.</w:t>
+      </w:r>
+    </w:p>
+    <w:p>
+      <w:pPr>
+        <w:keepNext/>
+      </w:pPr>
+      <w:r>
+        <w:lastRenderedPageBreak/>
+        <w:drawing>
+          <wp:inline distT="0" distB="0" distL="0" distR="0" wp14:anchorId="48038F40" wp14:editId="4B9B61D7">
+            <wp:extent cx="5760720" cy="2553335"/>
+            <wp:effectExtent l="0" t="0" r="0" b="0"/>
+            <wp:docPr id="107375713" name="Picture 1"/>
+            <wp:cNvGraphicFramePr>
+              <a:graphicFrameLocks xmlns:a="http://schemas.openxmlformats.org/drawingml/2006/main" noChangeAspect="1"/>
+            </wp:cNvGraphicFramePr>
+            <a:graphic xmlns:a="http://schemas.openxmlformats.org/drawingml/2006/main">
+              <a:graphicData uri="http://schemas.openxmlformats.org/drawingml/2006/picture">
+                <pic:pic xmlns:pic="http://schemas.openxmlformats.org/drawingml/2006/picture">
+                  <pic:nvPicPr>
+                    <pic:cNvPr id="107375713" name=""/>
+                    <pic:cNvPicPr/>
+                  </pic:nvPicPr>
+                  <pic:blipFill>
+                    <a:blip r:embed="rId88"/>
+                    <a:stretch>
+                      <a:fillRect/>
+                    </a:stretch>
+                  </pic:blipFill>
+                  <pic:spPr>
+                    <a:xfrm>
+                      <a:off x="0" y="0"/>
+                      <a:ext cx="5760720" cy="2553335"/>
+                    </a:xfrm>
+                    <a:prstGeom prst="rect">
+                      <a:avLst/>
+                    </a:prstGeom>
+                  </pic:spPr>
+                </pic:pic>
+              </a:graphicData>
+            </a:graphic>
+          </wp:inline>
+        </w:drawing>
+      </w:r>
+    </w:p>
+    <w:p>
+      <w:pPr>
+        <w:pStyle w:val="Caption"/>
+      </w:pPr>
+      <w:r>
+        <w:t xml:space="preserve">Hình 6.2. </w:t>
+      </w:r>
+      <w:r>
+        <w:fldChar w:fldCharType="begin"/>
+      </w:r>
+      <w:r>
+        <w:instrText xml:space="preserve"> SEQ Hình_6.1. \* ARABIC </w:instrText>
+      </w:r>
+      <w:r>
+        <w:fldChar w:fldCharType="separate"/>
+      </w:r>
+      <w:r>
+        <w:rPr>
+          <w:noProof/>
+        </w:rPr>
+        <w:t>3</w:t>
+      </w:r>
+      <w:r>
+        <w:fldChar w:fldCharType="end"/>
+      </w:r>
+      <w:r>
+        <w:t>:Giao tác với trigger</w:t>
+      </w:r>
+    </w:p>
+    <w:p>
+      <w:r>
+        <w:rPr>
+          <w:b/>
+          <w:bCs/>
+        </w:rPr>
+        <w:t>Giải thích</w:t>
+      </w:r>
+      <w:r>
+        <w:t>: Đây là giao tác ngầm — trigger tự động ROLLBACK toàn bộ lệnh DML khi phát hiện vi phạm nghiệp vụ.</w:t>
+      </w:r>
+      <w:r>
+        <w:t xml:space="preserve"> </w:t>
+      </w:r>
+    </w:p>
+    <w:p>
+      <w:pPr>
+        <w:pStyle w:val="Heading2"/>
+      </w:pPr>
+      <w:r>
+        <w:t>6.3 Lập lịch</w:t>
+      </w:r>
+    </w:p>
+    <w:p>
+      <w:r>
+        <w:t>Lịch lập tuần tự (Serial Schedule) là một thuật ngữ trong Quản trị cơ sở dữ liệu (DBMS). Khái niệm này chỉ cách thực thi các giao tác (transactions) một cách lần lượt, giao tác này phải kết thúc hoàn toàn thì giao tác tiếp theo mới được bắt đầu. Nó loại bỏ hoàn toàn việc chạy đồng thời, đảm bảo cơ sở dữ liệu luôn giữ được tính nhất quán và chính xác.</w:t>
+      </w:r>
+      <w:r>
+        <w:t xml:space="preserve"> </w:t>
+      </w:r>
+    </w:p>
+    <w:p>
+      <w:pPr>
+        <w:rPr>
+          <w:b/>
+          <w:bCs/>
+        </w:rPr>
+      </w:pPr>
+      <w:r>
+        <w:rPr>
+          <w:b/>
+          <w:bCs/>
+        </w:rPr>
+        <w:t>Các đặc điểm chính</w:t>
+      </w:r>
+    </w:p>
+    <w:p>
+      <w:pPr>
+        <w:pStyle w:val="ListParagraph"/>
+        <w:numPr>
+          <w:ilvl w:val="0"/>
+          <w:numId w:val="47"/>
+        </w:numPr>
+      </w:pPr>
+      <w:r>
+        <w:rPr>
+          <w:b/>
+          <w:bCs/>
+        </w:rPr>
+        <w:t>Thực thi độc lập:</w:t>
+      </w:r>
+      <w:r>
+        <w:t xml:space="preserve"> Mỗi giao tác được xử lý riêng biệt từ đầu đến cuối như thể nó là giao tác duy nhất đang chạy trong hệ thống.</w:t>
+      </w:r>
+    </w:p>
+    <w:p>
+      <w:pPr>
+        <w:pStyle w:val="ListParagraph"/>
+        <w:numPr>
+          <w:ilvl w:val="0"/>
+          <w:numId w:val="47"/>
+        </w:numPr>
+      </w:pPr>
+      <w:r>
+        <w:rPr>
+          <w:b/>
+          <w:bCs/>
+        </w:rPr>
+        <w:t>Đảm bảo tính đúng đắn (ACID):</w:t>
+      </w:r>
+      <w:r>
+        <w:t xml:space="preserve"> Lịch tuần tự luôn loại bỏ các hiện tượng xung đột dữ liệu (như ghi đè mất mát hay đọc dữ liệu chưa hoàn chỉnh), giúp dữ liệu không bao giờ bị lỗi.</w:t>
+      </w:r>
+    </w:p>
+    <w:p>
+      <w:pPr>
+        <w:pStyle w:val="ListParagraph"/>
+        <w:numPr>
+          <w:ilvl w:val="0"/>
+          <w:numId w:val="47"/>
+        </w:numPr>
+      </w:pPr>
+      <w:r>
+        <w:rPr>
+          <w:b/>
+          <w:bCs/>
+        </w:rPr>
+        <w:t>Hạn chế hiệu năng:</w:t>
+      </w:r>
+      <w:r>
+        <w:t xml:space="preserve"> Dù an toàn tuyệt đối, lịch tuần tự làm giảm tốc độ hệ thống và hiệu năng xử lý đáng kể vì các giao tác khác phải chờ đợi trong lúc hệ thống rảnh rỗi để thực thi giao tác trước đó.</w:t>
+      </w:r>
+    </w:p>
+    <w:p>
+      <w:r>
+        <w:t>Ví dụ trong đồ án:</w:t>
+      </w:r>
+    </w:p>
+    <w:p>
+      <w:pPr>
+        <w:keepNext/>
+        <w:jc w:val="center"/>
+      </w:pPr>
+      <w:r>
+        <w:drawing>
+          <wp:inline distT="0" distB="0" distL="0" distR="0" wp14:anchorId="0F0C7B4A" wp14:editId="7E086A8C">
+            <wp:extent cx="5760720" cy="706120"/>
+            <wp:effectExtent l="0" t="0" r="0" b="0"/>
+            <wp:docPr id="652417605" name="Picture 1"/>
+            <wp:cNvGraphicFramePr>
+              <a:graphicFrameLocks xmlns:a="http://schemas.openxmlformats.org/drawingml/2006/main" noChangeAspect="1"/>
+            </wp:cNvGraphicFramePr>
+            <a:graphic xmlns:a="http://schemas.openxmlformats.org/drawingml/2006/main">
+              <a:graphicData uri="http://schemas.openxmlformats.org/drawingml/2006/picture">
+                <pic:pic xmlns:pic="http://schemas.openxmlformats.org/drawingml/2006/picture">
+                  <pic:nvPicPr>
+                    <pic:cNvPr id="652417605" name=""/>
+                    <pic:cNvPicPr/>
+                  </pic:nvPicPr>
+                  <pic:blipFill>
+                    <a:blip r:embed="rId89"/>
+                    <a:stretch>
+                      <a:fillRect/>
+                    </a:stretch>
+                  </pic:blipFill>
+                  <pic:spPr>
+                    <a:xfrm>
+                      <a:off x="0" y="0"/>
+                      <a:ext cx="5760720" cy="706120"/>
+                    </a:xfrm>
+                    <a:prstGeom prst="rect">
+                      <a:avLst/>
+                    </a:prstGeom>
+                  </pic:spPr>
+                </pic:pic>
+              </a:graphicData>
+            </a:graphic>
+          </wp:inline>
+        </w:drawing>
+      </w:r>
+    </w:p>
+    <w:p>
+      <w:pPr>
+        <w:pStyle w:val="Caption"/>
+      </w:pPr>
+      <w:r>
+        <w:t xml:space="preserve">Hình 6.3. </w:t>
+      </w:r>
+      <w:r>
+        <w:fldChar w:fldCharType="begin"/>
+      </w:r>
+      <w:r>
+        <w:instrText xml:space="preserve"> SEQ Hình_6.3. \* ARABIC </w:instrText>
+      </w:r>
+      <w:r>
+        <w:fldChar w:fldCharType="separate"/>
+      </w:r>
+      <w:r>
+        <w:rPr>
+          <w:noProof/>
+        </w:rPr>
+        <w:t>1</w:t>
+      </w:r>
+      <w:r>
+        <w:fldChar w:fldCharType="end"/>
+      </w:r>
+      <w:r>
+        <w:t>:Code ví dụ cho lập lịch</w:t>
+      </w:r>
+    </w:p>
+    <w:p>
+      <w:r>
+        <w:t>Lịch tuần tự:</w:t>
+      </w:r>
+    </w:p>
+    <w:tbl>
+      <w:tblPr>
+        <w:tblStyle w:val="TableGrid"/>
+        <w:tblW w:w="0" w:type="auto"/>
+        <w:tblLook w:val="04A0" w:firstRow="1" w:lastRow="0" w:firstColumn="1" w:lastColumn="0" w:noHBand="0" w:noVBand="1"/>
+      </w:tblPr>
+      <w:tblGrid>
+        <w:gridCol w:w="3020"/>
+        <w:gridCol w:w="3021"/>
+        <w:gridCol w:w="3021"/>
+      </w:tblGrid>
+      <w:tr>
+        <w:tc>
+          <w:tcPr>
+            <w:tcW w:w="3020" w:type="dxa"/>
+          </w:tcPr>
+          <w:p>
+            <w:pPr>
+              <w:pStyle w:val="Caption"/>
+              <w:jc w:val="left"/>
+              <w:rPr>
+                <w:b w:val="0"/>
+                <w:bCs/>
+                <w:i w:val="0"/>
+                <w:iCs w:val="0"/>
+                <w:sz w:val="26"/>
+                <w:szCs w:val="26"/>
+              </w:rPr>
+            </w:pPr>
+            <w:r>
+              <w:rPr>
+                <w:b w:val="0"/>
+                <w:bCs/>
+                <w:i w:val="0"/>
+                <w:iCs w:val="0"/>
+                <w:sz w:val="26"/>
+                <w:szCs w:val="26"/>
+              </w:rPr>
+              <w:lastRenderedPageBreak/>
+              <w:t>Thời gian</w:t>
+            </w:r>
+          </w:p>
+        </w:tc>
+        <w:tc>
+          <w:tcPr>
+            <w:tcW w:w="3021" w:type="dxa"/>
+          </w:tcPr>
+          <w:p>
+            <w:pPr>
+              <w:pStyle w:val="Caption"/>
+              <w:jc w:val="left"/>
+              <w:rPr>
+                <w:b w:val="0"/>
+                <w:bCs/>
+                <w:i w:val="0"/>
+                <w:iCs w:val="0"/>
+                <w:sz w:val="26"/>
+                <w:szCs w:val="26"/>
+              </w:rPr>
+            </w:pPr>
+            <w:r>
+              <w:rPr>
+                <w:b w:val="0"/>
+                <w:bCs/>
+                <w:i w:val="0"/>
+                <w:iCs w:val="0"/>
+                <w:sz w:val="26"/>
+                <w:szCs w:val="26"/>
+              </w:rPr>
+              <w:t>Nhân viên 1</w:t>
+            </w:r>
+          </w:p>
+        </w:tc>
+        <w:tc>
+          <w:tcPr>
+            <w:tcW w:w="3021" w:type="dxa"/>
+          </w:tcPr>
+          <w:p>
+            <w:pPr>
+              <w:pStyle w:val="Caption"/>
+              <w:jc w:val="left"/>
+              <w:rPr>
+                <w:b w:val="0"/>
+                <w:bCs/>
+                <w:i w:val="0"/>
+                <w:iCs w:val="0"/>
+                <w:sz w:val="26"/>
+                <w:szCs w:val="26"/>
+              </w:rPr>
+            </w:pPr>
+            <w:r>
+              <w:rPr>
+                <w:b w:val="0"/>
+                <w:bCs/>
+                <w:i w:val="0"/>
+                <w:iCs w:val="0"/>
+                <w:sz w:val="26"/>
+                <w:szCs w:val="26"/>
+              </w:rPr>
+              <w:t>Nhân viên 2</w:t>
+            </w:r>
+          </w:p>
+        </w:tc>
+      </w:tr>
+      <w:tr>
+        <w:tc>
+          <w:tcPr>
+            <w:tcW w:w="3020" w:type="dxa"/>
+          </w:tcPr>
+          <w:p>
+            <w:pPr>
+              <w:pStyle w:val="Caption"/>
+              <w:jc w:val="left"/>
+              <w:rPr>
+                <w:b w:val="0"/>
+                <w:bCs/>
+                <w:i w:val="0"/>
+                <w:iCs w:val="0"/>
+                <w:sz w:val="26"/>
+                <w:szCs w:val="26"/>
+              </w:rPr>
+            </w:pPr>
+            <w:r>
+              <w:rPr>
+                <w:b w:val="0"/>
+                <w:bCs/>
+                <w:i w:val="0"/>
+                <w:iCs w:val="0"/>
+                <w:sz w:val="26"/>
+                <w:szCs w:val="26"/>
+              </w:rPr>
+              <w:t>T1</w:t>
+            </w:r>
+          </w:p>
+        </w:tc>
+        <w:tc>
+          <w:tcPr>
+            <w:tcW w:w="3021" w:type="dxa"/>
+          </w:tcPr>
+          <w:p>
+            <w:pPr>
+              <w:pStyle w:val="Caption"/>
+              <w:jc w:val="left"/>
+              <w:rPr>
+                <w:b w:val="0"/>
+                <w:bCs/>
+                <w:i w:val="0"/>
+                <w:iCs w:val="0"/>
+                <w:sz w:val="26"/>
+                <w:szCs w:val="26"/>
+              </w:rPr>
+            </w:pPr>
+            <w:r>
+              <w:rPr>
+                <w:b w:val="0"/>
+                <w:bCs/>
+                <w:i w:val="0"/>
+                <w:iCs w:val="0"/>
+                <w:sz w:val="26"/>
+                <w:szCs w:val="26"/>
+              </w:rPr>
+              <w:t>Xóa ngăn kéo 1</w:t>
+            </w:r>
+          </w:p>
+        </w:tc>
+        <w:tc>
+          <w:tcPr>
+            <w:tcW w:w="3021" w:type="dxa"/>
+          </w:tcPr>
+          <w:p>
+            <w:pPr>
+              <w:pStyle w:val="Caption"/>
+              <w:jc w:val="left"/>
+              <w:rPr>
+                <w:b w:val="0"/>
+                <w:bCs/>
+                <w:i w:val="0"/>
+                <w:iCs w:val="0"/>
+                <w:sz w:val="26"/>
+                <w:szCs w:val="26"/>
+              </w:rPr>
+            </w:pPr>
+          </w:p>
+        </w:tc>
+      </w:tr>
+      <w:tr>
+        <w:tc>
+          <w:tcPr>
+            <w:tcW w:w="3020" w:type="dxa"/>
+          </w:tcPr>
+          <w:p>
+            <w:pPr>
+              <w:pStyle w:val="Caption"/>
+              <w:jc w:val="left"/>
+              <w:rPr>
+                <w:b w:val="0"/>
+                <w:bCs/>
+                <w:i w:val="0"/>
+                <w:iCs w:val="0"/>
+                <w:sz w:val="26"/>
+                <w:szCs w:val="26"/>
+              </w:rPr>
+            </w:pPr>
+            <w:r>
+              <w:rPr>
+                <w:b w:val="0"/>
+                <w:bCs/>
+                <w:i w:val="0"/>
+                <w:iCs w:val="0"/>
+                <w:sz w:val="26"/>
+                <w:szCs w:val="26"/>
+              </w:rPr>
+              <w:t>T2</w:t>
+            </w:r>
+          </w:p>
+        </w:tc>
+        <w:tc>
+          <w:tcPr>
+            <w:tcW w:w="3021" w:type="dxa"/>
+          </w:tcPr>
+          <w:p>
+            <w:pPr>
+              <w:pStyle w:val="Caption"/>
+              <w:jc w:val="left"/>
+              <w:rPr>
+                <w:b w:val="0"/>
+                <w:bCs/>
+                <w:i w:val="0"/>
+                <w:iCs w:val="0"/>
+                <w:sz w:val="26"/>
+                <w:szCs w:val="26"/>
+              </w:rPr>
+            </w:pPr>
+            <w:r>
+              <w:rPr>
+                <w:b w:val="0"/>
+                <w:bCs/>
+                <w:i w:val="0"/>
+                <w:iCs w:val="0"/>
+                <w:sz w:val="26"/>
+                <w:szCs w:val="26"/>
+              </w:rPr>
+              <w:t>Commit</w:t>
+            </w:r>
+          </w:p>
+        </w:tc>
+        <w:tc>
+          <w:tcPr>
+            <w:tcW w:w="3021" w:type="dxa"/>
+          </w:tcPr>
+          <w:p>
+            <w:pPr>
+              <w:pStyle w:val="Caption"/>
+              <w:jc w:val="left"/>
+              <w:rPr>
+                <w:b w:val="0"/>
+                <w:bCs/>
+                <w:i w:val="0"/>
+                <w:iCs w:val="0"/>
+                <w:sz w:val="26"/>
+                <w:szCs w:val="26"/>
+              </w:rPr>
+            </w:pPr>
+          </w:p>
+        </w:tc>
+      </w:tr>
+      <w:tr>
+        <w:tc>
+          <w:tcPr>
+            <w:tcW w:w="3020" w:type="dxa"/>
+          </w:tcPr>
+          <w:p>
+            <w:pPr>
+              <w:pStyle w:val="Caption"/>
+              <w:jc w:val="left"/>
+              <w:rPr>
+                <w:b w:val="0"/>
+                <w:bCs/>
+                <w:i w:val="0"/>
+                <w:iCs w:val="0"/>
+                <w:sz w:val="26"/>
+                <w:szCs w:val="26"/>
+              </w:rPr>
+            </w:pPr>
+            <w:r>
+              <w:rPr>
+                <w:b w:val="0"/>
+                <w:bCs/>
+                <w:i w:val="0"/>
+                <w:iCs w:val="0"/>
+                <w:sz w:val="26"/>
+                <w:szCs w:val="26"/>
+              </w:rPr>
+              <w:t>T3</w:t>
+            </w:r>
+          </w:p>
+        </w:tc>
+        <w:tc>
+          <w:tcPr>
+            <w:tcW w:w="3021" w:type="dxa"/>
+          </w:tcPr>
+          <w:p>
+            <w:pPr>
+              <w:pStyle w:val="Caption"/>
+              <w:jc w:val="left"/>
+              <w:rPr>
+                <w:b w:val="0"/>
+                <w:bCs/>
+                <w:i w:val="0"/>
+                <w:iCs w:val="0"/>
+                <w:sz w:val="26"/>
+                <w:szCs w:val="26"/>
+              </w:rPr>
+            </w:pPr>
+          </w:p>
+        </w:tc>
+        <w:tc>
+          <w:tcPr>
+            <w:tcW w:w="3021" w:type="dxa"/>
+          </w:tcPr>
+          <w:p>
+            <w:pPr>
+              <w:pStyle w:val="Caption"/>
+              <w:jc w:val="left"/>
+              <w:rPr>
+                <w:b w:val="0"/>
+                <w:bCs/>
+                <w:i w:val="0"/>
+                <w:iCs w:val="0"/>
+                <w:sz w:val="26"/>
+                <w:szCs w:val="26"/>
+              </w:rPr>
+            </w:pPr>
+            <w:r>
+              <w:rPr>
+                <w:b w:val="0"/>
+                <w:bCs/>
+                <w:i w:val="0"/>
+                <w:iCs w:val="0"/>
+                <w:sz w:val="26"/>
+                <w:szCs w:val="26"/>
+              </w:rPr>
+              <w:t>Xóa ngăn kéo 2</w:t>
+            </w:r>
+          </w:p>
+        </w:tc>
+      </w:tr>
+      <w:tr>
+        <w:tc>
+          <w:tcPr>
+            <w:tcW w:w="3020" w:type="dxa"/>
+          </w:tcPr>
+          <w:p>
+            <w:pPr>
+              <w:pStyle w:val="Caption"/>
+              <w:jc w:val="left"/>
+              <w:rPr>
+                <w:b w:val="0"/>
+                <w:bCs/>
+                <w:i w:val="0"/>
+                <w:iCs w:val="0"/>
+                <w:sz w:val="26"/>
+                <w:szCs w:val="26"/>
+              </w:rPr>
+            </w:pPr>
+            <w:r>
+              <w:rPr>
+                <w:b w:val="0"/>
+                <w:bCs/>
+                <w:i w:val="0"/>
+                <w:iCs w:val="0"/>
+                <w:sz w:val="26"/>
+                <w:szCs w:val="26"/>
+              </w:rPr>
+              <w:t>T4</w:t>
+            </w:r>
+          </w:p>
+        </w:tc>
+        <w:tc>
+          <w:tcPr>
+            <w:tcW w:w="3021" w:type="dxa"/>
+          </w:tcPr>
+          <w:p>
+            <w:pPr>
+              <w:pStyle w:val="Caption"/>
+              <w:jc w:val="left"/>
+              <w:rPr>
+                <w:b w:val="0"/>
+                <w:bCs/>
+                <w:i w:val="0"/>
+                <w:iCs w:val="0"/>
+                <w:sz w:val="26"/>
+                <w:szCs w:val="26"/>
+              </w:rPr>
+            </w:pPr>
+          </w:p>
+        </w:tc>
+        <w:tc>
+          <w:tcPr>
+            <w:tcW w:w="3021" w:type="dxa"/>
+          </w:tcPr>
+          <w:p>
+            <w:pPr>
+              <w:pStyle w:val="Caption"/>
+              <w:jc w:val="left"/>
+              <w:rPr>
+                <w:b w:val="0"/>
+                <w:bCs/>
+                <w:i w:val="0"/>
+                <w:iCs w:val="0"/>
+                <w:sz w:val="26"/>
+                <w:szCs w:val="26"/>
+              </w:rPr>
+            </w:pPr>
+            <w:r>
+              <w:rPr>
+                <w:b w:val="0"/>
+                <w:bCs/>
+                <w:i w:val="0"/>
+                <w:iCs w:val="0"/>
+                <w:sz w:val="26"/>
+                <w:szCs w:val="26"/>
+              </w:rPr>
+              <w:t>Commit</w:t>
+            </w:r>
+          </w:p>
+        </w:tc>
+      </w:tr>
+    </w:tbl>
+    <w:p>
+      <w:pPr>
+        <w:pStyle w:val="Caption"/>
+        <w:jc w:val="left"/>
+        <w:rPr>
+          <w:b w:val="0"/>
+          <w:bCs/>
+          <w:i w:val="0"/>
+          <w:iCs w:val="0"/>
+          <w:sz w:val="26"/>
+          <w:szCs w:val="26"/>
+        </w:rPr>
+      </w:pPr>
+    </w:p>
+    <w:p>
+      <w:pPr>
+        <w:pStyle w:val="Caption"/>
+        <w:jc w:val="left"/>
+        <w:rPr>
+          <w:b w:val="0"/>
+          <w:bCs/>
+          <w:i w:val="0"/>
+          <w:iCs w:val="0"/>
+          <w:sz w:val="26"/>
+          <w:szCs w:val="26"/>
+        </w:rPr>
+      </w:pPr>
+      <w:r>
+        <w:rPr>
+          <w:b w:val="0"/>
+          <w:bCs/>
+          <w:i w:val="0"/>
+          <w:iCs w:val="0"/>
+          <w:sz w:val="26"/>
+          <w:szCs w:val="26"/>
+        </w:rPr>
+        <w:t>Thực thi được tính nhất quán -&gt; Xóa xong commit</w:t>
+      </w:r>
+    </w:p>
+    <w:p>
+      <w:pPr>
+        <w:pStyle w:val="Caption"/>
+        <w:jc w:val="left"/>
+        <w:rPr>
+          <w:b w:val="0"/>
+          <w:bCs/>
+          <w:i w:val="0"/>
+          <w:iCs w:val="0"/>
+          <w:sz w:val="26"/>
+          <w:szCs w:val="26"/>
+        </w:rPr>
+      </w:pPr>
+      <w:r>
+        <w:rPr>
+          <w:b w:val="0"/>
+          <w:bCs/>
+          <w:i w:val="0"/>
+          <w:iCs w:val="0"/>
+          <w:sz w:val="26"/>
+          <w:szCs w:val="26"/>
+        </w:rPr>
+        <w:t>Lịch song song:</w:t>
+      </w:r>
+    </w:p>
+    <w:tbl>
+      <w:tblPr>
+        <w:tblStyle w:val="TableGrid"/>
+        <w:tblW w:w="0" w:type="auto"/>
+        <w:tblLook w:val="04A0" w:firstRow="1" w:lastRow="0" w:firstColumn="1" w:lastColumn="0" w:noHBand="0" w:noVBand="1"/>
+      </w:tblPr>
+      <w:tblGrid>
+        <w:gridCol w:w="3020"/>
+        <w:gridCol w:w="3021"/>
+        <w:gridCol w:w="3021"/>
+      </w:tblGrid>
+      <w:tr>
+        <w:tc>
+          <w:tcPr>
+            <w:tcW w:w="3020" w:type="dxa"/>
+          </w:tcPr>
+          <w:p>
+            <w:pPr>
+              <w:pStyle w:val="Caption"/>
+              <w:jc w:val="left"/>
+              <w:rPr>
+                <w:b w:val="0"/>
+                <w:bCs/>
+                <w:i w:val="0"/>
+                <w:iCs w:val="0"/>
+                <w:sz w:val="26"/>
+                <w:szCs w:val="26"/>
+              </w:rPr>
+            </w:pPr>
+            <w:r>
+              <w:rPr>
+                <w:b w:val="0"/>
+                <w:bCs/>
+                <w:i w:val="0"/>
+                <w:iCs w:val="0"/>
+                <w:sz w:val="26"/>
+                <w:szCs w:val="26"/>
+              </w:rPr>
+              <w:t>Thời gian</w:t>
+            </w:r>
+          </w:p>
+        </w:tc>
+        <w:tc>
+          <w:tcPr>
+            <w:tcW w:w="3021" w:type="dxa"/>
+          </w:tcPr>
+          <w:p>
+            <w:pPr>
+              <w:pStyle w:val="Caption"/>
+              <w:jc w:val="left"/>
+              <w:rPr>
+                <w:b w:val="0"/>
+                <w:bCs/>
+                <w:i w:val="0"/>
+                <w:iCs w:val="0"/>
+                <w:sz w:val="26"/>
+                <w:szCs w:val="26"/>
+              </w:rPr>
+            </w:pPr>
+            <w:r>
+              <w:rPr>
+                <w:b w:val="0"/>
+                <w:bCs/>
+                <w:i w:val="0"/>
+                <w:iCs w:val="0"/>
+                <w:sz w:val="26"/>
+                <w:szCs w:val="26"/>
+              </w:rPr>
+              <w:t>Nhân viên 1</w:t>
+            </w:r>
+          </w:p>
+        </w:tc>
+        <w:tc>
+          <w:tcPr>
+            <w:tcW w:w="3021" w:type="dxa"/>
+          </w:tcPr>
+          <w:p>
+            <w:pPr>
+              <w:pStyle w:val="Caption"/>
+              <w:jc w:val="left"/>
+              <w:rPr>
+                <w:b w:val="0"/>
+                <w:bCs/>
+                <w:i w:val="0"/>
+                <w:iCs w:val="0"/>
+                <w:sz w:val="26"/>
+                <w:szCs w:val="26"/>
+              </w:rPr>
+            </w:pPr>
+            <w:r>
+              <w:rPr>
+                <w:b w:val="0"/>
+                <w:bCs/>
+                <w:i w:val="0"/>
+                <w:iCs w:val="0"/>
+                <w:sz w:val="26"/>
+                <w:szCs w:val="26"/>
+              </w:rPr>
+              <w:t>Nhân viên 2</w:t>
+            </w:r>
+          </w:p>
+        </w:tc>
+      </w:tr>
+      <w:tr>
+        <w:tc>
+          <w:tcPr>
+            <w:tcW w:w="3020" w:type="dxa"/>
+          </w:tcPr>
+          <w:p>
+            <w:pPr>
+              <w:pStyle w:val="Caption"/>
+              <w:jc w:val="left"/>
+              <w:rPr>
+                <w:b w:val="0"/>
+                <w:bCs/>
+                <w:i w:val="0"/>
+                <w:iCs w:val="0"/>
+                <w:sz w:val="26"/>
+                <w:szCs w:val="26"/>
+              </w:rPr>
+            </w:pPr>
+            <w:r>
+              <w:rPr>
+                <w:b w:val="0"/>
+                <w:bCs/>
+                <w:i w:val="0"/>
+                <w:iCs w:val="0"/>
+                <w:sz w:val="26"/>
+                <w:szCs w:val="26"/>
+              </w:rPr>
+              <w:t>T1</w:t>
+            </w:r>
+          </w:p>
+        </w:tc>
+        <w:tc>
+          <w:tcPr>
+            <w:tcW w:w="3021" w:type="dxa"/>
+          </w:tcPr>
+          <w:p>
+            <w:pPr>
+              <w:pStyle w:val="Caption"/>
+              <w:jc w:val="left"/>
+              <w:rPr>
+                <w:b w:val="0"/>
+                <w:bCs/>
+                <w:i w:val="0"/>
+                <w:iCs w:val="0"/>
+                <w:sz w:val="26"/>
+                <w:szCs w:val="26"/>
+              </w:rPr>
+            </w:pPr>
+            <w:r>
+              <w:rPr>
+                <w:b w:val="0"/>
+                <w:bCs/>
+                <w:i w:val="0"/>
+                <w:iCs w:val="0"/>
+                <w:sz w:val="26"/>
+                <w:szCs w:val="26"/>
+              </w:rPr>
+              <w:t>Xóa ngăn kéo 1</w:t>
+            </w:r>
+          </w:p>
+        </w:tc>
+        <w:tc>
+          <w:tcPr>
+            <w:tcW w:w="3021" w:type="dxa"/>
+          </w:tcPr>
+          <w:p>
+            <w:pPr>
+              <w:pStyle w:val="Caption"/>
+              <w:jc w:val="left"/>
+              <w:rPr>
+                <w:b w:val="0"/>
+                <w:bCs/>
+                <w:i w:val="0"/>
+                <w:iCs w:val="0"/>
+                <w:sz w:val="26"/>
+                <w:szCs w:val="26"/>
+              </w:rPr>
+            </w:pPr>
+          </w:p>
+        </w:tc>
+      </w:tr>
+      <w:tr>
+        <w:tc>
+          <w:tcPr>
+            <w:tcW w:w="3020" w:type="dxa"/>
+          </w:tcPr>
+          <w:p>
+            <w:pPr>
+              <w:pStyle w:val="Caption"/>
+              <w:jc w:val="left"/>
+              <w:rPr>
+                <w:b w:val="0"/>
+                <w:bCs/>
+                <w:i w:val="0"/>
+                <w:iCs w:val="0"/>
+                <w:sz w:val="26"/>
+                <w:szCs w:val="26"/>
+              </w:rPr>
+            </w:pPr>
+            <w:r>
+              <w:rPr>
+                <w:b w:val="0"/>
+                <w:bCs/>
+                <w:i w:val="0"/>
+                <w:iCs w:val="0"/>
+                <w:sz w:val="26"/>
+                <w:szCs w:val="26"/>
+              </w:rPr>
+              <w:t>T2</w:t>
+            </w:r>
+          </w:p>
+        </w:tc>
+        <w:tc>
+          <w:tcPr>
+            <w:tcW w:w="3021" w:type="dxa"/>
+          </w:tcPr>
+          <w:p>
+            <w:pPr>
+              <w:pStyle w:val="Caption"/>
+              <w:jc w:val="left"/>
+              <w:rPr>
+                <w:b w:val="0"/>
+                <w:bCs/>
+                <w:i w:val="0"/>
+                <w:iCs w:val="0"/>
+                <w:sz w:val="26"/>
+                <w:szCs w:val="26"/>
+              </w:rPr>
+            </w:pPr>
+          </w:p>
+        </w:tc>
+        <w:tc>
+          <w:tcPr>
+            <w:tcW w:w="3021" w:type="dxa"/>
+          </w:tcPr>
+          <w:p>
+            <w:pPr>
+              <w:pStyle w:val="Caption"/>
+              <w:jc w:val="left"/>
+              <w:rPr>
+                <w:b w:val="0"/>
+                <w:bCs/>
+                <w:i w:val="0"/>
+                <w:iCs w:val="0"/>
+                <w:sz w:val="26"/>
+                <w:szCs w:val="26"/>
+              </w:rPr>
+            </w:pPr>
+            <w:r>
+              <w:rPr>
+                <w:b w:val="0"/>
+                <w:bCs/>
+                <w:i w:val="0"/>
+                <w:iCs w:val="0"/>
+                <w:sz w:val="26"/>
+                <w:szCs w:val="26"/>
+              </w:rPr>
+              <w:t xml:space="preserve">Xóa ngăn kéo </w:t>
+            </w:r>
+            <w:r>
+              <w:rPr>
+                <w:b w:val="0"/>
+                <w:bCs/>
+                <w:i w:val="0"/>
+                <w:iCs w:val="0"/>
+                <w:sz w:val="26"/>
+                <w:szCs w:val="26"/>
+              </w:rPr>
+              <w:t>1</w:t>
+            </w:r>
+          </w:p>
+        </w:tc>
+      </w:tr>
+      <w:tr>
+        <w:tc>
+          <w:tcPr>
+            <w:tcW w:w="3020" w:type="dxa"/>
+          </w:tcPr>
+          <w:p>
+            <w:pPr>
+              <w:pStyle w:val="Caption"/>
+              <w:jc w:val="left"/>
+              <w:rPr>
+                <w:b w:val="0"/>
+                <w:bCs/>
+                <w:i w:val="0"/>
+                <w:iCs w:val="0"/>
+                <w:sz w:val="26"/>
+                <w:szCs w:val="26"/>
+              </w:rPr>
+            </w:pPr>
+            <w:r>
+              <w:rPr>
+                <w:b w:val="0"/>
+                <w:bCs/>
+                <w:i w:val="0"/>
+                <w:iCs w:val="0"/>
+                <w:sz w:val="26"/>
+                <w:szCs w:val="26"/>
+              </w:rPr>
+              <w:t>T3</w:t>
+            </w:r>
+          </w:p>
+        </w:tc>
+        <w:tc>
+          <w:tcPr>
+            <w:tcW w:w="3021" w:type="dxa"/>
+          </w:tcPr>
+          <w:p>
+            <w:pPr>
+              <w:pStyle w:val="Caption"/>
+              <w:jc w:val="left"/>
+              <w:rPr>
+                <w:b w:val="0"/>
+                <w:bCs/>
+                <w:i w:val="0"/>
+                <w:iCs w:val="0"/>
+                <w:sz w:val="26"/>
+                <w:szCs w:val="26"/>
+              </w:rPr>
+            </w:pPr>
+            <w:r>
+              <w:rPr>
+                <w:b w:val="0"/>
+                <w:bCs/>
+                <w:i w:val="0"/>
+                <w:iCs w:val="0"/>
+                <w:sz w:val="26"/>
+                <w:szCs w:val="26"/>
+              </w:rPr>
+              <w:t>Commit</w:t>
+            </w:r>
+          </w:p>
+        </w:tc>
+        <w:tc>
+          <w:tcPr>
+            <w:tcW w:w="3021" w:type="dxa"/>
+          </w:tcPr>
+          <w:p>
+            <w:pPr>
+              <w:pStyle w:val="Caption"/>
+              <w:jc w:val="left"/>
+              <w:rPr>
+                <w:b w:val="0"/>
+                <w:bCs/>
+                <w:i w:val="0"/>
+                <w:iCs w:val="0"/>
+                <w:sz w:val="26"/>
+                <w:szCs w:val="26"/>
+              </w:rPr>
+            </w:pPr>
+          </w:p>
+        </w:tc>
+      </w:tr>
+      <w:tr>
+        <w:tc>
+          <w:tcPr>
+            <w:tcW w:w="3020" w:type="dxa"/>
+          </w:tcPr>
+          <w:p>
+            <w:pPr>
+              <w:pStyle w:val="Caption"/>
+              <w:jc w:val="left"/>
+              <w:rPr>
+                <w:b w:val="0"/>
+                <w:bCs/>
+                <w:i w:val="0"/>
+                <w:iCs w:val="0"/>
+                <w:sz w:val="26"/>
+                <w:szCs w:val="26"/>
+              </w:rPr>
+            </w:pPr>
+            <w:r>
+              <w:rPr>
+                <w:b w:val="0"/>
+                <w:bCs/>
+                <w:i w:val="0"/>
+                <w:iCs w:val="0"/>
+                <w:sz w:val="26"/>
+                <w:szCs w:val="26"/>
+              </w:rPr>
+              <w:t>T4</w:t>
+            </w:r>
+          </w:p>
+        </w:tc>
+        <w:tc>
+          <w:tcPr>
+            <w:tcW w:w="3021" w:type="dxa"/>
+          </w:tcPr>
+          <w:p>
+            <w:pPr>
+              <w:pStyle w:val="Caption"/>
+              <w:jc w:val="left"/>
+              <w:rPr>
+                <w:b w:val="0"/>
+                <w:bCs/>
+                <w:i w:val="0"/>
+                <w:iCs w:val="0"/>
+                <w:sz w:val="26"/>
+                <w:szCs w:val="26"/>
+              </w:rPr>
+            </w:pPr>
+          </w:p>
+        </w:tc>
+        <w:tc>
+          <w:tcPr>
+            <w:tcW w:w="3021" w:type="dxa"/>
+          </w:tcPr>
+          <w:p>
+            <w:pPr>
+              <w:pStyle w:val="Caption"/>
+              <w:jc w:val="left"/>
+              <w:rPr>
+                <w:b w:val="0"/>
+                <w:bCs/>
+                <w:i w:val="0"/>
+                <w:iCs w:val="0"/>
+                <w:sz w:val="26"/>
+                <w:szCs w:val="26"/>
+              </w:rPr>
+            </w:pPr>
+            <w:r>
+              <w:rPr>
+                <w:b w:val="0"/>
+                <w:bCs/>
+                <w:i w:val="0"/>
+                <w:iCs w:val="0"/>
+                <w:sz w:val="26"/>
+                <w:szCs w:val="26"/>
+              </w:rPr>
+              <w:t>Commit (nhưng thực tế là không có gì)</w:t>
+            </w:r>
+            <w:r>
+              <w:rPr>
+                <w:b w:val="0"/>
+                <w:bCs/>
+                <w:i w:val="0"/>
+                <w:iCs w:val="0"/>
+                <w:sz w:val="26"/>
+                <w:szCs w:val="26"/>
+              </w:rPr>
+              <w:br/>
+              <w:t>Hướng giải quyết -&gt; Có thể sẽ cho thêm 1 câu lệnh hệ thống đếm dòng và Rollback để đảm bảo tính nhất quán</w:t>
+            </w:r>
+          </w:p>
+        </w:tc>
+      </w:tr>
+    </w:tbl>
+    <w:p>
+      <w:pPr>
+        <w:pStyle w:val="Caption"/>
+        <w:jc w:val="left"/>
+      </w:pPr>
+      <w:r>
+        <w:br w:type="page"/>
+      </w:r>
     </w:p>
     <w:p>
       <w:pPr>
         <w:pStyle w:val="Heading1"/>
       </w:pPr>
-      <w:bookmarkStart w:id="114" w:name="_Toc232628174"/>
+      <w:bookmarkStart w:id="119" w:name="_Toc232630483"/>
       <w:r>
         <w:lastRenderedPageBreak/>
-        <w:t>CHƯƠNG 6: KẾT LUẬN VÀ HƯỚNG PHÁT TRIỂN</w:t>
-      </w:r>
-      <w:bookmarkEnd w:id="114"/>
+        <w:t xml:space="preserve">CHƯƠNG </w:t>
+      </w:r>
+      <w:r>
+        <w:t>7</w:t>
+      </w:r>
+      <w:r>
+        <w:t>: KẾT LUẬN VÀ HƯỚNG PHÁT TRIỂN</w:t>
+      </w:r>
+      <w:bookmarkEnd w:id="119"/>
     </w:p>
     <w:p>
       <w:pPr>
         <w:pStyle w:val="Heading2"/>
       </w:pPr>
-      <w:bookmarkStart w:id="115" w:name="_Toc232628175"/>
-      <w:r>
-        <w:t>6.1 Kết luận</w:t>
-      </w:r>
-      <w:bookmarkEnd w:id="115"/>
+      <w:bookmarkStart w:id="120" w:name="_Toc232630484"/>
+      <w:r>
+        <w:t>7</w:t>
+      </w:r>
+      <w:r>
+        <w:t>.1 Kết luận</w:t>
+      </w:r>
+      <w:bookmarkEnd w:id="120"/>
     </w:p>
     <w:p>
       <w:pPr>
@@ -28717,11 +30868,14 @@
       <w:pPr>
         <w:pStyle w:val="Heading2"/>
       </w:pPr>
-      <w:bookmarkStart w:id="116" w:name="_Toc232628176"/>
-      <w:r>
-        <w:t>6.2. Hướng phát triển</w:t>
-      </w:r>
-      <w:bookmarkEnd w:id="116"/>
+      <w:bookmarkStart w:id="121" w:name="_Toc232630485"/>
+      <w:r>
+        <w:t>7</w:t>
+      </w:r>
+      <w:r>
+        <w:t>.2. Hướng phát triển</w:t>
+      </w:r>
+      <w:bookmarkEnd w:id="121"/>
     </w:p>
     <w:p>
       <w:pPr>
@@ -28883,12 +31037,12 @@
         <w:pStyle w:val="Heading1"/>
         <w:jc w:val="center"/>
       </w:pPr>
-      <w:bookmarkStart w:id="117" w:name="_Toc232628177"/>
+      <w:bookmarkStart w:id="122" w:name="_Toc232630486"/>
       <w:r>
         <w:lastRenderedPageBreak/>
         <w:t>TÀI LIỆU THAM KHẢO</w:t>
       </w:r>
-      <w:bookmarkEnd w:id="117"/>
+      <w:bookmarkEnd w:id="122"/>
     </w:p>
     <w:p>
       <w:r>
@@ -28973,7 +31127,7 @@
     </w:p>
     <w:p/>
     <w:sectPr>
-      <w:footerReference w:type="default" r:id="rId83"/>
+      <w:footerReference w:type="default" r:id="rId90"/>
       <w:pgSz w:w="11907" w:h="16840"/>
       <w:pgMar w:top="1134" w:right="1134" w:bottom="1134" w:left="1701" w:header="720" w:footer="720" w:gutter="0"/>
       <w:pgNumType w:start="1"/>
@@ -28985,7 +31139,7 @@
 </file>
 
 <file path=word/endnotes.xml><?xml version="1.0" encoding="utf-8"?>
-<w:endnotes xmlns:wpc="http://schemas.microsoft.com/office/word/2010/wordprocessingCanvas" xmlns:cx="http://schemas.microsoft.com/office/drawing/2014/chartex" xmlns:cx1="http://schemas.microsoft.com/office/drawing/2015/9/8/chartex" xmlns:cx2="http://schemas.microsoft.com/office/drawing/2015/10/21/chartex" xmlns:cx3="http://schemas.microsoft.com/office/drawing/2016/5/9/chartex" xmlns:cx4="http://schemas.microsoft.com/office/drawing/2016/5/10/chartex" xmlns:cx5="http://schemas.microsoft.com/office/drawing/2016/5/11/chartex" xmlns:cx6="http://schemas.microsoft.com/office/drawing/2016/5/12/chartex" xmlns:cx7="http://schemas.microsoft.com/office/drawing/2016/5/13/chartex" xmlns:cx8="http://schemas.microsoft.com/office/drawing/2016/5/14/chartex" xmlns:mc="http://schemas.openxmlformats.org/markup-compatibility/2006" xmlns:aink="http://schemas.microsoft.com/office/drawing/2016/ink" xmlns:am3d="http://schemas.microsoft.com/office/drawing/2017/model3d" xmlns:o="urn:schemas-microsoft-com:office:office" xmlns:oel="http://schemas.microsoft.com/office/2019/extlst" xmlns:r="http://schemas.openxmlformats.org/officeDocument/2006/relationships" xmlns:m="http://schemas.openxmlformats.org/officeDocument/2006/math" xmlns:v="urn:schemas-microsoft-com:vml" xmlns:wp14="http://schemas.microsoft.com/office/word/2010/wordprocessingDrawing" xmlns:wp="http://schemas.openxmlformats.org/drawingml/2006/wordprocessingDrawing" xmlns:w10="urn:schemas-microsoft-com:office:word" xmlns:w="http://schemas.openxmlformats.org/wordprocessingml/2006/main" xmlns:w14="http://schemas.microsoft.com/office/word/2010/wordml" xmlns:w15="http://schemas.microsoft.com/office/word/2012/wordml" xmlns:w16cex="http://schemas.microsoft.com/office/word/2018/wordml/cex" xmlns:w16cid="http://schemas.microsoft.com/office/word/2016/wordml/cid" xmlns:w16="http://schemas.microsoft.com/office/word/2018/wordml" xmlns:w16du="http://schemas.microsoft.com/office/word/2023/wordml/word16du" xmlns:w16sdtdh="http://schemas.microsoft.com/office/word/2020/wordml/sdtdatahash" xmlns:w16se="http://schemas.microsoft.com/office/word/2015/wordml/symex" xmlns:wpg="http://schemas.microsoft.com/office/word/2010/wordprocessingGroup" xmlns:wpi="http://schemas.microsoft.com/office/word/2010/wordprocessingInk" xmlns:wne="http://schemas.microsoft.com/office/word/2006/wordml" xmlns:wps="http://schemas.microsoft.com/office/word/2010/wordprocessingShape" mc:Ignorable="w14 w15 w16se w16cid w16 w16cex w16sdtdh w16du wp14">
+<w:endnotes xmlns:wpc="http://schemas.microsoft.com/office/word/2010/wordprocessingCanvas" xmlns:cx="http://schemas.microsoft.com/office/drawing/2014/chartex" xmlns:cx1="http://schemas.microsoft.com/office/drawing/2015/9/8/chartex" xmlns:cx2="http://schemas.microsoft.com/office/drawing/2015/10/21/chartex" xmlns:cx3="http://schemas.microsoft.com/office/drawing/2016/5/9/chartex" xmlns:cx4="http://schemas.microsoft.com/office/drawing/2016/5/10/chartex" xmlns:cx5="http://schemas.microsoft.com/office/drawing/2016/5/11/chartex" xmlns:cx6="http://schemas.microsoft.com/office/drawing/2016/5/12/chartex" xmlns:cx7="http://schemas.microsoft.com/office/drawing/2016/5/13/chartex" xmlns:cx8="http://schemas.microsoft.com/office/drawing/2016/5/14/chartex" xmlns:mc="http://schemas.openxmlformats.org/markup-compatibility/2006" xmlns:aink="http://schemas.microsoft.com/office/drawing/2016/ink" xmlns:am3d="http://schemas.microsoft.com/office/drawing/2017/model3d" xmlns:o="urn:schemas-microsoft-com:office:office" xmlns:oel="http://schemas.microsoft.com/office/2019/extlst" xmlns:r="http://schemas.openxmlformats.org/officeDocument/2006/relationships" xmlns:m="http://schemas.openxmlformats.org/officeDocument/2006/math" xmlns:v="urn:schemas-microsoft-com:vml" xmlns:wp14="http://schemas.microsoft.com/office/word/2010/wordprocessingDrawing" xmlns:wp="http://schemas.openxmlformats.org/drawingml/2006/wordprocessingDrawing" xmlns:w10="urn:schemas-microsoft-com:office:word" xmlns:w="http://schemas.openxmlformats.org/wordprocessingml/2006/main" xmlns:w14="http://schemas.microsoft.com/office/word/2010/wordml" xmlns:w15="http://schemas.microsoft.com/office/word/2012/wordml" xmlns:w16cex="http://schemas.microsoft.com/office/word/2018/wordml/cex" xmlns:w16cid="http://schemas.microsoft.com/office/word/2016/wordml/cid" xmlns:w16="http://schemas.microsoft.com/office/word/2018/wordml" xmlns:w16du="http://schemas.microsoft.com/office/word/2023/wordml/word16du" xmlns:w16sdtdh="http://schemas.microsoft.com/office/word/2020/wordml/sdtdatahash" xmlns:w16sdtfl="http://schemas.microsoft.com/office/word/2024/wordml/sdtformatlock" xmlns:w16se="http://schemas.microsoft.com/office/word/2015/wordml/symex" xmlns:wpg="http://schemas.microsoft.com/office/word/2010/wordprocessingGroup" xmlns:wpi="http://schemas.microsoft.com/office/word/2010/wordprocessingInk" xmlns:wne="http://schemas.microsoft.com/office/word/2006/wordml" xmlns:wps="http://schemas.microsoft.com/office/word/2010/wordprocessingShape" mc:Ignorable="w14 w15 w16se w16cid w16 w16cex w16sdtdh w16sdtfl w16du wp14">
   <w:endnote w:type="separator" w:id="-1">
     <w:p>
       <w:pPr>
@@ -29010,7 +31164,7 @@
 </file>
 
 <file path=word/footer1.xml><?xml version="1.0" encoding="utf-8"?>
-<w:ftr xmlns:wpc="http://schemas.microsoft.com/office/word/2010/wordprocessingCanvas" xmlns:cx="http://schemas.microsoft.com/office/drawing/2014/chartex" xmlns:cx1="http://schemas.microsoft.com/office/drawing/2015/9/8/chartex" xmlns:cx2="http://schemas.microsoft.com/office/drawing/2015/10/21/chartex" xmlns:cx3="http://schemas.microsoft.com/office/drawing/2016/5/9/chartex" xmlns:cx4="http://schemas.microsoft.com/office/drawing/2016/5/10/chartex" xmlns:cx5="http://schemas.microsoft.com/office/drawing/2016/5/11/chartex" xmlns:cx6="http://schemas.microsoft.com/office/drawing/2016/5/12/chartex" xmlns:cx7="http://schemas.microsoft.com/office/drawing/2016/5/13/chartex" xmlns:cx8="http://schemas.microsoft.com/office/drawing/2016/5/14/chartex" xmlns:mc="http://schemas.openxmlformats.org/markup-compatibility/2006" xmlns:aink="http://schemas.microsoft.com/office/drawing/2016/ink" xmlns:am3d="http://schemas.microsoft.com/office/drawing/2017/model3d" xmlns:o="urn:schemas-microsoft-com:office:office" xmlns:oel="http://schemas.microsoft.com/office/2019/extlst" xmlns:r="http://schemas.openxmlformats.org/officeDocument/2006/relationships" xmlns:m="http://schemas.openxmlformats.org/officeDocument/2006/math" xmlns:v="urn:schemas-microsoft-com:vml" xmlns:wp14="http://schemas.microsoft.com/office/word/2010/wordprocessingDrawing" xmlns:wp="http://schemas.openxmlformats.org/drawingml/2006/wordprocessingDrawing" xmlns:w10="urn:schemas-microsoft-com:office:word" xmlns:w="http://schemas.openxmlformats.org/wordprocessingml/2006/main" xmlns:w14="http://schemas.microsoft.com/office/word/2010/wordml" xmlns:w15="http://schemas.microsoft.com/office/word/2012/wordml" xmlns:w16cex="http://schemas.microsoft.com/office/word/2018/wordml/cex" xmlns:w16cid="http://schemas.microsoft.com/office/word/2016/wordml/cid" xmlns:w16="http://schemas.microsoft.com/office/word/2018/wordml" xmlns:w16du="http://schemas.microsoft.com/office/word/2023/wordml/word16du" xmlns:w16sdtdh="http://schemas.microsoft.com/office/word/2020/wordml/sdtdatahash" xmlns:w16se="http://schemas.microsoft.com/office/word/2015/wordml/symex" xmlns:wpg="http://schemas.microsoft.com/office/word/2010/wordprocessingGroup" xmlns:wpi="http://schemas.microsoft.com/office/word/2010/wordprocessingInk" xmlns:wne="http://schemas.microsoft.com/office/word/2006/wordml" xmlns:wps="http://schemas.microsoft.com/office/word/2010/wordprocessingShape" mc:Ignorable="w14 w15 w16se w16cid w16 w16cex w16sdtdh w16du wp14">
+<w:ftr xmlns:wpc="http://schemas.microsoft.com/office/word/2010/wordprocessingCanvas" xmlns:cx="http://schemas.microsoft.com/office/drawing/2014/chartex" xmlns:cx1="http://schemas.microsoft.com/office/drawing/2015/9/8/chartex" xmlns:cx2="http://schemas.microsoft.com/office/drawing/2015/10/21/chartex" xmlns:cx3="http://schemas.microsoft.com/office/drawing/2016/5/9/chartex" xmlns:cx4="http://schemas.microsoft.com/office/drawing/2016/5/10/chartex" xmlns:cx5="http://schemas.microsoft.com/office/drawing/2016/5/11/chartex" xmlns:cx6="http://schemas.microsoft.com/office/drawing/2016/5/12/chartex" xmlns:cx7="http://schemas.microsoft.com/office/drawing/2016/5/13/chartex" xmlns:cx8="http://schemas.microsoft.com/office/drawing/2016/5/14/chartex" xmlns:mc="http://schemas.openxmlformats.org/markup-compatibility/2006" xmlns:aink="http://schemas.microsoft.com/office/drawing/2016/ink" xmlns:am3d="http://schemas.microsoft.com/office/drawing/2017/model3d" xmlns:o="urn:schemas-microsoft-com:office:office" xmlns:oel="http://schemas.microsoft.com/office/2019/extlst" xmlns:r="http://schemas.openxmlformats.org/officeDocument/2006/relationships" xmlns:m="http://schemas.openxmlformats.org/officeDocument/2006/math" xmlns:v="urn:schemas-microsoft-com:vml" xmlns:wp14="http://schemas.microsoft.com/office/word/2010/wordprocessingDrawing" xmlns:wp="http://schemas.openxmlformats.org/drawingml/2006/wordprocessingDrawing" xmlns:w10="urn:schemas-microsoft-com:office:word" xmlns:w="http://schemas.openxmlformats.org/wordprocessingml/2006/main" xmlns:w14="http://schemas.microsoft.com/office/word/2010/wordml" xmlns:w15="http://schemas.microsoft.com/office/word/2012/wordml" xmlns:w16cex="http://schemas.microsoft.com/office/word/2018/wordml/cex" xmlns:w16cid="http://schemas.microsoft.com/office/word/2016/wordml/cid" xmlns:w16="http://schemas.microsoft.com/office/word/2018/wordml" xmlns:w16du="http://schemas.microsoft.com/office/word/2023/wordml/word16du" xmlns:w16sdtdh="http://schemas.microsoft.com/office/word/2020/wordml/sdtdatahash" xmlns:w16sdtfl="http://schemas.microsoft.com/office/word/2024/wordml/sdtformatlock" xmlns:w16se="http://schemas.microsoft.com/office/word/2015/wordml/symex" xmlns:wpg="http://schemas.microsoft.com/office/word/2010/wordprocessingGroup" xmlns:wpi="http://schemas.microsoft.com/office/word/2010/wordprocessingInk" xmlns:wne="http://schemas.microsoft.com/office/word/2006/wordml" xmlns:wps="http://schemas.microsoft.com/office/word/2010/wordprocessingShape" mc:Ignorable="w14 w15 w16se w16cid w16 w16cex w16sdtdh w16sdtfl w16du wp14">
   <w:sdt>
     <w:sdtPr>
       <w:id w:val="131912711"/>
@@ -29054,7 +31208,7 @@
 </file>
 
 <file path=word/footer2.xml><?xml version="1.0" encoding="utf-8"?>
-<w:ftr xmlns:wpc="http://schemas.microsoft.com/office/word/2010/wordprocessingCanvas" xmlns:cx="http://schemas.microsoft.com/office/drawing/2014/chartex" xmlns:cx1="http://schemas.microsoft.com/office/drawing/2015/9/8/chartex" xmlns:cx2="http://schemas.microsoft.com/office/drawing/2015/10/21/chartex" xmlns:cx3="http://schemas.microsoft.com/office/drawing/2016/5/9/chartex" xmlns:cx4="http://schemas.microsoft.com/office/drawing/2016/5/10/chartex" xmlns:cx5="http://schemas.microsoft.com/office/drawing/2016/5/11/chartex" xmlns:cx6="http://schemas.microsoft.com/office/drawing/2016/5/12/chartex" xmlns:cx7="http://schemas.microsoft.com/office/drawing/2016/5/13/chartex" xmlns:cx8="http://schemas.microsoft.com/office/drawing/2016/5/14/chartex" xmlns:mc="http://schemas.openxmlformats.org/markup-compatibility/2006" xmlns:aink="http://schemas.microsoft.com/office/drawing/2016/ink" xmlns:am3d="http://schemas.microsoft.com/office/drawing/2017/model3d" xmlns:o="urn:schemas-microsoft-com:office:office" xmlns:oel="http://schemas.microsoft.com/office/2019/extlst" xmlns:r="http://schemas.openxmlformats.org/officeDocument/2006/relationships" xmlns:m="http://schemas.openxmlformats.org/officeDocument/2006/math" xmlns:v="urn:schemas-microsoft-com:vml" xmlns:wp14="http://schemas.microsoft.com/office/word/2010/wordprocessingDrawing" xmlns:wp="http://schemas.openxmlformats.org/drawingml/2006/wordprocessingDrawing" xmlns:w10="urn:schemas-microsoft-com:office:word" xmlns:w="http://schemas.openxmlformats.org/wordprocessingml/2006/main" xmlns:w14="http://schemas.microsoft.com/office/word/2010/wordml" xmlns:w15="http://schemas.microsoft.com/office/word/2012/wordml" xmlns:w16cex="http://schemas.microsoft.com/office/word/2018/wordml/cex" xmlns:w16cid="http://schemas.microsoft.com/office/word/2016/wordml/cid" xmlns:w16="http://schemas.microsoft.com/office/word/2018/wordml" xmlns:w16du="http://schemas.microsoft.com/office/word/2023/wordml/word16du" xmlns:w16sdtdh="http://schemas.microsoft.com/office/word/2020/wordml/sdtdatahash" xmlns:w16se="http://schemas.microsoft.com/office/word/2015/wordml/symex" xmlns:wpg="http://schemas.microsoft.com/office/word/2010/wordprocessingGroup" xmlns:wpi="http://schemas.microsoft.com/office/word/2010/wordprocessingInk" xmlns:wne="http://schemas.microsoft.com/office/word/2006/wordml" xmlns:wps="http://schemas.microsoft.com/office/word/2010/wordprocessingShape" mc:Ignorable="w14 w15 w16se w16cid w16 w16cex w16sdtdh w16du wp14">
+<w:ftr xmlns:wpc="http://schemas.microsoft.com/office/word/2010/wordprocessingCanvas" xmlns:cx="http://schemas.microsoft.com/office/drawing/2014/chartex" xmlns:cx1="http://schemas.microsoft.com/office/drawing/2015/9/8/chartex" xmlns:cx2="http://schemas.microsoft.com/office/drawing/2015/10/21/chartex" xmlns:cx3="http://schemas.microsoft.com/office/drawing/2016/5/9/chartex" xmlns:cx4="http://schemas.microsoft.com/office/drawing/2016/5/10/chartex" xmlns:cx5="http://schemas.microsoft.com/office/drawing/2016/5/11/chartex" xmlns:cx6="http://schemas.microsoft.com/office/drawing/2016/5/12/chartex" xmlns:cx7="http://schemas.microsoft.com/office/drawing/2016/5/13/chartex" xmlns:cx8="http://schemas.microsoft.com/office/drawing/2016/5/14/chartex" xmlns:mc="http://schemas.openxmlformats.org/markup-compatibility/2006" xmlns:aink="http://schemas.microsoft.com/office/drawing/2016/ink" xmlns:am3d="http://schemas.microsoft.com/office/drawing/2017/model3d" xmlns:o="urn:schemas-microsoft-com:office:office" xmlns:oel="http://schemas.microsoft.com/office/2019/extlst" xmlns:r="http://schemas.openxmlformats.org/officeDocument/2006/relationships" xmlns:m="http://schemas.openxmlformats.org/officeDocument/2006/math" xmlns:v="urn:schemas-microsoft-com:vml" xmlns:wp14="http://schemas.microsoft.com/office/word/2010/wordprocessingDrawing" xmlns:wp="http://schemas.openxmlformats.org/drawingml/2006/wordprocessingDrawing" xmlns:w10="urn:schemas-microsoft-com:office:word" xmlns:w="http://schemas.openxmlformats.org/wordprocessingml/2006/main" xmlns:w14="http://schemas.microsoft.com/office/word/2010/wordml" xmlns:w15="http://schemas.microsoft.com/office/word/2012/wordml" xmlns:w16cex="http://schemas.microsoft.com/office/word/2018/wordml/cex" xmlns:w16cid="http://schemas.microsoft.com/office/word/2016/wordml/cid" xmlns:w16="http://schemas.microsoft.com/office/word/2018/wordml" xmlns:w16du="http://schemas.microsoft.com/office/word/2023/wordml/word16du" xmlns:w16sdtdh="http://schemas.microsoft.com/office/word/2020/wordml/sdtdatahash" xmlns:w16sdtfl="http://schemas.microsoft.com/office/word/2024/wordml/sdtformatlock" xmlns:w16se="http://schemas.microsoft.com/office/word/2015/wordml/symex" xmlns:wpg="http://schemas.microsoft.com/office/word/2010/wordprocessingGroup" xmlns:wpi="http://schemas.microsoft.com/office/word/2010/wordprocessingInk" xmlns:wne="http://schemas.microsoft.com/office/word/2006/wordml" xmlns:wps="http://schemas.microsoft.com/office/word/2010/wordprocessingShape" mc:Ignorable="w14 w15 w16se w16cid w16 w16cex w16sdtdh w16sdtfl w16du wp14">
   <w:sdt>
     <w:sdtPr>
       <w:id w:val="164284155"/>
@@ -29124,7 +31278,7 @@
 </file>
 
 <file path=word/footnotes.xml><?xml version="1.0" encoding="utf-8"?>
-<w:footnotes xmlns:wpc="http://schemas.microsoft.com/office/word/2010/wordprocessingCanvas" xmlns:cx="http://schemas.microsoft.com/office/drawing/2014/chartex" xmlns:cx1="http://schemas.microsoft.com/office/drawing/2015/9/8/chartex" xmlns:cx2="http://schemas.microsoft.com/office/drawing/2015/10/21/chartex" xmlns:cx3="http://schemas.microsoft.com/office/drawing/2016/5/9/chartex" xmlns:cx4="http://schemas.microsoft.com/office/drawing/2016/5/10/chartex" xmlns:cx5="http://schemas.microsoft.com/office/drawing/2016/5/11/chartex" xmlns:cx6="http://schemas.microsoft.com/office/drawing/2016/5/12/chartex" xmlns:cx7="http://schemas.microsoft.com/office/drawing/2016/5/13/chartex" xmlns:cx8="http://schemas.microsoft.com/office/drawing/2016/5/14/chartex" xmlns:mc="http://schemas.openxmlformats.org/markup-compatibility/2006" xmlns:aink="http://schemas.microsoft.com/office/drawing/2016/ink" xmlns:am3d="http://schemas.microsoft.com/office/drawing/2017/model3d" xmlns:o="urn:schemas-microsoft-com:office:office" xmlns:oel="http://schemas.microsoft.com/office/2019/extlst" xmlns:r="http://schemas.openxmlformats.org/officeDocument/2006/relationships" xmlns:m="http://schemas.openxmlformats.org/officeDocument/2006/math" xmlns:v="urn:schemas-microsoft-com:vml" xmlns:wp14="http://schemas.microsoft.com/office/word/2010/wordprocessingDrawing" xmlns:wp="http://schemas.openxmlformats.org/drawingml/2006/wordprocessingDrawing" xmlns:w10="urn:schemas-microsoft-com:office:word" xmlns:w="http://schemas.openxmlformats.org/wordprocessingml/2006/main" xmlns:w14="http://schemas.microsoft.com/office/word/2010/wordml" xmlns:w15="http://schemas.microsoft.com/office/word/2012/wordml" xmlns:w16cex="http://schemas.microsoft.com/office/word/2018/wordml/cex" xmlns:w16cid="http://schemas.microsoft.com/office/word/2016/wordml/cid" xmlns:w16="http://schemas.microsoft.com/office/word/2018/wordml" xmlns:w16du="http://schemas.microsoft.com/office/word/2023/wordml/word16du" xmlns:w16sdtdh="http://schemas.microsoft.com/office/word/2020/wordml/sdtdatahash" xmlns:w16se="http://schemas.microsoft.com/office/word/2015/wordml/symex" xmlns:wpg="http://schemas.microsoft.com/office/word/2010/wordprocessingGroup" xmlns:wpi="http://schemas.microsoft.com/office/word/2010/wordprocessingInk" xmlns:wne="http://schemas.microsoft.com/office/word/2006/wordml" xmlns:wps="http://schemas.microsoft.com/office/word/2010/wordprocessingShape" mc:Ignorable="w14 w15 w16se w16cid w16 w16cex w16sdtdh w16du wp14">
+<w:footnotes xmlns:wpc="http://schemas.microsoft.com/office/word/2010/wordprocessingCanvas" xmlns:cx="http://schemas.microsoft.com/office/drawing/2014/chartex" xmlns:cx1="http://schemas.microsoft.com/office/drawing/2015/9/8/chartex" xmlns:cx2="http://schemas.microsoft.com/office/drawing/2015/10/21/chartex" xmlns:cx3="http://schemas.microsoft.com/office/drawing/2016/5/9/chartex" xmlns:cx4="http://schemas.microsoft.com/office/drawing/2016/5/10/chartex" xmlns:cx5="http://schemas.microsoft.com/office/drawing/2016/5/11/chartex" xmlns:cx6="http://schemas.microsoft.com/office/drawing/2016/5/12/chartex" xmlns:cx7="http://schemas.microsoft.com/office/drawing/2016/5/13/chartex" xmlns:cx8="http://schemas.microsoft.com/office/drawing/2016/5/14/chartex" xmlns:mc="http://schemas.openxmlformats.org/markup-compatibility/2006" xmlns:aink="http://schemas.microsoft.com/office/drawing/2016/ink" xmlns:am3d="http://schemas.microsoft.com/office/drawing/2017/model3d" xmlns:o="urn:schemas-microsoft-com:office:office" xmlns:oel="http://schemas.microsoft.com/office/2019/extlst" xmlns:r="http://schemas.openxmlformats.org/officeDocument/2006/relationships" xmlns:m="http://schemas.openxmlformats.org/officeDocument/2006/math" xmlns:v="urn:schemas-microsoft-com:vml" xmlns:wp14="http://schemas.microsoft.com/office/word/2010/wordprocessingDrawing" xmlns:wp="http://schemas.openxmlformats.org/drawingml/2006/wordprocessingDrawing" xmlns:w10="urn:schemas-microsoft-com:office:word" xmlns:w="http://schemas.openxmlformats.org/wordprocessingml/2006/main" xmlns:w14="http://schemas.microsoft.com/office/word/2010/wordml" xmlns:w15="http://schemas.microsoft.com/office/word/2012/wordml" xmlns:w16cex="http://schemas.microsoft.com/office/word/2018/wordml/cex" xmlns:w16cid="http://schemas.microsoft.com/office/word/2016/wordml/cid" xmlns:w16="http://schemas.microsoft.com/office/word/2018/wordml" xmlns:w16du="http://schemas.microsoft.com/office/word/2023/wordml/word16du" xmlns:w16sdtdh="http://schemas.microsoft.com/office/word/2020/wordml/sdtdatahash" xmlns:w16sdtfl="http://schemas.microsoft.com/office/word/2024/wordml/sdtformatlock" xmlns:w16se="http://schemas.microsoft.com/office/word/2015/wordml/symex" xmlns:wpg="http://schemas.microsoft.com/office/word/2010/wordprocessingGroup" xmlns:wpi="http://schemas.microsoft.com/office/word/2010/wordprocessingInk" xmlns:wne="http://schemas.microsoft.com/office/word/2006/wordml" xmlns:wps="http://schemas.microsoft.com/office/word/2010/wordprocessingShape" mc:Ignorable="w14 w15 w16se w16cid w16 w16cex w16sdtdh w16sdtfl w16du wp14">
   <w:footnote w:type="separator" w:id="-1">
     <w:p>
       <w:pPr>
@@ -29149,7 +31303,7 @@
 </file>
 
 <file path=word/header1.xml><?xml version="1.0" encoding="utf-8"?>
-<w:hdr xmlns:wpc="http://schemas.microsoft.com/office/word/2010/wordprocessingCanvas" xmlns:cx="http://schemas.microsoft.com/office/drawing/2014/chartex" xmlns:cx1="http://schemas.microsoft.com/office/drawing/2015/9/8/chartex" xmlns:cx2="http://schemas.microsoft.com/office/drawing/2015/10/21/chartex" xmlns:cx3="http://schemas.microsoft.com/office/drawing/2016/5/9/chartex" xmlns:cx4="http://schemas.microsoft.com/office/drawing/2016/5/10/chartex" xmlns:cx5="http://schemas.microsoft.com/office/drawing/2016/5/11/chartex" xmlns:cx6="http://schemas.microsoft.com/office/drawing/2016/5/12/chartex" xmlns:cx7="http://schemas.microsoft.com/office/drawing/2016/5/13/chartex" xmlns:cx8="http://schemas.microsoft.com/office/drawing/2016/5/14/chartex" xmlns:mc="http://schemas.openxmlformats.org/markup-compatibility/2006" xmlns:aink="http://schemas.microsoft.com/office/drawing/2016/ink" xmlns:am3d="http://schemas.microsoft.com/office/drawing/2017/model3d" xmlns:o="urn:schemas-microsoft-com:office:office" xmlns:oel="http://schemas.microsoft.com/office/2019/extlst" xmlns:r="http://schemas.openxmlformats.org/officeDocument/2006/relationships" xmlns:m="http://schemas.openxmlformats.org/officeDocument/2006/math" xmlns:v="urn:schemas-microsoft-com:vml" xmlns:wp14="http://schemas.microsoft.com/office/word/2010/wordprocessingDrawing" xmlns:wp="http://schemas.openxmlformats.org/drawingml/2006/wordprocessingDrawing" xmlns:w10="urn:schemas-microsoft-com:office:word" xmlns:w="http://schemas.openxmlformats.org/wordprocessingml/2006/main" xmlns:w14="http://schemas.microsoft.com/office/word/2010/wordml" xmlns:w15="http://schemas.microsoft.com/office/word/2012/wordml" xmlns:w16cex="http://schemas.microsoft.com/office/word/2018/wordml/cex" xmlns:w16cid="http://schemas.microsoft.com/office/word/2016/wordml/cid" xmlns:w16="http://schemas.microsoft.com/office/word/2018/wordml" xmlns:w16du="http://schemas.microsoft.com/office/word/2023/wordml/word16du" xmlns:w16sdtdh="http://schemas.microsoft.com/office/word/2020/wordml/sdtdatahash" xmlns:w16se="http://schemas.microsoft.com/office/word/2015/wordml/symex" xmlns:wpg="http://schemas.microsoft.com/office/word/2010/wordprocessingGroup" xmlns:wpi="http://schemas.microsoft.com/office/word/2010/wordprocessingInk" xmlns:wne="http://schemas.microsoft.com/office/word/2006/wordml" xmlns:wps="http://schemas.microsoft.com/office/word/2010/wordprocessingShape" mc:Ignorable="w14 w15 w16se w16cid w16 w16cex w16sdtdh w16du wp14">
+<w:hdr xmlns:wpc="http://schemas.microsoft.com/office/word/2010/wordprocessingCanvas" xmlns:cx="http://schemas.microsoft.com/office/drawing/2014/chartex" xmlns:cx1="http://schemas.microsoft.com/office/drawing/2015/9/8/chartex" xmlns:cx2="http://schemas.microsoft.com/office/drawing/2015/10/21/chartex" xmlns:cx3="http://schemas.microsoft.com/office/drawing/2016/5/9/chartex" xmlns:cx4="http://schemas.microsoft.com/office/drawing/2016/5/10/chartex" xmlns:cx5="http://schemas.microsoft.com/office/drawing/2016/5/11/chartex" xmlns:cx6="http://schemas.microsoft.com/office/drawing/2016/5/12/chartex" xmlns:cx7="http://schemas.microsoft.com/office/drawing/2016/5/13/chartex" xmlns:cx8="http://schemas.microsoft.com/office/drawing/2016/5/14/chartex" xmlns:mc="http://schemas.openxmlformats.org/markup-compatibility/2006" xmlns:aink="http://schemas.microsoft.com/office/drawing/2016/ink" xmlns:am3d="http://schemas.microsoft.com/office/drawing/2017/model3d" xmlns:o="urn:schemas-microsoft-com:office:office" xmlns:oel="http://schemas.microsoft.com/office/2019/extlst" xmlns:r="http://schemas.openxmlformats.org/officeDocument/2006/relationships" xmlns:m="http://schemas.openxmlformats.org/officeDocument/2006/math" xmlns:v="urn:schemas-microsoft-com:vml" xmlns:wp14="http://schemas.microsoft.com/office/word/2010/wordprocessingDrawing" xmlns:wp="http://schemas.openxmlformats.org/drawingml/2006/wordprocessingDrawing" xmlns:w10="urn:schemas-microsoft-com:office:word" xmlns:w="http://schemas.openxmlformats.org/wordprocessingml/2006/main" xmlns:w14="http://schemas.microsoft.com/office/word/2010/wordml" xmlns:w15="http://schemas.microsoft.com/office/word/2012/wordml" xmlns:w16cex="http://schemas.microsoft.com/office/word/2018/wordml/cex" xmlns:w16cid="http://schemas.microsoft.com/office/word/2016/wordml/cid" xmlns:w16="http://schemas.microsoft.com/office/word/2018/wordml" xmlns:w16du="http://schemas.microsoft.com/office/word/2023/wordml/word16du" xmlns:w16sdtdh="http://schemas.microsoft.com/office/word/2020/wordml/sdtdatahash" xmlns:w16sdtfl="http://schemas.microsoft.com/office/word/2024/wordml/sdtformatlock" xmlns:w16se="http://schemas.microsoft.com/office/word/2015/wordml/symex" xmlns:wpg="http://schemas.microsoft.com/office/word/2010/wordprocessingGroup" xmlns:wpi="http://schemas.microsoft.com/office/word/2010/wordprocessingInk" xmlns:wne="http://schemas.microsoft.com/office/word/2006/wordml" xmlns:wps="http://schemas.microsoft.com/office/word/2010/wordprocessingShape" mc:Ignorable="w14 w15 w16se w16cid w16 w16cex w16sdtdh w16sdtfl w16du wp14">
   <w:p>
     <w:pPr>
       <w:pStyle w:val="Header"/>
@@ -29172,7 +31326,7 @@
 </file>
 
 <file path=word/numbering.xml><?xml version="1.0" encoding="utf-8"?>
-<w:numbering xmlns:wpc="http://schemas.microsoft.com/office/word/2010/wordprocessingCanvas" xmlns:cx="http://schemas.microsoft.com/office/drawing/2014/chartex" xmlns:cx1="http://schemas.microsoft.com/office/drawing/2015/9/8/chartex" xmlns:cx2="http://schemas.microsoft.com/office/drawing/2015/10/21/chartex" xmlns:cx3="http://schemas.microsoft.com/office/drawing/2016/5/9/chartex" xmlns:cx4="http://schemas.microsoft.com/office/drawing/2016/5/10/chartex" xmlns:cx5="http://schemas.microsoft.com/office/drawing/2016/5/11/chartex" xmlns:cx6="http://schemas.microsoft.com/office/drawing/2016/5/12/chartex" xmlns:cx7="http://schemas.microsoft.com/office/drawing/2016/5/13/chartex" xmlns:cx8="http://schemas.microsoft.com/office/drawing/2016/5/14/chartex" xmlns:mc="http://schemas.openxmlformats.org/markup-compatibility/2006" xmlns:aink="http://schemas.microsoft.com/office/drawing/2016/ink" xmlns:am3d="http://schemas.microsoft.com/office/drawing/2017/model3d" xmlns:o="urn:schemas-microsoft-com:office:office" xmlns:oel="http://schemas.microsoft.com/office/2019/extlst" xmlns:r="http://schemas.openxmlformats.org/officeDocument/2006/relationships" xmlns:m="http://schemas.openxmlformats.org/officeDocument/2006/math" xmlns:v="urn:schemas-microsoft-com:vml" xmlns:wp14="http://schemas.microsoft.com/office/word/2010/wordprocessingDrawing" xmlns:wp="http://schemas.openxmlformats.org/drawingml/2006/wordprocessingDrawing" xmlns:w10="urn:schemas-microsoft-com:office:word" xmlns:w="http://schemas.openxmlformats.org/wordprocessingml/2006/main" xmlns:w14="http://schemas.microsoft.com/office/word/2010/wordml" xmlns:w15="http://schemas.microsoft.com/office/word/2012/wordml" xmlns:w16cex="http://schemas.microsoft.com/office/word/2018/wordml/cex" xmlns:w16cid="http://schemas.microsoft.com/office/word/2016/wordml/cid" xmlns:w16="http://schemas.microsoft.com/office/word/2018/wordml" xmlns:w16du="http://schemas.microsoft.com/office/word/2023/wordml/word16du" xmlns:w16sdtdh="http://schemas.microsoft.com/office/word/2020/wordml/sdtdatahash" xmlns:w16se="http://schemas.microsoft.com/office/word/2015/wordml/symex" xmlns:wpg="http://schemas.microsoft.com/office/word/2010/wordprocessingGroup" xmlns:wpi="http://schemas.microsoft.com/office/word/2010/wordprocessingInk" xmlns:wne="http://schemas.microsoft.com/office/word/2006/wordml" xmlns:wps="http://schemas.microsoft.com/office/word/2010/wordprocessingShape" mc:Ignorable="w14 w15 w16se w16cid w16 w16cex w16sdtdh w16du wp14">
+<w:numbering xmlns:wpc="http://schemas.microsoft.com/office/word/2010/wordprocessingCanvas" xmlns:cx="http://schemas.microsoft.com/office/drawing/2014/chartex" xmlns:cx1="http://schemas.microsoft.com/office/drawing/2015/9/8/chartex" xmlns:cx2="http://schemas.microsoft.com/office/drawing/2015/10/21/chartex" xmlns:cx3="http://schemas.microsoft.com/office/drawing/2016/5/9/chartex" xmlns:cx4="http://schemas.microsoft.com/office/drawing/2016/5/10/chartex" xmlns:cx5="http://schemas.microsoft.com/office/drawing/2016/5/11/chartex" xmlns:cx6="http://schemas.microsoft.com/office/drawing/2016/5/12/chartex" xmlns:cx7="http://schemas.microsoft.com/office/drawing/2016/5/13/chartex" xmlns:cx8="http://schemas.microsoft.com/office/drawing/2016/5/14/chartex" xmlns:mc="http://schemas.openxmlformats.org/markup-compatibility/2006" xmlns:aink="http://schemas.microsoft.com/office/drawing/2016/ink" xmlns:am3d="http://schemas.microsoft.com/office/drawing/2017/model3d" xmlns:o="urn:schemas-microsoft-com:office:office" xmlns:oel="http://schemas.microsoft.com/office/2019/extlst" xmlns:r="http://schemas.openxmlformats.org/officeDocument/2006/relationships" xmlns:m="http://schemas.openxmlformats.org/officeDocument/2006/math" xmlns:v="urn:schemas-microsoft-com:vml" xmlns:wp14="http://schemas.microsoft.com/office/word/2010/wordprocessingDrawing" xmlns:wp="http://schemas.openxmlformats.org/drawingml/2006/wordprocessingDrawing" xmlns:w10="urn:schemas-microsoft-com:office:word" xmlns:w="http://schemas.openxmlformats.org/wordprocessingml/2006/main" xmlns:w14="http://schemas.microsoft.com/office/word/2010/wordml" xmlns:w15="http://schemas.microsoft.com/office/word/2012/wordml" xmlns:w16cex="http://schemas.microsoft.com/office/word/2018/wordml/cex" xmlns:w16cid="http://schemas.microsoft.com/office/word/2016/wordml/cid" xmlns:w16="http://schemas.microsoft.com/office/word/2018/wordml" xmlns:w16du="http://schemas.microsoft.com/office/word/2023/wordml/word16du" xmlns:w16sdtdh="http://schemas.microsoft.com/office/word/2020/wordml/sdtdatahash" xmlns:w16sdtfl="http://schemas.microsoft.com/office/word/2024/wordml/sdtformatlock" xmlns:w16se="http://schemas.microsoft.com/office/word/2015/wordml/symex" xmlns:wpg="http://schemas.microsoft.com/office/word/2010/wordprocessingGroup" xmlns:wpi="http://schemas.microsoft.com/office/word/2010/wordprocessingInk" xmlns:wne="http://schemas.microsoft.com/office/word/2006/wordml" xmlns:wps="http://schemas.microsoft.com/office/word/2010/wordprocessingShape" mc:Ignorable="w14 w15 w16se w16cid w16 w16cex w16sdtdh w16sdtfl w16du wp14">
   <w:abstractNum w:abstractNumId="0" w15:restartNumberingAfterBreak="0">
     <w:nsid w:val="016F3F00"/>
     <w:multiLevelType w:val="multilevel"/>
@@ -31193,6 +33347,155 @@
     </w:lvl>
   </w:abstractNum>
   <w:abstractNum w:abstractNumId="15" w15:restartNumberingAfterBreak="0">
+    <w:nsid w:val="17315555"/>
+    <w:multiLevelType w:val="multilevel"/>
+    <w:tmpl w:val="C26880F0"/>
+    <w:lvl w:ilvl="0">
+      <w:start w:val="1"/>
+      <w:numFmt w:val="bullet"/>
+      <w:lvlText w:val=""/>
+      <w:lvlJc w:val="left"/>
+      <w:pPr>
+        <w:tabs>
+          <w:tab w:val="num" w:pos="720"/>
+        </w:tabs>
+        <w:ind w:left="720" w:hanging="360"/>
+      </w:pPr>
+      <w:rPr>
+        <w:rFonts w:ascii="Symbol" w:hAnsi="Symbol" w:hint="default"/>
+        <w:sz w:val="20"/>
+      </w:rPr>
+    </w:lvl>
+    <w:lvl w:ilvl="1" w:tentative="1">
+      <w:start w:val="1"/>
+      <w:numFmt w:val="bullet"/>
+      <w:lvlText w:val="o"/>
+      <w:lvlJc w:val="left"/>
+      <w:pPr>
+        <w:tabs>
+          <w:tab w:val="num" w:pos="1440"/>
+        </w:tabs>
+        <w:ind w:left="1440" w:hanging="360"/>
+      </w:pPr>
+      <w:rPr>
+        <w:rFonts w:ascii="Courier New" w:hAnsi="Courier New" w:hint="default"/>
+        <w:sz w:val="20"/>
+      </w:rPr>
+    </w:lvl>
+    <w:lvl w:ilvl="2" w:tentative="1">
+      <w:start w:val="1"/>
+      <w:numFmt w:val="bullet"/>
+      <w:lvlText w:val=""/>
+      <w:lvlJc w:val="left"/>
+      <w:pPr>
+        <w:tabs>
+          <w:tab w:val="num" w:pos="2160"/>
+        </w:tabs>
+        <w:ind w:left="2160" w:hanging="360"/>
+      </w:pPr>
+      <w:rPr>
+        <w:rFonts w:ascii="Wingdings" w:hAnsi="Wingdings" w:hint="default"/>
+        <w:sz w:val="20"/>
+      </w:rPr>
+    </w:lvl>
+    <w:lvl w:ilvl="3" w:tentative="1">
+      <w:start w:val="1"/>
+      <w:numFmt w:val="bullet"/>
+      <w:lvlText w:val=""/>
+      <w:lvlJc w:val="left"/>
+      <w:pPr>
+        <w:tabs>
+          <w:tab w:val="num" w:pos="2880"/>
+        </w:tabs>
+        <w:ind w:left="2880" w:hanging="360"/>
+      </w:pPr>
+      <w:rPr>
+        <w:rFonts w:ascii="Wingdings" w:hAnsi="Wingdings" w:hint="default"/>
+        <w:sz w:val="20"/>
+      </w:rPr>
+    </w:lvl>
+    <w:lvl w:ilvl="4" w:tentative="1">
+      <w:start w:val="1"/>
+      <w:numFmt w:val="bullet"/>
+      <w:lvlText w:val=""/>
+      <w:lvlJc w:val="left"/>
+      <w:pPr>
+        <w:tabs>
+          <w:tab w:val="num" w:pos="3600"/>
+        </w:tabs>
+        <w:ind w:left="3600" w:hanging="360"/>
+      </w:pPr>
+      <w:rPr>
+        <w:rFonts w:ascii="Wingdings" w:hAnsi="Wingdings" w:hint="default"/>
+        <w:sz w:val="20"/>
+      </w:rPr>
+    </w:lvl>
+    <w:lvl w:ilvl="5" w:tentative="1">
+      <w:start w:val="1"/>
+      <w:numFmt w:val="bullet"/>
+      <w:lvlText w:val=""/>
+      <w:lvlJc w:val="left"/>
+      <w:pPr>
+        <w:tabs>
+          <w:tab w:val="num" w:pos="4320"/>
+        </w:tabs>
+        <w:ind w:left="4320" w:hanging="360"/>
+      </w:pPr>
+      <w:rPr>
+        <w:rFonts w:ascii="Wingdings" w:hAnsi="Wingdings" w:hint="default"/>
+        <w:sz w:val="20"/>
+      </w:rPr>
+    </w:lvl>
+    <w:lvl w:ilvl="6" w:tentative="1">
+      <w:start w:val="1"/>
+      <w:numFmt w:val="bullet"/>
+      <w:lvlText w:val=""/>
+      <w:lvlJc w:val="left"/>
+      <w:pPr>
+        <w:tabs>
+          <w:tab w:val="num" w:pos="5040"/>
+        </w:tabs>
+        <w:ind w:left="5040" w:hanging="360"/>
+      </w:pPr>
+      <w:rPr>
+        <w:rFonts w:ascii="Wingdings" w:hAnsi="Wingdings" w:hint="default"/>
+        <w:sz w:val="20"/>
+      </w:rPr>
+    </w:lvl>
+    <w:lvl w:ilvl="7" w:tentative="1">
+      <w:start w:val="1"/>
+      <w:numFmt w:val="bullet"/>
+      <w:lvlText w:val=""/>
+      <w:lvlJc w:val="left"/>
+      <w:pPr>
+        <w:tabs>
+          <w:tab w:val="num" w:pos="5760"/>
+        </w:tabs>
+        <w:ind w:left="5760" w:hanging="360"/>
+      </w:pPr>
+      <w:rPr>
+        <w:rFonts w:ascii="Wingdings" w:hAnsi="Wingdings" w:hint="default"/>
+        <w:sz w:val="20"/>
+      </w:rPr>
+    </w:lvl>
+    <w:lvl w:ilvl="8" w:tentative="1">
+      <w:start w:val="1"/>
+      <w:numFmt w:val="bullet"/>
+      <w:lvlText w:val=""/>
+      <w:lvlJc w:val="left"/>
+      <w:pPr>
+        <w:tabs>
+          <w:tab w:val="num" w:pos="6480"/>
+        </w:tabs>
+        <w:ind w:left="6480" w:hanging="360"/>
+      </w:pPr>
+      <w:rPr>
+        <w:rFonts w:ascii="Wingdings" w:hAnsi="Wingdings" w:hint="default"/>
+        <w:sz w:val="20"/>
+      </w:rPr>
+    </w:lvl>
+  </w:abstractNum>
+  <w:abstractNum w:abstractNumId="16" w15:restartNumberingAfterBreak="0">
     <w:nsid w:val="17597049"/>
     <w:multiLevelType w:val="multilevel"/>
     <w:tmpl w:val="17597049"/>
@@ -31341,7 +33644,7 @@
       </w:rPr>
     </w:lvl>
   </w:abstractNum>
-  <w:abstractNum w:abstractNumId="16" w15:restartNumberingAfterBreak="0">
+  <w:abstractNum w:abstractNumId="17" w15:restartNumberingAfterBreak="0">
     <w:nsid w:val="1B554A26"/>
     <w:multiLevelType w:val="hybridMultilevel"/>
     <w:tmpl w:val="CA3CF3B2"/>
@@ -31454,7 +33757,7 @@
       </w:rPr>
     </w:lvl>
   </w:abstractNum>
-  <w:abstractNum w:abstractNumId="17" w15:restartNumberingAfterBreak="0">
+  <w:abstractNum w:abstractNumId="18" w15:restartNumberingAfterBreak="0">
     <w:nsid w:val="1C291758"/>
     <w:multiLevelType w:val="multilevel"/>
     <w:tmpl w:val="1C291758"/>
@@ -31603,7 +33906,7 @@
       </w:rPr>
     </w:lvl>
   </w:abstractNum>
-  <w:abstractNum w:abstractNumId="18" w15:restartNumberingAfterBreak="0">
+  <w:abstractNum w:abstractNumId="19" w15:restartNumberingAfterBreak="0">
     <w:nsid w:val="20C30AAA"/>
     <w:multiLevelType w:val="multilevel"/>
     <w:tmpl w:val="A9825A40"/>
@@ -31752,7 +34055,121 @@
       </w:rPr>
     </w:lvl>
   </w:abstractNum>
-  <w:abstractNum w:abstractNumId="19" w15:restartNumberingAfterBreak="0">
+  <w:abstractNum w:abstractNumId="20" w15:restartNumberingAfterBreak="0">
+    <w:nsid w:val="210446C3"/>
+    <w:multiLevelType w:val="hybridMultilevel"/>
+    <w:tmpl w:val="BD087720"/>
+    <w:lvl w:ilvl="0" w:tplc="93B4FEBA">
+      <w:start w:val="6"/>
+      <w:numFmt w:val="bullet"/>
+      <w:lvlText w:val="-"/>
+      <w:lvlJc w:val="left"/>
+      <w:pPr>
+        <w:ind w:left="720" w:hanging="360"/>
+      </w:pPr>
+      <w:rPr>
+        <w:rFonts w:ascii="Times New Roman" w:eastAsiaTheme="minorHAnsi" w:hAnsi="Times New Roman" w:cs="Times New Roman" w:hint="default"/>
+        <w:b/>
+      </w:rPr>
+    </w:lvl>
+    <w:lvl w:ilvl="1" w:tplc="04090003" w:tentative="1">
+      <w:start w:val="1"/>
+      <w:numFmt w:val="bullet"/>
+      <w:lvlText w:val="o"/>
+      <w:lvlJc w:val="left"/>
+      <w:pPr>
+        <w:ind w:left="1440" w:hanging="360"/>
+      </w:pPr>
+      <w:rPr>
+        <w:rFonts w:ascii="Courier New" w:hAnsi="Courier New" w:cs="Courier New" w:hint="default"/>
+      </w:rPr>
+    </w:lvl>
+    <w:lvl w:ilvl="2" w:tplc="04090005" w:tentative="1">
+      <w:start w:val="1"/>
+      <w:numFmt w:val="bullet"/>
+      <w:lvlText w:val=""/>
+      <w:lvlJc w:val="left"/>
+      <w:pPr>
+        <w:ind w:left="2160" w:hanging="360"/>
+      </w:pPr>
+      <w:rPr>
+        <w:rFonts w:ascii="Wingdings" w:hAnsi="Wingdings" w:hint="default"/>
+      </w:rPr>
+    </w:lvl>
+    <w:lvl w:ilvl="3" w:tplc="04090001" w:tentative="1">
+      <w:start w:val="1"/>
+      <w:numFmt w:val="bullet"/>
+      <w:lvlText w:val=""/>
+      <w:lvlJc w:val="left"/>
+      <w:pPr>
+        <w:ind w:left="2880" w:hanging="360"/>
+      </w:pPr>
+      <w:rPr>
+        <w:rFonts w:ascii="Symbol" w:hAnsi="Symbol" w:hint="default"/>
+      </w:rPr>
+    </w:lvl>
+    <w:lvl w:ilvl="4" w:tplc="04090003" w:tentative="1">
+      <w:start w:val="1"/>
+      <w:numFmt w:val="bullet"/>
+      <w:lvlText w:val="o"/>
+      <w:lvlJc w:val="left"/>
+      <w:pPr>
+        <w:ind w:left="3600" w:hanging="360"/>
+      </w:pPr>
+      <w:rPr>
+        <w:rFonts w:ascii="Courier New" w:hAnsi="Courier New" w:cs="Courier New" w:hint="default"/>
+      </w:rPr>
+    </w:lvl>
+    <w:lvl w:ilvl="5" w:tplc="04090005" w:tentative="1">
+      <w:start w:val="1"/>
+      <w:numFmt w:val="bullet"/>
+      <w:lvlText w:val=""/>
+      <w:lvlJc w:val="left"/>
+      <w:pPr>
+        <w:ind w:left="4320" w:hanging="360"/>
+      </w:pPr>
+      <w:rPr>
+        <w:rFonts w:ascii="Wingdings" w:hAnsi="Wingdings" w:hint="default"/>
+      </w:rPr>
+    </w:lvl>
+    <w:lvl w:ilvl="6" w:tplc="04090001" w:tentative="1">
+      <w:start w:val="1"/>
+      <w:numFmt w:val="bullet"/>
+      <w:lvlText w:val=""/>
+      <w:lvlJc w:val="left"/>
+      <w:pPr>
+        <w:ind w:left="5040" w:hanging="360"/>
+      </w:pPr>
+      <w:rPr>
+        <w:rFonts w:ascii="Symbol" w:hAnsi="Symbol" w:hint="default"/>
+      </w:rPr>
+    </w:lvl>
+    <w:lvl w:ilvl="7" w:tplc="04090003" w:tentative="1">
+      <w:start w:val="1"/>
+      <w:numFmt w:val="bullet"/>
+      <w:lvlText w:val="o"/>
+      <w:lvlJc w:val="left"/>
+      <w:pPr>
+        <w:ind w:left="5760" w:hanging="360"/>
+      </w:pPr>
+      <w:rPr>
+        <w:rFonts w:ascii="Courier New" w:hAnsi="Courier New" w:cs="Courier New" w:hint="default"/>
+      </w:rPr>
+    </w:lvl>
+    <w:lvl w:ilvl="8" w:tplc="04090005" w:tentative="1">
+      <w:start w:val="1"/>
+      <w:numFmt w:val="bullet"/>
+      <w:lvlText w:val=""/>
+      <w:lvlJc w:val="left"/>
+      <w:pPr>
+        <w:ind w:left="6480" w:hanging="360"/>
+      </w:pPr>
+      <w:rPr>
+        <w:rFonts w:ascii="Wingdings" w:hAnsi="Wingdings" w:hint="default"/>
+      </w:rPr>
+    </w:lvl>
+  </w:abstractNum>
+  <w:abstractNum w:abstractNumId="21" w15:restartNumberingAfterBreak="0">
     <w:nsid w:val="212A0EA5"/>
     <w:multiLevelType w:val="multilevel"/>
     <w:tmpl w:val="212A0EA5"/>
@@ -31865,7 +34282,7 @@
       </w:rPr>
     </w:lvl>
   </w:abstractNum>
-  <w:abstractNum w:abstractNumId="20" w15:restartNumberingAfterBreak="0">
+  <w:abstractNum w:abstractNumId="22" w15:restartNumberingAfterBreak="0">
     <w:nsid w:val="21FA1C0F"/>
     <w:multiLevelType w:val="multilevel"/>
     <w:tmpl w:val="21FA1C0F"/>
@@ -32014,7 +34431,7 @@
       </w:rPr>
     </w:lvl>
   </w:abstractNum>
-  <w:abstractNum w:abstractNumId="21" w15:restartNumberingAfterBreak="0">
+  <w:abstractNum w:abstractNumId="23" w15:restartNumberingAfterBreak="0">
     <w:nsid w:val="248C5072"/>
     <w:multiLevelType w:val="multilevel"/>
     <w:tmpl w:val="FAF8AED4"/>
@@ -32163,7 +34580,7 @@
       </w:rPr>
     </w:lvl>
   </w:abstractNum>
-  <w:abstractNum w:abstractNumId="22" w15:restartNumberingAfterBreak="0">
+  <w:abstractNum w:abstractNumId="24" w15:restartNumberingAfterBreak="0">
     <w:nsid w:val="25526EC6"/>
     <w:multiLevelType w:val="hybridMultilevel"/>
     <w:tmpl w:val="45E61B7A"/>
@@ -32276,7 +34693,7 @@
       </w:rPr>
     </w:lvl>
   </w:abstractNum>
-  <w:abstractNum w:abstractNumId="23" w15:restartNumberingAfterBreak="0">
+  <w:abstractNum w:abstractNumId="25" w15:restartNumberingAfterBreak="0">
     <w:nsid w:val="270A5891"/>
     <w:multiLevelType w:val="multilevel"/>
     <w:tmpl w:val="EBB63642"/>
@@ -32425,7 +34842,7 @@
       </w:rPr>
     </w:lvl>
   </w:abstractNum>
-  <w:abstractNum w:abstractNumId="24" w15:restartNumberingAfterBreak="0">
+  <w:abstractNum w:abstractNumId="26" w15:restartNumberingAfterBreak="0">
     <w:nsid w:val="2A7D2CA6"/>
     <w:multiLevelType w:val="multilevel"/>
     <w:tmpl w:val="2A7D2CA6"/>
@@ -32574,7 +34991,7 @@
       </w:rPr>
     </w:lvl>
   </w:abstractNum>
-  <w:abstractNum w:abstractNumId="25" w15:restartNumberingAfterBreak="0">
+  <w:abstractNum w:abstractNumId="27" w15:restartNumberingAfterBreak="0">
     <w:nsid w:val="34056A83"/>
     <w:multiLevelType w:val="multilevel"/>
     <w:tmpl w:val="34056A83"/>
@@ -32723,7 +35140,7 @@
       </w:rPr>
     </w:lvl>
   </w:abstractNum>
-  <w:abstractNum w:abstractNumId="26" w15:restartNumberingAfterBreak="0">
+  <w:abstractNum w:abstractNumId="28" w15:restartNumberingAfterBreak="0">
     <w:nsid w:val="36E0E4EA"/>
     <w:multiLevelType w:val="multilevel"/>
     <w:tmpl w:val="36E0E4EA"/>
@@ -32872,7 +35289,7 @@
       </w:rPr>
     </w:lvl>
   </w:abstractNum>
-  <w:abstractNum w:abstractNumId="27" w15:restartNumberingAfterBreak="0">
+  <w:abstractNum w:abstractNumId="29" w15:restartNumberingAfterBreak="0">
     <w:nsid w:val="3BB53C52"/>
     <w:multiLevelType w:val="multilevel"/>
     <w:tmpl w:val="3BB53C52"/>
@@ -32985,7 +35402,7 @@
       </w:rPr>
     </w:lvl>
   </w:abstractNum>
-  <w:abstractNum w:abstractNumId="28" w15:restartNumberingAfterBreak="0">
+  <w:abstractNum w:abstractNumId="30" w15:restartNumberingAfterBreak="0">
     <w:nsid w:val="3D3B3991"/>
     <w:multiLevelType w:val="multilevel"/>
     <w:tmpl w:val="3D3B3991"/>
@@ -33098,7 +35515,7 @@
       </w:rPr>
     </w:lvl>
   </w:abstractNum>
-  <w:abstractNum w:abstractNumId="29" w15:restartNumberingAfterBreak="0">
+  <w:abstractNum w:abstractNumId="31" w15:restartNumberingAfterBreak="0">
     <w:nsid w:val="4319561E"/>
     <w:multiLevelType w:val="multilevel"/>
     <w:tmpl w:val="25082694"/>
@@ -33247,7 +35664,156 @@
       </w:rPr>
     </w:lvl>
   </w:abstractNum>
-  <w:abstractNum w:abstractNumId="30" w15:restartNumberingAfterBreak="0">
+  <w:abstractNum w:abstractNumId="32" w15:restartNumberingAfterBreak="0">
+    <w:nsid w:val="433518ED"/>
+    <w:multiLevelType w:val="multilevel"/>
+    <w:tmpl w:val="CD409730"/>
+    <w:lvl w:ilvl="0">
+      <w:start w:val="1"/>
+      <w:numFmt w:val="bullet"/>
+      <w:lvlText w:val=""/>
+      <w:lvlJc w:val="left"/>
+      <w:pPr>
+        <w:tabs>
+          <w:tab w:val="num" w:pos="720"/>
+        </w:tabs>
+        <w:ind w:left="720" w:hanging="360"/>
+      </w:pPr>
+      <w:rPr>
+        <w:rFonts w:ascii="Symbol" w:hAnsi="Symbol" w:hint="default"/>
+        <w:sz w:val="20"/>
+      </w:rPr>
+    </w:lvl>
+    <w:lvl w:ilvl="1" w:tentative="1">
+      <w:start w:val="1"/>
+      <w:numFmt w:val="bullet"/>
+      <w:lvlText w:val="o"/>
+      <w:lvlJc w:val="left"/>
+      <w:pPr>
+        <w:tabs>
+          <w:tab w:val="num" w:pos="1440"/>
+        </w:tabs>
+        <w:ind w:left="1440" w:hanging="360"/>
+      </w:pPr>
+      <w:rPr>
+        <w:rFonts w:ascii="Courier New" w:hAnsi="Courier New" w:hint="default"/>
+        <w:sz w:val="20"/>
+      </w:rPr>
+    </w:lvl>
+    <w:lvl w:ilvl="2" w:tentative="1">
+      <w:start w:val="1"/>
+      <w:numFmt w:val="bullet"/>
+      <w:lvlText w:val=""/>
+      <w:lvlJc w:val="left"/>
+      <w:pPr>
+        <w:tabs>
+          <w:tab w:val="num" w:pos="2160"/>
+        </w:tabs>
+        <w:ind w:left="2160" w:hanging="360"/>
+      </w:pPr>
+      <w:rPr>
+        <w:rFonts w:ascii="Wingdings" w:hAnsi="Wingdings" w:hint="default"/>
+        <w:sz w:val="20"/>
+      </w:rPr>
+    </w:lvl>
+    <w:lvl w:ilvl="3" w:tentative="1">
+      <w:start w:val="1"/>
+      <w:numFmt w:val="bullet"/>
+      <w:lvlText w:val=""/>
+      <w:lvlJc w:val="left"/>
+      <w:pPr>
+        <w:tabs>
+          <w:tab w:val="num" w:pos="2880"/>
+        </w:tabs>
+        <w:ind w:left="2880" w:hanging="360"/>
+      </w:pPr>
+      <w:rPr>
+        <w:rFonts w:ascii="Wingdings" w:hAnsi="Wingdings" w:hint="default"/>
+        <w:sz w:val="20"/>
+      </w:rPr>
+    </w:lvl>
+    <w:lvl w:ilvl="4" w:tentative="1">
+      <w:start w:val="1"/>
+      <w:numFmt w:val="bullet"/>
+      <w:lvlText w:val=""/>
+      <w:lvlJc w:val="left"/>
+      <w:pPr>
+        <w:tabs>
+          <w:tab w:val="num" w:pos="3600"/>
+        </w:tabs>
+        <w:ind w:left="3600" w:hanging="360"/>
+      </w:pPr>
+      <w:rPr>
+        <w:rFonts w:ascii="Wingdings" w:hAnsi="Wingdings" w:hint="default"/>
+        <w:sz w:val="20"/>
+      </w:rPr>
+    </w:lvl>
+    <w:lvl w:ilvl="5" w:tentative="1">
+      <w:start w:val="1"/>
+      <w:numFmt w:val="bullet"/>
+      <w:lvlText w:val=""/>
+      <w:lvlJc w:val="left"/>
+      <w:pPr>
+        <w:tabs>
+          <w:tab w:val="num" w:pos="4320"/>
+        </w:tabs>
+        <w:ind w:left="4320" w:hanging="360"/>
+      </w:pPr>
+      <w:rPr>
+        <w:rFonts w:ascii="Wingdings" w:hAnsi="Wingdings" w:hint="default"/>
+        <w:sz w:val="20"/>
+      </w:rPr>
+    </w:lvl>
+    <w:lvl w:ilvl="6" w:tentative="1">
+      <w:start w:val="1"/>
+      <w:numFmt w:val="bullet"/>
+      <w:lvlText w:val=""/>
+      <w:lvlJc w:val="left"/>
+      <w:pPr>
+        <w:tabs>
+          <w:tab w:val="num" w:pos="5040"/>
+        </w:tabs>
+        <w:ind w:left="5040" w:hanging="360"/>
+      </w:pPr>
+      <w:rPr>
+        <w:rFonts w:ascii="Wingdings" w:hAnsi="Wingdings" w:hint="default"/>
+        <w:sz w:val="20"/>
+      </w:rPr>
+    </w:lvl>
+    <w:lvl w:ilvl="7" w:tentative="1">
+      <w:start w:val="1"/>
+      <w:numFmt w:val="bullet"/>
+      <w:lvlText w:val=""/>
+      <w:lvlJc w:val="left"/>
+      <w:pPr>
+        <w:tabs>
+          <w:tab w:val="num" w:pos="5760"/>
+        </w:tabs>
+        <w:ind w:left="5760" w:hanging="360"/>
+      </w:pPr>
+      <w:rPr>
+        <w:rFonts w:ascii="Wingdings" w:hAnsi="Wingdings" w:hint="default"/>
+        <w:sz w:val="20"/>
+      </w:rPr>
+    </w:lvl>
+    <w:lvl w:ilvl="8" w:tentative="1">
+      <w:start w:val="1"/>
+      <w:numFmt w:val="bullet"/>
+      <w:lvlText w:val=""/>
+      <w:lvlJc w:val="left"/>
+      <w:pPr>
+        <w:tabs>
+          <w:tab w:val="num" w:pos="6480"/>
+        </w:tabs>
+        <w:ind w:left="6480" w:hanging="360"/>
+      </w:pPr>
+      <w:rPr>
+        <w:rFonts w:ascii="Wingdings" w:hAnsi="Wingdings" w:hint="default"/>
+        <w:sz w:val="20"/>
+      </w:rPr>
+    </w:lvl>
+  </w:abstractNum>
+  <w:abstractNum w:abstractNumId="33" w15:restartNumberingAfterBreak="0">
     <w:nsid w:val="4F081D9B"/>
     <w:multiLevelType w:val="multilevel"/>
     <w:tmpl w:val="4F081D9B"/>
@@ -33396,7 +35962,7 @@
       </w:rPr>
     </w:lvl>
   </w:abstractNum>
-  <w:abstractNum w:abstractNumId="31" w15:restartNumberingAfterBreak="0">
+  <w:abstractNum w:abstractNumId="34" w15:restartNumberingAfterBreak="0">
     <w:nsid w:val="512378F1"/>
     <w:multiLevelType w:val="multilevel"/>
     <w:tmpl w:val="512378F1"/>
@@ -33545,7 +36111,7 @@
       </w:rPr>
     </w:lvl>
   </w:abstractNum>
-  <w:abstractNum w:abstractNumId="32" w15:restartNumberingAfterBreak="0">
+  <w:abstractNum w:abstractNumId="35" w15:restartNumberingAfterBreak="0">
     <w:nsid w:val="596F4812"/>
     <w:multiLevelType w:val="multilevel"/>
     <w:tmpl w:val="A3E88FD6"/>
@@ -33694,7 +36260,7 @@
       </w:rPr>
     </w:lvl>
   </w:abstractNum>
-  <w:abstractNum w:abstractNumId="33" w15:restartNumberingAfterBreak="0">
+  <w:abstractNum w:abstractNumId="36" w15:restartNumberingAfterBreak="0">
     <w:nsid w:val="599039D7"/>
     <w:multiLevelType w:val="multilevel"/>
     <w:tmpl w:val="599039D7"/>
@@ -33807,7 +36373,7 @@
       </w:rPr>
     </w:lvl>
   </w:abstractNum>
-  <w:abstractNum w:abstractNumId="34" w15:restartNumberingAfterBreak="0">
+  <w:abstractNum w:abstractNumId="37" w15:restartNumberingAfterBreak="0">
     <w:nsid w:val="5B4D6896"/>
     <w:multiLevelType w:val="multilevel"/>
     <w:tmpl w:val="5B4D6896"/>
@@ -33920,7 +36486,7 @@
       </w:rPr>
     </w:lvl>
   </w:abstractNum>
-  <w:abstractNum w:abstractNumId="35" w15:restartNumberingAfterBreak="0">
+  <w:abstractNum w:abstractNumId="38" w15:restartNumberingAfterBreak="0">
     <w:nsid w:val="62383B30"/>
     <w:multiLevelType w:val="hybridMultilevel"/>
     <w:tmpl w:val="A4221CE0"/>
@@ -34033,7 +36599,7 @@
       </w:rPr>
     </w:lvl>
   </w:abstractNum>
-  <w:abstractNum w:abstractNumId="36" w15:restartNumberingAfterBreak="0">
+  <w:abstractNum w:abstractNumId="39" w15:restartNumberingAfterBreak="0">
     <w:nsid w:val="62467074"/>
     <w:multiLevelType w:val="hybridMultilevel"/>
     <w:tmpl w:val="20665558"/>
@@ -34146,7 +36712,7 @@
       </w:rPr>
     </w:lvl>
   </w:abstractNum>
-  <w:abstractNum w:abstractNumId="37" w15:restartNumberingAfterBreak="0">
+  <w:abstractNum w:abstractNumId="40" w15:restartNumberingAfterBreak="0">
     <w:nsid w:val="6B6E1EF2"/>
     <w:multiLevelType w:val="multilevel"/>
     <w:tmpl w:val="220C821C"/>
@@ -34295,7 +36861,156 @@
       </w:rPr>
     </w:lvl>
   </w:abstractNum>
-  <w:abstractNum w:abstractNumId="38" w15:restartNumberingAfterBreak="0">
+  <w:abstractNum w:abstractNumId="41" w15:restartNumberingAfterBreak="0">
+    <w:nsid w:val="6BD35904"/>
+    <w:multiLevelType w:val="multilevel"/>
+    <w:tmpl w:val="905EE970"/>
+    <w:lvl w:ilvl="0">
+      <w:start w:val="1"/>
+      <w:numFmt w:val="bullet"/>
+      <w:lvlText w:val=""/>
+      <w:lvlJc w:val="left"/>
+      <w:pPr>
+        <w:tabs>
+          <w:tab w:val="num" w:pos="720"/>
+        </w:tabs>
+        <w:ind w:left="720" w:hanging="360"/>
+      </w:pPr>
+      <w:rPr>
+        <w:rFonts w:ascii="Symbol" w:hAnsi="Symbol" w:hint="default"/>
+        <w:sz w:val="20"/>
+      </w:rPr>
+    </w:lvl>
+    <w:lvl w:ilvl="1" w:tentative="1">
+      <w:start w:val="1"/>
+      <w:numFmt w:val="bullet"/>
+      <w:lvlText w:val="o"/>
+      <w:lvlJc w:val="left"/>
+      <w:pPr>
+        <w:tabs>
+          <w:tab w:val="num" w:pos="1440"/>
+        </w:tabs>
+        <w:ind w:left="1440" w:hanging="360"/>
+      </w:pPr>
+      <w:rPr>
+        <w:rFonts w:ascii="Courier New" w:hAnsi="Courier New" w:hint="default"/>
+        <w:sz w:val="20"/>
+      </w:rPr>
+    </w:lvl>
+    <w:lvl w:ilvl="2" w:tentative="1">
+      <w:start w:val="1"/>
+      <w:numFmt w:val="bullet"/>
+      <w:lvlText w:val=""/>
+      <w:lvlJc w:val="left"/>
+      <w:pPr>
+        <w:tabs>
+          <w:tab w:val="num" w:pos="2160"/>
+        </w:tabs>
+        <w:ind w:left="2160" w:hanging="360"/>
+      </w:pPr>
+      <w:rPr>
+        <w:rFonts w:ascii="Wingdings" w:hAnsi="Wingdings" w:hint="default"/>
+        <w:sz w:val="20"/>
+      </w:rPr>
+    </w:lvl>
+    <w:lvl w:ilvl="3" w:tentative="1">
+      <w:start w:val="1"/>
+      <w:numFmt w:val="bullet"/>
+      <w:lvlText w:val=""/>
+      <w:lvlJc w:val="left"/>
+      <w:pPr>
+        <w:tabs>
+          <w:tab w:val="num" w:pos="2880"/>
+        </w:tabs>
+        <w:ind w:left="2880" w:hanging="360"/>
+      </w:pPr>
+      <w:rPr>
+        <w:rFonts w:ascii="Wingdings" w:hAnsi="Wingdings" w:hint="default"/>
+        <w:sz w:val="20"/>
+      </w:rPr>
+    </w:lvl>
+    <w:lvl w:ilvl="4" w:tentative="1">
+      <w:start w:val="1"/>
+      <w:numFmt w:val="bullet"/>
+      <w:lvlText w:val=""/>
+      <w:lvlJc w:val="left"/>
+      <w:pPr>
+        <w:tabs>
+          <w:tab w:val="num" w:pos="3600"/>
+        </w:tabs>
+        <w:ind w:left="3600" w:hanging="360"/>
+      </w:pPr>
+      <w:rPr>
+        <w:rFonts w:ascii="Wingdings" w:hAnsi="Wingdings" w:hint="default"/>
+        <w:sz w:val="20"/>
+      </w:rPr>
+    </w:lvl>
+    <w:lvl w:ilvl="5" w:tentative="1">
+      <w:start w:val="1"/>
+      <w:numFmt w:val="bullet"/>
+      <w:lvlText w:val=""/>
+      <w:lvlJc w:val="left"/>
+      <w:pPr>
+        <w:tabs>
+          <w:tab w:val="num" w:pos="4320"/>
+        </w:tabs>
+        <w:ind w:left="4320" w:hanging="360"/>
+      </w:pPr>
+      <w:rPr>
+        <w:rFonts w:ascii="Wingdings" w:hAnsi="Wingdings" w:hint="default"/>
+        <w:sz w:val="20"/>
+      </w:rPr>
+    </w:lvl>
+    <w:lvl w:ilvl="6" w:tentative="1">
+      <w:start w:val="1"/>
+      <w:numFmt w:val="bullet"/>
+      <w:lvlText w:val=""/>
+      <w:lvlJc w:val="left"/>
+      <w:pPr>
+        <w:tabs>
+          <w:tab w:val="num" w:pos="5040"/>
+        </w:tabs>
+        <w:ind w:left="5040" w:hanging="360"/>
+      </w:pPr>
+      <w:rPr>
+        <w:rFonts w:ascii="Wingdings" w:hAnsi="Wingdings" w:hint="default"/>
+        <w:sz w:val="20"/>
+      </w:rPr>
+    </w:lvl>
+    <w:lvl w:ilvl="7" w:tentative="1">
+      <w:start w:val="1"/>
+      <w:numFmt w:val="bullet"/>
+      <w:lvlText w:val=""/>
+      <w:lvlJc w:val="left"/>
+      <w:pPr>
+        <w:tabs>
+          <w:tab w:val="num" w:pos="5760"/>
+        </w:tabs>
+        <w:ind w:left="5760" w:hanging="360"/>
+      </w:pPr>
+      <w:rPr>
+        <w:rFonts w:ascii="Wingdings" w:hAnsi="Wingdings" w:hint="default"/>
+        <w:sz w:val="20"/>
+      </w:rPr>
+    </w:lvl>
+    <w:lvl w:ilvl="8" w:tentative="1">
+      <w:start w:val="1"/>
+      <w:numFmt w:val="bullet"/>
+      <w:lvlText w:val=""/>
+      <w:lvlJc w:val="left"/>
+      <w:pPr>
+        <w:tabs>
+          <w:tab w:val="num" w:pos="6480"/>
+        </w:tabs>
+        <w:ind w:left="6480" w:hanging="360"/>
+      </w:pPr>
+      <w:rPr>
+        <w:rFonts w:ascii="Wingdings" w:hAnsi="Wingdings" w:hint="default"/>
+        <w:sz w:val="20"/>
+      </w:rPr>
+    </w:lvl>
+  </w:abstractNum>
+  <w:abstractNum w:abstractNumId="42" w15:restartNumberingAfterBreak="0">
     <w:nsid w:val="719650E2"/>
     <w:multiLevelType w:val="multilevel"/>
     <w:tmpl w:val="719650E2"/>
@@ -34444,7 +37159,7 @@
       </w:rPr>
     </w:lvl>
   </w:abstractNum>
-  <w:abstractNum w:abstractNumId="39" w15:restartNumberingAfterBreak="0">
+  <w:abstractNum w:abstractNumId="43" w15:restartNumberingAfterBreak="0">
     <w:nsid w:val="74DC7713"/>
     <w:multiLevelType w:val="multilevel"/>
     <w:tmpl w:val="74DC7713"/>
@@ -34593,7 +37308,7 @@
       </w:rPr>
     </w:lvl>
   </w:abstractNum>
-  <w:abstractNum w:abstractNumId="40" w15:restartNumberingAfterBreak="0">
+  <w:abstractNum w:abstractNumId="44" w15:restartNumberingAfterBreak="0">
     <w:nsid w:val="766E3A0F"/>
     <w:multiLevelType w:val="multilevel"/>
     <w:tmpl w:val="552ABCEE"/>
@@ -34742,7 +37457,7 @@
       </w:rPr>
     </w:lvl>
   </w:abstractNum>
-  <w:abstractNum w:abstractNumId="41" w15:restartNumberingAfterBreak="0">
+  <w:abstractNum w:abstractNumId="45" w15:restartNumberingAfterBreak="0">
     <w:nsid w:val="78C14ED8"/>
     <w:multiLevelType w:val="hybridMultilevel"/>
     <w:tmpl w:val="D166B770"/>
@@ -34855,7 +37570,7 @@
       </w:rPr>
     </w:lvl>
   </w:abstractNum>
-  <w:abstractNum w:abstractNumId="42" w15:restartNumberingAfterBreak="0">
+  <w:abstractNum w:abstractNumId="46" w15:restartNumberingAfterBreak="0">
     <w:nsid w:val="7E251719"/>
     <w:multiLevelType w:val="hybridMultilevel"/>
     <w:tmpl w:val="70BC4C34"/>
@@ -34968,7 +37683,7 @@
       </w:rPr>
     </w:lvl>
   </w:abstractNum>
-  <w:abstractNum w:abstractNumId="43" w15:restartNumberingAfterBreak="0">
+  <w:abstractNum w:abstractNumId="47" w15:restartNumberingAfterBreak="0">
     <w:nsid w:val="7ECC34A7"/>
     <w:multiLevelType w:val="multilevel"/>
     <w:tmpl w:val="7ECC34A7"/>
@@ -35082,16 +37797,16 @@
     </w:lvl>
   </w:abstractNum>
   <w:num w:numId="1" w16cid:durableId="1545024884">
-    <w:abstractNumId w:val="24"/>
+    <w:abstractNumId w:val="26"/>
   </w:num>
   <w:num w:numId="2" w16cid:durableId="1339507780">
-    <w:abstractNumId w:val="38"/>
+    <w:abstractNumId w:val="42"/>
   </w:num>
   <w:num w:numId="3" w16cid:durableId="148332750">
-    <w:abstractNumId w:val="30"/>
+    <w:abstractNumId w:val="33"/>
   </w:num>
   <w:num w:numId="4" w16cid:durableId="624236737">
-    <w:abstractNumId w:val="25"/>
+    <w:abstractNumId w:val="27"/>
   </w:num>
   <w:num w:numId="5" w16cid:durableId="2051420276">
     <w:abstractNumId w:val="9"/>
@@ -35100,34 +37815,34 @@
     <w:abstractNumId w:val="8"/>
   </w:num>
   <w:num w:numId="7" w16cid:durableId="507326727">
-    <w:abstractNumId w:val="17"/>
+    <w:abstractNumId w:val="18"/>
   </w:num>
   <w:num w:numId="8" w16cid:durableId="846097922">
-    <w:abstractNumId w:val="39"/>
+    <w:abstractNumId w:val="43"/>
   </w:num>
   <w:num w:numId="9" w16cid:durableId="1458835987">
     <w:abstractNumId w:val="6"/>
   </w:num>
   <w:num w:numId="10" w16cid:durableId="1014771818">
-    <w:abstractNumId w:val="15"/>
+    <w:abstractNumId w:val="16"/>
   </w:num>
   <w:num w:numId="11" w16cid:durableId="596905196">
     <w:abstractNumId w:val="0"/>
   </w:num>
   <w:num w:numId="12" w16cid:durableId="181283273">
-    <w:abstractNumId w:val="26"/>
+    <w:abstractNumId w:val="28"/>
   </w:num>
   <w:num w:numId="13" w16cid:durableId="1350259342">
-    <w:abstractNumId w:val="27"/>
+    <w:abstractNumId w:val="29"/>
   </w:num>
   <w:num w:numId="14" w16cid:durableId="1922131715">
-    <w:abstractNumId w:val="43"/>
+    <w:abstractNumId w:val="47"/>
   </w:num>
   <w:num w:numId="15" w16cid:durableId="1892573051">
     <w:abstractNumId w:val="14"/>
   </w:num>
   <w:num w:numId="16" w16cid:durableId="1108938194">
-    <w:abstractNumId w:val="31"/>
+    <w:abstractNumId w:val="34"/>
   </w:num>
   <w:num w:numId="17" w16cid:durableId="1191259888">
     <w:abstractNumId w:val="12"/>
@@ -35136,37 +37851,37 @@
     <w:abstractNumId w:val="2"/>
   </w:num>
   <w:num w:numId="19" w16cid:durableId="1049382589">
-    <w:abstractNumId w:val="19"/>
+    <w:abstractNumId w:val="21"/>
   </w:num>
   <w:num w:numId="20" w16cid:durableId="967902858">
-    <w:abstractNumId w:val="28"/>
+    <w:abstractNumId w:val="30"/>
   </w:num>
   <w:num w:numId="21" w16cid:durableId="1788967295">
     <w:abstractNumId w:val="1"/>
   </w:num>
   <w:num w:numId="22" w16cid:durableId="219483081">
-    <w:abstractNumId w:val="34"/>
+    <w:abstractNumId w:val="37"/>
   </w:num>
   <w:num w:numId="23" w16cid:durableId="1327786258">
     <w:abstractNumId w:val="3"/>
   </w:num>
   <w:num w:numId="24" w16cid:durableId="35811652">
-    <w:abstractNumId w:val="33"/>
+    <w:abstractNumId w:val="36"/>
   </w:num>
   <w:num w:numId="25" w16cid:durableId="2039962887">
-    <w:abstractNumId w:val="20"/>
+    <w:abstractNumId w:val="22"/>
   </w:num>
   <w:num w:numId="26" w16cid:durableId="72093743">
     <w:abstractNumId w:val="7"/>
   </w:num>
   <w:num w:numId="27" w16cid:durableId="1980263153">
-    <w:abstractNumId w:val="41"/>
+    <w:abstractNumId w:val="45"/>
   </w:num>
   <w:num w:numId="28" w16cid:durableId="1148937955">
-    <w:abstractNumId w:val="35"/>
+    <w:abstractNumId w:val="38"/>
   </w:num>
   <w:num w:numId="29" w16cid:durableId="71976581">
-    <w:abstractNumId w:val="40"/>
+    <w:abstractNumId w:val="44"/>
   </w:num>
   <w:num w:numId="30" w16cid:durableId="1042487402">
     <w:abstractNumId w:val="10"/>
@@ -35175,49 +37890,61 @@
     <w:abstractNumId w:val="11"/>
   </w:num>
   <w:num w:numId="32" w16cid:durableId="56586980">
-    <w:abstractNumId w:val="23"/>
+    <w:abstractNumId w:val="25"/>
   </w:num>
   <w:num w:numId="33" w16cid:durableId="796871997">
-    <w:abstractNumId w:val="32"/>
+    <w:abstractNumId w:val="35"/>
   </w:num>
   <w:num w:numId="34" w16cid:durableId="1598520056">
-    <w:abstractNumId w:val="18"/>
+    <w:abstractNumId w:val="19"/>
   </w:num>
   <w:num w:numId="35" w16cid:durableId="548223907">
     <w:abstractNumId w:val="13"/>
   </w:num>
   <w:num w:numId="36" w16cid:durableId="1960139978">
-    <w:abstractNumId w:val="21"/>
+    <w:abstractNumId w:val="23"/>
   </w:num>
   <w:num w:numId="37" w16cid:durableId="1532181711">
-    <w:abstractNumId w:val="37"/>
+    <w:abstractNumId w:val="40"/>
   </w:num>
   <w:num w:numId="38" w16cid:durableId="361053521">
-    <w:abstractNumId w:val="29"/>
+    <w:abstractNumId w:val="31"/>
   </w:num>
   <w:num w:numId="39" w16cid:durableId="1341931800">
     <w:abstractNumId w:val="4"/>
   </w:num>
   <w:num w:numId="40" w16cid:durableId="2038769383">
-    <w:abstractNumId w:val="16"/>
+    <w:abstractNumId w:val="17"/>
   </w:num>
   <w:num w:numId="41" w16cid:durableId="1936087398">
-    <w:abstractNumId w:val="36"/>
+    <w:abstractNumId w:val="39"/>
   </w:num>
   <w:num w:numId="42" w16cid:durableId="735980904">
-    <w:abstractNumId w:val="22"/>
+    <w:abstractNumId w:val="24"/>
   </w:num>
   <w:num w:numId="43" w16cid:durableId="1804889258">
     <w:abstractNumId w:val="5"/>
   </w:num>
   <w:num w:numId="44" w16cid:durableId="1749503084">
-    <w:abstractNumId w:val="42"/>
+    <w:abstractNumId w:val="46"/>
+  </w:num>
+  <w:num w:numId="45" w16cid:durableId="44723913">
+    <w:abstractNumId w:val="15"/>
+  </w:num>
+  <w:num w:numId="46" w16cid:durableId="2053260844">
+    <w:abstractNumId w:val="41"/>
+  </w:num>
+  <w:num w:numId="47" w16cid:durableId="440295562">
+    <w:abstractNumId w:val="20"/>
+  </w:num>
+  <w:num w:numId="48" w16cid:durableId="1459683514">
+    <w:abstractNumId w:val="32"/>
   </w:num>
 </w:numbering>
 </file>
 
 <file path=word/styles.xml><?xml version="1.0" encoding="utf-8"?>
-<w:styles xmlns:mc="http://schemas.openxmlformats.org/markup-compatibility/2006" xmlns:r="http://schemas.openxmlformats.org/officeDocument/2006/relationships" xmlns:w="http://schemas.openxmlformats.org/wordprocessingml/2006/main" xmlns:w14="http://schemas.microsoft.com/office/word/2010/wordml" xmlns:w15="http://schemas.microsoft.com/office/word/2012/wordml" xmlns:w16cex="http://schemas.microsoft.com/office/word/2018/wordml/cex" xmlns:w16cid="http://schemas.microsoft.com/office/word/2016/wordml/cid" xmlns:w16="http://schemas.microsoft.com/office/word/2018/wordml" xmlns:w16du="http://schemas.microsoft.com/office/word/2023/wordml/word16du" xmlns:w16sdtdh="http://schemas.microsoft.com/office/word/2020/wordml/sdtdatahash" xmlns:w16se="http://schemas.microsoft.com/office/word/2015/wordml/symex" mc:Ignorable="w14 w15 w16se w16cid w16 w16cex w16sdtdh w16du">
+<w:styles xmlns:mc="http://schemas.openxmlformats.org/markup-compatibility/2006" xmlns:r="http://schemas.openxmlformats.org/officeDocument/2006/relationships" xmlns:w="http://schemas.openxmlformats.org/wordprocessingml/2006/main" xmlns:w14="http://schemas.microsoft.com/office/word/2010/wordml" xmlns:w15="http://schemas.microsoft.com/office/word/2012/wordml" xmlns:w16cex="http://schemas.microsoft.com/office/word/2018/wordml/cex" xmlns:w16cid="http://schemas.microsoft.com/office/word/2016/wordml/cid" xmlns:w16="http://schemas.microsoft.com/office/word/2018/wordml" xmlns:w16du="http://schemas.microsoft.com/office/word/2023/wordml/word16du" xmlns:w16sdtdh="http://schemas.microsoft.com/office/word/2020/wordml/sdtdatahash" xmlns:w16sdtfl="http://schemas.microsoft.com/office/word/2024/wordml/sdtformatlock" xmlns:w16se="http://schemas.microsoft.com/office/word/2015/wordml/symex" mc:Ignorable="w14 w15 w16se w16cid w16 w16cex w16sdtdh w16sdtfl w16du">
   <w:docDefaults>
     <w:rPrDefault>
       <w:rPr>
@@ -35612,6 +38339,7 @@
   <w:style w:type="paragraph" w:default="1" w:styleId="Normal">
     <w:name w:val="Normal"/>
     <w:qFormat/>
+    <w:rsid w:val="00293649"/>
     <w:rPr>
       <w:rFonts w:eastAsiaTheme="minorHAnsi" w:cstheme="minorBidi"/>
       <w:kern w:val="2"/>
@@ -35810,7 +38538,6 @@
   <w:style w:type="character" w:default="1" w:styleId="DefaultParagraphFont">
     <w:name w:val="Default Paragraph Font"/>
     <w:uiPriority w:val="1"/>
-    <w:semiHidden/>
     <w:unhideWhenUsed/>
   </w:style>
   <w:style w:type="table" w:default="1" w:styleId="TableNormal">
@@ -36460,6 +39187,18 @@
       <w:spacing w:after="0"/>
     </w:pPr>
   </w:style>
+  <w:style w:type="character" w:styleId="UnresolvedMention">
+    <w:name w:val="Unresolved Mention"/>
+    <w:basedOn w:val="DefaultParagraphFont"/>
+    <w:uiPriority w:val="99"/>
+    <w:semiHidden/>
+    <w:unhideWhenUsed/>
+    <w:rsid w:val="002D4C2B"/>
+    <w:rPr>
+      <w:color w:val="605E5C"/>
+      <w:shd w:val="clear" w:color="auto" w:fill="E1DFDD"/>
+    </w:rPr>
+  </w:style>
 </w:styles>
 </file>
 
